--- a/source/群众诉求官方平台汇总（最终版）.docx
+++ b/source/群众诉求官方平台汇总（最终版）.docx
@@ -29,6 +29,7 @@
       <w:pPr>
         <w:jc w:val="center"/>
         <w:spacing w:after="100" w:line="360" w:lineRule="auto"/>
+        <w:keepNext/>
       </w:pPr>
       <w:r>
         <w:rPr>
@@ -75,6 +76,10 @@
         <w:gridCol w:w="4500"/>
       </w:tblGrid>
       <w:tr>
+        <w:trPr>
+          <w:tblHeader/>
+          <w:cantSplit/>
+        </w:trPr>
         <w:tc>
           <w:tcPr>
             <w:tcW w:w="3500" w:type="dxa"/>
@@ -84,6 +89,8 @@
             <w:pPr>
               <w:jc w:val="right"/>
               <w:spacing w:after="60" w:line="300"/>
+              <w:keepNext/>
+              <w:keepLines/>
             </w:pPr>
             <w:r>
               <w:rPr>
@@ -107,6 +114,8 @@
             <w:pPr>
               <w:jc w:val="left"/>
               <w:spacing w:after="60" w:line="300"/>
+              <w:keepNext/>
+              <w:keepLines/>
             </w:pPr>
             <w:r>
               <w:rPr>
@@ -122,6 +131,9 @@
         </w:tc>
       </w:tr>
       <w:tr>
+        <w:trPr>
+          <w:cantSplit/>
+        </w:trPr>
         <w:tc>
           <w:tcPr>
             <w:tcW w:w="3500" w:type="dxa"/>
@@ -131,6 +143,8 @@
             <w:pPr>
               <w:jc w:val="right"/>
               <w:spacing w:after="60" w:line="300"/>
+              <w:keepNext/>
+              <w:keepLines/>
             </w:pPr>
             <w:r>
               <w:rPr>
@@ -154,6 +168,8 @@
             <w:pPr>
               <w:jc w:val="left"/>
               <w:spacing w:after="60" w:line="300"/>
+              <w:keepNext/>
+              <w:keepLines/>
             </w:pPr>
             <w:r>
               <w:rPr>
@@ -169,6 +185,9 @@
         </w:tc>
       </w:tr>
       <w:tr>
+        <w:trPr>
+          <w:cantSplit/>
+        </w:trPr>
         <w:tc>
           <w:tcPr>
             <w:tcW w:w="3500" w:type="dxa"/>
@@ -178,6 +197,8 @@
             <w:pPr>
               <w:jc w:val="right"/>
               <w:spacing w:after="60" w:line="300"/>
+              <w:keepNext/>
+              <w:keepLines/>
             </w:pPr>
             <w:r>
               <w:rPr>
@@ -201,6 +222,8 @@
             <w:pPr>
               <w:jc w:val="left"/>
               <w:spacing w:after="60" w:line="300"/>
+              <w:keepNext/>
+              <w:keepLines/>
             </w:pPr>
             <w:r>
               <w:rPr>
@@ -216,6 +239,9 @@
         </w:tc>
       </w:tr>
       <w:tr>
+        <w:trPr>
+          <w:cantSplit/>
+        </w:trPr>
         <w:tc>
           <w:tcPr>
             <w:tcW w:w="3500" w:type="dxa"/>
@@ -225,6 +251,8 @@
             <w:pPr>
               <w:jc w:val="right"/>
               <w:spacing w:after="60" w:line="300"/>
+              <w:keepNext/>
+              <w:keepLines/>
             </w:pPr>
             <w:r>
               <w:rPr>
@@ -248,6 +276,8 @@
             <w:pPr>
               <w:jc w:val="left"/>
               <w:spacing w:after="60" w:line="300"/>
+              <w:keepNext/>
+              <w:keepLines/>
             </w:pPr>
             <w:r>
               <w:rPr>
@@ -263,6 +293,9 @@
         </w:tc>
       </w:tr>
       <w:tr>
+        <w:trPr>
+          <w:cantSplit/>
+        </w:trPr>
         <w:tc>
           <w:tcPr>
             <w:tcW w:w="3500" w:type="dxa"/>
@@ -272,6 +305,8 @@
             <w:pPr>
               <w:jc w:val="right"/>
               <w:spacing w:after="60" w:line="300"/>
+              <w:keepNext/>
+              <w:keepLines/>
             </w:pPr>
             <w:r>
               <w:rPr>
@@ -295,6 +330,8 @@
             <w:pPr>
               <w:jc w:val="left"/>
               <w:spacing w:after="60" w:line="300"/>
+              <w:keepNext/>
+              <w:keepLines/>
             </w:pPr>
             <w:r>
               <w:rPr>
@@ -356,6 +393,7 @@
     </w:p>
     <w:p>
       <w:r>
+        <w:rPr/>
         <w:br w:type="page"/>
       </w:r>
     </w:p>
@@ -639,6 +677,8 @@
       <w:r>
         <w:rPr>
           <w:rFonts w:ascii="微软雅黑" w:hAnsi="微软雅黑" w:cs="微软雅黑"/>
+          <w:b/>
+          <w:color w:val="1A3C6E"/>
           <w:sz w:val="22"/>
           <w:lang w:eastAsia="zh-CN"/>
         </w:rPr>
@@ -647,6 +687,8 @@
       <w:r>
         <w:rPr>
           <w:rFonts w:ascii="微软雅黑" w:hAnsi="微软雅黑" w:cs="微软雅黑"/>
+          <w:b/>
+          <w:color w:val="1A3C6E"/>
           <w:sz w:val="22"/>
           <w:lang w:eastAsia="zh-CN"/>
         </w:rPr>
@@ -655,6 +697,8 @@
       <w:r>
         <w:rPr>
           <w:rFonts w:ascii="微软雅黑" w:hAnsi="微软雅黑" w:cs="微软雅黑"/>
+          <w:b/>
+          <w:color w:val="1A3C6E"/>
           <w:sz w:val="22"/>
           <w:lang w:eastAsia="zh-CN"/>
         </w:rPr>
@@ -663,6 +707,8 @@
       <w:r>
         <w:rPr>
           <w:rFonts w:ascii="微软雅黑" w:hAnsi="微软雅黑" w:cs="微软雅黑"/>
+          <w:b/>
+          <w:color w:val="1A3C6E"/>
           <w:sz w:val="22"/>
           <w:lang w:eastAsia="zh-CN"/>
         </w:rPr>
@@ -671,6 +717,8 @@
       <w:r>
         <w:rPr>
           <w:rFonts w:ascii="微软雅黑" w:hAnsi="微软雅黑" w:cs="微软雅黑"/>
+          <w:b/>
+          <w:color w:val="1A3C6E"/>
           <w:sz w:val="22"/>
           <w:lang w:eastAsia="zh-CN"/>
         </w:rPr>
@@ -1021,13 +1069,629 @@
         <w:rPr>
           <w:rFonts w:ascii="微软雅黑" w:hAnsi="微软雅黑" w:cs="微软雅黑"/>
           <w:b/>
-          <w:color w:val="2C5F8A"/>
+          <w:color w:val="C00000"/>
           <w:sz w:val="26"/>
           <w:szCs w:val="26"/>
           <w:lang w:eastAsia="zh-CN"/>
         </w:rPr>
         <w:t>五、并不是</w:t>
       </w:r>
+      <w:r>
+        <w:rPr>
+          <w:rFonts w:ascii="微软雅黑" w:hAnsi="微软雅黑" w:cs="微软雅黑"/>
+          <w:b/>
+          <w:color w:val="C00000"/>
+          <w:sz w:val="26"/>
+          <w:szCs w:val="26"/>
+          <w:lang w:eastAsia="zh-CN"/>
+        </w:rPr>
+        <w:t>"</w:t>
+      </w:r>
+      <w:r>
+        <w:rPr>
+          <w:rFonts w:ascii="微软雅黑" w:hAnsi="微软雅黑" w:cs="微软雅黑"/>
+          <w:b/>
+          <w:color w:val="C00000"/>
+          <w:sz w:val="26"/>
+          <w:szCs w:val="26"/>
+          <w:lang w:eastAsia="zh-CN"/>
+        </w:rPr>
+        <w:t>谁投诉谁有理</w:t>
+      </w:r>
+      <w:r>
+        <w:rPr>
+          <w:rFonts w:ascii="微软雅黑" w:hAnsi="微软雅黑" w:cs="微软雅黑"/>
+          <w:b/>
+          <w:color w:val="C00000"/>
+          <w:sz w:val="26"/>
+          <w:szCs w:val="26"/>
+          <w:lang w:eastAsia="zh-CN"/>
+        </w:rPr>
+        <w:t>"</w:t>
+      </w:r>
+    </w:p>
+    <w:p>
+      <w:pPr>
+        <w:spacing w:after="120"/>
+        <w:ind w:firstLine="440"/>
+        <w:rPr>
+          <w:rFonts w:hint="eastAsia"/>
+          <w:lang w:eastAsia="zh-CN"/>
+        </w:rPr>
+      </w:pPr>
+      <w:r>
+        <w:rPr>
+          <w:rFonts w:ascii="微软雅黑" w:hAnsi="微软雅黑" w:cs="微软雅黑"/>
+          <w:sz w:val="22"/>
+          <w:lang w:eastAsia="zh-CN"/>
+        </w:rPr>
+        <w:t>投诉的前提是事实清楚、证据确凿。监管部门处理投诉遵循</w:t>
+      </w:r>
+      <w:r>
+        <w:rPr>
+          <w:rFonts w:ascii="微软雅黑" w:hAnsi="微软雅黑" w:cs="微软雅黑"/>
+          <w:sz w:val="22"/>
+          <w:lang w:eastAsia="zh-CN"/>
+        </w:rPr>
+        <w:t>"</w:t>
+      </w:r>
+      <w:r>
+        <w:rPr>
+          <w:rFonts w:ascii="微软雅黑" w:hAnsi="微软雅黑" w:cs="微软雅黑"/>
+          <w:sz w:val="22"/>
+          <w:lang w:eastAsia="zh-CN"/>
+        </w:rPr>
+        <w:t>以事实为依据、以法律为准绳</w:t>
+      </w:r>
+      <w:r>
+        <w:rPr>
+          <w:rFonts w:ascii="微软雅黑" w:hAnsi="微软雅黑" w:cs="微软雅黑"/>
+          <w:sz w:val="22"/>
+          <w:lang w:eastAsia="zh-CN"/>
+        </w:rPr>
+        <w:t>"</w:t>
+      </w:r>
+      <w:r>
+        <w:rPr>
+          <w:rFonts w:ascii="微软雅黑" w:hAnsi="微软雅黑" w:cs="微软雅黑"/>
+          <w:sz w:val="22"/>
+          <w:lang w:eastAsia="zh-CN"/>
+        </w:rPr>
+        <w:t>的原则，不会因为投诉人态度激烈、声音大就偏向投诉人。如果投诉内容缺乏事实依据或证据不足，监管部门有权不予受理或终止处理。空口无凭的投诉不仅无法维权，还可能因捏造事实而承担法律责任。投诉前务必做好三件事：保存好所有证据、明确合法诉求、了解相关法律规定。</w:t>
+      </w:r>
+    </w:p>
+    <w:p>
+      <w:pPr>
+        <w:spacing w:before="200" w:after="120"/>
+        <w:rPr>
+          <w:rFonts w:hint="eastAsia"/>
+        </w:rPr>
+      </w:pPr>
+      <w:r>
+        <w:rPr>
+          <w:rFonts w:ascii="微软雅黑" w:hAnsi="微软雅黑" w:cs="微软雅黑"/>
+          <w:b/>
+          <w:color w:val="C00000"/>
+          <w:sz w:val="26"/>
+          <w:szCs w:val="26"/>
+          <w:lang w:eastAsia="zh-CN"/>
+        </w:rPr>
+        <w:t>六、恶意投诉、假报警的法律后果</w:t>
+      </w:r>
+    </w:p>
+    <w:p>
+      <w:pPr>
+        <w:spacing w:after="120"/>
+        <w:ind w:firstLine="440"/>
+        <w:rPr>
+          <w:rFonts w:hint="eastAsia"/>
+          <w:lang w:eastAsia="zh-CN"/>
+        </w:rPr>
+      </w:pPr>
+      <w:r>
+        <w:rPr>
+          <w:rFonts w:ascii="微软雅黑" w:hAnsi="微软雅黑" w:cs="微软雅黑"/>
+          <w:sz w:val="22"/>
+          <w:lang w:eastAsia="zh-CN"/>
+        </w:rPr>
+        <w:t>以下行为不是维权，而是违法甚至犯罪，请务必引以为戒：</w:t>
+      </w:r>
+    </w:p>
+    <w:p>
+      <w:pPr>
+        <w:spacing w:after="80"/>
+        <w:ind w:left="440" w:hanging="440"/>
+        <w:rPr>
+          <w:rFonts w:hint="eastAsia"/>
+        </w:rPr>
+      </w:pPr>
+      <w:r>
+        <w:rPr>
+          <w:rFonts w:ascii="微软雅黑" w:hAnsi="微软雅黑" w:cs="微软雅黑"/>
+          <w:b/>
+          <w:sz w:val="22"/>
+          <w:lang w:eastAsia="zh-CN"/>
+        </w:rPr>
+        <w:t>报假警、谎报警情</w:t>
+      </w:r>
+      <w:r>
+        <w:rPr>
+          <w:rFonts w:ascii="微软雅黑" w:hAnsi="微软雅黑" w:cs="微软雅黑"/>
+          <w:b/>
+          <w:sz w:val="22"/>
+          <w:lang w:eastAsia="zh-CN"/>
+        </w:rPr>
+        <w:t>——</w:t>
+      </w:r>
+      <w:r>
+        <w:rPr>
+          <w:rFonts w:ascii="微软雅黑" w:hAnsi="微软雅黑" w:cs="微软雅黑"/>
+          <w:b/>
+          <w:sz w:val="22"/>
+          <w:lang w:eastAsia="zh-CN"/>
+        </w:rPr>
+        <w:t>依据《治安管理处罚法》第二十九条，处</w:t>
+      </w:r>
+      <w:r>
+        <w:rPr>
+          <w:rFonts w:ascii="微软雅黑" w:hAnsi="微软雅黑" w:cs="微软雅黑"/>
+          <w:b/>
+          <w:sz w:val="22"/>
+          <w:lang w:eastAsia="zh-CN"/>
+        </w:rPr>
+        <w:t>5</w:t>
+      </w:r>
+      <w:r>
+        <w:rPr>
+          <w:rFonts w:ascii="微软雅黑" w:hAnsi="微软雅黑" w:cs="微软雅黑"/>
+          <w:b/>
+          <w:sz w:val="22"/>
+          <w:lang w:eastAsia="zh-CN"/>
+        </w:rPr>
+        <w:t>日以上</w:t>
+      </w:r>
+      <w:r>
+        <w:rPr>
+          <w:rFonts w:ascii="微软雅黑" w:hAnsi="微软雅黑" w:cs="微软雅黑"/>
+          <w:b/>
+          <w:sz w:val="22"/>
+          <w:lang w:eastAsia="zh-CN"/>
+        </w:rPr>
+        <w:t>10</w:t>
+      </w:r>
+      <w:r>
+        <w:rPr>
+          <w:rFonts w:ascii="微软雅黑" w:hAnsi="微软雅黑" w:cs="微软雅黑"/>
+          <w:b/>
+          <w:sz w:val="22"/>
+          <w:lang w:eastAsia="zh-CN"/>
+        </w:rPr>
+        <w:t>日以下拘留，可以并处</w:t>
+      </w:r>
+      <w:r>
+        <w:rPr>
+          <w:rFonts w:ascii="微软雅黑" w:hAnsi="微软雅黑" w:cs="微软雅黑"/>
+          <w:b/>
+          <w:sz w:val="22"/>
+          <w:lang w:eastAsia="zh-CN"/>
+        </w:rPr>
+        <w:t>1000</w:t>
+      </w:r>
+      <w:r>
+        <w:rPr>
+          <w:rFonts w:ascii="微软雅黑" w:hAnsi="微软雅黑" w:cs="微软雅黑"/>
+          <w:b/>
+          <w:sz w:val="22"/>
+          <w:lang w:eastAsia="zh-CN"/>
+        </w:rPr>
+        <w:t>元以下罚款；情节严重的触犯《刑法》第二百九十一条之一编造、故意传播虚假信息罪。</w:t>
+      </w:r>
+    </w:p>
+    <w:p>
+      <w:pPr>
+        <w:spacing w:after="80"/>
+        <w:ind w:left="440" w:hanging="440"/>
+        <w:rPr>
+          <w:rFonts w:hint="eastAsia"/>
+        </w:rPr>
+      </w:pPr>
+      <w:r>
+        <w:rPr>
+          <w:rFonts w:ascii="微软雅黑" w:hAnsi="微软雅黑" w:cs="微软雅黑"/>
+          <w:b/>
+          <w:sz w:val="22"/>
+          <w:lang w:eastAsia="zh-CN"/>
+        </w:rPr>
+        <w:lastRenderedPageBreak/>
+        <w:t>捏造事实诬告陷害他人</w:t>
+      </w:r>
+      <w:r>
+        <w:rPr>
+          <w:rFonts w:ascii="微软雅黑" w:hAnsi="微软雅黑" w:cs="微软雅黑"/>
+          <w:b/>
+          <w:sz w:val="22"/>
+          <w:lang w:eastAsia="zh-CN"/>
+        </w:rPr>
+        <w:t>——</w:t>
+      </w:r>
+      <w:r>
+        <w:rPr>
+          <w:rFonts w:ascii="微软雅黑" w:hAnsi="微软雅黑" w:cs="微软雅黑"/>
+          <w:b/>
+          <w:sz w:val="22"/>
+          <w:lang w:eastAsia="zh-CN"/>
+        </w:rPr>
+        <w:t>依据《治安管理处罚法》第五十条，处</w:t>
+      </w:r>
+      <w:r>
+        <w:rPr>
+          <w:rFonts w:ascii="微软雅黑" w:hAnsi="微软雅黑" w:cs="微软雅黑"/>
+          <w:b/>
+          <w:sz w:val="22"/>
+          <w:lang w:eastAsia="zh-CN"/>
+        </w:rPr>
+        <w:t>5</w:t>
+      </w:r>
+      <w:r>
+        <w:rPr>
+          <w:rFonts w:ascii="微软雅黑" w:hAnsi="微软雅黑" w:cs="微软雅黑"/>
+          <w:b/>
+          <w:sz w:val="22"/>
+          <w:lang w:eastAsia="zh-CN"/>
+        </w:rPr>
+        <w:t>日以下拘留或者</w:t>
+      </w:r>
+      <w:r>
+        <w:rPr>
+          <w:rFonts w:ascii="微软雅黑" w:hAnsi="微软雅黑" w:cs="微软雅黑"/>
+          <w:b/>
+          <w:sz w:val="22"/>
+          <w:lang w:eastAsia="zh-CN"/>
+        </w:rPr>
+        <w:t>1000</w:t>
+      </w:r>
+      <w:r>
+        <w:rPr>
+          <w:rFonts w:ascii="微软雅黑" w:hAnsi="微软雅黑" w:cs="微软雅黑"/>
+          <w:b/>
+          <w:sz w:val="22"/>
+          <w:lang w:eastAsia="zh-CN"/>
+        </w:rPr>
+        <w:t>元以下罚款；情节较重的处</w:t>
+      </w:r>
+      <w:r>
+        <w:rPr>
+          <w:rFonts w:ascii="微软雅黑" w:hAnsi="微软雅黑" w:cs="微软雅黑"/>
+          <w:b/>
+          <w:sz w:val="22"/>
+          <w:lang w:eastAsia="zh-CN"/>
+        </w:rPr>
+        <w:t>5</w:t>
+      </w:r>
+      <w:r>
+        <w:rPr>
+          <w:rFonts w:ascii="微软雅黑" w:hAnsi="微软雅黑" w:cs="微软雅黑"/>
+          <w:b/>
+          <w:sz w:val="22"/>
+          <w:lang w:eastAsia="zh-CN"/>
+        </w:rPr>
+        <w:t>日以上</w:t>
+      </w:r>
+      <w:r>
+        <w:rPr>
+          <w:rFonts w:ascii="微软雅黑" w:hAnsi="微软雅黑" w:cs="微软雅黑"/>
+          <w:b/>
+          <w:sz w:val="22"/>
+          <w:lang w:eastAsia="zh-CN"/>
+        </w:rPr>
+        <w:t>10</w:t>
+      </w:r>
+      <w:r>
+        <w:rPr>
+          <w:rFonts w:ascii="微软雅黑" w:hAnsi="微软雅黑" w:cs="微软雅黑"/>
+          <w:b/>
+          <w:sz w:val="22"/>
+          <w:lang w:eastAsia="zh-CN"/>
+        </w:rPr>
+        <w:t>日以下拘留。意图使他人受刑事追究、情节严重的，触犯《刑法》第二百四十三条诬告陷害罪，最高可处</w:t>
+      </w:r>
+      <w:r>
+        <w:rPr>
+          <w:rFonts w:ascii="微软雅黑" w:hAnsi="微软雅黑" w:cs="微软雅黑"/>
+          <w:b/>
+          <w:sz w:val="22"/>
+          <w:lang w:eastAsia="zh-CN"/>
+        </w:rPr>
+        <w:t>10</w:t>
+      </w:r>
+      <w:r>
+        <w:rPr>
+          <w:rFonts w:ascii="微软雅黑" w:hAnsi="微软雅黑" w:cs="微软雅黑"/>
+          <w:b/>
+          <w:sz w:val="22"/>
+          <w:lang w:eastAsia="zh-CN"/>
+        </w:rPr>
+        <w:t>年有期徒刑。</w:t>
+      </w:r>
+    </w:p>
+    <w:p>
+      <w:pPr>
+        <w:spacing w:after="80"/>
+        <w:ind w:left="440" w:hanging="440"/>
+        <w:rPr>
+          <w:rFonts w:hint="eastAsia"/>
+        </w:rPr>
+      </w:pPr>
+      <w:r>
+        <w:rPr>
+          <w:rFonts w:ascii="微软雅黑" w:hAnsi="微软雅黑" w:cs="微软雅黑"/>
+          <w:b/>
+          <w:sz w:val="22"/>
+          <w:lang w:eastAsia="zh-CN"/>
+        </w:rPr>
+        <w:t>提供虚假证言、谎报案情</w:t>
+      </w:r>
+      <w:r>
+        <w:rPr>
+          <w:rFonts w:ascii="微软雅黑" w:hAnsi="微软雅黑" w:cs="微软雅黑"/>
+          <w:b/>
+          <w:sz w:val="22"/>
+          <w:lang w:eastAsia="zh-CN"/>
+        </w:rPr>
+        <w:t>——</w:t>
+      </w:r>
+      <w:r>
+        <w:rPr>
+          <w:rFonts w:ascii="微软雅黑" w:hAnsi="微软雅黑" w:cs="微软雅黑"/>
+          <w:b/>
+          <w:sz w:val="22"/>
+          <w:lang w:eastAsia="zh-CN"/>
+        </w:rPr>
+        <w:t>依据《治安管理处罚法》第七十二条，处</w:t>
+      </w:r>
+      <w:r>
+        <w:rPr>
+          <w:rFonts w:ascii="微软雅黑" w:hAnsi="微软雅黑" w:cs="微软雅黑"/>
+          <w:b/>
+          <w:sz w:val="22"/>
+          <w:lang w:eastAsia="zh-CN"/>
+        </w:rPr>
+        <w:t>5</w:t>
+      </w:r>
+      <w:r>
+        <w:rPr>
+          <w:rFonts w:ascii="微软雅黑" w:hAnsi="微软雅黑" w:cs="微软雅黑"/>
+          <w:b/>
+          <w:sz w:val="22"/>
+          <w:lang w:eastAsia="zh-CN"/>
+        </w:rPr>
+        <w:t>日以上</w:t>
+      </w:r>
+      <w:r>
+        <w:rPr>
+          <w:rFonts w:ascii="微软雅黑" w:hAnsi="微软雅黑" w:cs="微软雅黑"/>
+          <w:b/>
+          <w:sz w:val="22"/>
+          <w:lang w:eastAsia="zh-CN"/>
+        </w:rPr>
+        <w:t>10</w:t>
+      </w:r>
+      <w:r>
+        <w:rPr>
+          <w:rFonts w:ascii="微软雅黑" w:hAnsi="微软雅黑" w:cs="微软雅黑"/>
+          <w:b/>
+          <w:sz w:val="22"/>
+          <w:lang w:eastAsia="zh-CN"/>
+        </w:rPr>
+        <w:t>日以下拘留，并处</w:t>
+      </w:r>
+      <w:r>
+        <w:rPr>
+          <w:rFonts w:ascii="微软雅黑" w:hAnsi="微软雅黑" w:cs="微软雅黑"/>
+          <w:b/>
+          <w:sz w:val="22"/>
+          <w:lang w:eastAsia="zh-CN"/>
+        </w:rPr>
+        <w:t>500</w:t>
+      </w:r>
+      <w:r>
+        <w:rPr>
+          <w:rFonts w:ascii="微软雅黑" w:hAnsi="微软雅黑" w:cs="微软雅黑"/>
+          <w:b/>
+          <w:sz w:val="22"/>
+          <w:lang w:eastAsia="zh-CN"/>
+        </w:rPr>
+        <w:t>元以上</w:t>
+      </w:r>
+      <w:r>
+        <w:rPr>
+          <w:rFonts w:ascii="微软雅黑" w:hAnsi="微软雅黑" w:cs="微软雅黑"/>
+          <w:b/>
+          <w:sz w:val="22"/>
+          <w:lang w:eastAsia="zh-CN"/>
+        </w:rPr>
+        <w:t>1000</w:t>
+      </w:r>
+      <w:r>
+        <w:rPr>
+          <w:rFonts w:ascii="微软雅黑" w:hAnsi="微软雅黑" w:cs="微软雅黑"/>
+          <w:b/>
+          <w:sz w:val="22"/>
+          <w:lang w:eastAsia="zh-CN"/>
+        </w:rPr>
+        <w:t>元以下罚款。</w:t>
+      </w:r>
+    </w:p>
+    <w:p>
+      <w:pPr>
+        <w:spacing w:after="80"/>
+        <w:ind w:left="440" w:hanging="440"/>
+        <w:rPr>
+          <w:rFonts w:hint="eastAsia"/>
+        </w:rPr>
+      </w:pPr>
+      <w:r>
+        <w:rPr>
+          <w:rFonts w:ascii="微软雅黑" w:hAnsi="微软雅黑" w:cs="微软雅黑"/>
+          <w:b/>
+          <w:sz w:val="22"/>
+          <w:lang w:eastAsia="zh-CN"/>
+        </w:rPr>
+        <w:t>网络侮辱、诽谤</w:t>
+      </w:r>
+      <w:r>
+        <w:rPr>
+          <w:rFonts w:ascii="微软雅黑" w:hAnsi="微软雅黑" w:cs="微软雅黑"/>
+          <w:b/>
+          <w:sz w:val="22"/>
+          <w:lang w:eastAsia="zh-CN"/>
+        </w:rPr>
+        <w:t>——</w:t>
+      </w:r>
+      <w:r>
+        <w:rPr>
+          <w:rFonts w:ascii="微软雅黑" w:hAnsi="微软雅黑" w:cs="微软雅黑"/>
+          <w:b/>
+          <w:sz w:val="22"/>
+          <w:lang w:eastAsia="zh-CN"/>
+        </w:rPr>
+        <w:t>情节严重的触犯《刑法》第二百四十六条，处</w:t>
+      </w:r>
+      <w:r>
+        <w:rPr>
+          <w:rFonts w:ascii="微软雅黑" w:hAnsi="微软雅黑" w:cs="微软雅黑"/>
+          <w:b/>
+          <w:sz w:val="22"/>
+          <w:lang w:eastAsia="zh-CN"/>
+        </w:rPr>
+        <w:t>3</w:t>
+      </w:r>
+      <w:r>
+        <w:rPr>
+          <w:rFonts w:ascii="微软雅黑" w:hAnsi="微软雅黑" w:cs="微软雅黑"/>
+          <w:b/>
+          <w:sz w:val="22"/>
+          <w:lang w:eastAsia="zh-CN"/>
+        </w:rPr>
+        <w:t>年以下有期徒刑、拘役或者管制；严重危害社会秩序和国家利益的，可由自诉转为公诉。</w:t>
+      </w:r>
+    </w:p>
+    <w:p>
+      <w:pPr>
+        <w:spacing w:after="80"/>
+        <w:ind w:left="440" w:hanging="440"/>
+        <w:rPr>
+          <w:rFonts w:hint="eastAsia"/>
+        </w:rPr>
+      </w:pPr>
+      <w:r>
+        <w:rPr>
+          <w:rFonts w:ascii="微软雅黑" w:hAnsi="微软雅黑" w:cs="微软雅黑"/>
+          <w:b/>
+          <w:sz w:val="22"/>
+          <w:lang w:eastAsia="zh-CN"/>
+        </w:rPr>
+        <w:t>以投诉为名敲诈勒索</w:t>
+      </w:r>
+      <w:r>
+        <w:rPr>
+          <w:rFonts w:ascii="微软雅黑" w:hAnsi="微软雅黑" w:cs="微软雅黑"/>
+          <w:b/>
+          <w:sz w:val="22"/>
+          <w:lang w:eastAsia="zh-CN"/>
+        </w:rPr>
+        <w:t>——</w:t>
+      </w:r>
+      <w:r>
+        <w:rPr>
+          <w:rFonts w:ascii="微软雅黑" w:hAnsi="微软雅黑" w:cs="微软雅黑"/>
+          <w:b/>
+          <w:sz w:val="22"/>
+          <w:lang w:eastAsia="zh-CN"/>
+        </w:rPr>
+        <w:t>以非法占有为目的，以投诉举报相要挟索取财物的，触犯《刑法》第二百七十四条敲诈勒索罪，最高可处</w:t>
+      </w:r>
+      <w:r>
+        <w:rPr>
+          <w:rFonts w:ascii="微软雅黑" w:hAnsi="微软雅黑" w:cs="微软雅黑"/>
+          <w:b/>
+          <w:sz w:val="22"/>
+          <w:lang w:eastAsia="zh-CN"/>
+        </w:rPr>
+        <w:t>10</w:t>
+      </w:r>
+      <w:r>
+        <w:rPr>
+          <w:rFonts w:ascii="微软雅黑" w:hAnsi="微软雅黑" w:cs="微软雅黑"/>
+          <w:b/>
+          <w:sz w:val="22"/>
+          <w:lang w:eastAsia="zh-CN"/>
+        </w:rPr>
+        <w:t>年以上有期徒刑。</w:t>
+      </w:r>
+    </w:p>
+    <w:p>
+      <w:pPr>
+        <w:spacing w:after="120"/>
+        <w:ind w:firstLine="440"/>
+        <w:rPr>
+          <w:rFonts w:hint="eastAsia"/>
+          <w:lang w:eastAsia="zh-CN"/>
+        </w:rPr>
+      </w:pPr>
+      <w:r>
+        <w:rPr>
+          <w:rFonts w:ascii="微软雅黑" w:hAnsi="微软雅黑" w:cs="微软雅黑"/>
+          <w:b/>
+          <w:sz w:val="22"/>
+          <w:lang w:eastAsia="zh-CN"/>
+        </w:rPr>
+        <w:t>此外，</w:t>
+      </w:r>
+      <w:r>
+        <w:rPr>
+          <w:rFonts w:ascii="微软雅黑" w:hAnsi="微软雅黑" w:cs="微软雅黑"/>
+          <w:b/>
+          <w:sz w:val="22"/>
+          <w:lang w:eastAsia="zh-CN"/>
+        </w:rPr>
+        <w:t>12345</w:t>
+      </w:r>
+      <w:r>
+        <w:rPr>
+          <w:rFonts w:ascii="微软雅黑" w:hAnsi="微软雅黑" w:cs="微软雅黑"/>
+          <w:b/>
+          <w:sz w:val="22"/>
+          <w:lang w:eastAsia="zh-CN"/>
+        </w:rPr>
+        <w:t>、</w:t>
+      </w:r>
+      <w:r>
+        <w:rPr>
+          <w:rFonts w:ascii="微软雅黑" w:hAnsi="微软雅黑" w:cs="微软雅黑"/>
+          <w:b/>
+          <w:sz w:val="22"/>
+          <w:lang w:eastAsia="zh-CN"/>
+        </w:rPr>
+        <w:t>12315</w:t>
+      </w:r>
+      <w:r>
+        <w:rPr>
+          <w:rFonts w:ascii="微软雅黑" w:hAnsi="微软雅黑" w:cs="微软雅黑"/>
+          <w:b/>
+          <w:sz w:val="22"/>
+          <w:lang w:eastAsia="zh-CN"/>
+        </w:rPr>
+        <w:t>等政务热线对恶意投诉、反复无效投诉、骚扰性投诉设有识别和处置机制，可将相关号码列入异常诉求名录，限制其拨打权限。</w:t>
+      </w:r>
+    </w:p>
+    <w:p>
+      <w:pPr>
+        <w:spacing w:before="200" w:after="120"/>
+        <w:rPr>
+          <w:rFonts w:hint="eastAsia"/>
+        </w:rPr>
+      </w:pPr>
       <w:r>
         <w:rPr>
           <w:rFonts w:ascii="微软雅黑" w:hAnsi="微软雅黑" w:cs="微软雅黑"/>
@@ -1037,29 +1701,47 @@
           <w:szCs w:val="26"/>
           <w:lang w:eastAsia="zh-CN"/>
         </w:rPr>
-        <w:t>"</w:t>
-      </w:r>
+        <w:t>七、结语</w:t>
+      </w:r>
+    </w:p>
+    <w:p>
+      <w:pPr>
+        <w:spacing w:after="120"/>
+        <w:ind w:firstLine="440"/>
+        <w:rPr>
+          <w:rFonts w:hint="eastAsia"/>
+          <w:lang w:eastAsia="zh-CN"/>
+        </w:rPr>
+      </w:pPr>
       <w:r>
         <w:rPr>
           <w:rFonts w:ascii="微软雅黑" w:hAnsi="微软雅黑" w:cs="微软雅黑"/>
           <w:b/>
-          <w:color w:val="2C5F8A"/>
-          <w:sz w:val="26"/>
-          <w:szCs w:val="26"/>
-          <w:lang w:eastAsia="zh-CN"/>
-        </w:rPr>
-        <w:t>谁投诉谁有理</w:t>
+          <w:color w:val="1A3C6E"/>
+          <w:sz w:val="22"/>
+          <w:lang w:eastAsia="zh-CN"/>
+        </w:rPr>
+        <w:t>依法维权、理性维权，既是对自己负责，也是对社会法治秩序的维护。《中华人民共和国宪法》第四十一条赋予公民申诉、控告、检举的权利，同时规定不得捏造或者歪曲事实进行诬告陷害。权利与义务从来对等</w:t>
       </w:r>
       <w:r>
         <w:rPr>
           <w:rFonts w:ascii="微软雅黑" w:hAnsi="微软雅黑" w:cs="微软雅黑"/>
           <w:b/>
-          <w:color w:val="2C5F8A"/>
-          <w:sz w:val="26"/>
-          <w:szCs w:val="26"/>
-          <w:lang w:eastAsia="zh-CN"/>
-        </w:rPr>
-        <w:t>"</w:t>
+          <w:color w:val="1A3C6E"/>
+          <w:sz w:val="22"/>
+          <w:lang w:eastAsia="zh-CN"/>
+        </w:rPr>
+        <w:t>——</w:t>
+      </w:r>
+      <w:r>
+        <w:rPr>
+          <w:rFonts w:ascii="微软雅黑" w:hAnsi="微软雅黑" w:cs="微软雅黑"/>
+          <w:b/>
+          <w:color w:val="1A3C6E"/>
+          <w:sz w:val="22"/>
+          <w:lang w:eastAsia="zh-CN"/>
+        </w:rPr>
+        <w:t>法律保护合法的维权行为，也绝不纵容借维权之名行违法之实的行为。</w:t>
       </w:r>
     </w:p>
     <w:p>
@@ -1074,583 +1756,30 @@
       <w:r>
         <w:rPr>
           <w:rFonts w:ascii="微软雅黑" w:hAnsi="微软雅黑" w:cs="微软雅黑"/>
-          <w:sz w:val="22"/>
-          <w:lang w:eastAsia="zh-CN"/>
-        </w:rPr>
-        <w:t>投诉的前提是事实清楚、证据确凿。监管部门处理投诉遵循</w:t>
-      </w:r>
-      <w:r>
-        <w:rPr>
-          <w:rFonts w:ascii="微软雅黑" w:hAnsi="微软雅黑" w:cs="微软雅黑"/>
-          <w:sz w:val="22"/>
-          <w:lang w:eastAsia="zh-CN"/>
-        </w:rPr>
-        <w:t>"</w:t>
-      </w:r>
-      <w:r>
-        <w:rPr>
-          <w:rFonts w:ascii="微软雅黑" w:hAnsi="微软雅黑" w:cs="微软雅黑"/>
-          <w:sz w:val="22"/>
-          <w:lang w:eastAsia="zh-CN"/>
-        </w:rPr>
-        <w:t>以事实为依据、以法律为准绳</w:t>
-      </w:r>
-      <w:r>
-        <w:rPr>
-          <w:rFonts w:ascii="微软雅黑" w:hAnsi="微软雅黑" w:cs="微软雅黑"/>
-          <w:sz w:val="22"/>
-          <w:lang w:eastAsia="zh-CN"/>
-        </w:rPr>
-        <w:t>"</w:t>
-      </w:r>
-      <w:r>
-        <w:rPr>
-          <w:rFonts w:ascii="微软雅黑" w:hAnsi="微软雅黑" w:cs="微软雅黑"/>
-          <w:sz w:val="22"/>
-          <w:lang w:eastAsia="zh-CN"/>
-        </w:rPr>
-        <w:t>的原则，不会因为投诉人态度激烈、声音大就偏向投诉人。如果投诉内容缺乏事实依据或证据不足，监管部门有权不予受理或终止处理。空口无凭的投诉不仅无法维权，还可能因捏造事实而承担法律责任。投诉前务必做好三件事：保存好所有证据、明确合法诉求、了解相关法律规定。</w:t>
-      </w:r>
-    </w:p>
-    <w:p>
-      <w:pPr>
-        <w:spacing w:before="200" w:after="120"/>
-        <w:rPr>
-          <w:rFonts w:hint="eastAsia"/>
-        </w:rPr>
-      </w:pPr>
+          <w:b/>
+          <w:sz w:val="22"/>
+          <w:lang w:eastAsia="zh-CN"/>
+        </w:rPr>
+        <w:t>希望这份文档能帮到每一位需要的人：既不做沉默的受害者，也不做违法的</w:t>
+      </w:r>
       <w:r>
         <w:rPr>
           <w:rFonts w:ascii="微软雅黑" w:hAnsi="微软雅黑" w:cs="微软雅黑"/>
           <w:b/>
-          <w:color w:val="2C5F8A"/>
-          <w:sz w:val="26"/>
-          <w:szCs w:val="26"/>
-          <w:lang w:eastAsia="zh-CN"/>
-        </w:rPr>
-        <w:t>六、恶意投诉、假报警的法律后果</w:t>
-      </w:r>
-    </w:p>
-    <w:p>
-      <w:pPr>
-        <w:spacing w:after="120"/>
-        <w:ind w:firstLine="440"/>
-        <w:rPr>
-          <w:rFonts w:hint="eastAsia"/>
-          <w:lang w:eastAsia="zh-CN"/>
-        </w:rPr>
-      </w:pPr>
-      <w:r>
-        <w:rPr>
-          <w:rFonts w:ascii="微软雅黑" w:hAnsi="微软雅黑" w:cs="微软雅黑"/>
-          <w:sz w:val="22"/>
-          <w:lang w:eastAsia="zh-CN"/>
-        </w:rPr>
-        <w:t>以下行为不是维权，而是违法甚至犯罪，请务必引以为戒：</w:t>
-      </w:r>
-    </w:p>
-    <w:p>
-      <w:pPr>
-        <w:spacing w:after="80"/>
-        <w:ind w:left="440" w:hanging="440"/>
-        <w:rPr>
-          <w:rFonts w:hint="eastAsia"/>
-        </w:rPr>
-      </w:pPr>
-      <w:r>
-        <w:rPr>
-          <w:rFonts w:ascii="微软雅黑" w:hAnsi="微软雅黑" w:cs="微软雅黑"/>
-          <w:sz w:val="22"/>
-          <w:lang w:eastAsia="zh-CN"/>
-        </w:rPr>
-        <w:t>报假警、谎报警情</w:t>
-      </w:r>
-      <w:r>
-        <w:rPr>
-          <w:rFonts w:ascii="微软雅黑" w:hAnsi="微软雅黑" w:cs="微软雅黑"/>
-          <w:sz w:val="22"/>
-          <w:lang w:eastAsia="zh-CN"/>
-        </w:rPr>
-        <w:t>——</w:t>
-      </w:r>
-      <w:r>
-        <w:rPr>
-          <w:rFonts w:ascii="微软雅黑" w:hAnsi="微软雅黑" w:cs="微软雅黑"/>
-          <w:sz w:val="22"/>
-          <w:lang w:eastAsia="zh-CN"/>
-        </w:rPr>
-        <w:t>依据《治安管理处罚法》第二十九条，处</w:t>
-      </w:r>
-      <w:r>
-        <w:rPr>
-          <w:rFonts w:ascii="微软雅黑" w:hAnsi="微软雅黑" w:cs="微软雅黑"/>
-          <w:sz w:val="22"/>
-          <w:lang w:eastAsia="zh-CN"/>
-        </w:rPr>
-        <w:t>5</w:t>
-      </w:r>
-      <w:r>
-        <w:rPr>
-          <w:rFonts w:ascii="微软雅黑" w:hAnsi="微软雅黑" w:cs="微软雅黑"/>
-          <w:sz w:val="22"/>
-          <w:lang w:eastAsia="zh-CN"/>
-        </w:rPr>
-        <w:t>日以上</w:t>
-      </w:r>
-      <w:r>
-        <w:rPr>
-          <w:rFonts w:ascii="微软雅黑" w:hAnsi="微软雅黑" w:cs="微软雅黑"/>
-          <w:sz w:val="22"/>
-          <w:lang w:eastAsia="zh-CN"/>
-        </w:rPr>
-        <w:t>10</w:t>
-      </w:r>
-      <w:r>
-        <w:rPr>
-          <w:rFonts w:ascii="微软雅黑" w:hAnsi="微软雅黑" w:cs="微软雅黑"/>
-          <w:sz w:val="22"/>
-          <w:lang w:eastAsia="zh-CN"/>
-        </w:rPr>
-        <w:t>日以下拘留，可以并处</w:t>
-      </w:r>
-      <w:r>
-        <w:rPr>
-          <w:rFonts w:ascii="微软雅黑" w:hAnsi="微软雅黑" w:cs="微软雅黑"/>
-          <w:sz w:val="22"/>
-          <w:lang w:eastAsia="zh-CN"/>
-        </w:rPr>
-        <w:t>1000</w:t>
-      </w:r>
-      <w:r>
-        <w:rPr>
-          <w:rFonts w:ascii="微软雅黑" w:hAnsi="微软雅黑" w:cs="微软雅黑"/>
-          <w:sz w:val="22"/>
-          <w:lang w:eastAsia="zh-CN"/>
-        </w:rPr>
-        <w:t>元以下罚款；情节严重的触犯《刑法》第二百九十一条之一编造、故意传播虚假信息罪。</w:t>
-      </w:r>
-    </w:p>
-    <w:p>
-      <w:pPr>
-        <w:spacing w:after="80"/>
-        <w:ind w:left="440" w:hanging="440"/>
-        <w:rPr>
-          <w:rFonts w:hint="eastAsia"/>
-        </w:rPr>
-      </w:pPr>
-      <w:r>
-        <w:rPr>
-          <w:rFonts w:ascii="微软雅黑" w:hAnsi="微软雅黑" w:cs="微软雅黑"/>
-          <w:sz w:val="22"/>
-          <w:lang w:eastAsia="zh-CN"/>
-        </w:rPr>
-        <w:lastRenderedPageBreak/>
-        <w:t>捏造事实诬告陷害他人</w:t>
-      </w:r>
-      <w:r>
-        <w:rPr>
-          <w:rFonts w:ascii="微软雅黑" w:hAnsi="微软雅黑" w:cs="微软雅黑"/>
-          <w:sz w:val="22"/>
-          <w:lang w:eastAsia="zh-CN"/>
-        </w:rPr>
-        <w:t>——</w:t>
-      </w:r>
-      <w:r>
-        <w:rPr>
-          <w:rFonts w:ascii="微软雅黑" w:hAnsi="微软雅黑" w:cs="微软雅黑"/>
-          <w:sz w:val="22"/>
-          <w:lang w:eastAsia="zh-CN"/>
-        </w:rPr>
-        <w:t>依据《治安管理处罚法》第五十条，处</w:t>
-      </w:r>
-      <w:r>
-        <w:rPr>
-          <w:rFonts w:ascii="微软雅黑" w:hAnsi="微软雅黑" w:cs="微软雅黑"/>
-          <w:sz w:val="22"/>
-          <w:lang w:eastAsia="zh-CN"/>
-        </w:rPr>
-        <w:t>5</w:t>
-      </w:r>
-      <w:r>
-        <w:rPr>
-          <w:rFonts w:ascii="微软雅黑" w:hAnsi="微软雅黑" w:cs="微软雅黑"/>
-          <w:sz w:val="22"/>
-          <w:lang w:eastAsia="zh-CN"/>
-        </w:rPr>
-        <w:t>日以下拘留或者</w:t>
-      </w:r>
-      <w:r>
-        <w:rPr>
-          <w:rFonts w:ascii="微软雅黑" w:hAnsi="微软雅黑" w:cs="微软雅黑"/>
-          <w:sz w:val="22"/>
-          <w:lang w:eastAsia="zh-CN"/>
-        </w:rPr>
-        <w:t>1000</w:t>
-      </w:r>
-      <w:r>
-        <w:rPr>
-          <w:rFonts w:ascii="微软雅黑" w:hAnsi="微软雅黑" w:cs="微软雅黑"/>
-          <w:sz w:val="22"/>
-          <w:lang w:eastAsia="zh-CN"/>
-        </w:rPr>
-        <w:t>元以下罚款；情节较重的处</w:t>
-      </w:r>
-      <w:r>
-        <w:rPr>
-          <w:rFonts w:ascii="微软雅黑" w:hAnsi="微软雅黑" w:cs="微软雅黑"/>
-          <w:sz w:val="22"/>
-          <w:lang w:eastAsia="zh-CN"/>
-        </w:rPr>
-        <w:t>5</w:t>
-      </w:r>
-      <w:r>
-        <w:rPr>
-          <w:rFonts w:ascii="微软雅黑" w:hAnsi="微软雅黑" w:cs="微软雅黑"/>
-          <w:sz w:val="22"/>
-          <w:lang w:eastAsia="zh-CN"/>
-        </w:rPr>
-        <w:t>日以上</w:t>
-      </w:r>
-      <w:r>
-        <w:rPr>
-          <w:rFonts w:ascii="微软雅黑" w:hAnsi="微软雅黑" w:cs="微软雅黑"/>
-          <w:sz w:val="22"/>
-          <w:lang w:eastAsia="zh-CN"/>
-        </w:rPr>
-        <w:t>10</w:t>
-      </w:r>
-      <w:r>
-        <w:rPr>
-          <w:rFonts w:ascii="微软雅黑" w:hAnsi="微软雅黑" w:cs="微软雅黑"/>
-          <w:sz w:val="22"/>
-          <w:lang w:eastAsia="zh-CN"/>
-        </w:rPr>
-        <w:t>日以下拘留。意图使他人受刑事追究、情节严重的，触犯《刑法》第二百四十三条诬告陷害罪，最高可处</w:t>
-      </w:r>
-      <w:r>
-        <w:rPr>
-          <w:rFonts w:ascii="微软雅黑" w:hAnsi="微软雅黑" w:cs="微软雅黑"/>
-          <w:sz w:val="22"/>
-          <w:lang w:eastAsia="zh-CN"/>
-        </w:rPr>
-        <w:t>10</w:t>
-      </w:r>
-      <w:r>
-        <w:rPr>
-          <w:rFonts w:ascii="微软雅黑" w:hAnsi="微软雅黑" w:cs="微软雅黑"/>
-          <w:sz w:val="22"/>
-          <w:lang w:eastAsia="zh-CN"/>
-        </w:rPr>
-        <w:t>年有期徒刑。</w:t>
-      </w:r>
-    </w:p>
-    <w:p>
-      <w:pPr>
-        <w:spacing w:after="80"/>
-        <w:ind w:left="440" w:hanging="440"/>
-        <w:rPr>
-          <w:rFonts w:hint="eastAsia"/>
-        </w:rPr>
-      </w:pPr>
-      <w:r>
-        <w:rPr>
-          <w:rFonts w:ascii="微软雅黑" w:hAnsi="微软雅黑" w:cs="微软雅黑"/>
-          <w:sz w:val="22"/>
-          <w:lang w:eastAsia="zh-CN"/>
-        </w:rPr>
-        <w:t>提供虚假证言、谎报案情</w:t>
-      </w:r>
-      <w:r>
-        <w:rPr>
-          <w:rFonts w:ascii="微软雅黑" w:hAnsi="微软雅黑" w:cs="微软雅黑"/>
-          <w:sz w:val="22"/>
-          <w:lang w:eastAsia="zh-CN"/>
-        </w:rPr>
-        <w:t>——</w:t>
-      </w:r>
-      <w:r>
-        <w:rPr>
-          <w:rFonts w:ascii="微软雅黑" w:hAnsi="微软雅黑" w:cs="微软雅黑"/>
-          <w:sz w:val="22"/>
-          <w:lang w:eastAsia="zh-CN"/>
-        </w:rPr>
-        <w:t>依据《治安管理处罚法》第七十二条，处</w:t>
-      </w:r>
-      <w:r>
-        <w:rPr>
-          <w:rFonts w:ascii="微软雅黑" w:hAnsi="微软雅黑" w:cs="微软雅黑"/>
-          <w:sz w:val="22"/>
-          <w:lang w:eastAsia="zh-CN"/>
-        </w:rPr>
-        <w:t>5</w:t>
-      </w:r>
-      <w:r>
-        <w:rPr>
-          <w:rFonts w:ascii="微软雅黑" w:hAnsi="微软雅黑" w:cs="微软雅黑"/>
-          <w:sz w:val="22"/>
-          <w:lang w:eastAsia="zh-CN"/>
-        </w:rPr>
-        <w:t>日以上</w:t>
-      </w:r>
-      <w:r>
-        <w:rPr>
-          <w:rFonts w:ascii="微软雅黑" w:hAnsi="微软雅黑" w:cs="微软雅黑"/>
-          <w:sz w:val="22"/>
-          <w:lang w:eastAsia="zh-CN"/>
-        </w:rPr>
-        <w:t>10</w:t>
-      </w:r>
-      <w:r>
-        <w:rPr>
-          <w:rFonts w:ascii="微软雅黑" w:hAnsi="微软雅黑" w:cs="微软雅黑"/>
-          <w:sz w:val="22"/>
-          <w:lang w:eastAsia="zh-CN"/>
-        </w:rPr>
-        <w:t>日以下拘留，并处</w:t>
-      </w:r>
-      <w:r>
-        <w:rPr>
-          <w:rFonts w:ascii="微软雅黑" w:hAnsi="微软雅黑" w:cs="微软雅黑"/>
-          <w:sz w:val="22"/>
-          <w:lang w:eastAsia="zh-CN"/>
-        </w:rPr>
-        <w:t>500</w:t>
-      </w:r>
-      <w:r>
-        <w:rPr>
-          <w:rFonts w:ascii="微软雅黑" w:hAnsi="微软雅黑" w:cs="微软雅黑"/>
-          <w:sz w:val="22"/>
-          <w:lang w:eastAsia="zh-CN"/>
-        </w:rPr>
-        <w:t>元以上</w:t>
-      </w:r>
-      <w:r>
-        <w:rPr>
-          <w:rFonts w:ascii="微软雅黑" w:hAnsi="微软雅黑" w:cs="微软雅黑"/>
-          <w:sz w:val="22"/>
-          <w:lang w:eastAsia="zh-CN"/>
-        </w:rPr>
-        <w:t>1000</w:t>
-      </w:r>
-      <w:r>
-        <w:rPr>
-          <w:rFonts w:ascii="微软雅黑" w:hAnsi="微软雅黑" w:cs="微软雅黑"/>
-          <w:sz w:val="22"/>
-          <w:lang w:eastAsia="zh-CN"/>
-        </w:rPr>
-        <w:t>元以下罚款。</w:t>
-      </w:r>
-    </w:p>
-    <w:p>
-      <w:pPr>
-        <w:spacing w:after="80"/>
-        <w:ind w:left="440" w:hanging="440"/>
-        <w:rPr>
-          <w:rFonts w:hint="eastAsia"/>
-        </w:rPr>
-      </w:pPr>
-      <w:r>
-        <w:rPr>
-          <w:rFonts w:ascii="微软雅黑" w:hAnsi="微软雅黑" w:cs="微软雅黑"/>
-          <w:sz w:val="22"/>
-          <w:lang w:eastAsia="zh-CN"/>
-        </w:rPr>
-        <w:t>网络侮辱、诽谤</w:t>
-      </w:r>
-      <w:r>
-        <w:rPr>
-          <w:rFonts w:ascii="微软雅黑" w:hAnsi="微软雅黑" w:cs="微软雅黑"/>
-          <w:sz w:val="22"/>
-          <w:lang w:eastAsia="zh-CN"/>
-        </w:rPr>
-        <w:t>——</w:t>
-      </w:r>
-      <w:r>
-        <w:rPr>
-          <w:rFonts w:ascii="微软雅黑" w:hAnsi="微软雅黑" w:cs="微软雅黑"/>
-          <w:sz w:val="22"/>
-          <w:lang w:eastAsia="zh-CN"/>
-        </w:rPr>
-        <w:t>情节严重的触犯《刑法》第二百四十六条，处</w:t>
-      </w:r>
-      <w:r>
-        <w:rPr>
-          <w:rFonts w:ascii="微软雅黑" w:hAnsi="微软雅黑" w:cs="微软雅黑"/>
-          <w:sz w:val="22"/>
-          <w:lang w:eastAsia="zh-CN"/>
-        </w:rPr>
-        <w:t>3</w:t>
-      </w:r>
-      <w:r>
-        <w:rPr>
-          <w:rFonts w:ascii="微软雅黑" w:hAnsi="微软雅黑" w:cs="微软雅黑"/>
-          <w:sz w:val="22"/>
-          <w:lang w:eastAsia="zh-CN"/>
-        </w:rPr>
-        <w:t>年以下有期徒刑、拘役或者管制；严重危害社会秩序和国家利益的，可由自诉转为公诉。</w:t>
-      </w:r>
-    </w:p>
-    <w:p>
-      <w:pPr>
-        <w:spacing w:after="80"/>
-        <w:ind w:left="440" w:hanging="440"/>
-        <w:rPr>
-          <w:rFonts w:hint="eastAsia"/>
-        </w:rPr>
-      </w:pPr>
-      <w:r>
-        <w:rPr>
-          <w:rFonts w:ascii="微软雅黑" w:hAnsi="微软雅黑" w:cs="微软雅黑"/>
-          <w:sz w:val="22"/>
-          <w:lang w:eastAsia="zh-CN"/>
-        </w:rPr>
-        <w:t>以投诉为名敲诈勒索</w:t>
-      </w:r>
-      <w:r>
-        <w:rPr>
-          <w:rFonts w:ascii="微软雅黑" w:hAnsi="微软雅黑" w:cs="微软雅黑"/>
-          <w:sz w:val="22"/>
-          <w:lang w:eastAsia="zh-CN"/>
-        </w:rPr>
-        <w:t>——</w:t>
-      </w:r>
-      <w:r>
-        <w:rPr>
-          <w:rFonts w:ascii="微软雅黑" w:hAnsi="微软雅黑" w:cs="微软雅黑"/>
-          <w:sz w:val="22"/>
-          <w:lang w:eastAsia="zh-CN"/>
-        </w:rPr>
-        <w:t>以非法占有为目的，以投诉举报相要挟索取财物的，触犯《刑法》第二百七十四条敲诈勒索罪，最高可处</w:t>
-      </w:r>
-      <w:r>
-        <w:rPr>
-          <w:rFonts w:ascii="微软雅黑" w:hAnsi="微软雅黑" w:cs="微软雅黑"/>
-          <w:sz w:val="22"/>
-          <w:lang w:eastAsia="zh-CN"/>
-        </w:rPr>
-        <w:t>10</w:t>
-      </w:r>
-      <w:r>
-        <w:rPr>
-          <w:rFonts w:ascii="微软雅黑" w:hAnsi="微软雅黑" w:cs="微软雅黑"/>
-          <w:sz w:val="22"/>
-          <w:lang w:eastAsia="zh-CN"/>
-        </w:rPr>
-        <w:t>年以上有期徒刑。</w:t>
-      </w:r>
-    </w:p>
-    <w:p>
-      <w:pPr>
-        <w:spacing w:after="120"/>
-        <w:ind w:firstLine="440"/>
-        <w:rPr>
-          <w:rFonts w:hint="eastAsia"/>
-          <w:lang w:eastAsia="zh-CN"/>
-        </w:rPr>
-      </w:pPr>
-      <w:r>
-        <w:rPr>
-          <w:rFonts w:ascii="微软雅黑" w:hAnsi="微软雅黑" w:cs="微软雅黑"/>
-          <w:sz w:val="22"/>
-          <w:lang w:eastAsia="zh-CN"/>
-        </w:rPr>
-        <w:t>此外，</w:t>
-      </w:r>
-      <w:r>
-        <w:rPr>
-          <w:rFonts w:ascii="微软雅黑" w:hAnsi="微软雅黑" w:cs="微软雅黑"/>
-          <w:sz w:val="22"/>
-          <w:lang w:eastAsia="zh-CN"/>
-        </w:rPr>
-        <w:t>12345</w:t>
-      </w:r>
-      <w:r>
-        <w:rPr>
-          <w:rFonts w:ascii="微软雅黑" w:hAnsi="微软雅黑" w:cs="微软雅黑"/>
-          <w:sz w:val="22"/>
-          <w:lang w:eastAsia="zh-CN"/>
-        </w:rPr>
-        <w:t>、</w:t>
-      </w:r>
-      <w:r>
-        <w:rPr>
-          <w:rFonts w:ascii="微软雅黑" w:hAnsi="微软雅黑" w:cs="微软雅黑"/>
-          <w:sz w:val="22"/>
-          <w:lang w:eastAsia="zh-CN"/>
-        </w:rPr>
-        <w:t>12315</w:t>
-      </w:r>
-      <w:r>
-        <w:rPr>
-          <w:rFonts w:ascii="微软雅黑" w:hAnsi="微软雅黑" w:cs="微软雅黑"/>
-          <w:sz w:val="22"/>
-          <w:lang w:eastAsia="zh-CN"/>
-        </w:rPr>
-        <w:t>等政务热线对恶意投诉、反复无效投诉、骚扰性投诉设有识别和处置机制，可将相关号码列入异常诉求名录，限制其拨打权限。</w:t>
-      </w:r>
-    </w:p>
-    <w:p>
-      <w:pPr>
-        <w:spacing w:before="200" w:after="120"/>
-        <w:rPr>
-          <w:rFonts w:hint="eastAsia"/>
-        </w:rPr>
-      </w:pPr>
+          <w:sz w:val="22"/>
+          <w:lang w:eastAsia="zh-CN"/>
+        </w:rPr>
+        <w:t>"</w:t>
+      </w:r>
       <w:r>
         <w:rPr>
           <w:rFonts w:ascii="微软雅黑" w:hAnsi="微软雅黑" w:cs="微软雅黑"/>
           <w:b/>
-          <w:color w:val="2C5F8A"/>
-          <w:sz w:val="26"/>
-          <w:szCs w:val="26"/>
-          <w:lang w:eastAsia="zh-CN"/>
-        </w:rPr>
-        <w:t>七、结语</w:t>
-      </w:r>
-    </w:p>
-    <w:p>
-      <w:pPr>
-        <w:spacing w:after="120"/>
-        <w:ind w:firstLine="440"/>
-        <w:rPr>
-          <w:rFonts w:hint="eastAsia"/>
-          <w:lang w:eastAsia="zh-CN"/>
-        </w:rPr>
-      </w:pPr>
-      <w:r>
-        <w:rPr>
-          <w:rFonts w:ascii="微软雅黑" w:hAnsi="微软雅黑" w:cs="微软雅黑"/>
-          <w:sz w:val="22"/>
-          <w:lang w:eastAsia="zh-CN"/>
-        </w:rPr>
-        <w:t>依法维权、理性维权，既是对自己负责，也是对社会法治秩序的维护。《中华人民共和国宪法》第四十一条赋予公民申诉、控告、检举的权利，同时规定不得捏造或者歪曲事实进行诬告陷害。权利与义务从来对等</w:t>
-      </w:r>
-      <w:r>
-        <w:rPr>
-          <w:rFonts w:ascii="微软雅黑" w:hAnsi="微软雅黑" w:cs="微软雅黑"/>
-          <w:sz w:val="22"/>
-          <w:lang w:eastAsia="zh-CN"/>
-        </w:rPr>
-        <w:t>——</w:t>
-      </w:r>
-      <w:r>
-        <w:rPr>
-          <w:rFonts w:ascii="微软雅黑" w:hAnsi="微软雅黑" w:cs="微软雅黑"/>
-          <w:sz w:val="22"/>
-          <w:lang w:eastAsia="zh-CN"/>
-        </w:rPr>
-        <w:t>法律保护合法的维权行为，也绝不纵容借维权之名行违法之实的行为。</w:t>
-      </w:r>
-    </w:p>
-    <w:p>
-      <w:pPr>
-        <w:spacing w:after="120"/>
-        <w:ind w:firstLine="440"/>
-        <w:rPr>
-          <w:rFonts w:hint="eastAsia"/>
-          <w:lang w:eastAsia="zh-CN"/>
-        </w:rPr>
-      </w:pPr>
+          <w:sz w:val="22"/>
+          <w:lang w:eastAsia="zh-CN"/>
+        </w:rPr>
+        <w:t>维权者</w:t>
+      </w:r>
       <w:r>
         <w:rPr>
           <w:rFonts w:ascii="微软雅黑" w:hAnsi="微软雅黑" w:cs="微软雅黑"/>
@@ -1658,7 +1787,7 @@
           <w:sz w:val="22"/>
           <w:lang w:eastAsia="zh-CN"/>
         </w:rPr>
-        <w:t>希望这份文档能帮到每一位需要的人：既不做沉默的受害者，也不做违法的</w:t>
+        <w:t>"</w:t>
       </w:r>
       <w:r>
         <w:rPr>
@@ -1667,33 +1796,6 @@
           <w:sz w:val="22"/>
           <w:lang w:eastAsia="zh-CN"/>
         </w:rPr>
-        <w:t>"</w:t>
-      </w:r>
-      <w:r>
-        <w:rPr>
-          <w:rFonts w:ascii="微软雅黑" w:hAnsi="微软雅黑" w:cs="微软雅黑"/>
-          <w:b/>
-          <w:sz w:val="22"/>
-          <w:lang w:eastAsia="zh-CN"/>
-        </w:rPr>
-        <w:t>维权者</w:t>
-      </w:r>
-      <w:r>
-        <w:rPr>
-          <w:rFonts w:ascii="微软雅黑" w:hAnsi="微软雅黑" w:cs="微软雅黑"/>
-          <w:b/>
-          <w:sz w:val="22"/>
-          <w:lang w:eastAsia="zh-CN"/>
-        </w:rPr>
-        <w:t>"</w:t>
-      </w:r>
-      <w:r>
-        <w:rPr>
-          <w:rFonts w:ascii="微软雅黑" w:hAnsi="微软雅黑" w:cs="微软雅黑"/>
-          <w:b/>
-          <w:sz w:val="22"/>
-          <w:lang w:eastAsia="zh-CN"/>
-        </w:rPr>
         <w:t>。</w:t>
       </w:r>
     </w:p>
@@ -1704,6 +1806,7 @@
         </w:rPr>
       </w:pPr>
       <w:r>
+        <w:rPr/>
         <w:br w:type="page"/>
       </w:r>
     </w:p>
@@ -1742,12 +1845,15 @@
         </w:rPr>
       </w:pPr>
       <w:r>
+        <w:rPr/>
         <w:fldChar w:fldCharType="begin"/>
       </w:r>
       <w:r>
+        <w:rPr/>
         <w:instrText xml:space="preserve"> TOC \o "1-3" \h \z \u </w:instrText>
       </w:r>
       <w:r>
+        <w:rPr/>
         <w:fldChar w:fldCharType="separate"/>
       </w:r>
       <w:hyperlink w:anchor="_Toc239519623" w:history="1">
@@ -9829,6 +9935,7 @@
         </w:rPr>
       </w:pPr>
       <w:r>
+        <w:rPr/>
         <w:fldChar w:fldCharType="end"/>
       </w:r>
     </w:p>
@@ -9839,6 +9946,7 @@
         </w:rPr>
       </w:pPr>
       <w:r>
+        <w:rPr/>
         <w:br w:type="page"/>
       </w:r>
     </w:p>
@@ -9850,6 +9958,7 @@
         <w:rPr>
           <w:lang w:eastAsia="zh-CN"/>
         </w:rPr>
+        <w:pageBreakBefore/>
       </w:pPr>
       <w:bookmarkStart w:id="0" w:name="_Toc239385878"/>
       <w:bookmarkStart w:id="1" w:name="_Toc239519623"/>
@@ -9959,6 +10068,9 @@
           <w:rFonts w:hint="eastAsia"/>
           <w:lang w:eastAsia="zh-CN"/>
         </w:rPr>
+        <w:keepNext/>
+        <w:keepLines/>
+        <w:pageBreakBefore/>
       </w:pPr>
       <w:r>
         <w:rPr>
@@ -9978,6 +10090,7 @@
         <w:rPr>
           <w:rFonts w:hint="eastAsia"/>
         </w:rPr>
+        <w:keepLines/>
       </w:pPr>
       <w:r>
         <w:rPr>
@@ -9985,7 +10098,7 @@
         </w:rPr>
         <w:drawing>
           <wp:inline distT="0" distB="0" distL="0" distR="0" wp14:anchorId="71B6B350" wp14:editId="0909FBCD">
-            <wp:extent cx="5760000" cy="7769124"/>
+            <wp:extent cx="4804248" cy="6480000"/>
             <wp:effectExtent l="0" t="0" r="0" b="0"/>
             <wp:docPr id="1" name="Picture 1"/>
             <wp:cNvGraphicFramePr>
@@ -10022,18 +10135,14 @@
     </w:p>
     <w:p>
       <w:pPr>
-        <w:rPr>
-          <w:rFonts w:hint="eastAsia"/>
-        </w:rPr>
-      </w:pPr>
-    </w:p>
-    <w:p>
-      <w:pPr>
         <w:jc w:val="center"/>
         <w:rPr>
           <w:rFonts w:hint="eastAsia"/>
           <w:lang w:eastAsia="zh-CN"/>
         </w:rPr>
+        <w:keepNext/>
+        <w:keepLines/>
+        <w:pageBreakBefore/>
       </w:pPr>
       <w:r>
         <w:rPr>
@@ -10053,6 +10162,7 @@
         <w:rPr>
           <w:rFonts w:hint="eastAsia"/>
         </w:rPr>
+        <w:keepLines/>
       </w:pPr>
       <w:r>
         <w:rPr>
@@ -10060,7 +10170,7 @@
         </w:rPr>
         <w:drawing>
           <wp:inline distT="0" distB="0" distL="0" distR="0" wp14:anchorId="5F0DA523" wp14:editId="29851C5D">
-            <wp:extent cx="4931320" cy="7920000"/>
+            <wp:extent cx="4034716" cy="6479999"/>
             <wp:effectExtent l="0" t="0" r="0" b="0"/>
             <wp:docPr id="3" name="Picture 3"/>
             <wp:cNvGraphicFramePr>
@@ -10097,19 +10207,13 @@
     </w:p>
     <w:p>
       <w:pPr>
-        <w:rPr>
-          <w:rFonts w:hint="eastAsia"/>
-        </w:rPr>
-      </w:pPr>
-    </w:p>
-    <w:p>
-      <w:pPr>
         <w:pStyle w:val="1"/>
         <w:spacing w:before="0" w:after="240"/>
         <w:ind w:firstLine="0"/>
         <w:rPr>
           <w:lang w:eastAsia="zh-CN"/>
         </w:rPr>
+        <w:pageBreakBefore/>
       </w:pPr>
       <w:bookmarkStart w:id="2" w:name="_Toc239385879"/>
       <w:bookmarkStart w:id="3" w:name="_Toc239519624"/>
@@ -10496,20 +10600,13 @@
     </w:p>
     <w:p>
       <w:pPr>
-        <w:rPr>
-          <w:rFonts w:hint="eastAsia"/>
-          <w:lang w:eastAsia="zh-CN"/>
-        </w:rPr>
-      </w:pPr>
-    </w:p>
-    <w:p>
-      <w:pPr>
         <w:pStyle w:val="21"/>
         <w:spacing w:before="0" w:after="160"/>
         <w:ind w:firstLine="0"/>
         <w:rPr>
           <w:lang w:eastAsia="zh-CN"/>
         </w:rPr>
+        <w:pageBreakBefore/>
       </w:pPr>
       <w:bookmarkStart w:id="12" w:name="_Toc239385884"/>
       <w:bookmarkStart w:id="13" w:name="_Toc239519629"/>
@@ -10904,6 +11001,7 @@
         <w:rPr>
           <w:lang w:eastAsia="zh-CN"/>
         </w:rPr>
+        <w:pageBreakBefore/>
       </w:pPr>
       <w:bookmarkStart w:id="20" w:name="_Toc239385888"/>
       <w:bookmarkStart w:id="21" w:name="_Toc239519633"/>
@@ -11336,6 +11434,7 @@
         <w:rPr>
           <w:lang w:eastAsia="zh-CN"/>
         </w:rPr>
+        <w:pageBreakBefore/>
       </w:pPr>
       <w:bookmarkStart w:id="28" w:name="_Toc239385892"/>
       <w:bookmarkStart w:id="29" w:name="_Toc239519637"/>
@@ -11830,6 +11929,7 @@
         <w:rPr>
           <w:lang w:eastAsia="zh-CN"/>
         </w:rPr>
+        <w:pageBreakBefore/>
       </w:pPr>
       <w:bookmarkStart w:id="36" w:name="_Toc239385896"/>
       <w:bookmarkStart w:id="37" w:name="_Toc239519641"/>
@@ -12258,6 +12358,9 @@
         <w:rPr>
           <w:rFonts w:hint="eastAsia"/>
         </w:rPr>
+        <w:keepNext/>
+        <w:keepLines/>
+        <w:pageBreakBefore/>
       </w:pPr>
       <w:r>
         <w:rPr>
@@ -12275,6 +12378,7 @@
         <w:rPr>
           <w:rFonts w:hint="eastAsia"/>
         </w:rPr>
+        <w:keepLines/>
       </w:pPr>
       <w:r>
         <w:rPr>
@@ -12283,7 +12387,7 @@
         <w:lastRenderedPageBreak/>
         <w:drawing>
           <wp:inline distT="0" distB="0" distL="0" distR="0" wp14:anchorId="729DDDCB" wp14:editId="2D52B5ED">
-            <wp:extent cx="4931320" cy="7920000"/>
+            <wp:extent cx="4034716" cy="6479999"/>
             <wp:effectExtent l="0" t="0" r="0" b="0"/>
             <wp:docPr id="4" name="Picture 4"/>
             <wp:cNvGraphicFramePr>
@@ -12320,19 +12424,13 @@
     </w:p>
     <w:p>
       <w:pPr>
-        <w:rPr>
-          <w:rFonts w:hint="eastAsia"/>
-        </w:rPr>
-      </w:pPr>
-    </w:p>
-    <w:p>
-      <w:pPr>
         <w:pStyle w:val="21"/>
         <w:spacing w:before="0" w:after="160"/>
         <w:ind w:firstLine="0"/>
         <w:rPr>
           <w:lang w:eastAsia="zh-CN"/>
         </w:rPr>
+        <w:pageBreakBefore/>
       </w:pPr>
       <w:bookmarkStart w:id="44" w:name="_Toc239385900"/>
       <w:bookmarkStart w:id="45" w:name="_Toc239519645"/>
@@ -12804,6 +12902,7 @@
         <w:rPr>
           <w:lang w:eastAsia="zh-CN"/>
         </w:rPr>
+        <w:pageBreakBefore/>
       </w:pPr>
       <w:bookmarkStart w:id="52" w:name="_Toc239385904"/>
       <w:bookmarkStart w:id="53" w:name="_Toc239519649"/>
@@ -13279,6 +13378,7 @@
         <w:rPr>
           <w:lang w:eastAsia="zh-CN"/>
         </w:rPr>
+        <w:pageBreakBefore/>
       </w:pPr>
       <w:bookmarkStart w:id="60" w:name="_Toc239385908"/>
       <w:bookmarkStart w:id="61" w:name="_Toc239519653"/>
@@ -13616,6 +13716,7 @@
         <w:rPr>
           <w:lang w:eastAsia="zh-CN"/>
         </w:rPr>
+        <w:pageBreakBefore/>
       </w:pPr>
       <w:bookmarkStart w:id="68" w:name="_Toc239385912"/>
       <w:bookmarkStart w:id="69" w:name="_Toc239519657"/>
@@ -13933,6 +14034,7 @@
         <w:rPr>
           <w:lang w:eastAsia="zh-CN"/>
         </w:rPr>
+        <w:pageBreakBefore/>
       </w:pPr>
       <w:bookmarkStart w:id="76" w:name="_Toc239385916"/>
       <w:bookmarkStart w:id="77" w:name="_Toc239519661"/>
@@ -14266,6 +14368,7 @@
       <w:pPr>
         <w:pStyle w:val="21"/>
         <w:ind w:firstLine="0"/>
+        <w:pageBreakBefore/>
       </w:pPr>
       <w:bookmarkStart w:id="84" w:name="_Toc239385920"/>
       <w:bookmarkStart w:id="85" w:name="_Toc239519665"/>
@@ -14552,6 +14655,7 @@
         <w:rPr>
           <w:lang w:eastAsia="zh-CN"/>
         </w:rPr>
+        <w:pageBreakBefore/>
       </w:pPr>
       <w:bookmarkStart w:id="92" w:name="_Toc239519669"/>
       <w:r>
@@ -14893,6 +14997,7 @@
         <w:rPr>
           <w:lang w:eastAsia="zh-CN"/>
         </w:rPr>
+        <w:pageBreakBefore/>
       </w:pPr>
       <w:bookmarkStart w:id="96" w:name="_Toc239519673"/>
       <w:r>
@@ -15216,6 +15321,7 @@
         <w:rPr>
           <w:lang w:eastAsia="zh-CN"/>
         </w:rPr>
+        <w:pageBreakBefore/>
       </w:pPr>
       <w:bookmarkStart w:id="100" w:name="_Toc239519677"/>
       <w:r>
@@ -15539,6 +15645,7 @@
         <w:rPr>
           <w:lang w:eastAsia="zh-CN"/>
         </w:rPr>
+        <w:pageBreakBefore/>
       </w:pPr>
       <w:bookmarkStart w:id="104" w:name="_Toc239519681"/>
       <w:r>
@@ -15862,6 +15969,7 @@
         <w:rPr>
           <w:lang w:eastAsia="zh-CN"/>
         </w:rPr>
+        <w:pageBreakBefore/>
       </w:pPr>
       <w:bookmarkStart w:id="108" w:name="_Toc239519685"/>
       <w:r>
@@ -16350,12 +16458,12 @@
     <w:p>
       <w:pPr>
         <w:pStyle w:val="1"/>
-        <w:pageBreakBefore/>
         <w:spacing w:before="0" w:after="240"/>
         <w:ind w:firstLine="0"/>
         <w:rPr>
           <w:lang w:eastAsia="zh-CN"/>
         </w:rPr>
+        <w:pageBreakBefore/>
       </w:pPr>
       <w:bookmarkStart w:id="113" w:name="_Toc239385927"/>
       <w:bookmarkStart w:id="114" w:name="_Toc239519688"/>
@@ -16808,6 +16916,7 @@
         <w:rPr>
           <w:lang w:eastAsia="zh-CN"/>
         </w:rPr>
+        <w:pageBreakBefore/>
       </w:pPr>
       <w:bookmarkStart w:id="123" w:name="_Toc239385932"/>
       <w:bookmarkStart w:id="124" w:name="_Toc239519693"/>
@@ -17261,6 +17370,9 @@
         <w:rPr>
           <w:rFonts w:hint="eastAsia"/>
         </w:rPr>
+        <w:keepNext/>
+        <w:keepLines/>
+        <w:pageBreakBefore/>
       </w:pPr>
       <w:r>
         <w:rPr>
@@ -17279,6 +17391,7 @@
         <w:rPr>
           <w:rFonts w:hint="eastAsia"/>
         </w:rPr>
+        <w:keepLines/>
       </w:pPr>
       <w:r>
         <w:rPr>
@@ -17286,7 +17399,7 @@
         </w:rPr>
         <w:drawing>
           <wp:inline distT="0" distB="0" distL="0" distR="0" wp14:anchorId="5919FE44" wp14:editId="553C673F">
-            <wp:extent cx="5760000" cy="6756848"/>
+            <wp:extent cx="5523995" cy="6480000"/>
             <wp:effectExtent l="0" t="0" r="0" b="0"/>
             <wp:docPr id="2" name="Picture 2"/>
             <wp:cNvGraphicFramePr>
@@ -17323,16 +17436,11 @@
     </w:p>
     <w:p>
       <w:pPr>
-        <w:rPr>
-          <w:rFonts w:hint="eastAsia"/>
-        </w:rPr>
-      </w:pPr>
-    </w:p>
-    <w:p>
-      <w:pPr>
         <w:pStyle w:val="1"/>
         <w:spacing w:before="0" w:after="240"/>
         <w:ind w:firstLine="0"/>
+        <w:keepNext/>
+        <w:pageBreakBefore/>
       </w:pPr>
       <w:bookmarkStart w:id="131" w:name="_Toc239385936"/>
       <w:bookmarkStart w:id="132" w:name="_Toc239519697"/>
@@ -17363,8 +17471,8 @@
       </w:tblGrid>
       <w:tr>
         <w:trPr>
+          <w:tblHeader/>
           <w:cantSplit/>
-          <w:tblHeader/>
         </w:trPr>
         <w:tc>
           <w:tcPr>
@@ -17379,6 +17487,8 @@
               <w:rPr>
                 <w:rFonts w:hint="eastAsia"/>
               </w:rPr>
+              <w:keepNext/>
+              <w:keepLines/>
             </w:pPr>
             <w:r>
               <w:rPr>
@@ -17405,6 +17515,8 @@
               <w:rPr>
                 <w:rFonts w:hint="eastAsia"/>
               </w:rPr>
+              <w:keepNext/>
+              <w:keepLines/>
             </w:pPr>
             <w:r>
               <w:rPr>
@@ -17431,6 +17543,8 @@
               <w:rPr>
                 <w:rFonts w:hint="eastAsia"/>
               </w:rPr>
+              <w:keepNext/>
+              <w:keepLines/>
             </w:pPr>
             <w:r>
               <w:rPr>
@@ -17457,6 +17571,8 @@
               <w:rPr>
                 <w:rFonts w:hint="eastAsia"/>
               </w:rPr>
+              <w:keepNext/>
+              <w:keepLines/>
             </w:pPr>
             <w:r>
               <w:rPr>
@@ -17487,6 +17603,8 @@
                 <w:rFonts w:hint="eastAsia"/>
                 <w:lang w:eastAsia="zh-CN"/>
               </w:rPr>
+              <w:keepNext/>
+              <w:keepLines/>
             </w:pPr>
             <w:r>
               <w:rPr>
@@ -17510,6 +17628,8 @@
               <w:rPr>
                 <w:rFonts w:hint="eastAsia"/>
               </w:rPr>
+              <w:keepNext/>
+              <w:keepLines/>
             </w:pPr>
             <w:r>
               <w:rPr>
@@ -17533,6 +17653,8 @@
                 <w:rFonts w:hint="eastAsia"/>
                 <w:lang w:eastAsia="zh-CN"/>
               </w:rPr>
+              <w:keepNext/>
+              <w:keepLines/>
             </w:pPr>
             <w:r>
               <w:rPr>
@@ -17556,6 +17678,8 @@
               <w:rPr>
                 <w:rFonts w:hint="eastAsia"/>
               </w:rPr>
+              <w:keepNext/>
+              <w:keepLines/>
             </w:pPr>
             <w:r>
               <w:rPr>
@@ -17585,6 +17709,8 @@
                 <w:rFonts w:hint="eastAsia"/>
                 <w:lang w:eastAsia="zh-CN"/>
               </w:rPr>
+              <w:keepNext/>
+              <w:keepLines/>
             </w:pPr>
             <w:r>
               <w:rPr>
@@ -17609,6 +17735,8 @@
               <w:rPr>
                 <w:rFonts w:hint="eastAsia"/>
               </w:rPr>
+              <w:keepNext/>
+              <w:keepLines/>
             </w:pPr>
             <w:r>
               <w:rPr>
@@ -17633,6 +17761,8 @@
                 <w:rFonts w:hint="eastAsia"/>
                 <w:lang w:eastAsia="zh-CN"/>
               </w:rPr>
+              <w:keepNext/>
+              <w:keepLines/>
             </w:pPr>
             <w:r>
               <w:rPr>
@@ -17657,6 +17787,8 @@
               <w:rPr>
                 <w:rFonts w:hint="eastAsia"/>
               </w:rPr>
+              <w:keepNext/>
+              <w:keepLines/>
             </w:pPr>
             <w:r>
               <w:rPr>
@@ -19223,9 +19355,9 @@
     <w:p>
       <w:pPr>
         <w:pStyle w:val="1"/>
-        <w:pageBreakBefore/>
         <w:spacing w:before="0" w:after="240"/>
         <w:ind w:firstLine="0"/>
+        <w:pageBreakBefore/>
       </w:pPr>
       <w:bookmarkStart w:id="133" w:name="_Toc239385937"/>
       <w:bookmarkStart w:id="134" w:name="_Toc239519698"/>
@@ -19363,7 +19495,8 @@
       <w:r>
         <w:rPr>
           <w:rFonts w:ascii="微软雅黑" w:hAnsi="微软雅黑" w:cs="微软雅黑"/>
-          <w:color w:val="1A3C6E"/>
+          <w:b/>
+          <w:color w:val="C00000"/>
           <w:sz w:val="28"/>
           <w:szCs w:val="28"/>
           <w:lang w:eastAsia="zh-CN"/>
@@ -19436,6 +19569,8 @@
       <w:r>
         <w:rPr>
           <w:rFonts w:ascii="微软雅黑" w:hAnsi="微软雅黑" w:cs="微软雅黑"/>
+          <w:b/>
+          <w:color w:val="1A3C6E"/>
           <w:sz w:val="22"/>
           <w:lang w:eastAsia="zh-CN"/>
         </w:rPr>
@@ -19444,6 +19579,8 @@
       <w:r>
         <w:rPr>
           <w:rFonts w:ascii="微软雅黑" w:hAnsi="微软雅黑" w:cs="微软雅黑"/>
+          <w:b/>
+          <w:color w:val="1A3C6E"/>
           <w:sz w:val="22"/>
           <w:lang w:eastAsia="zh-CN"/>
         </w:rPr>
@@ -19452,6 +19589,8 @@
       <w:r>
         <w:rPr>
           <w:rFonts w:ascii="微软雅黑" w:hAnsi="微软雅黑" w:cs="微软雅黑"/>
+          <w:b/>
+          <w:color w:val="1A3C6E"/>
           <w:sz w:val="22"/>
           <w:lang w:eastAsia="zh-CN"/>
         </w:rPr>
@@ -19603,7 +19742,8 @@
       <w:r>
         <w:rPr>
           <w:rFonts w:ascii="微软雅黑" w:hAnsi="微软雅黑" w:cs="微软雅黑"/>
-          <w:color w:val="2C5F8A"/>
+          <w:b/>
+          <w:color w:val="C00000"/>
           <w:szCs w:val="24"/>
           <w:lang w:eastAsia="zh-CN"/>
         </w:rPr>
@@ -19623,6 +19763,7 @@
       <w:r>
         <w:rPr>
           <w:rFonts w:ascii="微软雅黑" w:hAnsi="微软雅黑" w:cs="微软雅黑"/>
+          <w:b/>
           <w:sz w:val="22"/>
           <w:lang w:eastAsia="zh-CN"/>
         </w:rPr>
@@ -19641,6 +19782,7 @@
       <w:r>
         <w:rPr>
           <w:rFonts w:ascii="微软雅黑" w:hAnsi="微软雅黑" w:cs="微软雅黑"/>
+          <w:b/>
           <w:sz w:val="22"/>
           <w:lang w:eastAsia="zh-CN"/>
         </w:rPr>
@@ -19649,6 +19791,7 @@
       <w:r>
         <w:rPr>
           <w:rFonts w:ascii="微软雅黑" w:hAnsi="微软雅黑" w:cs="微软雅黑"/>
+          <w:b/>
           <w:sz w:val="22"/>
           <w:lang w:eastAsia="zh-CN"/>
         </w:rPr>
@@ -19657,6 +19800,7 @@
       <w:r>
         <w:rPr>
           <w:rFonts w:ascii="微软雅黑" w:hAnsi="微软雅黑" w:cs="微软雅黑"/>
+          <w:b/>
           <w:sz w:val="22"/>
           <w:lang w:eastAsia="zh-CN"/>
         </w:rPr>
@@ -19671,7 +19815,8 @@
       <w:r>
         <w:rPr>
           <w:rFonts w:ascii="微软雅黑" w:hAnsi="微软雅黑" w:cs="微软雅黑"/>
-          <w:color w:val="2C5F8A"/>
+          <w:b/>
+          <w:color w:val="C00000"/>
           <w:szCs w:val="24"/>
           <w:lang w:eastAsia="zh-CN"/>
         </w:rPr>
@@ -19680,7 +19825,8 @@
       <w:r>
         <w:rPr>
           <w:rFonts w:ascii="微软雅黑" w:hAnsi="微软雅黑" w:cs="微软雅黑"/>
-          <w:color w:val="2C5F8A"/>
+          <w:b/>
+          <w:color w:val="C00000"/>
           <w:szCs w:val="24"/>
           <w:lang w:eastAsia="zh-CN"/>
         </w:rPr>
@@ -19689,7 +19835,8 @@
       <w:r>
         <w:rPr>
           <w:rFonts w:ascii="微软雅黑" w:hAnsi="微软雅黑" w:cs="微软雅黑"/>
-          <w:color w:val="2C5F8A"/>
+          <w:b/>
+          <w:color w:val="C00000"/>
           <w:szCs w:val="24"/>
           <w:lang w:eastAsia="zh-CN"/>
         </w:rPr>
@@ -19698,7 +19845,8 @@
       <w:r>
         <w:rPr>
           <w:rFonts w:ascii="微软雅黑" w:hAnsi="微软雅黑" w:cs="微软雅黑"/>
-          <w:color w:val="2C5F8A"/>
+          <w:b/>
+          <w:color w:val="C00000"/>
           <w:szCs w:val="24"/>
           <w:lang w:eastAsia="zh-CN"/>
         </w:rPr>
@@ -19768,6 +19916,7 @@
       <w:r>
         <w:rPr>
           <w:rFonts w:ascii="微软雅黑" w:hAnsi="微软雅黑" w:cs="微软雅黑"/>
+          <w:b/>
           <w:sz w:val="22"/>
           <w:lang w:eastAsia="zh-CN"/>
         </w:rPr>
@@ -19782,7 +19931,8 @@
       <w:r>
         <w:rPr>
           <w:rFonts w:ascii="微软雅黑" w:hAnsi="微软雅黑" w:cs="微软雅黑"/>
-          <w:color w:val="2C5F8A"/>
+          <w:b/>
+          <w:color w:val="C00000"/>
           <w:szCs w:val="24"/>
           <w:lang w:eastAsia="zh-CN"/>
         </w:rPr>
@@ -19798,6 +19948,7 @@
           <w:rFonts w:hint="eastAsia"/>
           <w:lang w:eastAsia="zh-CN"/>
         </w:rPr>
+        <w:keepNext/>
       </w:pPr>
       <w:r>
         <w:rPr>
@@ -19838,12 +19989,13 @@
       <w:tr>
         <w:trPr>
           <w:tblHeader/>
+          <w:cantSplit/>
         </w:trPr>
         <w:tc>
           <w:tcPr>
             <w:tcW w:w="1800" w:type="dxa"/>
+            <w:vAlign w:val="center"/>
             <w:shd w:val="clear" w:color="auto" w:fill="1A3C6E"/>
-            <w:vAlign w:val="center"/>
           </w:tcPr>
           <w:p>
             <w:pPr>
@@ -19852,6 +20004,8 @@
               <w:rPr>
                 <w:rFonts w:hint="eastAsia"/>
               </w:rPr>
+              <w:keepNext/>
+              <w:keepLines/>
             </w:pPr>
             <w:r>
               <w:rPr>
@@ -19869,8 +20023,8 @@
         <w:tc>
           <w:tcPr>
             <w:tcW w:w="2400" w:type="dxa"/>
+            <w:vAlign w:val="center"/>
             <w:shd w:val="clear" w:color="auto" w:fill="1A3C6E"/>
-            <w:vAlign w:val="center"/>
           </w:tcPr>
           <w:p>
             <w:pPr>
@@ -19879,6 +20033,8 @@
               <w:rPr>
                 <w:rFonts w:hint="eastAsia"/>
               </w:rPr>
+              <w:keepNext/>
+              <w:keepLines/>
             </w:pPr>
             <w:r>
               <w:rPr>
@@ -19896,8 +20052,8 @@
         <w:tc>
           <w:tcPr>
             <w:tcW w:w="3600" w:type="dxa"/>
+            <w:vAlign w:val="center"/>
             <w:shd w:val="clear" w:color="auto" w:fill="1A3C6E"/>
-            <w:vAlign w:val="center"/>
           </w:tcPr>
           <w:p>
             <w:pPr>
@@ -19906,6 +20062,8 @@
               <w:rPr>
                 <w:rFonts w:hint="eastAsia"/>
               </w:rPr>
+              <w:keepNext/>
+              <w:keepLines/>
             </w:pPr>
             <w:r>
               <w:rPr>
@@ -19923,8 +20081,8 @@
         <w:tc>
           <w:tcPr>
             <w:tcW w:w="1200" w:type="dxa"/>
+            <w:vAlign w:val="center"/>
             <w:shd w:val="clear" w:color="auto" w:fill="1A3C6E"/>
-            <w:vAlign w:val="center"/>
           </w:tcPr>
           <w:p>
             <w:pPr>
@@ -19933,6 +20091,8 @@
               <w:rPr>
                 <w:rFonts w:hint="eastAsia"/>
               </w:rPr>
+              <w:keepNext/>
+              <w:keepLines/>
             </w:pPr>
             <w:r>
               <w:rPr>
@@ -19949,10 +20109,14 @@
         </w:tc>
       </w:tr>
       <w:tr>
+        <w:trPr>
+          <w:cantSplit/>
+        </w:trPr>
         <w:tc>
           <w:tcPr>
             <w:tcW w:w="1800" w:type="dxa"/>
             <w:vAlign w:val="center"/>
+            <w:shd w:val="clear" w:color="auto" w:fill="FFFFFF"/>
           </w:tcPr>
           <w:p>
             <w:pPr>
@@ -19961,6 +20125,8 @@
               <w:rPr>
                 <w:rFonts w:hint="eastAsia"/>
               </w:rPr>
+              <w:keepNext/>
+              <w:keepLines/>
             </w:pPr>
             <w:r>
               <w:rPr>
@@ -19977,6 +20143,7 @@
           <w:tcPr>
             <w:tcW w:w="2400" w:type="dxa"/>
             <w:vAlign w:val="center"/>
+            <w:shd w:val="clear" w:color="auto" w:fill="FFFFFF"/>
           </w:tcPr>
           <w:p>
             <w:pPr>
@@ -19985,6 +20152,8 @@
               <w:rPr>
                 <w:rFonts w:hint="eastAsia"/>
               </w:rPr>
+              <w:keepNext/>
+              <w:keepLines/>
             </w:pPr>
             <w:r>
               <w:rPr>
@@ -20001,6 +20170,7 @@
           <w:tcPr>
             <w:tcW w:w="3600" w:type="dxa"/>
             <w:vAlign w:val="center"/>
+            <w:shd w:val="clear" w:color="auto" w:fill="FFF2CC"/>
           </w:tcPr>
           <w:p>
             <w:pPr>
@@ -20009,10 +20179,14 @@
               <w:rPr>
                 <w:rFonts w:hint="eastAsia"/>
               </w:rPr>
+              <w:keepNext/>
+              <w:keepLines/>
             </w:pPr>
             <w:r>
               <w:rPr>
                 <w:rFonts w:ascii="微软雅黑" w:hAnsi="微软雅黑" w:cs="微软雅黑"/>
+                <w:b/>
+                <w:color w:val="C00000"/>
                 <w:sz w:val="20"/>
                 <w:szCs w:val="20"/>
                 <w:lang w:eastAsia="zh-CN"/>
@@ -20022,6 +20196,8 @@
             <w:r>
               <w:rPr>
                 <w:rFonts w:ascii="微软雅黑" w:hAnsi="微软雅黑" w:cs="微软雅黑"/>
+                <w:b/>
+                <w:color w:val="C00000"/>
                 <w:sz w:val="20"/>
                 <w:szCs w:val="20"/>
                 <w:lang w:eastAsia="zh-CN"/>
@@ -20031,6 +20207,8 @@
             <w:r>
               <w:rPr>
                 <w:rFonts w:ascii="微软雅黑" w:hAnsi="微软雅黑" w:cs="微软雅黑"/>
+                <w:b/>
+                <w:color w:val="C00000"/>
                 <w:sz w:val="20"/>
                 <w:szCs w:val="20"/>
                 <w:lang w:eastAsia="zh-CN"/>
@@ -20040,6 +20218,8 @@
             <w:r>
               <w:rPr>
                 <w:rFonts w:ascii="微软雅黑" w:hAnsi="微软雅黑" w:cs="微软雅黑"/>
+                <w:b/>
+                <w:color w:val="C00000"/>
                 <w:sz w:val="20"/>
                 <w:szCs w:val="20"/>
                 <w:lang w:eastAsia="zh-CN"/>
@@ -20052,6 +20232,7 @@
           <w:tcPr>
             <w:tcW w:w="1200" w:type="dxa"/>
             <w:vAlign w:val="center"/>
+            <w:shd w:val="clear" w:color="auto" w:fill="FFFFFF"/>
           </w:tcPr>
           <w:p>
             <w:pPr>
@@ -20060,6 +20241,8 @@
               <w:rPr>
                 <w:rFonts w:hint="eastAsia"/>
               </w:rPr>
+              <w:keepNext/>
+              <w:keepLines/>
             </w:pPr>
             <w:r>
               <w:rPr>
@@ -20075,10 +20258,14 @@
         </w:tc>
       </w:tr>
       <w:tr>
+        <w:trPr>
+          <w:cantSplit/>
+        </w:trPr>
         <w:tc>
           <w:tcPr>
             <w:tcW w:w="1800" w:type="dxa"/>
             <w:vAlign w:val="center"/>
+            <w:shd w:val="clear" w:color="auto" w:fill="FFFFFF"/>
           </w:tcPr>
           <w:p>
             <w:pPr>
@@ -20087,6 +20274,8 @@
               <w:rPr>
                 <w:rFonts w:hint="eastAsia"/>
               </w:rPr>
+              <w:keepNext/>
+              <w:keepLines/>
             </w:pPr>
             <w:r>
               <w:rPr>
@@ -20103,6 +20292,7 @@
           <w:tcPr>
             <w:tcW w:w="2400" w:type="dxa"/>
             <w:vAlign w:val="center"/>
+            <w:shd w:val="clear" w:color="auto" w:fill="FFFFFF"/>
           </w:tcPr>
           <w:p>
             <w:pPr>
@@ -20111,6 +20301,8 @@
               <w:rPr>
                 <w:rFonts w:hint="eastAsia"/>
               </w:rPr>
+              <w:keepNext/>
+              <w:keepLines/>
             </w:pPr>
             <w:r>
               <w:rPr>
@@ -20127,6 +20319,7 @@
           <w:tcPr>
             <w:tcW w:w="3600" w:type="dxa"/>
             <w:vAlign w:val="center"/>
+            <w:shd w:val="clear" w:color="auto" w:fill="FFF2CC"/>
           </w:tcPr>
           <w:p>
             <w:pPr>
@@ -20135,10 +20328,14 @@
               <w:rPr>
                 <w:rFonts w:hint="eastAsia"/>
               </w:rPr>
+              <w:keepNext/>
+              <w:keepLines/>
             </w:pPr>
             <w:r>
               <w:rPr>
                 <w:rFonts w:ascii="微软雅黑" w:hAnsi="微软雅黑" w:cs="微软雅黑"/>
+                <w:b/>
+                <w:color w:val="C00000"/>
                 <w:sz w:val="20"/>
                 <w:szCs w:val="20"/>
                 <w:lang w:eastAsia="zh-CN"/>
@@ -20148,6 +20345,8 @@
             <w:r>
               <w:rPr>
                 <w:rFonts w:ascii="微软雅黑" w:hAnsi="微软雅黑" w:cs="微软雅黑"/>
+                <w:b/>
+                <w:color w:val="C00000"/>
                 <w:sz w:val="20"/>
                 <w:szCs w:val="20"/>
                 <w:lang w:eastAsia="zh-CN"/>
@@ -20157,6 +20356,8 @@
             <w:r>
               <w:rPr>
                 <w:rFonts w:ascii="微软雅黑" w:hAnsi="微软雅黑" w:cs="微软雅黑"/>
+                <w:b/>
+                <w:color w:val="C00000"/>
                 <w:sz w:val="20"/>
                 <w:szCs w:val="20"/>
                 <w:lang w:eastAsia="zh-CN"/>
@@ -20166,6 +20367,8 @@
             <w:r>
               <w:rPr>
                 <w:rFonts w:ascii="微软雅黑" w:hAnsi="微软雅黑" w:cs="微软雅黑"/>
+                <w:b/>
+                <w:color w:val="C00000"/>
                 <w:sz w:val="20"/>
                 <w:szCs w:val="20"/>
                 <w:lang w:eastAsia="zh-CN"/>
@@ -20175,6 +20378,8 @@
             <w:r>
               <w:rPr>
                 <w:rFonts w:ascii="微软雅黑" w:hAnsi="微软雅黑" w:cs="微软雅黑"/>
+                <w:b/>
+                <w:color w:val="C00000"/>
                 <w:sz w:val="20"/>
                 <w:szCs w:val="20"/>
                 <w:lang w:eastAsia="zh-CN"/>
@@ -20184,6 +20389,8 @@
             <w:r>
               <w:rPr>
                 <w:rFonts w:ascii="微软雅黑" w:hAnsi="微软雅黑" w:cs="微软雅黑"/>
+                <w:b/>
+                <w:color w:val="C00000"/>
                 <w:sz w:val="20"/>
                 <w:szCs w:val="20"/>
                 <w:lang w:eastAsia="zh-CN"/>
@@ -20196,6 +20403,7 @@
           <w:tcPr>
             <w:tcW w:w="1200" w:type="dxa"/>
             <w:vAlign w:val="center"/>
+            <w:shd w:val="clear" w:color="auto" w:fill="FFFFFF"/>
           </w:tcPr>
           <w:p>
             <w:pPr>
@@ -20204,6 +20412,8 @@
               <w:rPr>
                 <w:rFonts w:hint="eastAsia"/>
               </w:rPr>
+              <w:keepNext/>
+              <w:keepLines/>
             </w:pPr>
             <w:r>
               <w:rPr>
@@ -20219,10 +20429,14 @@
         </w:tc>
       </w:tr>
       <w:tr>
+        <w:trPr>
+          <w:cantSplit/>
+        </w:trPr>
         <w:tc>
           <w:tcPr>
             <w:tcW w:w="1800" w:type="dxa"/>
             <w:vAlign w:val="center"/>
+            <w:shd w:val="clear" w:color="auto" w:fill="FFFFFF"/>
           </w:tcPr>
           <w:p>
             <w:pPr>
@@ -20231,6 +20445,8 @@
               <w:rPr>
                 <w:rFonts w:hint="eastAsia"/>
               </w:rPr>
+              <w:keepNext/>
+              <w:keepLines/>
             </w:pPr>
             <w:r>
               <w:rPr>
@@ -20247,6 +20463,7 @@
           <w:tcPr>
             <w:tcW w:w="2400" w:type="dxa"/>
             <w:vAlign w:val="center"/>
+            <w:shd w:val="clear" w:color="auto" w:fill="FFFFFF"/>
           </w:tcPr>
           <w:p>
             <w:pPr>
@@ -20255,6 +20472,8 @@
               <w:rPr>
                 <w:rFonts w:hint="eastAsia"/>
               </w:rPr>
+              <w:keepNext/>
+              <w:keepLines/>
             </w:pPr>
             <w:r>
               <w:rPr>
@@ -20271,6 +20490,7 @@
           <w:tcPr>
             <w:tcW w:w="3600" w:type="dxa"/>
             <w:vAlign w:val="center"/>
+            <w:shd w:val="clear" w:color="auto" w:fill="FFF2CC"/>
           </w:tcPr>
           <w:p>
             <w:pPr>
@@ -20279,10 +20499,14 @@
               <w:rPr>
                 <w:rFonts w:hint="eastAsia"/>
               </w:rPr>
+              <w:keepNext/>
+              <w:keepLines/>
             </w:pPr>
             <w:r>
               <w:rPr>
                 <w:rFonts w:ascii="微软雅黑" w:hAnsi="微软雅黑" w:cs="微软雅黑"/>
+                <w:b/>
+                <w:color w:val="C00000"/>
                 <w:sz w:val="20"/>
                 <w:szCs w:val="20"/>
                 <w:lang w:eastAsia="zh-CN"/>
@@ -20292,6 +20516,8 @@
             <w:r>
               <w:rPr>
                 <w:rFonts w:ascii="微软雅黑" w:hAnsi="微软雅黑" w:cs="微软雅黑"/>
+                <w:b/>
+                <w:color w:val="C00000"/>
                 <w:sz w:val="20"/>
                 <w:szCs w:val="20"/>
                 <w:lang w:eastAsia="zh-CN"/>
@@ -20301,6 +20527,8 @@
             <w:r>
               <w:rPr>
                 <w:rFonts w:ascii="微软雅黑" w:hAnsi="微软雅黑" w:cs="微软雅黑"/>
+                <w:b/>
+                <w:color w:val="C00000"/>
                 <w:sz w:val="20"/>
                 <w:szCs w:val="20"/>
                 <w:lang w:eastAsia="zh-CN"/>
@@ -20310,6 +20538,8 @@
             <w:r>
               <w:rPr>
                 <w:rFonts w:ascii="微软雅黑" w:hAnsi="微软雅黑" w:cs="微软雅黑"/>
+                <w:b/>
+                <w:color w:val="C00000"/>
                 <w:sz w:val="20"/>
                 <w:szCs w:val="20"/>
                 <w:lang w:eastAsia="zh-CN"/>
@@ -20319,6 +20549,8 @@
             <w:r>
               <w:rPr>
                 <w:rFonts w:ascii="微软雅黑" w:hAnsi="微软雅黑" w:cs="微软雅黑"/>
+                <w:b/>
+                <w:color w:val="C00000"/>
                 <w:sz w:val="20"/>
                 <w:szCs w:val="20"/>
                 <w:lang w:eastAsia="zh-CN"/>
@@ -20332,6 +20564,7 @@
           <w:tcPr>
             <w:tcW w:w="1200" w:type="dxa"/>
             <w:vAlign w:val="center"/>
+            <w:shd w:val="clear" w:color="auto" w:fill="FFFFFF"/>
           </w:tcPr>
           <w:p>
             <w:pPr>
@@ -20340,6 +20573,8 @@
               <w:rPr>
                 <w:rFonts w:hint="eastAsia"/>
               </w:rPr>
+              <w:keepNext/>
+              <w:keepLines/>
             </w:pPr>
             <w:r>
               <w:rPr>
@@ -20356,10 +20591,14 @@
         </w:tc>
       </w:tr>
       <w:tr>
+        <w:trPr>
+          <w:cantSplit/>
+        </w:trPr>
         <w:tc>
           <w:tcPr>
             <w:tcW w:w="1800" w:type="dxa"/>
             <w:vAlign w:val="center"/>
+            <w:shd w:val="clear" w:color="auto" w:fill="FFFFFF"/>
           </w:tcPr>
           <w:p>
             <w:pPr>
@@ -20368,6 +20607,8 @@
               <w:rPr>
                 <w:rFonts w:hint="eastAsia"/>
               </w:rPr>
+              <w:keepNext/>
+              <w:keepLines/>
             </w:pPr>
             <w:r>
               <w:rPr>
@@ -20384,6 +20625,7 @@
           <w:tcPr>
             <w:tcW w:w="2400" w:type="dxa"/>
             <w:vAlign w:val="center"/>
+            <w:shd w:val="clear" w:color="auto" w:fill="FFFFFF"/>
           </w:tcPr>
           <w:p>
             <w:pPr>
@@ -20392,6 +20634,8 @@
               <w:rPr>
                 <w:rFonts w:hint="eastAsia"/>
               </w:rPr>
+              <w:keepNext/>
+              <w:keepLines/>
             </w:pPr>
             <w:r>
               <w:rPr>
@@ -20408,6 +20652,7 @@
           <w:tcPr>
             <w:tcW w:w="3600" w:type="dxa"/>
             <w:vAlign w:val="center"/>
+            <w:shd w:val="clear" w:color="auto" w:fill="FFF2CC"/>
           </w:tcPr>
           <w:p>
             <w:pPr>
@@ -20416,10 +20661,14 @@
               <w:rPr>
                 <w:rFonts w:hint="eastAsia"/>
               </w:rPr>
+              <w:keepNext/>
+              <w:keepLines/>
             </w:pPr>
             <w:r>
               <w:rPr>
                 <w:rFonts w:ascii="微软雅黑" w:hAnsi="微软雅黑" w:cs="微软雅黑"/>
+                <w:b/>
+                <w:color w:val="C00000"/>
                 <w:sz w:val="20"/>
                 <w:szCs w:val="20"/>
                 <w:lang w:eastAsia="zh-CN"/>
@@ -20429,6 +20678,8 @@
             <w:r>
               <w:rPr>
                 <w:rFonts w:ascii="微软雅黑" w:hAnsi="微软雅黑" w:cs="微软雅黑"/>
+                <w:b/>
+                <w:color w:val="C00000"/>
                 <w:sz w:val="20"/>
                 <w:szCs w:val="20"/>
                 <w:lang w:eastAsia="zh-CN"/>
@@ -20438,6 +20689,8 @@
             <w:r>
               <w:rPr>
                 <w:rFonts w:ascii="微软雅黑" w:hAnsi="微软雅黑" w:cs="微软雅黑"/>
+                <w:b/>
+                <w:color w:val="C00000"/>
                 <w:sz w:val="20"/>
                 <w:szCs w:val="20"/>
                 <w:lang w:eastAsia="zh-CN"/>
@@ -20447,6 +20700,8 @@
             <w:r>
               <w:rPr>
                 <w:rFonts w:ascii="微软雅黑" w:hAnsi="微软雅黑" w:cs="微软雅黑"/>
+                <w:b/>
+                <w:color w:val="C00000"/>
                 <w:sz w:val="20"/>
                 <w:szCs w:val="20"/>
                 <w:lang w:eastAsia="zh-CN"/>
@@ -20459,6 +20714,7 @@
           <w:tcPr>
             <w:tcW w:w="1200" w:type="dxa"/>
             <w:vAlign w:val="center"/>
+            <w:shd w:val="clear" w:color="auto" w:fill="FFFFFF"/>
           </w:tcPr>
           <w:p>
             <w:pPr>
@@ -20467,6 +20723,8 @@
               <w:rPr>
                 <w:rFonts w:hint="eastAsia"/>
               </w:rPr>
+              <w:keepNext/>
+              <w:keepLines/>
             </w:pPr>
             <w:r>
               <w:rPr>
@@ -20482,10 +20740,14 @@
         </w:tc>
       </w:tr>
       <w:tr>
+        <w:trPr>
+          <w:cantSplit/>
+        </w:trPr>
         <w:tc>
           <w:tcPr>
             <w:tcW w:w="1800" w:type="dxa"/>
             <w:vAlign w:val="center"/>
+            <w:shd w:val="clear" w:color="auto" w:fill="FFFFFF"/>
           </w:tcPr>
           <w:p>
             <w:pPr>
@@ -20494,6 +20756,8 @@
               <w:rPr>
                 <w:rFonts w:hint="eastAsia"/>
               </w:rPr>
+              <w:keepNext/>
+              <w:keepLines/>
             </w:pPr>
             <w:r>
               <w:rPr>
@@ -20564,6 +20828,7 @@
           <w:tcPr>
             <w:tcW w:w="2400" w:type="dxa"/>
             <w:vAlign w:val="center"/>
+            <w:shd w:val="clear" w:color="auto" w:fill="FFFFFF"/>
           </w:tcPr>
           <w:p>
             <w:pPr>
@@ -20572,6 +20837,8 @@
               <w:rPr>
                 <w:rFonts w:hint="eastAsia"/>
               </w:rPr>
+              <w:keepNext/>
+              <w:keepLines/>
             </w:pPr>
             <w:r>
               <w:rPr>
@@ -20588,6 +20855,7 @@
           <w:tcPr>
             <w:tcW w:w="3600" w:type="dxa"/>
             <w:vAlign w:val="center"/>
+            <w:shd w:val="clear" w:color="auto" w:fill="FFF2CC"/>
           </w:tcPr>
           <w:p>
             <w:pPr>
@@ -20596,10 +20864,14 @@
               <w:rPr>
                 <w:rFonts w:hint="eastAsia"/>
               </w:rPr>
+              <w:keepNext/>
+              <w:keepLines/>
             </w:pPr>
             <w:r>
               <w:rPr>
                 <w:rFonts w:ascii="微软雅黑" w:hAnsi="微软雅黑" w:cs="微软雅黑"/>
+                <w:b/>
+                <w:color w:val="C00000"/>
                 <w:sz w:val="20"/>
                 <w:szCs w:val="20"/>
                 <w:lang w:eastAsia="zh-CN"/>
@@ -20609,6 +20881,8 @@
             <w:r>
               <w:rPr>
                 <w:rFonts w:ascii="微软雅黑" w:hAnsi="微软雅黑" w:cs="微软雅黑"/>
+                <w:b/>
+                <w:color w:val="C00000"/>
                 <w:sz w:val="20"/>
                 <w:szCs w:val="20"/>
                 <w:lang w:eastAsia="zh-CN"/>
@@ -20618,6 +20892,8 @@
             <w:r>
               <w:rPr>
                 <w:rFonts w:ascii="微软雅黑" w:hAnsi="微软雅黑" w:cs="微软雅黑"/>
+                <w:b/>
+                <w:color w:val="C00000"/>
                 <w:sz w:val="20"/>
                 <w:szCs w:val="20"/>
                 <w:lang w:eastAsia="zh-CN"/>
@@ -20627,6 +20903,8 @@
             <w:r>
               <w:rPr>
                 <w:rFonts w:ascii="微软雅黑" w:hAnsi="微软雅黑" w:cs="微软雅黑"/>
+                <w:b/>
+                <w:color w:val="C00000"/>
                 <w:sz w:val="20"/>
                 <w:szCs w:val="20"/>
                 <w:lang w:eastAsia="zh-CN"/>
@@ -20639,6 +20917,7 @@
           <w:tcPr>
             <w:tcW w:w="1200" w:type="dxa"/>
             <w:vAlign w:val="center"/>
+            <w:shd w:val="clear" w:color="auto" w:fill="FFFFFF"/>
           </w:tcPr>
           <w:p>
             <w:pPr>
@@ -20647,6 +20926,8 @@
               <w:rPr>
                 <w:rFonts w:hint="eastAsia"/>
               </w:rPr>
+              <w:keepNext/>
+              <w:keepLines/>
             </w:pPr>
             <w:r>
               <w:rPr>
@@ -20662,10 +20943,14 @@
         </w:tc>
       </w:tr>
       <w:tr>
+        <w:trPr>
+          <w:cantSplit/>
+        </w:trPr>
         <w:tc>
           <w:tcPr>
             <w:tcW w:w="1800" w:type="dxa"/>
             <w:vAlign w:val="center"/>
+            <w:shd w:val="clear" w:color="auto" w:fill="FFFFFF"/>
           </w:tcPr>
           <w:p>
             <w:pPr>
@@ -20674,6 +20959,8 @@
               <w:rPr>
                 <w:rFonts w:hint="eastAsia"/>
               </w:rPr>
+              <w:keepNext/>
+              <w:keepLines/>
             </w:pPr>
             <w:r>
               <w:rPr>
@@ -20690,6 +20977,7 @@
           <w:tcPr>
             <w:tcW w:w="2400" w:type="dxa"/>
             <w:vAlign w:val="center"/>
+            <w:shd w:val="clear" w:color="auto" w:fill="FFFFFF"/>
           </w:tcPr>
           <w:p>
             <w:pPr>
@@ -20698,6 +20986,8 @@
               <w:rPr>
                 <w:rFonts w:hint="eastAsia"/>
               </w:rPr>
+              <w:keepNext/>
+              <w:keepLines/>
             </w:pPr>
             <w:r>
               <w:rPr>
@@ -20714,6 +21004,7 @@
           <w:tcPr>
             <w:tcW w:w="3600" w:type="dxa"/>
             <w:vAlign w:val="center"/>
+            <w:shd w:val="clear" w:color="auto" w:fill="FFF2CC"/>
           </w:tcPr>
           <w:p>
             <w:pPr>
@@ -20722,10 +21013,14 @@
               <w:rPr>
                 <w:rFonts w:hint="eastAsia"/>
               </w:rPr>
+              <w:keepNext/>
+              <w:keepLines/>
             </w:pPr>
             <w:r>
               <w:rPr>
                 <w:rFonts w:ascii="微软雅黑" w:hAnsi="微软雅黑" w:cs="微软雅黑"/>
+                <w:b/>
+                <w:color w:val="C00000"/>
                 <w:sz w:val="20"/>
                 <w:szCs w:val="20"/>
                 <w:lang w:eastAsia="zh-CN"/>
@@ -20735,6 +21030,8 @@
             <w:r>
               <w:rPr>
                 <w:rFonts w:ascii="微软雅黑" w:hAnsi="微软雅黑" w:cs="微软雅黑"/>
+                <w:b/>
+                <w:color w:val="C00000"/>
                 <w:sz w:val="20"/>
                 <w:szCs w:val="20"/>
                 <w:lang w:eastAsia="zh-CN"/>
@@ -20747,6 +21044,7 @@
           <w:tcPr>
             <w:tcW w:w="1200" w:type="dxa"/>
             <w:vAlign w:val="center"/>
+            <w:shd w:val="clear" w:color="auto" w:fill="FFFFFF"/>
           </w:tcPr>
           <w:p>
             <w:pPr>
@@ -20755,6 +21053,8 @@
               <w:rPr>
                 <w:rFonts w:hint="eastAsia"/>
               </w:rPr>
+              <w:keepNext/>
+              <w:keepLines/>
             </w:pPr>
             <w:r>
               <w:rPr>
@@ -20770,10 +21070,14 @@
         </w:tc>
       </w:tr>
       <w:tr>
+        <w:trPr>
+          <w:cantSplit/>
+        </w:trPr>
         <w:tc>
           <w:tcPr>
             <w:tcW w:w="1800" w:type="dxa"/>
             <w:vAlign w:val="center"/>
+            <w:shd w:val="clear" w:color="auto" w:fill="FFFFFF"/>
           </w:tcPr>
           <w:p>
             <w:pPr>
@@ -20782,6 +21086,8 @@
               <w:rPr>
                 <w:rFonts w:hint="eastAsia"/>
               </w:rPr>
+              <w:keepNext/>
+              <w:keepLines/>
             </w:pPr>
             <w:r>
               <w:rPr>
@@ -20798,6 +21104,7 @@
           <w:tcPr>
             <w:tcW w:w="2400" w:type="dxa"/>
             <w:vAlign w:val="center"/>
+            <w:shd w:val="clear" w:color="auto" w:fill="FFFFFF"/>
           </w:tcPr>
           <w:p>
             <w:pPr>
@@ -20806,6 +21113,8 @@
               <w:rPr>
                 <w:rFonts w:hint="eastAsia"/>
               </w:rPr>
+              <w:keepNext/>
+              <w:keepLines/>
             </w:pPr>
             <w:r>
               <w:rPr>
@@ -20822,6 +21131,7 @@
           <w:tcPr>
             <w:tcW w:w="3600" w:type="dxa"/>
             <w:vAlign w:val="center"/>
+            <w:shd w:val="clear" w:color="auto" w:fill="FFF2CC"/>
           </w:tcPr>
           <w:p>
             <w:pPr>
@@ -20830,10 +21140,14 @@
               <w:rPr>
                 <w:rFonts w:hint="eastAsia"/>
               </w:rPr>
+              <w:keepNext/>
+              <w:keepLines/>
             </w:pPr>
             <w:r>
               <w:rPr>
                 <w:rFonts w:ascii="微软雅黑" w:hAnsi="微软雅黑" w:cs="微软雅黑"/>
+                <w:b/>
+                <w:color w:val="C00000"/>
                 <w:sz w:val="20"/>
                 <w:szCs w:val="20"/>
                 <w:lang w:eastAsia="zh-CN"/>
@@ -20843,6 +21157,8 @@
             <w:r>
               <w:rPr>
                 <w:rFonts w:ascii="微软雅黑" w:hAnsi="微软雅黑" w:cs="微软雅黑"/>
+                <w:b/>
+                <w:color w:val="C00000"/>
                 <w:sz w:val="20"/>
                 <w:szCs w:val="20"/>
                 <w:lang w:eastAsia="zh-CN"/>
@@ -20852,6 +21168,8 @@
             <w:r>
               <w:rPr>
                 <w:rFonts w:ascii="微软雅黑" w:hAnsi="微软雅黑" w:cs="微软雅黑"/>
+                <w:b/>
+                <w:color w:val="C00000"/>
                 <w:sz w:val="20"/>
                 <w:szCs w:val="20"/>
                 <w:lang w:eastAsia="zh-CN"/>
@@ -20861,6 +21179,8 @@
             <w:r>
               <w:rPr>
                 <w:rFonts w:ascii="微软雅黑" w:hAnsi="微软雅黑" w:cs="微软雅黑"/>
+                <w:b/>
+                <w:color w:val="C00000"/>
                 <w:sz w:val="20"/>
                 <w:szCs w:val="20"/>
                 <w:lang w:eastAsia="zh-CN"/>
@@ -20870,6 +21190,8 @@
             <w:r>
               <w:rPr>
                 <w:rFonts w:ascii="微软雅黑" w:hAnsi="微软雅黑" w:cs="微软雅黑"/>
+                <w:b/>
+                <w:color w:val="C00000"/>
                 <w:sz w:val="20"/>
                 <w:szCs w:val="20"/>
                 <w:lang w:eastAsia="zh-CN"/>
@@ -20879,6 +21201,8 @@
             <w:r>
               <w:rPr>
                 <w:rFonts w:ascii="微软雅黑" w:hAnsi="微软雅黑" w:cs="微软雅黑"/>
+                <w:b/>
+                <w:color w:val="C00000"/>
                 <w:sz w:val="20"/>
                 <w:szCs w:val="20"/>
                 <w:lang w:eastAsia="zh-CN"/>
@@ -20891,6 +21215,7 @@
           <w:tcPr>
             <w:tcW w:w="1200" w:type="dxa"/>
             <w:vAlign w:val="center"/>
+            <w:shd w:val="clear" w:color="auto" w:fill="FFFFFF"/>
           </w:tcPr>
           <w:p>
             <w:pPr>
@@ -20899,6 +21224,8 @@
               <w:rPr>
                 <w:rFonts w:hint="eastAsia"/>
               </w:rPr>
+              <w:keepNext/>
+              <w:keepLines/>
             </w:pPr>
             <w:r>
               <w:rPr>
@@ -20914,10 +21241,14 @@
         </w:tc>
       </w:tr>
       <w:tr>
+        <w:trPr>
+          <w:cantSplit/>
+        </w:trPr>
         <w:tc>
           <w:tcPr>
             <w:tcW w:w="1800" w:type="dxa"/>
             <w:vAlign w:val="center"/>
+            <w:shd w:val="clear" w:color="auto" w:fill="FFFFFF"/>
           </w:tcPr>
           <w:p>
             <w:pPr>
@@ -20926,6 +21257,8 @@
               <w:rPr>
                 <w:rFonts w:hint="eastAsia"/>
               </w:rPr>
+              <w:keepNext/>
+              <w:keepLines/>
             </w:pPr>
             <w:r>
               <w:rPr>
@@ -20942,6 +21275,7 @@
           <w:tcPr>
             <w:tcW w:w="2400" w:type="dxa"/>
             <w:vAlign w:val="center"/>
+            <w:shd w:val="clear" w:color="auto" w:fill="FFFFFF"/>
           </w:tcPr>
           <w:p>
             <w:pPr>
@@ -20950,6 +21284,8 @@
               <w:rPr>
                 <w:rFonts w:hint="eastAsia"/>
               </w:rPr>
+              <w:keepNext/>
+              <w:keepLines/>
             </w:pPr>
             <w:r>
               <w:rPr>
@@ -20966,6 +21302,7 @@
           <w:tcPr>
             <w:tcW w:w="3600" w:type="dxa"/>
             <w:vAlign w:val="center"/>
+            <w:shd w:val="clear" w:color="auto" w:fill="FFF2CC"/>
           </w:tcPr>
           <w:p>
             <w:pPr>
@@ -20974,10 +21311,14 @@
               <w:rPr>
                 <w:rFonts w:hint="eastAsia"/>
               </w:rPr>
+              <w:keepNext/>
+              <w:keepLines/>
             </w:pPr>
             <w:r>
               <w:rPr>
                 <w:rFonts w:ascii="微软雅黑" w:hAnsi="微软雅黑" w:cs="微软雅黑"/>
+                <w:b/>
+                <w:color w:val="C00000"/>
                 <w:sz w:val="20"/>
                 <w:szCs w:val="20"/>
                 <w:lang w:eastAsia="zh-CN"/>
@@ -20990,6 +21331,7 @@
           <w:tcPr>
             <w:tcW w:w="1200" w:type="dxa"/>
             <w:vAlign w:val="center"/>
+            <w:shd w:val="clear" w:color="auto" w:fill="FFFFFF"/>
           </w:tcPr>
           <w:p>
             <w:pPr>
@@ -20998,6 +21340,8 @@
               <w:rPr>
                 <w:rFonts w:hint="eastAsia"/>
               </w:rPr>
+              <w:keepNext/>
+              <w:keepLines/>
             </w:pPr>
             <w:r>
               <w:rPr>
@@ -21033,6 +21377,7 @@
       <w:r>
         <w:rPr>
           <w:rFonts w:ascii="微软雅黑" w:hAnsi="微软雅黑" w:cs="微软雅黑"/>
+          <w:b/>
           <w:sz w:val="22"/>
           <w:lang w:eastAsia="zh-CN"/>
         </w:rPr>
@@ -21041,6 +21386,7 @@
       <w:r>
         <w:rPr>
           <w:rFonts w:ascii="微软雅黑" w:hAnsi="微软雅黑" w:cs="微软雅黑"/>
+          <w:b/>
           <w:sz w:val="22"/>
           <w:lang w:eastAsia="zh-CN"/>
         </w:rPr>
@@ -21049,6 +21395,7 @@
       <w:r>
         <w:rPr>
           <w:rFonts w:ascii="微软雅黑" w:hAnsi="微软雅黑" w:cs="微软雅黑"/>
+          <w:b/>
           <w:sz w:val="22"/>
           <w:lang w:eastAsia="zh-CN"/>
         </w:rPr>
@@ -21057,6 +21404,7 @@
       <w:r>
         <w:rPr>
           <w:rFonts w:ascii="微软雅黑" w:hAnsi="微软雅黑" w:cs="微软雅黑"/>
+          <w:b/>
           <w:sz w:val="22"/>
           <w:lang w:eastAsia="zh-CN"/>
         </w:rPr>
@@ -21065,6 +21413,7 @@
       <w:r>
         <w:rPr>
           <w:rFonts w:ascii="微软雅黑" w:hAnsi="微软雅黑" w:cs="微软雅黑"/>
+          <w:b/>
           <w:sz w:val="22"/>
           <w:lang w:eastAsia="zh-CN"/>
         </w:rPr>
@@ -21116,6 +21465,7 @@
       <w:r>
         <w:rPr>
           <w:rFonts w:ascii="微软雅黑" w:hAnsi="微软雅黑" w:cs="微软雅黑"/>
+          <w:b/>
           <w:sz w:val="22"/>
           <w:lang w:eastAsia="zh-CN"/>
         </w:rPr>
@@ -21124,6 +21474,7 @@
       <w:r>
         <w:rPr>
           <w:rFonts w:ascii="微软雅黑" w:hAnsi="微软雅黑" w:cs="微软雅黑"/>
+          <w:b/>
           <w:sz w:val="22"/>
           <w:lang w:eastAsia="zh-CN"/>
         </w:rPr>
@@ -21132,6 +21483,7 @@
       <w:r>
         <w:rPr>
           <w:rFonts w:ascii="微软雅黑" w:hAnsi="微软雅黑" w:cs="微软雅黑"/>
+          <w:b/>
           <w:sz w:val="22"/>
           <w:lang w:eastAsia="zh-CN"/>
         </w:rPr>
@@ -21140,6 +21492,7 @@
       <w:r>
         <w:rPr>
           <w:rFonts w:ascii="微软雅黑" w:hAnsi="微软雅黑" w:cs="微软雅黑"/>
+          <w:b/>
           <w:sz w:val="22"/>
           <w:lang w:eastAsia="zh-CN"/>
         </w:rPr>
@@ -21157,6 +21510,7 @@
       <w:r>
         <w:rPr>
           <w:rFonts w:ascii="微软雅黑" w:hAnsi="微软雅黑" w:cs="微软雅黑"/>
+          <w:b/>
           <w:sz w:val="22"/>
           <w:lang w:eastAsia="zh-CN"/>
         </w:rPr>
@@ -21165,6 +21519,7 @@
       <w:r>
         <w:rPr>
           <w:rFonts w:ascii="微软雅黑" w:hAnsi="微软雅黑" w:cs="微软雅黑"/>
+          <w:b/>
           <w:sz w:val="22"/>
           <w:lang w:eastAsia="zh-CN"/>
         </w:rPr>
@@ -21173,6 +21528,7 @@
       <w:r>
         <w:rPr>
           <w:rFonts w:ascii="微软雅黑" w:hAnsi="微软雅黑" w:cs="微软雅黑"/>
+          <w:b/>
           <w:sz w:val="22"/>
           <w:lang w:eastAsia="zh-CN"/>
         </w:rPr>
@@ -21181,6 +21537,7 @@
       <w:r>
         <w:rPr>
           <w:rFonts w:ascii="微软雅黑" w:hAnsi="微软雅黑" w:cs="微软雅黑"/>
+          <w:b/>
           <w:sz w:val="22"/>
           <w:lang w:eastAsia="zh-CN"/>
         </w:rPr>
@@ -21198,6 +21555,7 @@
       <w:r>
         <w:rPr>
           <w:rFonts w:ascii="微软雅黑" w:hAnsi="微软雅黑" w:cs="微软雅黑"/>
+          <w:b/>
           <w:sz w:val="22"/>
           <w:lang w:eastAsia="zh-CN"/>
         </w:rPr>
@@ -21206,6 +21564,7 @@
       <w:r>
         <w:rPr>
           <w:rFonts w:ascii="微软雅黑" w:hAnsi="微软雅黑" w:cs="微软雅黑"/>
+          <w:b/>
           <w:sz w:val="22"/>
           <w:lang w:eastAsia="zh-CN"/>
         </w:rPr>
@@ -21214,6 +21573,7 @@
       <w:r>
         <w:rPr>
           <w:rFonts w:ascii="微软雅黑" w:hAnsi="微软雅黑" w:cs="微软雅黑"/>
+          <w:b/>
           <w:sz w:val="22"/>
           <w:lang w:eastAsia="zh-CN"/>
         </w:rPr>
@@ -21222,6 +21582,7 @@
       <w:r>
         <w:rPr>
           <w:rFonts w:ascii="微软雅黑" w:hAnsi="微软雅黑" w:cs="微软雅黑"/>
+          <w:b/>
           <w:sz w:val="22"/>
           <w:lang w:eastAsia="zh-CN"/>
         </w:rPr>
@@ -21280,6 +21641,7 @@
       <w:r>
         <w:rPr>
           <w:rFonts w:ascii="微软雅黑" w:hAnsi="微软雅黑" w:cs="微软雅黑"/>
+          <w:b/>
           <w:sz w:val="22"/>
           <w:lang w:eastAsia="zh-CN"/>
         </w:rPr>
@@ -21289,6 +21651,7 @@
       <w:r>
         <w:rPr>
           <w:rFonts w:ascii="微软雅黑" w:hAnsi="微软雅黑" w:cs="微软雅黑"/>
+          <w:b/>
           <w:sz w:val="22"/>
           <w:lang w:eastAsia="zh-CN"/>
         </w:rPr>
@@ -21297,6 +21660,7 @@
       <w:r>
         <w:rPr>
           <w:rFonts w:ascii="微软雅黑" w:hAnsi="微软雅黑" w:cs="微软雅黑"/>
+          <w:b/>
           <w:sz w:val="22"/>
           <w:lang w:eastAsia="zh-CN"/>
         </w:rPr>
@@ -21305,6 +21669,7 @@
       <w:r>
         <w:rPr>
           <w:rFonts w:ascii="微软雅黑" w:hAnsi="微软雅黑" w:cs="微软雅黑"/>
+          <w:b/>
           <w:sz w:val="22"/>
           <w:lang w:eastAsia="zh-CN"/>
         </w:rPr>
@@ -21323,6 +21688,7 @@
       <w:r>
         <w:rPr>
           <w:rFonts w:ascii="微软雅黑" w:hAnsi="微软雅黑" w:cs="微软雅黑"/>
+          <w:b/>
           <w:sz w:val="22"/>
           <w:lang w:eastAsia="zh-CN"/>
         </w:rPr>
@@ -21342,6 +21708,7 @@
         <w:rPr>
           <w:rFonts w:ascii="微软雅黑" w:hAnsi="微软雅黑" w:cs="微软雅黑"/>
           <w:b/>
+          <w:color w:val="1A3C6E"/>
           <w:sz w:val="22"/>
           <w:lang w:eastAsia="zh-CN"/>
         </w:rPr>
@@ -21351,6 +21718,7 @@
         <w:rPr>
           <w:rFonts w:ascii="微软雅黑" w:hAnsi="微软雅黑" w:cs="微软雅黑"/>
           <w:b/>
+          <w:color w:val="1A3C6E"/>
           <w:sz w:val="22"/>
           <w:lang w:eastAsia="zh-CN"/>
         </w:rPr>
@@ -21360,6 +21728,7 @@
         <w:rPr>
           <w:rFonts w:ascii="微软雅黑" w:hAnsi="微软雅黑" w:cs="微软雅黑"/>
           <w:b/>
+          <w:color w:val="1A3C6E"/>
           <w:sz w:val="22"/>
           <w:lang w:eastAsia="zh-CN"/>
         </w:rPr>
@@ -21369,6 +21738,7 @@
         <w:rPr>
           <w:rFonts w:ascii="微软雅黑" w:hAnsi="微软雅黑" w:cs="微软雅黑"/>
           <w:b/>
+          <w:color w:val="1A3C6E"/>
           <w:sz w:val="22"/>
           <w:lang w:eastAsia="zh-CN"/>
         </w:rPr>
@@ -21378,6 +21748,7 @@
         <w:rPr>
           <w:rFonts w:ascii="微软雅黑" w:hAnsi="微软雅黑" w:cs="微软雅黑"/>
           <w:b/>
+          <w:color w:val="1A3C6E"/>
           <w:sz w:val="22"/>
           <w:lang w:eastAsia="zh-CN"/>
         </w:rPr>

--- a/source/群众诉求官方平台汇总（最终版）.docx
+++ b/source/群众诉求官方平台汇总（最终版）.docx
@@ -4,14 +4,21 @@
   <w:body>
     <w:p>
       <w:pPr>
+        <w:spacing w:before="600"/>
         <w:jc w:val="center"/>
-        <w:spacing w:before="600" w:line="360" w:lineRule="auto"/>
-      </w:pPr>
-    </w:p>
-    <w:p>
-      <w:pPr>
+        <w:rPr>
+          <w:rFonts w:hint="eastAsia"/>
+        </w:rPr>
+      </w:pPr>
+    </w:p>
+    <w:p>
+      <w:pPr>
+        <w:spacing w:before="200"/>
         <w:jc w:val="center"/>
-        <w:spacing w:before="200" w:after="200" w:line="360" w:lineRule="auto"/>
+        <w:rPr>
+          <w:rFonts w:hint="eastAsia"/>
+          <w:lang w:eastAsia="zh-CN"/>
+        </w:rPr>
       </w:pPr>
       <w:r>
         <w:rPr>
@@ -22,14 +29,18 @@
           <w:szCs w:val="72"/>
           <w:lang w:eastAsia="zh-CN"/>
         </w:rPr>
-        <w:t xml:space="preserve">群众诉求官方平台汇总</w:t>
-      </w:r>
-    </w:p>
-    <w:p>
-      <w:pPr>
+        <w:t>群众诉求官方平台汇总</w:t>
+      </w:r>
+    </w:p>
+    <w:p>
+      <w:pPr>
+        <w:keepNext/>
+        <w:spacing w:after="100"/>
         <w:jc w:val="center"/>
-        <w:spacing w:after="100" w:line="360" w:lineRule="auto"/>
-        <w:keepNext/>
+        <w:rPr>
+          <w:rFonts w:hint="eastAsia"/>
+          <w:lang w:eastAsia="zh-CN"/>
+        </w:rPr>
       </w:pPr>
       <w:r>
         <w:rPr>
@@ -39,37 +50,58 @@
           <w:szCs w:val="32"/>
           <w:lang w:eastAsia="zh-CN"/>
         </w:rPr>
-        <w:t xml:space="preserve">投诉求助类 + 问政建议类</w:t>
-      </w:r>
-    </w:p>
-    <w:p>
-      <w:pPr>
-        <w:jc w:val="center"/>
-        <w:spacing w:before="120" w:after="120"/>
+        <w:t>投诉求助类</w:t>
+      </w:r>
+      <w:r>
+        <w:rPr>
+          <w:rFonts w:ascii="微软雅黑" w:hAnsi="微软雅黑" w:cs="微软雅黑"/>
+          <w:color w:val="666666"/>
+          <w:sz w:val="32"/>
+          <w:szCs w:val="32"/>
+          <w:lang w:eastAsia="zh-CN"/>
+        </w:rPr>
+        <w:t xml:space="preserve"> + </w:t>
+      </w:r>
+      <w:r>
+        <w:rPr>
+          <w:rFonts w:ascii="微软雅黑" w:hAnsi="微软雅黑" w:cs="微软雅黑"/>
+          <w:color w:val="666666"/>
+          <w:sz w:val="32"/>
+          <w:szCs w:val="32"/>
+          <w:lang w:eastAsia="zh-CN"/>
+        </w:rPr>
+        <w:t>问政建议类</w:t>
+      </w:r>
+    </w:p>
+    <w:p>
+      <w:pPr>
         <w:pBdr>
           <w:bottom w:val="single" w:sz="12" w:space="1" w:color="1A3C6E"/>
         </w:pBdr>
+        <w:spacing w:before="120" w:after="120"/>
         <w:ind w:left="3000" w:right="3000"/>
-      </w:pPr>
-    </w:p>
-    <w:p>
-      <w:pPr>
         <w:jc w:val="center"/>
-        <w:spacing w:before="200" w:line="360" w:lineRule="auto"/>
+        <w:rPr>
+          <w:rFonts w:hint="eastAsia"/>
+          <w:lang w:eastAsia="zh-CN"/>
+        </w:rPr>
+      </w:pPr>
+    </w:p>
+    <w:p>
+      <w:pPr>
+        <w:spacing w:before="200"/>
+        <w:jc w:val="center"/>
+        <w:rPr>
+          <w:rFonts w:hint="eastAsia"/>
+          <w:lang w:eastAsia="zh-CN"/>
+        </w:rPr>
       </w:pPr>
     </w:p>
     <w:tbl>
       <w:tblPr>
         <w:tblW w:w="8000" w:type="dxa"/>
         <w:jc w:val="center"/>
-        <w:tblBorders>
-          <w:top w:val="none" w:sz="0" w:color="auto"/>
-          <w:left w:val="none" w:sz="0" w:color="auto"/>
-          <w:bottom w:val="none" w:sz="0" w:color="auto"/>
-          <w:right w:val="none" w:sz="0" w:color="auto"/>
-          <w:insideH w:val="none" w:sz="0" w:color="auto"/>
-          <w:insideV w:val="none" w:sz="0" w:color="auto"/>
-        </w:tblBorders>
+        <w:tblLook w:val="04A0" w:firstRow="1" w:lastRow="0" w:firstColumn="1" w:lastColumn="0" w:noHBand="0" w:noVBand="1"/>
       </w:tblPr>
       <w:tblGrid>
         <w:gridCol w:w="3500"/>
@@ -77,8 +109,9 @@
       </w:tblGrid>
       <w:tr>
         <w:trPr>
+          <w:cantSplit/>
           <w:tblHeader/>
-          <w:cantSplit/>
+          <w:jc w:val="center"/>
         </w:trPr>
         <w:tc>
           <w:tcPr>
@@ -87,21 +120,23 @@
           </w:tcPr>
           <w:p>
             <w:pPr>
-              <w:jc w:val="right"/>
-              <w:spacing w:after="60" w:line="300"/>
               <w:keepNext/>
               <w:keepLines/>
+              <w:spacing w:after="60" w:line="300" w:lineRule="auto"/>
+              <w:jc w:val="right"/>
+              <w:rPr>
+                <w:rFonts w:hint="eastAsia"/>
+              </w:rPr>
             </w:pPr>
             <w:r>
               <w:rPr>
                 <w:rFonts w:ascii="微软雅黑" w:hAnsi="微软雅黑" w:cs="微软雅黑"/>
                 <w:b/>
                 <w:color w:val="2C5F8A"/>
-                <w:sz w:val="24"/>
                 <w:szCs w:val="24"/>
                 <w:lang w:eastAsia="zh-CN"/>
               </w:rPr>
-              <w:t xml:space="preserve">投诉求助类</w:t>
+              <w:t>投诉求助类</w:t>
             </w:r>
           </w:p>
         </w:tc>
@@ -112,20 +147,30 @@
           </w:tcPr>
           <w:p>
             <w:pPr>
-              <w:jc w:val="left"/>
-              <w:spacing w:after="60" w:line="300"/>
               <w:keepNext/>
               <w:keepLines/>
+              <w:spacing w:after="60" w:line="300" w:lineRule="auto"/>
+              <w:rPr>
+                <w:rFonts w:hint="eastAsia"/>
+              </w:rPr>
             </w:pPr>
             <w:r>
               <w:rPr>
                 <w:rFonts w:ascii="微软雅黑" w:hAnsi="微软雅黑" w:cs="微软雅黑"/>
                 <w:color w:val="333333"/>
-                <w:sz w:val="24"/>
                 <w:szCs w:val="24"/>
                 <w:lang w:eastAsia="zh-CN"/>
               </w:rPr>
-              <w:t xml:space="preserve">14个信访督查渠道</w:t>
+              <w:t>14</w:t>
+            </w:r>
+            <w:r>
+              <w:rPr>
+                <w:rFonts w:ascii="微软雅黑" w:hAnsi="微软雅黑" w:cs="微软雅黑"/>
+                <w:color w:val="333333"/>
+                <w:szCs w:val="24"/>
+                <w:lang w:eastAsia="zh-CN"/>
+              </w:rPr>
+              <w:t>个信访督查渠道</w:t>
             </w:r>
           </w:p>
         </w:tc>
@@ -133,6 +178,7 @@
       <w:tr>
         <w:trPr>
           <w:cantSplit/>
+          <w:jc w:val="center"/>
         </w:trPr>
         <w:tc>
           <w:tcPr>
@@ -141,21 +187,23 @@
           </w:tcPr>
           <w:p>
             <w:pPr>
-              <w:jc w:val="right"/>
-              <w:spacing w:after="60" w:line="300"/>
               <w:keepNext/>
               <w:keepLines/>
+              <w:spacing w:after="60" w:line="300" w:lineRule="auto"/>
+              <w:jc w:val="right"/>
+              <w:rPr>
+                <w:rFonts w:hint="eastAsia"/>
+              </w:rPr>
             </w:pPr>
             <w:r>
               <w:rPr>
                 <w:rFonts w:ascii="微软雅黑" w:hAnsi="微软雅黑" w:cs="微软雅黑"/>
                 <w:b/>
                 <w:color w:val="2C5F8A"/>
-                <w:sz w:val="24"/>
                 <w:szCs w:val="24"/>
                 <w:lang w:eastAsia="zh-CN"/>
               </w:rPr>
-              <w:t xml:space="preserve">问政建议类</w:t>
+              <w:t>问政建议类</w:t>
             </w:r>
           </w:p>
         </w:tc>
@@ -166,20 +214,30 @@
           </w:tcPr>
           <w:p>
             <w:pPr>
-              <w:jc w:val="left"/>
-              <w:spacing w:after="60" w:line="300"/>
               <w:keepNext/>
               <w:keepLines/>
+              <w:spacing w:after="60" w:line="300" w:lineRule="auto"/>
+              <w:rPr>
+                <w:rFonts w:hint="eastAsia"/>
+              </w:rPr>
             </w:pPr>
             <w:r>
               <w:rPr>
                 <w:rFonts w:ascii="微软雅黑" w:hAnsi="微软雅黑" w:cs="微软雅黑"/>
                 <w:color w:val="333333"/>
-                <w:sz w:val="24"/>
                 <w:szCs w:val="24"/>
                 <w:lang w:eastAsia="zh-CN"/>
               </w:rPr>
-              <w:t xml:space="preserve">2个建言献策平台</w:t>
+              <w:t>2</w:t>
+            </w:r>
+            <w:r>
+              <w:rPr>
+                <w:rFonts w:ascii="微软雅黑" w:hAnsi="微软雅黑" w:cs="微软雅黑"/>
+                <w:color w:val="333333"/>
+                <w:szCs w:val="24"/>
+                <w:lang w:eastAsia="zh-CN"/>
+              </w:rPr>
+              <w:t>个建言献策平台</w:t>
             </w:r>
           </w:p>
         </w:tc>
@@ -187,6 +245,7 @@
       <w:tr>
         <w:trPr>
           <w:cantSplit/>
+          <w:jc w:val="center"/>
         </w:trPr>
         <w:tc>
           <w:tcPr>
@@ -195,21 +254,23 @@
           </w:tcPr>
           <w:p>
             <w:pPr>
-              <w:jc w:val="right"/>
-              <w:spacing w:after="60" w:line="300"/>
               <w:keepNext/>
               <w:keepLines/>
+              <w:spacing w:after="60" w:line="300" w:lineRule="auto"/>
+              <w:jc w:val="right"/>
+              <w:rPr>
+                <w:rFonts w:hint="eastAsia"/>
+              </w:rPr>
             </w:pPr>
             <w:r>
               <w:rPr>
                 <w:rFonts w:ascii="微软雅黑" w:hAnsi="微软雅黑" w:cs="微软雅黑"/>
                 <w:b/>
                 <w:color w:val="2C5F8A"/>
-                <w:sz w:val="24"/>
                 <w:szCs w:val="24"/>
                 <w:lang w:eastAsia="zh-CN"/>
               </w:rPr>
-              <w:t xml:space="preserve">覆盖层级</w:t>
+              <w:t>覆盖层级</w:t>
             </w:r>
           </w:p>
         </w:tc>
@@ -220,20 +281,39 @@
           </w:tcPr>
           <w:p>
             <w:pPr>
-              <w:jc w:val="left"/>
-              <w:spacing w:after="60" w:line="300"/>
               <w:keepNext/>
               <w:keepLines/>
+              <w:spacing w:after="60" w:line="300" w:lineRule="auto"/>
+              <w:rPr>
+                <w:rFonts w:hint="eastAsia"/>
+              </w:rPr>
             </w:pPr>
             <w:r>
               <w:rPr>
                 <w:rFonts w:ascii="微软雅黑" w:hAnsi="微软雅黑" w:cs="微软雅黑"/>
                 <w:color w:val="333333"/>
-                <w:sz w:val="24"/>
                 <w:szCs w:val="24"/>
                 <w:lang w:eastAsia="zh-CN"/>
               </w:rPr>
-              <w:t xml:space="preserve">四川省 + 国家级双通道</w:t>
+              <w:t>四川省</w:t>
+            </w:r>
+            <w:r>
+              <w:rPr>
+                <w:rFonts w:ascii="微软雅黑" w:hAnsi="微软雅黑" w:cs="微软雅黑"/>
+                <w:color w:val="333333"/>
+                <w:szCs w:val="24"/>
+                <w:lang w:eastAsia="zh-CN"/>
+              </w:rPr>
+              <w:t xml:space="preserve"> + </w:t>
+            </w:r>
+            <w:r>
+              <w:rPr>
+                <w:rFonts w:ascii="微软雅黑" w:hAnsi="微软雅黑" w:cs="微软雅黑"/>
+                <w:color w:val="333333"/>
+                <w:szCs w:val="24"/>
+                <w:lang w:eastAsia="zh-CN"/>
+              </w:rPr>
+              <w:t>国家级双通道</w:t>
             </w:r>
           </w:p>
         </w:tc>
@@ -241,6 +321,7 @@
       <w:tr>
         <w:trPr>
           <w:cantSplit/>
+          <w:jc w:val="center"/>
         </w:trPr>
         <w:tc>
           <w:tcPr>
@@ -249,21 +330,23 @@
           </w:tcPr>
           <w:p>
             <w:pPr>
-              <w:jc w:val="right"/>
-              <w:spacing w:after="60" w:line="300"/>
               <w:keepNext/>
               <w:keepLines/>
+              <w:spacing w:after="60" w:line="300" w:lineRule="auto"/>
+              <w:jc w:val="right"/>
+              <w:rPr>
+                <w:rFonts w:hint="eastAsia"/>
+              </w:rPr>
             </w:pPr>
             <w:r>
               <w:rPr>
                 <w:rFonts w:ascii="微软雅黑" w:hAnsi="微软雅黑" w:cs="微软雅黑"/>
                 <w:b/>
                 <w:color w:val="2C5F8A"/>
-                <w:sz w:val="24"/>
                 <w:szCs w:val="24"/>
                 <w:lang w:eastAsia="zh-CN"/>
               </w:rPr>
-              <w:t xml:space="preserve">受理范围</w:t>
+              <w:t>受理范围</w:t>
             </w:r>
           </w:p>
         </w:tc>
@@ -274,20 +357,94 @@
           </w:tcPr>
           <w:p>
             <w:pPr>
-              <w:jc w:val="left"/>
-              <w:spacing w:after="60" w:line="300"/>
               <w:keepNext/>
               <w:keepLines/>
+              <w:spacing w:after="60" w:line="300" w:lineRule="auto"/>
+              <w:rPr>
+                <w:rFonts w:hint="eastAsia"/>
+                <w:lang w:eastAsia="zh-CN"/>
+              </w:rPr>
             </w:pPr>
             <w:r>
               <w:rPr>
                 <w:rFonts w:ascii="微软雅黑" w:hAnsi="微软雅黑" w:cs="微软雅黑"/>
                 <w:color w:val="333333"/>
-                <w:sz w:val="24"/>
                 <w:szCs w:val="24"/>
                 <w:lang w:eastAsia="zh-CN"/>
               </w:rPr>
-              <w:t xml:space="preserve">信访 / 督查 / 问政 / 纪检 / 检察</w:t>
+              <w:t>信访</w:t>
+            </w:r>
+            <w:r>
+              <w:rPr>
+                <w:rFonts w:ascii="微软雅黑" w:hAnsi="微软雅黑" w:cs="微软雅黑"/>
+                <w:color w:val="333333"/>
+                <w:szCs w:val="24"/>
+                <w:lang w:eastAsia="zh-CN"/>
+              </w:rPr>
+              <w:t xml:space="preserve"> / </w:t>
+            </w:r>
+            <w:r>
+              <w:rPr>
+                <w:rFonts w:ascii="微软雅黑" w:hAnsi="微软雅黑" w:cs="微软雅黑"/>
+                <w:color w:val="333333"/>
+                <w:szCs w:val="24"/>
+                <w:lang w:eastAsia="zh-CN"/>
+              </w:rPr>
+              <w:t>督查</w:t>
+            </w:r>
+            <w:r>
+              <w:rPr>
+                <w:rFonts w:ascii="微软雅黑" w:hAnsi="微软雅黑" w:cs="微软雅黑"/>
+                <w:color w:val="333333"/>
+                <w:szCs w:val="24"/>
+                <w:lang w:eastAsia="zh-CN"/>
+              </w:rPr>
+              <w:t xml:space="preserve"> / </w:t>
+            </w:r>
+            <w:r>
+              <w:rPr>
+                <w:rFonts w:ascii="微软雅黑" w:hAnsi="微软雅黑" w:cs="微软雅黑"/>
+                <w:color w:val="333333"/>
+                <w:szCs w:val="24"/>
+                <w:lang w:eastAsia="zh-CN"/>
+              </w:rPr>
+              <w:t>问政</w:t>
+            </w:r>
+            <w:r>
+              <w:rPr>
+                <w:rFonts w:ascii="微软雅黑" w:hAnsi="微软雅黑" w:cs="微软雅黑"/>
+                <w:color w:val="333333"/>
+                <w:szCs w:val="24"/>
+                <w:lang w:eastAsia="zh-CN"/>
+              </w:rPr>
+              <w:t xml:space="preserve"> / </w:t>
+            </w:r>
+            <w:r>
+              <w:rPr>
+                <w:rFonts w:ascii="微软雅黑" w:hAnsi="微软雅黑" w:cs="微软雅黑"/>
+                <w:color w:val="333333"/>
+                <w:szCs w:val="24"/>
+                <w:lang w:eastAsia="zh-CN"/>
+              </w:rPr>
+              <w:t>纪检</w:t>
+            </w:r>
+            <w:r>
+              <w:rPr>
+                <w:rFonts w:ascii="微软雅黑" w:hAnsi="微软雅黑" w:cs="微软雅黑"/>
+                <w:color w:val="333333"/>
+                <w:szCs w:val="24"/>
+                <w:lang w:eastAsia="zh-CN"/>
+              </w:rPr>
+              <w:t xml:space="preserve"> / </w:t>
+            </w:r>
+            <w:r>
+              <w:rPr>
+                <w:rFonts w:ascii="微软雅黑" w:hAnsi="微软雅黑" w:cs="微软雅黑"/>
+                <w:color w:val="333333"/>
+                <w:szCs w:val="24"/>
+                <w:lang w:eastAsia="zh-CN"/>
+              </w:rPr>
+              <w:t>检察</w:t>
             </w:r>
           </w:p>
         </w:tc>
@@ -295,6 +452,7 @@
       <w:tr>
         <w:trPr>
           <w:cantSplit/>
+          <w:jc w:val="center"/>
         </w:trPr>
         <w:tc>
           <w:tcPr>
@@ -303,21 +461,23 @@
           </w:tcPr>
           <w:p>
             <w:pPr>
-              <w:jc w:val="right"/>
-              <w:spacing w:after="60" w:line="300"/>
               <w:keepNext/>
               <w:keepLines/>
+              <w:spacing w:after="60" w:line="300" w:lineRule="auto"/>
+              <w:jc w:val="right"/>
+              <w:rPr>
+                <w:rFonts w:hint="eastAsia"/>
+              </w:rPr>
             </w:pPr>
             <w:r>
               <w:rPr>
                 <w:rFonts w:ascii="微软雅黑" w:hAnsi="微软雅黑" w:cs="微软雅黑"/>
                 <w:b/>
                 <w:color w:val="2C5F8A"/>
-                <w:sz w:val="24"/>
                 <w:szCs w:val="24"/>
                 <w:lang w:eastAsia="zh-CN"/>
               </w:rPr>
-              <w:t xml:space="preserve">办理机制</w:t>
+              <w:t>办理机制</w:t>
             </w:r>
           </w:p>
         </w:tc>
@@ -328,20 +488,39 @@
           </w:tcPr>
           <w:p>
             <w:pPr>
-              <w:jc w:val="left"/>
-              <w:spacing w:after="60" w:line="300"/>
               <w:keepNext/>
               <w:keepLines/>
+              <w:spacing w:after="60" w:line="300" w:lineRule="auto"/>
+              <w:rPr>
+                <w:rFonts w:hint="eastAsia"/>
+              </w:rPr>
             </w:pPr>
             <w:r>
               <w:rPr>
                 <w:rFonts w:ascii="微软雅黑" w:hAnsi="微软雅黑" w:cs="微软雅黑"/>
                 <w:color w:val="333333"/>
-                <w:sz w:val="24"/>
                 <w:szCs w:val="24"/>
                 <w:lang w:eastAsia="zh-CN"/>
               </w:rPr>
-              <w:t xml:space="preserve">限时办结 · 统一督办</w:t>
+              <w:t>限时办结</w:t>
+            </w:r>
+            <w:r>
+              <w:rPr>
+                <w:rFonts w:ascii="微软雅黑" w:hAnsi="微软雅黑" w:cs="微软雅黑"/>
+                <w:color w:val="333333"/>
+                <w:szCs w:val="24"/>
+                <w:lang w:eastAsia="zh-CN"/>
+              </w:rPr>
+              <w:t xml:space="preserve"> · </w:t>
+            </w:r>
+            <w:r>
+              <w:rPr>
+                <w:rFonts w:ascii="微软雅黑" w:hAnsi="微软雅黑" w:cs="微软雅黑"/>
+                <w:color w:val="333333"/>
+                <w:szCs w:val="24"/>
+                <w:lang w:eastAsia="zh-CN"/>
+              </w:rPr>
+              <w:t>统一督办</w:t>
             </w:r>
           </w:p>
         </w:tc>
@@ -349,14 +528,20 @@
     </w:tbl>
     <w:p>
       <w:pPr>
+        <w:spacing w:before="300"/>
         <w:jc w:val="center"/>
-        <w:spacing w:before="300" w:line="360" w:lineRule="auto"/>
+        <w:rPr>
+          <w:rFonts w:hint="eastAsia"/>
+        </w:rPr>
       </w:pPr>
     </w:p>
     <w:p>
       <w:pPr>
         <w:jc w:val="center"/>
-        <w:spacing w:line="360" w:lineRule="auto"/>
+        <w:rPr>
+          <w:rFonts w:hint="eastAsia"/>
+          <w:lang w:eastAsia="zh-CN"/>
+        </w:rPr>
       </w:pPr>
       <w:r>
         <w:rPr>
@@ -366,19 +551,46 @@
           <w:szCs w:val="20"/>
           <w:lang w:eastAsia="zh-CN"/>
         </w:rPr>
-        <w:t xml:space="preserve">所有渠道均经官方来源交叉验证 · 具有法定受理职责和督办效力</w:t>
-      </w:r>
-    </w:p>
-    <w:p>
-      <w:pPr>
+        <w:t>所有渠道均经官方来源交叉验证</w:t>
+      </w:r>
+      <w:r>
+        <w:rPr>
+          <w:rFonts w:ascii="微软雅黑" w:hAnsi="微软雅黑" w:cs="微软雅黑"/>
+          <w:color w:val="888888"/>
+          <w:sz w:val="20"/>
+          <w:szCs w:val="20"/>
+          <w:lang w:eastAsia="zh-CN"/>
+        </w:rPr>
+        <w:t xml:space="preserve"> · </w:t>
+      </w:r>
+      <w:r>
+        <w:rPr>
+          <w:rFonts w:ascii="微软雅黑" w:hAnsi="微软雅黑" w:cs="微软雅黑"/>
+          <w:color w:val="888888"/>
+          <w:sz w:val="20"/>
+          <w:szCs w:val="20"/>
+          <w:lang w:eastAsia="zh-CN"/>
+        </w:rPr>
+        <w:t>具有法定受理职责和督办效力</w:t>
+      </w:r>
+    </w:p>
+    <w:p>
+      <w:pPr>
+        <w:spacing w:before="400"/>
         <w:jc w:val="center"/>
-        <w:spacing w:before="400" w:line="360" w:lineRule="auto"/>
+        <w:rPr>
+          <w:rFonts w:hint="eastAsia"/>
+          <w:lang w:eastAsia="zh-CN"/>
+        </w:rPr>
       </w:pPr>
     </w:p>
     <w:p>
       <w:pPr>
         <w:jc w:val="center"/>
-        <w:spacing w:line="360" w:lineRule="auto"/>
+        <w:rPr>
+          <w:rFonts w:hint="eastAsia"/>
+          <w:lang w:eastAsia="zh-CN"/>
+        </w:rPr>
       </w:pPr>
       <w:r>
         <w:rPr>
@@ -388,12 +600,80 @@
           <w:szCs w:val="18"/>
           <w:lang w:eastAsia="zh-CN"/>
         </w:rPr>
-        <w:t xml:space="preserve">整理日期：2026年9月  |  版本：最终版</w:t>
-      </w:r>
-    </w:p>
-    <w:p>
-      <w:r>
-        <w:rPr/>
+        <w:t>整理日期：</w:t>
+      </w:r>
+      <w:r>
+        <w:rPr>
+          <w:rFonts w:ascii="微软雅黑" w:hAnsi="微软雅黑" w:cs="微软雅黑"/>
+          <w:color w:val="AAAAAA"/>
+          <w:sz w:val="18"/>
+          <w:szCs w:val="18"/>
+          <w:lang w:eastAsia="zh-CN"/>
+        </w:rPr>
+        <w:t>2026</w:t>
+      </w:r>
+      <w:r>
+        <w:rPr>
+          <w:rFonts w:ascii="微软雅黑" w:hAnsi="微软雅黑" w:cs="微软雅黑"/>
+          <w:color w:val="AAAAAA"/>
+          <w:sz w:val="18"/>
+          <w:szCs w:val="18"/>
+          <w:lang w:eastAsia="zh-CN"/>
+        </w:rPr>
+        <w:t>年</w:t>
+      </w:r>
+      <w:r>
+        <w:rPr>
+          <w:rFonts w:ascii="微软雅黑" w:hAnsi="微软雅黑" w:cs="微软雅黑"/>
+          <w:color w:val="AAAAAA"/>
+          <w:sz w:val="18"/>
+          <w:szCs w:val="18"/>
+          <w:lang w:eastAsia="zh-CN"/>
+        </w:rPr>
+        <w:t>9</w:t>
+      </w:r>
+      <w:r>
+        <w:rPr>
+          <w:rFonts w:ascii="微软雅黑" w:hAnsi="微软雅黑" w:cs="微软雅黑"/>
+          <w:color w:val="AAAAAA"/>
+          <w:sz w:val="18"/>
+          <w:szCs w:val="18"/>
+          <w:lang w:eastAsia="zh-CN"/>
+        </w:rPr>
+        <w:t>月</w:t>
+      </w:r>
+      <w:r>
+        <w:rPr>
+          <w:rFonts w:ascii="微软雅黑" w:hAnsi="微软雅黑" w:cs="微软雅黑"/>
+          <w:color w:val="AAAAAA"/>
+          <w:sz w:val="18"/>
+          <w:szCs w:val="18"/>
+          <w:lang w:eastAsia="zh-CN"/>
+        </w:rPr>
+        <w:t xml:space="preserve">  |  </w:t>
+      </w:r>
+      <w:r>
+        <w:rPr>
+          <w:rFonts w:ascii="微软雅黑" w:hAnsi="微软雅黑" w:cs="微软雅黑"/>
+          <w:color w:val="AAAAAA"/>
+          <w:sz w:val="18"/>
+          <w:szCs w:val="18"/>
+          <w:lang w:eastAsia="zh-CN"/>
+        </w:rPr>
+        <w:t>版本：最终版</w:t>
+      </w:r>
+    </w:p>
+    <w:p>
+      <w:pPr>
+        <w:rPr>
+          <w:rFonts w:hint="eastAsia"/>
+          <w:lang w:eastAsia="zh-CN"/>
+        </w:rPr>
+      </w:pPr>
+      <w:r>
+        <w:rPr>
+          <w:lang w:eastAsia="zh-CN"/>
+        </w:rPr>
         <w:br w:type="page"/>
       </w:r>
     </w:p>
@@ -403,6 +683,7 @@
         <w:jc w:val="center"/>
         <w:rPr>
           <w:rFonts w:hint="eastAsia"/>
+          <w:lang w:eastAsia="zh-CN"/>
         </w:rPr>
       </w:pPr>
       <w:r>
@@ -454,6 +735,7 @@
         <w:spacing w:before="200" w:after="120"/>
         <w:rPr>
           <w:rFonts w:hint="eastAsia"/>
+          <w:lang w:eastAsia="zh-CN"/>
         </w:rPr>
       </w:pPr>
       <w:r>
@@ -491,6 +773,7 @@
         <w:spacing w:before="200" w:after="120"/>
         <w:rPr>
           <w:rFonts w:hint="eastAsia"/>
+          <w:lang w:eastAsia="zh-CN"/>
         </w:rPr>
       </w:pPr>
       <w:r>
@@ -608,6 +891,7 @@
         <w:spacing w:before="200" w:after="120"/>
         <w:rPr>
           <w:rFonts w:hint="eastAsia"/>
+          <w:lang w:eastAsia="zh-CN"/>
         </w:rPr>
       </w:pPr>
       <w:r>
@@ -662,6 +946,7 @@
         <w:ind w:left="440" w:hanging="440"/>
         <w:rPr>
           <w:rFonts w:hint="eastAsia"/>
+          <w:lang w:eastAsia="zh-CN"/>
         </w:rPr>
       </w:pPr>
       <w:r>
@@ -672,7 +957,7 @@
           <w:sz w:val="22"/>
           <w:lang w:eastAsia="zh-CN"/>
         </w:rPr>
-        <w:t>第一步：</w:t>
+        <w:t>第一步：企业内部投诉。拨打企业客服热线或通过官方</w:t>
       </w:r>
       <w:r>
         <w:rPr>
@@ -682,7 +967,7 @@
           <w:sz w:val="22"/>
           <w:lang w:eastAsia="zh-CN"/>
         </w:rPr>
-        <w:t>企业内部投诉。拨打企业客服热线或通过官方</w:t>
+        <w:t>APP</w:t>
       </w:r>
       <w:r>
         <w:rPr>
@@ -692,7 +977,7 @@
           <w:sz w:val="22"/>
           <w:lang w:eastAsia="zh-CN"/>
         </w:rPr>
-        <w:t>APP</w:t>
+        <w:t>、网站投诉，明确诉求并索取工单号。约</w:t>
       </w:r>
       <w:r>
         <w:rPr>
@@ -702,7 +987,7 @@
           <w:sz w:val="22"/>
           <w:lang w:eastAsia="zh-CN"/>
         </w:rPr>
-        <w:t>、网站投诉，明确诉求并索取工单号。约</w:t>
+        <w:t>80%</w:t>
       </w:r>
       <w:r>
         <w:rPr>
@@ -712,8 +997,18 @@
           <w:sz w:val="22"/>
           <w:lang w:eastAsia="zh-CN"/>
         </w:rPr>
-        <w:t>80%</w:t>
-      </w:r>
+        <w:t>的常规问题在此层级即可解决，且企业投诉记录是后续向监管部门申诉的前置条件。</w:t>
+      </w:r>
+    </w:p>
+    <w:p>
+      <w:pPr>
+        <w:spacing w:after="80"/>
+        <w:ind w:left="440" w:hanging="440"/>
+        <w:rPr>
+          <w:rFonts w:hint="eastAsia"/>
+          <w:lang w:eastAsia="zh-CN"/>
+        </w:rPr>
+      </w:pPr>
       <w:r>
         <w:rPr>
           <w:rFonts w:ascii="微软雅黑" w:hAnsi="微软雅黑" w:cs="微软雅黑"/>
@@ -722,7 +1017,15 @@
           <w:sz w:val="22"/>
           <w:lang w:eastAsia="zh-CN"/>
         </w:rPr>
-        <w:t>的常规问题在此层级即可解决，且企业投诉记录是后续向监管部门申诉的前置条件。</w:t>
+        <w:t>第二步：</w:t>
+      </w:r>
+      <w:r>
+        <w:rPr>
+          <w:rFonts w:ascii="微软雅黑" w:hAnsi="微软雅黑" w:cs="微软雅黑"/>
+          <w:sz w:val="22"/>
+          <w:lang w:eastAsia="zh-CN"/>
+        </w:rPr>
+        <w:t>平台投诉。在电商、社交、出行、外卖等第三方平台发生的纠纷，先向平台官方举报入口投诉。平台对入驻商家有管理责任，可采取下架、封禁、先行赔付等措施。</w:t>
       </w:r>
     </w:p>
     <w:p>
@@ -731,6 +1034,7 @@
         <w:ind w:left="440" w:hanging="440"/>
         <w:rPr>
           <w:rFonts w:hint="eastAsia"/>
+          <w:lang w:eastAsia="zh-CN"/>
         </w:rPr>
       </w:pPr>
       <w:r>
@@ -741,7 +1045,7 @@
           <w:sz w:val="22"/>
           <w:lang w:eastAsia="zh-CN"/>
         </w:rPr>
-        <w:t>第二步：</w:t>
+        <w:t>第三步：</w:t>
       </w:r>
       <w:r>
         <w:rPr>
@@ -749,7 +1053,7 @@
           <w:sz w:val="22"/>
           <w:lang w:eastAsia="zh-CN"/>
         </w:rPr>
-        <w:t>平台投诉。在电商、社交、出行、外卖等第三方平台发生的纠纷，先向平台官方举报入口投诉。平台对入驻商家有管理责任，可采取下架、封禁、先行赔付等措施。</w:t>
+        <w:t>必要时社交媒体曝光。企业和平台均未妥善处理时，可基于客观事实陈述遭遇、寻求关注。但必须严守法律底线：不得捏造事实、不得侮辱诽谤、不得泄露隐私、不得煽动网络暴力。</w:t>
       </w:r>
     </w:p>
     <w:p>
@@ -758,6 +1062,7 @@
         <w:ind w:left="440" w:hanging="440"/>
         <w:rPr>
           <w:rFonts w:hint="eastAsia"/>
+          <w:lang w:eastAsia="zh-CN"/>
         </w:rPr>
       </w:pPr>
       <w:r>
@@ -768,7 +1073,8 @@
           <w:sz w:val="22"/>
           <w:lang w:eastAsia="zh-CN"/>
         </w:rPr>
-        <w:t>第三步：</w:t>
+        <w:lastRenderedPageBreak/>
+        <w:t>第四步：</w:t>
       </w:r>
       <w:r>
         <w:rPr>
@@ -776,7 +1082,87 @@
           <w:sz w:val="22"/>
           <w:lang w:eastAsia="zh-CN"/>
         </w:rPr>
-        <w:t>必要时社交媒体曝光。企业和平台均未妥善处理时，可基于客观事实陈述遭遇、寻求关注。但必须严守法律底线：不得捏造事实、不得侮辱诽谤、不得泄露隐私、不得煽动网络暴力。</w:t>
+        <w:t>政府部门投诉。向行业监管部门（</w:t>
+      </w:r>
+      <w:r>
+        <w:rPr>
+          <w:rFonts w:ascii="微软雅黑" w:hAnsi="微软雅黑" w:cs="微软雅黑"/>
+          <w:sz w:val="22"/>
+          <w:lang w:eastAsia="zh-CN"/>
+        </w:rPr>
+        <w:t>12300</w:t>
+      </w:r>
+      <w:r>
+        <w:rPr>
+          <w:rFonts w:ascii="微软雅黑" w:hAnsi="微软雅黑" w:cs="微软雅黑"/>
+          <w:sz w:val="22"/>
+          <w:lang w:eastAsia="zh-CN"/>
+        </w:rPr>
+        <w:t>、</w:t>
+      </w:r>
+      <w:r>
+        <w:rPr>
+          <w:rFonts w:ascii="微软雅黑" w:hAnsi="微软雅黑" w:cs="微软雅黑"/>
+          <w:sz w:val="22"/>
+          <w:lang w:eastAsia="zh-CN"/>
+        </w:rPr>
+        <w:t>12305</w:t>
+      </w:r>
+      <w:r>
+        <w:rPr>
+          <w:rFonts w:ascii="微软雅黑" w:hAnsi="微软雅黑" w:cs="微软雅黑"/>
+          <w:sz w:val="22"/>
+          <w:lang w:eastAsia="zh-CN"/>
+        </w:rPr>
+        <w:t>、</w:t>
+      </w:r>
+      <w:r>
+        <w:rPr>
+          <w:rFonts w:ascii="微软雅黑" w:hAnsi="微软雅黑" w:cs="微软雅黑"/>
+          <w:sz w:val="22"/>
+          <w:lang w:eastAsia="zh-CN"/>
+        </w:rPr>
+        <w:t>12378</w:t>
+      </w:r>
+      <w:r>
+        <w:rPr>
+          <w:rFonts w:ascii="微软雅黑" w:hAnsi="微软雅黑" w:cs="微软雅黑"/>
+          <w:sz w:val="22"/>
+          <w:lang w:eastAsia="zh-CN"/>
+        </w:rPr>
+        <w:t>、</w:t>
+      </w:r>
+      <w:r>
+        <w:rPr>
+          <w:rFonts w:ascii="微软雅黑" w:hAnsi="微软雅黑" w:cs="微软雅黑"/>
+          <w:sz w:val="22"/>
+          <w:lang w:eastAsia="zh-CN"/>
+        </w:rPr>
+        <w:t>12315</w:t>
+      </w:r>
+      <w:r>
+        <w:rPr>
+          <w:rFonts w:ascii="微软雅黑" w:hAnsi="微软雅黑" w:cs="微软雅黑"/>
+          <w:sz w:val="22"/>
+          <w:lang w:eastAsia="zh-CN"/>
+        </w:rPr>
+        <w:t>等）或</w:t>
+      </w:r>
+      <w:r>
+        <w:rPr>
+          <w:rFonts w:ascii="微软雅黑" w:hAnsi="微软雅黑" w:cs="微软雅黑"/>
+          <w:sz w:val="22"/>
+          <w:lang w:eastAsia="zh-CN"/>
+        </w:rPr>
+        <w:t>12345</w:t>
+      </w:r>
+      <w:r>
+        <w:rPr>
+          <w:rFonts w:ascii="微软雅黑" w:hAnsi="微软雅黑" w:cs="微软雅黑"/>
+          <w:sz w:val="22"/>
+          <w:lang w:eastAsia="zh-CN"/>
+        </w:rPr>
+        <w:t>政务服务便民热线投诉，由行政机关依法调查处理。</w:t>
       </w:r>
     </w:p>
     <w:p>
@@ -785,6 +1171,7 @@
         <w:ind w:left="440" w:hanging="440"/>
         <w:rPr>
           <w:rFonts w:hint="eastAsia"/>
+          <w:lang w:eastAsia="zh-CN"/>
         </w:rPr>
       </w:pPr>
       <w:r>
@@ -795,8 +1182,7 @@
           <w:sz w:val="22"/>
           <w:lang w:eastAsia="zh-CN"/>
         </w:rPr>
-        <w:lastRenderedPageBreak/>
-        <w:t>第四步：</w:t>
+        <w:t>第五步：</w:t>
       </w:r>
       <w:r>
         <w:rPr>
@@ -804,7 +1190,7 @@
           <w:sz w:val="22"/>
           <w:lang w:eastAsia="zh-CN"/>
         </w:rPr>
-        <w:t>政府部门投诉。向行业监管部门（</w:t>
+        <w:t>高层级诉求平台。涉及跨区域重大问题、基层不作为慢作为的，通过省级</w:t>
       </w:r>
       <w:r>
         <w:rPr>
@@ -812,7 +1198,7 @@
           <w:sz w:val="22"/>
           <w:lang w:eastAsia="zh-CN"/>
         </w:rPr>
-        <w:t>12300</w:t>
+        <w:t>/</w:t>
       </w:r>
       <w:r>
         <w:rPr>
@@ -820,71 +1206,7 @@
           <w:sz w:val="22"/>
           <w:lang w:eastAsia="zh-CN"/>
         </w:rPr>
-        <w:t>、</w:t>
-      </w:r>
-      <w:r>
-        <w:rPr>
-          <w:rFonts w:ascii="微软雅黑" w:hAnsi="微软雅黑" w:cs="微软雅黑"/>
-          <w:sz w:val="22"/>
-          <w:lang w:eastAsia="zh-CN"/>
-        </w:rPr>
-        <w:t>12305</w:t>
-      </w:r>
-      <w:r>
-        <w:rPr>
-          <w:rFonts w:ascii="微软雅黑" w:hAnsi="微软雅黑" w:cs="微软雅黑"/>
-          <w:sz w:val="22"/>
-          <w:lang w:eastAsia="zh-CN"/>
-        </w:rPr>
-        <w:t>、</w:t>
-      </w:r>
-      <w:r>
-        <w:rPr>
-          <w:rFonts w:ascii="微软雅黑" w:hAnsi="微软雅黑" w:cs="微软雅黑"/>
-          <w:sz w:val="22"/>
-          <w:lang w:eastAsia="zh-CN"/>
-        </w:rPr>
-        <w:t>12378</w:t>
-      </w:r>
-      <w:r>
-        <w:rPr>
-          <w:rFonts w:ascii="微软雅黑" w:hAnsi="微软雅黑" w:cs="微软雅黑"/>
-          <w:sz w:val="22"/>
-          <w:lang w:eastAsia="zh-CN"/>
-        </w:rPr>
-        <w:t>、</w:t>
-      </w:r>
-      <w:r>
-        <w:rPr>
-          <w:rFonts w:ascii="微软雅黑" w:hAnsi="微软雅黑" w:cs="微软雅黑"/>
-          <w:sz w:val="22"/>
-          <w:lang w:eastAsia="zh-CN"/>
-        </w:rPr>
-        <w:t>12315</w:t>
-      </w:r>
-      <w:r>
-        <w:rPr>
-          <w:rFonts w:ascii="微软雅黑" w:hAnsi="微软雅黑" w:cs="微软雅黑"/>
-          <w:sz w:val="22"/>
-          <w:lang w:eastAsia="zh-CN"/>
-        </w:rPr>
-        <w:t>等）或</w:t>
-      </w:r>
-      <w:r>
-        <w:rPr>
-          <w:rFonts w:ascii="微软雅黑" w:hAnsi="微软雅黑" w:cs="微软雅黑"/>
-          <w:sz w:val="22"/>
-          <w:lang w:eastAsia="zh-CN"/>
-        </w:rPr>
-        <w:t>12345</w:t>
-      </w:r>
-      <w:r>
-        <w:rPr>
-          <w:rFonts w:ascii="微软雅黑" w:hAnsi="微软雅黑" w:cs="微软雅黑"/>
-          <w:sz w:val="22"/>
-          <w:lang w:eastAsia="zh-CN"/>
-        </w:rPr>
-        <w:t>政务服务便民热线投诉，由行政机关依法调查处理。</w:t>
+        <w:t>国家级信访督查平台反映。</w:t>
       </w:r>
     </w:p>
     <w:p>
@@ -893,6 +1215,7 @@
         <w:ind w:left="440" w:hanging="440"/>
         <w:rPr>
           <w:rFonts w:hint="eastAsia"/>
+          <w:lang w:eastAsia="zh-CN"/>
         </w:rPr>
       </w:pPr>
       <w:r>
@@ -903,7 +1226,7 @@
           <w:sz w:val="22"/>
           <w:lang w:eastAsia="zh-CN"/>
         </w:rPr>
-        <w:t>第五步：</w:t>
+        <w:t>第六步：</w:t>
       </w:r>
       <w:r>
         <w:rPr>
@@ -911,7 +1234,7 @@
           <w:sz w:val="22"/>
           <w:lang w:eastAsia="zh-CN"/>
         </w:rPr>
-        <w:t>高层级诉求平台。涉及跨区域重大问题、基层不作为慢作为的，通过省级</w:t>
+        <w:t>纪检监察与司法途径。涉及公职人员违纪违法的拨打</w:t>
       </w:r>
       <w:r>
         <w:rPr>
@@ -919,7 +1242,7 @@
           <w:sz w:val="22"/>
           <w:lang w:eastAsia="zh-CN"/>
         </w:rPr>
-        <w:t>/</w:t>
+        <w:t>12388</w:t>
       </w:r>
       <w:r>
         <w:rPr>
@@ -927,49 +1250,6 @@
           <w:sz w:val="22"/>
           <w:lang w:eastAsia="zh-CN"/>
         </w:rPr>
-        <w:t>国家级信访督查平台反映。</w:t>
-      </w:r>
-    </w:p>
-    <w:p>
-      <w:pPr>
-        <w:spacing w:after="80"/>
-        <w:ind w:left="440" w:hanging="440"/>
-        <w:rPr>
-          <w:rFonts w:hint="eastAsia"/>
-        </w:rPr>
-      </w:pPr>
-      <w:r>
-        <w:rPr>
-          <w:rFonts w:ascii="微软雅黑" w:hAnsi="微软雅黑" w:cs="微软雅黑"/>
-          <w:b/>
-          <w:color w:val="1A3C6E"/>
-          <w:sz w:val="22"/>
-          <w:lang w:eastAsia="zh-CN"/>
-        </w:rPr>
-        <w:t>第六步：</w:t>
-      </w:r>
-      <w:r>
-        <w:rPr>
-          <w:rFonts w:ascii="微软雅黑" w:hAnsi="微软雅黑" w:cs="微软雅黑"/>
-          <w:sz w:val="22"/>
-          <w:lang w:eastAsia="zh-CN"/>
-        </w:rPr>
-        <w:t>纪检监察与司法途径。涉及公职人员违纪违法的拨打</w:t>
-      </w:r>
-      <w:r>
-        <w:rPr>
-          <w:rFonts w:ascii="微软雅黑" w:hAnsi="微软雅黑" w:cs="微软雅黑"/>
-          <w:sz w:val="22"/>
-          <w:lang w:eastAsia="zh-CN"/>
-        </w:rPr>
-        <w:t>12388</w:t>
-      </w:r>
-      <w:r>
-        <w:rPr>
-          <w:rFonts w:ascii="微软雅黑" w:hAnsi="微软雅黑" w:cs="微软雅黑"/>
-          <w:sz w:val="22"/>
-          <w:lang w:eastAsia="zh-CN"/>
-        </w:rPr>
         <w:t>；对行政处理不服的可申请行政复议或提起行政诉讼；涉及民事赔偿的可向法院起诉。</w:t>
       </w:r>
     </w:p>
@@ -978,6 +1258,7 @@
         <w:spacing w:before="200" w:after="120"/>
         <w:rPr>
           <w:rFonts w:hint="eastAsia"/>
+          <w:lang w:eastAsia="zh-CN"/>
         </w:rPr>
       </w:pPr>
       <w:r>
@@ -1063,6 +1344,7 @@
         <w:spacing w:before="200" w:after="120"/>
         <w:rPr>
           <w:rFonts w:hint="eastAsia"/>
+          <w:lang w:eastAsia="zh-CN"/>
         </w:rPr>
       </w:pPr>
       <w:r>
@@ -1165,6 +1447,7 @@
         <w:spacing w:before="200" w:after="120"/>
         <w:rPr>
           <w:rFonts w:hint="eastAsia"/>
+          <w:lang w:eastAsia="zh-CN"/>
         </w:rPr>
       </w:pPr>
       <w:r>
@@ -1203,6 +1486,7 @@
         <w:ind w:left="440" w:hanging="440"/>
         <w:rPr>
           <w:rFonts w:hint="eastAsia"/>
+          <w:lang w:eastAsia="zh-CN"/>
         </w:rPr>
       </w:pPr>
       <w:r>
@@ -1293,6 +1577,7 @@
         <w:ind w:left="440" w:hanging="440"/>
         <w:rPr>
           <w:rFonts w:hint="eastAsia"/>
+          <w:lang w:eastAsia="zh-CN"/>
         </w:rPr>
       </w:pPr>
       <w:r>
@@ -1420,6 +1705,7 @@
         <w:ind w:left="440" w:hanging="440"/>
         <w:rPr>
           <w:rFonts w:hint="eastAsia"/>
+          <w:lang w:eastAsia="zh-CN"/>
         </w:rPr>
       </w:pPr>
       <w:r>
@@ -1528,6 +1814,7 @@
         <w:ind w:left="440" w:hanging="440"/>
         <w:rPr>
           <w:rFonts w:hint="eastAsia"/>
+          <w:lang w:eastAsia="zh-CN"/>
         </w:rPr>
       </w:pPr>
       <w:r>
@@ -1582,6 +1869,7 @@
         <w:ind w:left="440" w:hanging="440"/>
         <w:rPr>
           <w:rFonts w:hint="eastAsia"/>
+          <w:lang w:eastAsia="zh-CN"/>
         </w:rPr>
       </w:pPr>
       <w:r>
@@ -1690,6 +1978,7 @@
         <w:spacing w:before="200" w:after="120"/>
         <w:rPr>
           <w:rFonts w:hint="eastAsia"/>
+          <w:lang w:eastAsia="zh-CN"/>
         </w:rPr>
       </w:pPr>
       <w:r>
@@ -1803,10 +2092,13 @@
       <w:pPr>
         <w:rPr>
           <w:rFonts w:hint="eastAsia"/>
-        </w:rPr>
-      </w:pPr>
-      <w:r>
-        <w:rPr/>
+          <w:lang w:eastAsia="zh-CN"/>
+        </w:rPr>
+      </w:pPr>
+      <w:r>
+        <w:rPr>
+          <w:lang w:eastAsia="zh-CN"/>
+        </w:rPr>
         <w:br w:type="page"/>
       </w:r>
     </w:p>
@@ -1845,18 +2137,15 @@
         </w:rPr>
       </w:pPr>
       <w:r>
-        <w:rPr/>
         <w:fldChar w:fldCharType="begin"/>
       </w:r>
       <w:r>
-        <w:rPr/>
         <w:instrText xml:space="preserve"> TOC \o "1-3" \h \z \u </w:instrText>
       </w:r>
       <w:r>
-        <w:rPr/>
         <w:fldChar w:fldCharType="separate"/>
       </w:r>
-      <w:hyperlink w:anchor="_Toc239519623" w:history="1">
+      <w:hyperlink w:anchor="_Toc239552758" w:history="1">
         <w:r>
           <w:rPr>
             <w:rStyle w:val="aff9"/>
@@ -1895,7 +2184,7 @@
             <w:noProof/>
             <w:webHidden/>
           </w:rPr>
-          <w:instrText>PAGEREF _Toc239519623 \h</w:instrText>
+          <w:instrText>PAGEREF _Toc239552758 \h</w:instrText>
         </w:r>
         <w:r>
           <w:rPr>
@@ -1954,7 +2243,7 @@
           <w14:ligatures w14:val="standardContextual"/>
         </w:rPr>
       </w:pPr>
-      <w:hyperlink w:anchor="_Toc239519624" w:history="1">
+      <w:hyperlink w:anchor="_Toc239552759" w:history="1">
         <w:r>
           <w:rPr>
             <w:rStyle w:val="aff9"/>
@@ -1993,7 +2282,7 @@
             <w:noProof/>
             <w:webHidden/>
           </w:rPr>
-          <w:instrText>PAGEREF _Toc239519624 \h</w:instrText>
+          <w:instrText>PAGEREF _Toc239552759 \h</w:instrText>
         </w:r>
         <w:r>
           <w:rPr>
@@ -2053,7 +2342,7 @@
           <w14:ligatures w14:val="standardContextual"/>
         </w:rPr>
       </w:pPr>
-      <w:hyperlink w:anchor="_Toc239519625" w:history="1">
+      <w:hyperlink w:anchor="_Toc239552760" w:history="1">
         <w:r>
           <w:rPr>
             <w:rStyle w:val="aff9"/>
@@ -2092,7 +2381,7 @@
             <w:noProof/>
             <w:webHidden/>
           </w:rPr>
-          <w:instrText>PAGEREF _Toc239519625 \h</w:instrText>
+          <w:instrText>PAGEREF _Toc239552760 \h</w:instrText>
         </w:r>
         <w:r>
           <w:rPr>
@@ -2152,7 +2441,7 @@
           <w14:ligatures w14:val="standardContextual"/>
         </w:rPr>
       </w:pPr>
-      <w:hyperlink w:anchor="_Toc239519626" w:history="1">
+      <w:hyperlink w:anchor="_Toc239552761" w:history="1">
         <w:r>
           <w:rPr>
             <w:rStyle w:val="aff9"/>
@@ -2191,7 +2480,7 @@
             <w:noProof/>
             <w:webHidden/>
           </w:rPr>
-          <w:instrText>PAGEREF _Toc239519626 \h</w:instrText>
+          <w:instrText>PAGEREF _Toc239552761 \h</w:instrText>
         </w:r>
         <w:r>
           <w:rPr>
@@ -2251,7 +2540,7 @@
           <w14:ligatures w14:val="standardContextual"/>
         </w:rPr>
       </w:pPr>
-      <w:hyperlink w:anchor="_Toc239519627" w:history="1">
+      <w:hyperlink w:anchor="_Toc239552762" w:history="1">
         <w:r>
           <w:rPr>
             <w:rStyle w:val="aff9"/>
@@ -2289,7 +2578,7 @@
             <w:noProof/>
             <w:webHidden/>
           </w:rPr>
-          <w:instrText>PAGEREF _Toc239519627 \h</w:instrText>
+          <w:instrText>PAGEREF _Toc239552762 \h</w:instrText>
         </w:r>
         <w:r>
           <w:rPr>
@@ -2349,7 +2638,7 @@
           <w14:ligatures w14:val="standardContextual"/>
         </w:rPr>
       </w:pPr>
-      <w:hyperlink w:anchor="_Toc239519628" w:history="1">
+      <w:hyperlink w:anchor="_Toc239552763" w:history="1">
         <w:r>
           <w:rPr>
             <w:rStyle w:val="aff9"/>
@@ -2387,7 +2676,7 @@
             <w:noProof/>
             <w:webHidden/>
           </w:rPr>
-          <w:instrText>PAGEREF _Toc239519628 \h</w:instrText>
+          <w:instrText>PAGEREF _Toc239552763 \h</w:instrText>
         </w:r>
         <w:r>
           <w:rPr>
@@ -2447,7 +2736,7 @@
           <w14:ligatures w14:val="standardContextual"/>
         </w:rPr>
       </w:pPr>
-      <w:hyperlink w:anchor="_Toc239519629" w:history="1">
+      <w:hyperlink w:anchor="_Toc239552764" w:history="1">
         <w:r>
           <w:rPr>
             <w:rStyle w:val="aff9"/>
@@ -2486,7 +2775,7 @@
             <w:noProof/>
             <w:webHidden/>
           </w:rPr>
-          <w:instrText>PAGEREF _Toc239519629 \h</w:instrText>
+          <w:instrText>PAGEREF _Toc239552764 \h</w:instrText>
         </w:r>
         <w:r>
           <w:rPr>
@@ -2546,7 +2835,7 @@
           <w14:ligatures w14:val="standardContextual"/>
         </w:rPr>
       </w:pPr>
-      <w:hyperlink w:anchor="_Toc239519630" w:history="1">
+      <w:hyperlink w:anchor="_Toc239552765" w:history="1">
         <w:r>
           <w:rPr>
             <w:rStyle w:val="aff9"/>
@@ -2584,7 +2873,7 @@
             <w:noProof/>
             <w:webHidden/>
           </w:rPr>
-          <w:instrText>PAGEREF _Toc239519630 \h</w:instrText>
+          <w:instrText>PAGEREF _Toc239552765 \h</w:instrText>
         </w:r>
         <w:r>
           <w:rPr>
@@ -2644,7 +2933,7 @@
           <w14:ligatures w14:val="standardContextual"/>
         </w:rPr>
       </w:pPr>
-      <w:hyperlink w:anchor="_Toc239519631" w:history="1">
+      <w:hyperlink w:anchor="_Toc239552766" w:history="1">
         <w:r>
           <w:rPr>
             <w:rStyle w:val="aff9"/>
@@ -2682,7 +2971,7 @@
             <w:noProof/>
             <w:webHidden/>
           </w:rPr>
-          <w:instrText>PAGEREF _Toc239519631 \h</w:instrText>
+          <w:instrText>PAGEREF _Toc239552766 \h</w:instrText>
         </w:r>
         <w:r>
           <w:rPr>
@@ -2742,7 +3031,7 @@
           <w14:ligatures w14:val="standardContextual"/>
         </w:rPr>
       </w:pPr>
-      <w:hyperlink w:anchor="_Toc239519632" w:history="1">
+      <w:hyperlink w:anchor="_Toc239552767" w:history="1">
         <w:r>
           <w:rPr>
             <w:rStyle w:val="aff9"/>
@@ -2780,7 +3069,7 @@
             <w:noProof/>
             <w:webHidden/>
           </w:rPr>
-          <w:instrText>PAGEREF _Toc239519632 \h</w:instrText>
+          <w:instrText>PAGEREF _Toc239552767 \h</w:instrText>
         </w:r>
         <w:r>
           <w:rPr>
@@ -2840,7 +3129,7 @@
           <w14:ligatures w14:val="standardContextual"/>
         </w:rPr>
       </w:pPr>
-      <w:hyperlink w:anchor="_Toc239519633" w:history="1">
+      <w:hyperlink w:anchor="_Toc239552768" w:history="1">
         <w:r>
           <w:rPr>
             <w:rStyle w:val="aff9"/>
@@ -2879,7 +3168,7 @@
             <w:noProof/>
             <w:webHidden/>
           </w:rPr>
-          <w:instrText>PAGEREF _Toc239519633 \h</w:instrText>
+          <w:instrText>PAGEREF _Toc239552768 \h</w:instrText>
         </w:r>
         <w:r>
           <w:rPr>
@@ -2939,7 +3228,7 @@
           <w14:ligatures w14:val="standardContextual"/>
         </w:rPr>
       </w:pPr>
-      <w:hyperlink w:anchor="_Toc239519634" w:history="1">
+      <w:hyperlink w:anchor="_Toc239552769" w:history="1">
         <w:r>
           <w:rPr>
             <w:rStyle w:val="aff9"/>
@@ -2977,7 +3266,7 @@
             <w:noProof/>
             <w:webHidden/>
           </w:rPr>
-          <w:instrText>PAGEREF _Toc239519634 \h</w:instrText>
+          <w:instrText>PAGEREF _Toc239552769 \h</w:instrText>
         </w:r>
         <w:r>
           <w:rPr>
@@ -3037,7 +3326,7 @@
           <w14:ligatures w14:val="standardContextual"/>
         </w:rPr>
       </w:pPr>
-      <w:hyperlink w:anchor="_Toc239519635" w:history="1">
+      <w:hyperlink w:anchor="_Toc239552770" w:history="1">
         <w:r>
           <w:rPr>
             <w:rStyle w:val="aff9"/>
@@ -3075,7 +3364,7 @@
             <w:noProof/>
             <w:webHidden/>
           </w:rPr>
-          <w:instrText>PAGEREF _Toc239519635 \h</w:instrText>
+          <w:instrText>PAGEREF _Toc239552770 \h</w:instrText>
         </w:r>
         <w:r>
           <w:rPr>
@@ -3135,7 +3424,7 @@
           <w14:ligatures w14:val="standardContextual"/>
         </w:rPr>
       </w:pPr>
-      <w:hyperlink w:anchor="_Toc239519636" w:history="1">
+      <w:hyperlink w:anchor="_Toc239552771" w:history="1">
         <w:r>
           <w:rPr>
             <w:rStyle w:val="aff9"/>
@@ -3173,7 +3462,7 @@
             <w:noProof/>
             <w:webHidden/>
           </w:rPr>
-          <w:instrText>PAGEREF _Toc239519636 \h</w:instrText>
+          <w:instrText>PAGEREF _Toc239552771 \h</w:instrText>
         </w:r>
         <w:r>
           <w:rPr>
@@ -3233,7 +3522,7 @@
           <w14:ligatures w14:val="standardContextual"/>
         </w:rPr>
       </w:pPr>
-      <w:hyperlink w:anchor="_Toc239519637" w:history="1">
+      <w:hyperlink w:anchor="_Toc239552772" w:history="1">
         <w:r>
           <w:rPr>
             <w:rStyle w:val="aff9"/>
@@ -3272,7 +3561,7 @@
             <w:noProof/>
             <w:webHidden/>
           </w:rPr>
-          <w:instrText>PAGEREF _Toc239519637 \h</w:instrText>
+          <w:instrText>PAGEREF _Toc239552772 \h</w:instrText>
         </w:r>
         <w:r>
           <w:rPr>
@@ -3332,7 +3621,7 @@
           <w14:ligatures w14:val="standardContextual"/>
         </w:rPr>
       </w:pPr>
-      <w:hyperlink w:anchor="_Toc239519638" w:history="1">
+      <w:hyperlink w:anchor="_Toc239552773" w:history="1">
         <w:r>
           <w:rPr>
             <w:rStyle w:val="aff9"/>
@@ -3371,7 +3660,7 @@
             <w:noProof/>
             <w:webHidden/>
           </w:rPr>
-          <w:instrText>PAGEREF _Toc239519638 \h</w:instrText>
+          <w:instrText>PAGEREF _Toc239552773 \h</w:instrText>
         </w:r>
         <w:r>
           <w:rPr>
@@ -3431,7 +3720,7 @@
           <w14:ligatures w14:val="standardContextual"/>
         </w:rPr>
       </w:pPr>
-      <w:hyperlink w:anchor="_Toc239519639" w:history="1">
+      <w:hyperlink w:anchor="_Toc239552774" w:history="1">
         <w:r>
           <w:rPr>
             <w:rStyle w:val="aff9"/>
@@ -3469,7 +3758,7 @@
             <w:noProof/>
             <w:webHidden/>
           </w:rPr>
-          <w:instrText>PAGEREF _Toc239519639 \h</w:instrText>
+          <w:instrText>PAGEREF _Toc239552774 \h</w:instrText>
         </w:r>
         <w:r>
           <w:rPr>
@@ -3529,7 +3818,7 @@
           <w14:ligatures w14:val="standardContextual"/>
         </w:rPr>
       </w:pPr>
-      <w:hyperlink w:anchor="_Toc239519640" w:history="1">
+      <w:hyperlink w:anchor="_Toc239552775" w:history="1">
         <w:r>
           <w:rPr>
             <w:rStyle w:val="aff9"/>
@@ -3567,7 +3856,7 @@
             <w:noProof/>
             <w:webHidden/>
           </w:rPr>
-          <w:instrText>PAGEREF _Toc239519640 \h</w:instrText>
+          <w:instrText>PAGEREF _Toc239552775 \h</w:instrText>
         </w:r>
         <w:r>
           <w:rPr>
@@ -3627,7 +3916,7 @@
           <w14:ligatures w14:val="standardContextual"/>
         </w:rPr>
       </w:pPr>
-      <w:hyperlink w:anchor="_Toc239519641" w:history="1">
+      <w:hyperlink w:anchor="_Toc239552776" w:history="1">
         <w:r>
           <w:rPr>
             <w:rStyle w:val="aff9"/>
@@ -3666,7 +3955,7 @@
             <w:noProof/>
             <w:webHidden/>
           </w:rPr>
-          <w:instrText>PAGEREF _Toc239519641 \h</w:instrText>
+          <w:instrText>PAGEREF _Toc239552776 \h</w:instrText>
         </w:r>
         <w:r>
           <w:rPr>
@@ -3726,7 +4015,7 @@
           <w14:ligatures w14:val="standardContextual"/>
         </w:rPr>
       </w:pPr>
-      <w:hyperlink w:anchor="_Toc239519642" w:history="1">
+      <w:hyperlink w:anchor="_Toc239552777" w:history="1">
         <w:r>
           <w:rPr>
             <w:rStyle w:val="aff9"/>
@@ -3764,7 +4053,7 @@
             <w:noProof/>
             <w:webHidden/>
           </w:rPr>
-          <w:instrText>PAGEREF _Toc239519642 \h</w:instrText>
+          <w:instrText>PAGEREF _Toc239552777 \h</w:instrText>
         </w:r>
         <w:r>
           <w:rPr>
@@ -3824,7 +4113,7 @@
           <w14:ligatures w14:val="standardContextual"/>
         </w:rPr>
       </w:pPr>
-      <w:hyperlink w:anchor="_Toc239519643" w:history="1">
+      <w:hyperlink w:anchor="_Toc239552778" w:history="1">
         <w:r>
           <w:rPr>
             <w:rStyle w:val="aff9"/>
@@ -3862,7 +4151,7 @@
             <w:noProof/>
             <w:webHidden/>
           </w:rPr>
-          <w:instrText>PAGEREF _Toc239519643 \h</w:instrText>
+          <w:instrText>PAGEREF _Toc239552778 \h</w:instrText>
         </w:r>
         <w:r>
           <w:rPr>
@@ -3922,7 +4211,7 @@
           <w14:ligatures w14:val="standardContextual"/>
         </w:rPr>
       </w:pPr>
-      <w:hyperlink w:anchor="_Toc239519644" w:history="1">
+      <w:hyperlink w:anchor="_Toc239552779" w:history="1">
         <w:r>
           <w:rPr>
             <w:rStyle w:val="aff9"/>
@@ -3960,7 +4249,7 @@
             <w:noProof/>
             <w:webHidden/>
           </w:rPr>
-          <w:instrText>PAGEREF _Toc239519644 \h</w:instrText>
+          <w:instrText>PAGEREF _Toc239552779 \h</w:instrText>
         </w:r>
         <w:r>
           <w:rPr>
@@ -4020,7 +4309,7 @@
           <w14:ligatures w14:val="standardContextual"/>
         </w:rPr>
       </w:pPr>
-      <w:hyperlink w:anchor="_Toc239519645" w:history="1">
+      <w:hyperlink w:anchor="_Toc239552780" w:history="1">
         <w:r>
           <w:rPr>
             <w:rStyle w:val="aff9"/>
@@ -4059,7 +4348,7 @@
             <w:noProof/>
             <w:webHidden/>
           </w:rPr>
-          <w:instrText>PAGEREF _Toc239519645 \h</w:instrText>
+          <w:instrText>PAGEREF _Toc239552780 \h</w:instrText>
         </w:r>
         <w:r>
           <w:rPr>
@@ -4119,7 +4408,7 @@
           <w14:ligatures w14:val="standardContextual"/>
         </w:rPr>
       </w:pPr>
-      <w:hyperlink w:anchor="_Toc239519646" w:history="1">
+      <w:hyperlink w:anchor="_Toc239552781" w:history="1">
         <w:r>
           <w:rPr>
             <w:rStyle w:val="aff9"/>
@@ -4157,7 +4446,7 @@
             <w:noProof/>
             <w:webHidden/>
           </w:rPr>
-          <w:instrText>PAGEREF _Toc239519646 \h</w:instrText>
+          <w:instrText>PAGEREF _Toc239552781 \h</w:instrText>
         </w:r>
         <w:r>
           <w:rPr>
@@ -4217,7 +4506,7 @@
           <w14:ligatures w14:val="standardContextual"/>
         </w:rPr>
       </w:pPr>
-      <w:hyperlink w:anchor="_Toc239519647" w:history="1">
+      <w:hyperlink w:anchor="_Toc239552782" w:history="1">
         <w:r>
           <w:rPr>
             <w:rStyle w:val="aff9"/>
@@ -4255,7 +4544,7 @@
             <w:noProof/>
             <w:webHidden/>
           </w:rPr>
-          <w:instrText>PAGEREF _Toc239519647 \h</w:instrText>
+          <w:instrText>PAGEREF _Toc239552782 \h</w:instrText>
         </w:r>
         <w:r>
           <w:rPr>
@@ -4315,7 +4604,7 @@
           <w14:ligatures w14:val="standardContextual"/>
         </w:rPr>
       </w:pPr>
-      <w:hyperlink w:anchor="_Toc239519648" w:history="1">
+      <w:hyperlink w:anchor="_Toc239552783" w:history="1">
         <w:r>
           <w:rPr>
             <w:rStyle w:val="aff9"/>
@@ -4353,7 +4642,7 @@
             <w:noProof/>
             <w:webHidden/>
           </w:rPr>
-          <w:instrText>PAGEREF _Toc239519648 \h</w:instrText>
+          <w:instrText>PAGEREF _Toc239552783 \h</w:instrText>
         </w:r>
         <w:r>
           <w:rPr>
@@ -4413,7 +4702,7 @@
           <w14:ligatures w14:val="standardContextual"/>
         </w:rPr>
       </w:pPr>
-      <w:hyperlink w:anchor="_Toc239519649" w:history="1">
+      <w:hyperlink w:anchor="_Toc239552784" w:history="1">
         <w:r>
           <w:rPr>
             <w:rStyle w:val="aff9"/>
@@ -4452,7 +4741,7 @@
             <w:noProof/>
             <w:webHidden/>
           </w:rPr>
-          <w:instrText>PAGEREF _Toc239519649 \h</w:instrText>
+          <w:instrText>PAGEREF _Toc239552784 \h</w:instrText>
         </w:r>
         <w:r>
           <w:rPr>
@@ -4512,7 +4801,7 @@
           <w14:ligatures w14:val="standardContextual"/>
         </w:rPr>
       </w:pPr>
-      <w:hyperlink w:anchor="_Toc239519650" w:history="1">
+      <w:hyperlink w:anchor="_Toc239552785" w:history="1">
         <w:r>
           <w:rPr>
             <w:rStyle w:val="aff9"/>
@@ -4550,7 +4839,7 @@
             <w:noProof/>
             <w:webHidden/>
           </w:rPr>
-          <w:instrText>PAGEREF _Toc239519650 \h</w:instrText>
+          <w:instrText>PAGEREF _Toc239552785 \h</w:instrText>
         </w:r>
         <w:r>
           <w:rPr>
@@ -4610,7 +4899,7 @@
           <w14:ligatures w14:val="standardContextual"/>
         </w:rPr>
       </w:pPr>
-      <w:hyperlink w:anchor="_Toc239519651" w:history="1">
+      <w:hyperlink w:anchor="_Toc239552786" w:history="1">
         <w:r>
           <w:rPr>
             <w:rStyle w:val="aff9"/>
@@ -4648,7 +4937,7 @@
             <w:noProof/>
             <w:webHidden/>
           </w:rPr>
-          <w:instrText>PAGEREF _Toc239519651 \h</w:instrText>
+          <w:instrText>PAGEREF _Toc239552786 \h</w:instrText>
         </w:r>
         <w:r>
           <w:rPr>
@@ -4708,7 +4997,7 @@
           <w14:ligatures w14:val="standardContextual"/>
         </w:rPr>
       </w:pPr>
-      <w:hyperlink w:anchor="_Toc239519652" w:history="1">
+      <w:hyperlink w:anchor="_Toc239552787" w:history="1">
         <w:r>
           <w:rPr>
             <w:rStyle w:val="aff9"/>
@@ -4746,7 +5035,7 @@
             <w:noProof/>
             <w:webHidden/>
           </w:rPr>
-          <w:instrText>PAGEREF _Toc239519652 \h</w:instrText>
+          <w:instrText>PAGEREF _Toc239552787 \h</w:instrText>
         </w:r>
         <w:r>
           <w:rPr>
@@ -4806,7 +5095,7 @@
           <w14:ligatures w14:val="standardContextual"/>
         </w:rPr>
       </w:pPr>
-      <w:hyperlink w:anchor="_Toc239519653" w:history="1">
+      <w:hyperlink w:anchor="_Toc239552788" w:history="1">
         <w:r>
           <w:rPr>
             <w:rStyle w:val="aff9"/>
@@ -4845,7 +5134,7 @@
             <w:noProof/>
             <w:webHidden/>
           </w:rPr>
-          <w:instrText>PAGEREF _Toc239519653 \h</w:instrText>
+          <w:instrText>PAGEREF _Toc239552788 \h</w:instrText>
         </w:r>
         <w:r>
           <w:rPr>
@@ -4905,7 +5194,7 @@
           <w14:ligatures w14:val="standardContextual"/>
         </w:rPr>
       </w:pPr>
-      <w:hyperlink w:anchor="_Toc239519654" w:history="1">
+      <w:hyperlink w:anchor="_Toc239552789" w:history="1">
         <w:r>
           <w:rPr>
             <w:rStyle w:val="aff9"/>
@@ -4943,7 +5232,7 @@
             <w:noProof/>
             <w:webHidden/>
           </w:rPr>
-          <w:instrText>PAGEREF _Toc239519654 \h</w:instrText>
+          <w:instrText>PAGEREF _Toc239552789 \h</w:instrText>
         </w:r>
         <w:r>
           <w:rPr>
@@ -5003,7 +5292,7 @@
           <w14:ligatures w14:val="standardContextual"/>
         </w:rPr>
       </w:pPr>
-      <w:hyperlink w:anchor="_Toc239519655" w:history="1">
+      <w:hyperlink w:anchor="_Toc239552790" w:history="1">
         <w:r>
           <w:rPr>
             <w:rStyle w:val="aff9"/>
@@ -5041,7 +5330,7 @@
             <w:noProof/>
             <w:webHidden/>
           </w:rPr>
-          <w:instrText>PAGEREF _Toc239519655 \h</w:instrText>
+          <w:instrText>PAGEREF _Toc239552790 \h</w:instrText>
         </w:r>
         <w:r>
           <w:rPr>
@@ -5101,7 +5390,7 @@
           <w14:ligatures w14:val="standardContextual"/>
         </w:rPr>
       </w:pPr>
-      <w:hyperlink w:anchor="_Toc239519656" w:history="1">
+      <w:hyperlink w:anchor="_Toc239552791" w:history="1">
         <w:r>
           <w:rPr>
             <w:rStyle w:val="aff9"/>
@@ -5139,7 +5428,7 @@
             <w:noProof/>
             <w:webHidden/>
           </w:rPr>
-          <w:instrText>PAGEREF _Toc239519656 \h</w:instrText>
+          <w:instrText>PAGEREF _Toc239552791 \h</w:instrText>
         </w:r>
         <w:r>
           <w:rPr>
@@ -5199,7 +5488,7 @@
           <w14:ligatures w14:val="standardContextual"/>
         </w:rPr>
       </w:pPr>
-      <w:hyperlink w:anchor="_Toc239519657" w:history="1">
+      <w:hyperlink w:anchor="_Toc239552792" w:history="1">
         <w:r>
           <w:rPr>
             <w:rStyle w:val="aff9"/>
@@ -5238,7 +5527,7 @@
             <w:noProof/>
             <w:webHidden/>
           </w:rPr>
-          <w:instrText>PAGEREF _Toc239519657 \h</w:instrText>
+          <w:instrText>PAGEREF _Toc239552792 \h</w:instrText>
         </w:r>
         <w:r>
           <w:rPr>
@@ -5298,7 +5587,7 @@
           <w14:ligatures w14:val="standardContextual"/>
         </w:rPr>
       </w:pPr>
-      <w:hyperlink w:anchor="_Toc239519658" w:history="1">
+      <w:hyperlink w:anchor="_Toc239552793" w:history="1">
         <w:r>
           <w:rPr>
             <w:rStyle w:val="aff9"/>
@@ -5336,7 +5625,7 @@
             <w:noProof/>
             <w:webHidden/>
           </w:rPr>
-          <w:instrText>PAGEREF _Toc239519658 \h</w:instrText>
+          <w:instrText>PAGEREF _Toc239552793 \h</w:instrText>
         </w:r>
         <w:r>
           <w:rPr>
@@ -5396,7 +5685,7 @@
           <w14:ligatures w14:val="standardContextual"/>
         </w:rPr>
       </w:pPr>
-      <w:hyperlink w:anchor="_Toc239519659" w:history="1">
+      <w:hyperlink w:anchor="_Toc239552794" w:history="1">
         <w:r>
           <w:rPr>
             <w:rStyle w:val="aff9"/>
@@ -5434,7 +5723,7 @@
             <w:noProof/>
             <w:webHidden/>
           </w:rPr>
-          <w:instrText>PAGEREF _Toc239519659 \h</w:instrText>
+          <w:instrText>PAGEREF _Toc239552794 \h</w:instrText>
         </w:r>
         <w:r>
           <w:rPr>
@@ -5494,7 +5783,7 @@
           <w14:ligatures w14:val="standardContextual"/>
         </w:rPr>
       </w:pPr>
-      <w:hyperlink w:anchor="_Toc239519660" w:history="1">
+      <w:hyperlink w:anchor="_Toc239552795" w:history="1">
         <w:r>
           <w:rPr>
             <w:rStyle w:val="aff9"/>
@@ -5532,7 +5821,7 @@
             <w:noProof/>
             <w:webHidden/>
           </w:rPr>
-          <w:instrText>PAGEREF _Toc239519660 \h</w:instrText>
+          <w:instrText>PAGEREF _Toc239552795 \h</w:instrText>
         </w:r>
         <w:r>
           <w:rPr>
@@ -5592,7 +5881,7 @@
           <w14:ligatures w14:val="standardContextual"/>
         </w:rPr>
       </w:pPr>
-      <w:hyperlink w:anchor="_Toc239519661" w:history="1">
+      <w:hyperlink w:anchor="_Toc239552796" w:history="1">
         <w:r>
           <w:rPr>
             <w:rStyle w:val="aff9"/>
@@ -5631,7 +5920,7 @@
             <w:noProof/>
             <w:webHidden/>
           </w:rPr>
-          <w:instrText>PAGEREF _Toc239519661 \h</w:instrText>
+          <w:instrText>PAGEREF _Toc239552796 \h</w:instrText>
         </w:r>
         <w:r>
           <w:rPr>
@@ -5691,7 +5980,7 @@
           <w14:ligatures w14:val="standardContextual"/>
         </w:rPr>
       </w:pPr>
-      <w:hyperlink w:anchor="_Toc239519662" w:history="1">
+      <w:hyperlink w:anchor="_Toc239552797" w:history="1">
         <w:r>
           <w:rPr>
             <w:rStyle w:val="aff9"/>
@@ -5729,7 +6018,7 @@
             <w:noProof/>
             <w:webHidden/>
           </w:rPr>
-          <w:instrText>PAGEREF _Toc239519662 \h</w:instrText>
+          <w:instrText>PAGEREF _Toc239552797 \h</w:instrText>
         </w:r>
         <w:r>
           <w:rPr>
@@ -5789,7 +6078,7 @@
           <w14:ligatures w14:val="standardContextual"/>
         </w:rPr>
       </w:pPr>
-      <w:hyperlink w:anchor="_Toc239519663" w:history="1">
+      <w:hyperlink w:anchor="_Toc239552798" w:history="1">
         <w:r>
           <w:rPr>
             <w:rStyle w:val="aff9"/>
@@ -5827,7 +6116,7 @@
             <w:noProof/>
             <w:webHidden/>
           </w:rPr>
-          <w:instrText>PAGEREF _Toc239519663 \h</w:instrText>
+          <w:instrText>PAGEREF _Toc239552798 \h</w:instrText>
         </w:r>
         <w:r>
           <w:rPr>
@@ -5887,7 +6176,7 @@
           <w14:ligatures w14:val="standardContextual"/>
         </w:rPr>
       </w:pPr>
-      <w:hyperlink w:anchor="_Toc239519664" w:history="1">
+      <w:hyperlink w:anchor="_Toc239552799" w:history="1">
         <w:r>
           <w:rPr>
             <w:rStyle w:val="aff9"/>
@@ -5925,7 +6214,7 @@
             <w:noProof/>
             <w:webHidden/>
           </w:rPr>
-          <w:instrText>PAGEREF _Toc239519664 \h</w:instrText>
+          <w:instrText>PAGEREF _Toc239552799 \h</w:instrText>
         </w:r>
         <w:r>
           <w:rPr>
@@ -5985,7 +6274,7 @@
           <w14:ligatures w14:val="standardContextual"/>
         </w:rPr>
       </w:pPr>
-      <w:hyperlink w:anchor="_Toc239519665" w:history="1">
+      <w:hyperlink w:anchor="_Toc239552800" w:history="1">
         <w:r>
           <w:rPr>
             <w:rStyle w:val="aff9"/>
@@ -6023,7 +6312,7 @@
             <w:noProof/>
             <w:webHidden/>
           </w:rPr>
-          <w:instrText>PAGEREF _Toc239519665 \h</w:instrText>
+          <w:instrText>PAGEREF _Toc239552800 \h</w:instrText>
         </w:r>
         <w:r>
           <w:rPr>
@@ -6083,7 +6372,7 @@
           <w14:ligatures w14:val="standardContextual"/>
         </w:rPr>
       </w:pPr>
-      <w:hyperlink w:anchor="_Toc239519666" w:history="1">
+      <w:hyperlink w:anchor="_Toc239552801" w:history="1">
         <w:r>
           <w:rPr>
             <w:rStyle w:val="aff9"/>
@@ -6121,7 +6410,7 @@
             <w:noProof/>
             <w:webHidden/>
           </w:rPr>
-          <w:instrText>PAGEREF _Toc239519666 \h</w:instrText>
+          <w:instrText>PAGEREF _Toc239552801 \h</w:instrText>
         </w:r>
         <w:r>
           <w:rPr>
@@ -6181,7 +6470,7 @@
           <w14:ligatures w14:val="standardContextual"/>
         </w:rPr>
       </w:pPr>
-      <w:hyperlink w:anchor="_Toc239519667" w:history="1">
+      <w:hyperlink w:anchor="_Toc239552802" w:history="1">
         <w:r>
           <w:rPr>
             <w:rStyle w:val="aff9"/>
@@ -6219,7 +6508,7 @@
             <w:noProof/>
             <w:webHidden/>
           </w:rPr>
-          <w:instrText>PAGEREF _Toc239519667 \h</w:instrText>
+          <w:instrText>PAGEREF _Toc239552802 \h</w:instrText>
         </w:r>
         <w:r>
           <w:rPr>
@@ -6279,7 +6568,7 @@
           <w14:ligatures w14:val="standardContextual"/>
         </w:rPr>
       </w:pPr>
-      <w:hyperlink w:anchor="_Toc239519668" w:history="1">
+      <w:hyperlink w:anchor="_Toc239552803" w:history="1">
         <w:r>
           <w:rPr>
             <w:rStyle w:val="aff9"/>
@@ -6317,7 +6606,7 @@
             <w:noProof/>
             <w:webHidden/>
           </w:rPr>
-          <w:instrText>PAGEREF _Toc239519668 \h</w:instrText>
+          <w:instrText>PAGEREF _Toc239552803 \h</w:instrText>
         </w:r>
         <w:r>
           <w:rPr>
@@ -6377,7 +6666,7 @@
           <w14:ligatures w14:val="standardContextual"/>
         </w:rPr>
       </w:pPr>
-      <w:hyperlink w:anchor="_Toc239519669" w:history="1">
+      <w:hyperlink w:anchor="_Toc239552804" w:history="1">
         <w:r>
           <w:rPr>
             <w:rStyle w:val="aff9"/>
@@ -6416,7 +6705,7 @@
             <w:noProof/>
             <w:webHidden/>
           </w:rPr>
-          <w:instrText>PAGEREF _Toc239519669 \h</w:instrText>
+          <w:instrText>PAGEREF _Toc239552804 \h</w:instrText>
         </w:r>
         <w:r>
           <w:rPr>
@@ -6476,7 +6765,7 @@
           <w14:ligatures w14:val="standardContextual"/>
         </w:rPr>
       </w:pPr>
-      <w:hyperlink w:anchor="_Toc239519670" w:history="1">
+      <w:hyperlink w:anchor="_Toc239552805" w:history="1">
         <w:r>
           <w:rPr>
             <w:rStyle w:val="aff9"/>
@@ -6514,7 +6803,7 @@
             <w:noProof/>
             <w:webHidden/>
           </w:rPr>
-          <w:instrText>PAGEREF _Toc239519670 \h</w:instrText>
+          <w:instrText>PAGEREF _Toc239552805 \h</w:instrText>
         </w:r>
         <w:r>
           <w:rPr>
@@ -6574,7 +6863,7 @@
           <w14:ligatures w14:val="standardContextual"/>
         </w:rPr>
       </w:pPr>
-      <w:hyperlink w:anchor="_Toc239519671" w:history="1">
+      <w:hyperlink w:anchor="_Toc239552806" w:history="1">
         <w:r>
           <w:rPr>
             <w:rStyle w:val="aff9"/>
@@ -6612,7 +6901,7 @@
             <w:noProof/>
             <w:webHidden/>
           </w:rPr>
-          <w:instrText>PAGEREF _Toc239519671 \h</w:instrText>
+          <w:instrText>PAGEREF _Toc239552806 \h</w:instrText>
         </w:r>
         <w:r>
           <w:rPr>
@@ -6672,7 +6961,7 @@
           <w14:ligatures w14:val="standardContextual"/>
         </w:rPr>
       </w:pPr>
-      <w:hyperlink w:anchor="_Toc239519672" w:history="1">
+      <w:hyperlink w:anchor="_Toc239552807" w:history="1">
         <w:r>
           <w:rPr>
             <w:rStyle w:val="aff9"/>
@@ -6710,7 +6999,7 @@
             <w:noProof/>
             <w:webHidden/>
           </w:rPr>
-          <w:instrText>PAGEREF _Toc239519672 \h</w:instrText>
+          <w:instrText>PAGEREF _Toc239552807 \h</w:instrText>
         </w:r>
         <w:r>
           <w:rPr>
@@ -6770,7 +7059,7 @@
           <w14:ligatures w14:val="standardContextual"/>
         </w:rPr>
       </w:pPr>
-      <w:hyperlink w:anchor="_Toc239519673" w:history="1">
+      <w:hyperlink w:anchor="_Toc239552808" w:history="1">
         <w:r>
           <w:rPr>
             <w:rStyle w:val="aff9"/>
@@ -6809,7 +7098,7 @@
             <w:noProof/>
             <w:webHidden/>
           </w:rPr>
-          <w:instrText>PAGEREF _Toc239519673 \h</w:instrText>
+          <w:instrText>PAGEREF _Toc239552808 \h</w:instrText>
         </w:r>
         <w:r>
           <w:rPr>
@@ -6869,7 +7158,7 @@
           <w14:ligatures w14:val="standardContextual"/>
         </w:rPr>
       </w:pPr>
-      <w:hyperlink w:anchor="_Toc239519674" w:history="1">
+      <w:hyperlink w:anchor="_Toc239552809" w:history="1">
         <w:r>
           <w:rPr>
             <w:rStyle w:val="aff9"/>
@@ -6907,7 +7196,7 @@
             <w:noProof/>
             <w:webHidden/>
           </w:rPr>
-          <w:instrText>PAGEREF _Toc239519674 \h</w:instrText>
+          <w:instrText>PAGEREF _Toc239552809 \h</w:instrText>
         </w:r>
         <w:r>
           <w:rPr>
@@ -6967,7 +7256,7 @@
           <w14:ligatures w14:val="standardContextual"/>
         </w:rPr>
       </w:pPr>
-      <w:hyperlink w:anchor="_Toc239519675" w:history="1">
+      <w:hyperlink w:anchor="_Toc239552810" w:history="1">
         <w:r>
           <w:rPr>
             <w:rStyle w:val="aff9"/>
@@ -7005,7 +7294,7 @@
             <w:noProof/>
             <w:webHidden/>
           </w:rPr>
-          <w:instrText>PAGEREF _Toc239519675 \h</w:instrText>
+          <w:instrText>PAGEREF _Toc239552810 \h</w:instrText>
         </w:r>
         <w:r>
           <w:rPr>
@@ -7065,7 +7354,7 @@
           <w14:ligatures w14:val="standardContextual"/>
         </w:rPr>
       </w:pPr>
-      <w:hyperlink w:anchor="_Toc239519676" w:history="1">
+      <w:hyperlink w:anchor="_Toc239552811" w:history="1">
         <w:r>
           <w:rPr>
             <w:rStyle w:val="aff9"/>
@@ -7103,7 +7392,7 @@
             <w:noProof/>
             <w:webHidden/>
           </w:rPr>
-          <w:instrText>PAGEREF _Toc239519676 \h</w:instrText>
+          <w:instrText>PAGEREF _Toc239552811 \h</w:instrText>
         </w:r>
         <w:r>
           <w:rPr>
@@ -7163,7 +7452,7 @@
           <w14:ligatures w14:val="standardContextual"/>
         </w:rPr>
       </w:pPr>
-      <w:hyperlink w:anchor="_Toc239519677" w:history="1">
+      <w:hyperlink w:anchor="_Toc239552812" w:history="1">
         <w:r>
           <w:rPr>
             <w:rStyle w:val="aff9"/>
@@ -7202,7 +7491,7 @@
             <w:noProof/>
             <w:webHidden/>
           </w:rPr>
-          <w:instrText>PAGEREF _Toc239519677 \h</w:instrText>
+          <w:instrText>PAGEREF _Toc239552812 \h</w:instrText>
         </w:r>
         <w:r>
           <w:rPr>
@@ -7262,7 +7551,7 @@
           <w14:ligatures w14:val="standardContextual"/>
         </w:rPr>
       </w:pPr>
-      <w:hyperlink w:anchor="_Toc239519678" w:history="1">
+      <w:hyperlink w:anchor="_Toc239552813" w:history="1">
         <w:r>
           <w:rPr>
             <w:rStyle w:val="aff9"/>
@@ -7300,7 +7589,7 @@
             <w:noProof/>
             <w:webHidden/>
           </w:rPr>
-          <w:instrText>PAGEREF _Toc239519678 \h</w:instrText>
+          <w:instrText>PAGEREF _Toc239552813 \h</w:instrText>
         </w:r>
         <w:r>
           <w:rPr>
@@ -7360,7 +7649,7 @@
           <w14:ligatures w14:val="standardContextual"/>
         </w:rPr>
       </w:pPr>
-      <w:hyperlink w:anchor="_Toc239519679" w:history="1">
+      <w:hyperlink w:anchor="_Toc239552814" w:history="1">
         <w:r>
           <w:rPr>
             <w:rStyle w:val="aff9"/>
@@ -7398,7 +7687,7 @@
             <w:noProof/>
             <w:webHidden/>
           </w:rPr>
-          <w:instrText>PAGEREF _Toc239519679 \h</w:instrText>
+          <w:instrText>PAGEREF _Toc239552814 \h</w:instrText>
         </w:r>
         <w:r>
           <w:rPr>
@@ -7458,7 +7747,7 @@
           <w14:ligatures w14:val="standardContextual"/>
         </w:rPr>
       </w:pPr>
-      <w:hyperlink w:anchor="_Toc239519680" w:history="1">
+      <w:hyperlink w:anchor="_Toc239552815" w:history="1">
         <w:r>
           <w:rPr>
             <w:rStyle w:val="aff9"/>
@@ -7496,7 +7785,7 @@
             <w:noProof/>
             <w:webHidden/>
           </w:rPr>
-          <w:instrText>PAGEREF _Toc239519680 \h</w:instrText>
+          <w:instrText>PAGEREF _Toc239552815 \h</w:instrText>
         </w:r>
         <w:r>
           <w:rPr>
@@ -7556,7 +7845,7 @@
           <w14:ligatures w14:val="standardContextual"/>
         </w:rPr>
       </w:pPr>
-      <w:hyperlink w:anchor="_Toc239519681" w:history="1">
+      <w:hyperlink w:anchor="_Toc239552816" w:history="1">
         <w:r>
           <w:rPr>
             <w:rStyle w:val="aff9"/>
@@ -7595,7 +7884,7 @@
             <w:noProof/>
             <w:webHidden/>
           </w:rPr>
-          <w:instrText>PAGEREF _Toc239519681 \h</w:instrText>
+          <w:instrText>PAGEREF _Toc239552816 \h</w:instrText>
         </w:r>
         <w:r>
           <w:rPr>
@@ -7655,7 +7944,7 @@
           <w14:ligatures w14:val="standardContextual"/>
         </w:rPr>
       </w:pPr>
-      <w:hyperlink w:anchor="_Toc239519682" w:history="1">
+      <w:hyperlink w:anchor="_Toc239552817" w:history="1">
         <w:r>
           <w:rPr>
             <w:rStyle w:val="aff9"/>
@@ -7693,7 +7982,7 @@
             <w:noProof/>
             <w:webHidden/>
           </w:rPr>
-          <w:instrText>PAGEREF _Toc239519682 \h</w:instrText>
+          <w:instrText>PAGEREF _Toc239552817 \h</w:instrText>
         </w:r>
         <w:r>
           <w:rPr>
@@ -7753,7 +8042,7 @@
           <w14:ligatures w14:val="standardContextual"/>
         </w:rPr>
       </w:pPr>
-      <w:hyperlink w:anchor="_Toc239519683" w:history="1">
+      <w:hyperlink w:anchor="_Toc239552818" w:history="1">
         <w:r>
           <w:rPr>
             <w:rStyle w:val="aff9"/>
@@ -7791,7 +8080,7 @@
             <w:noProof/>
             <w:webHidden/>
           </w:rPr>
-          <w:instrText>PAGEREF _Toc239519683 \h</w:instrText>
+          <w:instrText>PAGEREF _Toc239552818 \h</w:instrText>
         </w:r>
         <w:r>
           <w:rPr>
@@ -7851,7 +8140,7 @@
           <w14:ligatures w14:val="standardContextual"/>
         </w:rPr>
       </w:pPr>
-      <w:hyperlink w:anchor="_Toc239519684" w:history="1">
+      <w:hyperlink w:anchor="_Toc239552819" w:history="1">
         <w:r>
           <w:rPr>
             <w:rStyle w:val="aff9"/>
@@ -7889,7 +8178,7 @@
             <w:noProof/>
             <w:webHidden/>
           </w:rPr>
-          <w:instrText>PAGEREF _Toc239519684 \h</w:instrText>
+          <w:instrText>PAGEREF _Toc239552819 \h</w:instrText>
         </w:r>
         <w:r>
           <w:rPr>
@@ -7949,7 +8238,7 @@
           <w14:ligatures w14:val="standardContextual"/>
         </w:rPr>
       </w:pPr>
-      <w:hyperlink w:anchor="_Toc239519685" w:history="1">
+      <w:hyperlink w:anchor="_Toc239552820" w:history="1">
         <w:r>
           <w:rPr>
             <w:rStyle w:val="aff9"/>
@@ -7988,7 +8277,7 @@
             <w:noProof/>
             <w:webHidden/>
           </w:rPr>
-          <w:instrText>PAGEREF _Toc239519685 \h</w:instrText>
+          <w:instrText>PAGEREF _Toc239552820 \h</w:instrText>
         </w:r>
         <w:r>
           <w:rPr>
@@ -8048,7 +8337,7 @@
           <w14:ligatures w14:val="standardContextual"/>
         </w:rPr>
       </w:pPr>
-      <w:hyperlink w:anchor="_Toc239519686" w:history="1">
+      <w:hyperlink w:anchor="_Toc239552821" w:history="1">
         <w:r>
           <w:rPr>
             <w:rStyle w:val="aff9"/>
@@ -8087,7 +8376,7 @@
             <w:noProof/>
             <w:webHidden/>
           </w:rPr>
-          <w:instrText>PAGEREF _Toc239519686 \h</w:instrText>
+          <w:instrText>PAGEREF _Toc239552821 \h</w:instrText>
         </w:r>
         <w:r>
           <w:rPr>
@@ -8147,7 +8436,7 @@
           <w14:ligatures w14:val="standardContextual"/>
         </w:rPr>
       </w:pPr>
-      <w:hyperlink w:anchor="_Toc239519687" w:history="1">
+      <w:hyperlink w:anchor="_Toc239552822" w:history="1">
         <w:r>
           <w:rPr>
             <w:rStyle w:val="aff9"/>
@@ -8185,7 +8474,7 @@
             <w:noProof/>
             <w:webHidden/>
           </w:rPr>
-          <w:instrText>PAGEREF _Toc239519687 \h</w:instrText>
+          <w:instrText>PAGEREF _Toc239552822 \h</w:instrText>
         </w:r>
         <w:r>
           <w:rPr>
@@ -8244,7 +8533,7 @@
           <w14:ligatures w14:val="standardContextual"/>
         </w:rPr>
       </w:pPr>
-      <w:hyperlink w:anchor="_Toc239519688" w:history="1">
+      <w:hyperlink w:anchor="_Toc239552823" w:history="1">
         <w:r>
           <w:rPr>
             <w:rStyle w:val="aff9"/>
@@ -8283,7 +8572,7 @@
             <w:noProof/>
             <w:webHidden/>
           </w:rPr>
-          <w:instrText>PAGEREF _Toc239519688 \h</w:instrText>
+          <w:instrText>PAGEREF _Toc239552823 \h</w:instrText>
         </w:r>
         <w:r>
           <w:rPr>
@@ -8343,7 +8632,7 @@
           <w14:ligatures w14:val="standardContextual"/>
         </w:rPr>
       </w:pPr>
-      <w:hyperlink w:anchor="_Toc239519689" w:history="1">
+      <w:hyperlink w:anchor="_Toc239552824" w:history="1">
         <w:r>
           <w:rPr>
             <w:rStyle w:val="aff9"/>
@@ -8382,7 +8671,7 @@
             <w:noProof/>
             <w:webHidden/>
           </w:rPr>
-          <w:instrText>PAGEREF _Toc239519689 \h</w:instrText>
+          <w:instrText>PAGEREF _Toc239552824 \h</w:instrText>
         </w:r>
         <w:r>
           <w:rPr>
@@ -8442,7 +8731,7 @@
           <w14:ligatures w14:val="standardContextual"/>
         </w:rPr>
       </w:pPr>
-      <w:hyperlink w:anchor="_Toc239519690" w:history="1">
+      <w:hyperlink w:anchor="_Toc239552825" w:history="1">
         <w:r>
           <w:rPr>
             <w:rStyle w:val="aff9"/>
@@ -8480,7 +8769,7 @@
             <w:noProof/>
             <w:webHidden/>
           </w:rPr>
-          <w:instrText>PAGEREF _Toc239519690 \h</w:instrText>
+          <w:instrText>PAGEREF _Toc239552825 \h</w:instrText>
         </w:r>
         <w:r>
           <w:rPr>
@@ -8540,7 +8829,7 @@
           <w14:ligatures w14:val="standardContextual"/>
         </w:rPr>
       </w:pPr>
-      <w:hyperlink w:anchor="_Toc239519691" w:history="1">
+      <w:hyperlink w:anchor="_Toc239552826" w:history="1">
         <w:r>
           <w:rPr>
             <w:rStyle w:val="aff9"/>
@@ -8578,7 +8867,7 @@
             <w:noProof/>
             <w:webHidden/>
           </w:rPr>
-          <w:instrText>PAGEREF _Toc239519691 \h</w:instrText>
+          <w:instrText>PAGEREF _Toc239552826 \h</w:instrText>
         </w:r>
         <w:r>
           <w:rPr>
@@ -8638,7 +8927,7 @@
           <w14:ligatures w14:val="standardContextual"/>
         </w:rPr>
       </w:pPr>
-      <w:hyperlink w:anchor="_Toc239519692" w:history="1">
+      <w:hyperlink w:anchor="_Toc239552827" w:history="1">
         <w:r>
           <w:rPr>
             <w:rStyle w:val="aff9"/>
@@ -8676,7 +8965,7 @@
             <w:noProof/>
             <w:webHidden/>
           </w:rPr>
-          <w:instrText>PAGEREF _Toc239519692 \h</w:instrText>
+          <w:instrText>PAGEREF _Toc239552827 \h</w:instrText>
         </w:r>
         <w:r>
           <w:rPr>
@@ -8736,7 +9025,7 @@
           <w14:ligatures w14:val="standardContextual"/>
         </w:rPr>
       </w:pPr>
-      <w:hyperlink w:anchor="_Toc239519693" w:history="1">
+      <w:hyperlink w:anchor="_Toc239552828" w:history="1">
         <w:r>
           <w:rPr>
             <w:rStyle w:val="aff9"/>
@@ -8775,7 +9064,7 @@
             <w:noProof/>
             <w:webHidden/>
           </w:rPr>
-          <w:instrText>PAGEREF _Toc239519693 \h</w:instrText>
+          <w:instrText>PAGEREF _Toc239552828 \h</w:instrText>
         </w:r>
         <w:r>
           <w:rPr>
@@ -8835,7 +9124,7 @@
           <w14:ligatures w14:val="standardContextual"/>
         </w:rPr>
       </w:pPr>
-      <w:hyperlink w:anchor="_Toc239519694" w:history="1">
+      <w:hyperlink w:anchor="_Toc239552829" w:history="1">
         <w:r>
           <w:rPr>
             <w:rStyle w:val="aff9"/>
@@ -8873,7 +9162,7 @@
             <w:noProof/>
             <w:webHidden/>
           </w:rPr>
-          <w:instrText>PAGEREF _Toc239519694 \h</w:instrText>
+          <w:instrText>PAGEREF _Toc239552829 \h</w:instrText>
         </w:r>
         <w:r>
           <w:rPr>
@@ -8933,7 +9222,7 @@
           <w14:ligatures w14:val="standardContextual"/>
         </w:rPr>
       </w:pPr>
-      <w:hyperlink w:anchor="_Toc239519695" w:history="1">
+      <w:hyperlink w:anchor="_Toc239552830" w:history="1">
         <w:r>
           <w:rPr>
             <w:rStyle w:val="aff9"/>
@@ -8971,7 +9260,7 @@
             <w:noProof/>
             <w:webHidden/>
           </w:rPr>
-          <w:instrText>PAGEREF _Toc239519695 \h</w:instrText>
+          <w:instrText>PAGEREF _Toc239552830 \h</w:instrText>
         </w:r>
         <w:r>
           <w:rPr>
@@ -9031,7 +9320,7 @@
           <w14:ligatures w14:val="standardContextual"/>
         </w:rPr>
       </w:pPr>
-      <w:hyperlink w:anchor="_Toc239519696" w:history="1">
+      <w:hyperlink w:anchor="_Toc239552831" w:history="1">
         <w:r>
           <w:rPr>
             <w:rStyle w:val="aff9"/>
@@ -9069,7 +9358,7 @@
             <w:noProof/>
             <w:webHidden/>
           </w:rPr>
-          <w:instrText>PAGEREF _Toc239519696 \h</w:instrText>
+          <w:instrText>PAGEREF _Toc239552831 \h</w:instrText>
         </w:r>
         <w:r>
           <w:rPr>
@@ -9128,7 +9417,7 @@
           <w14:ligatures w14:val="standardContextual"/>
         </w:rPr>
       </w:pPr>
-      <w:hyperlink w:anchor="_Toc239519697" w:history="1">
+      <w:hyperlink w:anchor="_Toc239552832" w:history="1">
         <w:r>
           <w:rPr>
             <w:rStyle w:val="aff9"/>
@@ -9166,7 +9455,7 @@
             <w:noProof/>
             <w:webHidden/>
           </w:rPr>
-          <w:instrText>PAGEREF _Toc239519697 \h</w:instrText>
+          <w:instrText>PAGEREF _Toc239552832 \h</w:instrText>
         </w:r>
         <w:r>
           <w:rPr>
@@ -9225,7 +9514,7 @@
           <w14:ligatures w14:val="standardContextual"/>
         </w:rPr>
       </w:pPr>
-      <w:hyperlink w:anchor="_Toc239519698" w:history="1">
+      <w:hyperlink w:anchor="_Toc239552833" w:history="1">
         <w:r>
           <w:rPr>
             <w:rStyle w:val="aff9"/>
@@ -9263,7 +9552,7 @@
             <w:noProof/>
             <w:webHidden/>
           </w:rPr>
-          <w:instrText>PAGEREF _Toc239519698 \h</w:instrText>
+          <w:instrText>PAGEREF _Toc239552833 \h</w:instrText>
         </w:r>
         <w:r>
           <w:rPr>
@@ -9323,7 +9612,7 @@
           <w14:ligatures w14:val="standardContextual"/>
         </w:rPr>
       </w:pPr>
-      <w:hyperlink w:anchor="_Toc239519699" w:history="1">
+      <w:hyperlink w:anchor="_Toc239552834" w:history="1">
         <w:r>
           <w:rPr>
             <w:rStyle w:val="aff9"/>
@@ -9362,7 +9651,7 @@
             <w:noProof/>
             <w:webHidden/>
           </w:rPr>
-          <w:instrText>PAGEREF _Toc239519699 \h</w:instrText>
+          <w:instrText>PAGEREF _Toc239552834 \h</w:instrText>
         </w:r>
         <w:r>
           <w:rPr>
@@ -9422,7 +9711,7 @@
           <w14:ligatures w14:val="standardContextual"/>
         </w:rPr>
       </w:pPr>
-      <w:hyperlink w:anchor="_Toc239519700" w:history="1">
+      <w:hyperlink w:anchor="_Toc239552835" w:history="1">
         <w:r>
           <w:rPr>
             <w:rStyle w:val="aff9"/>
@@ -9461,7 +9750,7 @@
             <w:noProof/>
             <w:webHidden/>
           </w:rPr>
-          <w:instrText>PAGEREF _Toc239519700 \h</w:instrText>
+          <w:instrText>PAGEREF _Toc239552835 \h</w:instrText>
         </w:r>
         <w:r>
           <w:rPr>
@@ -9521,7 +9810,7 @@
           <w14:ligatures w14:val="standardContextual"/>
         </w:rPr>
       </w:pPr>
-      <w:hyperlink w:anchor="_Toc239519701" w:history="1">
+      <w:hyperlink w:anchor="_Toc239552836" w:history="1">
         <w:r>
           <w:rPr>
             <w:rStyle w:val="aff9"/>
@@ -9560,7 +9849,7 @@
             <w:noProof/>
             <w:webHidden/>
           </w:rPr>
-          <w:instrText>PAGEREF _Toc239519701 \h</w:instrText>
+          <w:instrText>PAGEREF _Toc239552836 \h</w:instrText>
         </w:r>
         <w:r>
           <w:rPr>
@@ -9620,7 +9909,7 @@
           <w14:ligatures w14:val="standardContextual"/>
         </w:rPr>
       </w:pPr>
-      <w:hyperlink w:anchor="_Toc239519702" w:history="1">
+      <w:hyperlink w:anchor="_Toc239552837" w:history="1">
         <w:r>
           <w:rPr>
             <w:rStyle w:val="aff9"/>
@@ -9686,7 +9975,7 @@
             <w:noProof/>
             <w:webHidden/>
           </w:rPr>
-          <w:instrText>PAGEREF _Toc239519702 \h</w:instrText>
+          <w:instrText>PAGEREF _Toc239552837 \h</w:instrText>
         </w:r>
         <w:r>
           <w:rPr>
@@ -9746,7 +10035,7 @@
           <w14:ligatures w14:val="standardContextual"/>
         </w:rPr>
       </w:pPr>
-      <w:hyperlink w:anchor="_Toc239519703" w:history="1">
+      <w:hyperlink w:anchor="_Toc239552838" w:history="1">
         <w:r>
           <w:rPr>
             <w:rStyle w:val="aff9"/>
@@ -9785,7 +10074,7 @@
             <w:noProof/>
             <w:webHidden/>
           </w:rPr>
-          <w:instrText>PAGEREF _Toc239519703 \h</w:instrText>
+          <w:instrText>PAGEREF _Toc239552838 \h</w:instrText>
         </w:r>
         <w:r>
           <w:rPr>
@@ -9845,7 +10134,7 @@
           <w14:ligatures w14:val="standardContextual"/>
         </w:rPr>
       </w:pPr>
-      <w:hyperlink w:anchor="_Toc239519704" w:history="1">
+      <w:hyperlink w:anchor="_Toc239552839" w:history="1">
         <w:r>
           <w:rPr>
             <w:rStyle w:val="aff9"/>
@@ -9884,7 +10173,7 @@
             <w:noProof/>
             <w:webHidden/>
           </w:rPr>
-          <w:instrText>PAGEREF _Toc239519704 \h</w:instrText>
+          <w:instrText>PAGEREF _Toc239552839 \h</w:instrText>
         </w:r>
         <w:r>
           <w:rPr>
@@ -9935,7 +10224,6 @@
         </w:rPr>
       </w:pPr>
       <w:r>
-        <w:rPr/>
         <w:fldChar w:fldCharType="end"/>
       </w:r>
     </w:p>
@@ -9946,22 +10234,21 @@
         </w:rPr>
       </w:pPr>
       <w:r>
-        <w:rPr/>
         <w:br w:type="page"/>
       </w:r>
     </w:p>
     <w:p>
       <w:pPr>
         <w:pStyle w:val="1"/>
+        <w:pageBreakBefore/>
         <w:spacing w:before="0" w:after="240"/>
         <w:ind w:firstLine="0"/>
         <w:rPr>
           <w:lang w:eastAsia="zh-CN"/>
         </w:rPr>
-        <w:pageBreakBefore/>
       </w:pPr>
       <w:bookmarkStart w:id="0" w:name="_Toc239385878"/>
-      <w:bookmarkStart w:id="1" w:name="_Toc239519623"/>
+      <w:bookmarkStart w:id="1" w:name="_Toc239552758"/>
       <w:r>
         <w:rPr>
           <w:rFonts w:ascii="微软雅黑" w:eastAsia="微软雅黑" w:hAnsi="微软雅黑"/>
@@ -10063,14 +10350,13 @@
     </w:p>
     <w:p>
       <w:pPr>
-        <w:jc w:val="center"/>
-        <w:rPr>
-          <w:rFonts w:hint="eastAsia"/>
-          <w:lang w:eastAsia="zh-CN"/>
-        </w:rPr>
         <w:keepNext/>
         <w:keepLines/>
-        <w:pageBreakBefore/>
+        <w:jc w:val="center"/>
+        <w:rPr>
+          <w:rFonts w:hint="eastAsia"/>
+          <w:lang w:eastAsia="zh-CN"/>
+        </w:rPr>
       </w:pPr>
       <w:r>
         <w:rPr>
@@ -10086,20 +10372,20 @@
     </w:p>
     <w:p>
       <w:pPr>
+        <w:keepLines/>
         <w:jc w:val="center"/>
         <w:rPr>
           <w:rFonts w:hint="eastAsia"/>
         </w:rPr>
-        <w:keepLines/>
       </w:pPr>
       <w:r>
         <w:rPr>
           <w:noProof/>
         </w:rPr>
         <w:drawing>
-          <wp:inline distT="0" distB="0" distL="0" distR="0" wp14:anchorId="71B6B350" wp14:editId="0909FBCD">
-            <wp:extent cx="4804248" cy="6480000"/>
-            <wp:effectExtent l="0" t="0" r="0" b="0"/>
+          <wp:inline distT="0" distB="0" distL="0" distR="0" wp14:anchorId="56776235" wp14:editId="437B111A">
+            <wp:extent cx="6016653" cy="8115300"/>
+            <wp:effectExtent l="0" t="0" r="3175" b="0"/>
             <wp:docPr id="1" name="Picture 1"/>
             <wp:cNvGraphicFramePr>
               <a:graphicFrameLocks xmlns:a="http://schemas.openxmlformats.org/drawingml/2006/main" noChangeAspect="1"/>
@@ -10120,7 +10406,7 @@
                   <pic:spPr>
                     <a:xfrm>
                       <a:off x="0" y="0"/>
-                      <a:ext cx="5760000" cy="7769124"/>
+                      <a:ext cx="9291053" cy="12531832"/>
                     </a:xfrm>
                     <a:prstGeom prst="rect">
                       <a:avLst/>
@@ -10135,14 +10421,13 @@
     </w:p>
     <w:p>
       <w:pPr>
-        <w:jc w:val="center"/>
-        <w:rPr>
-          <w:rFonts w:hint="eastAsia"/>
-          <w:lang w:eastAsia="zh-CN"/>
-        </w:rPr>
         <w:keepNext/>
         <w:keepLines/>
-        <w:pageBreakBefore/>
+        <w:jc w:val="center"/>
+        <w:rPr>
+          <w:rFonts w:hint="eastAsia"/>
+          <w:lang w:eastAsia="zh-CN"/>
+        </w:rPr>
       </w:pPr>
       <w:r>
         <w:rPr>
@@ -10158,20 +10443,20 @@
     </w:p>
     <w:p>
       <w:pPr>
+        <w:keepLines/>
         <w:jc w:val="center"/>
         <w:rPr>
           <w:rFonts w:hint="eastAsia"/>
         </w:rPr>
-        <w:keepLines/>
       </w:pPr>
       <w:r>
         <w:rPr>
           <w:noProof/>
         </w:rPr>
         <w:drawing>
-          <wp:inline distT="0" distB="0" distL="0" distR="0" wp14:anchorId="5F0DA523" wp14:editId="29851C5D">
-            <wp:extent cx="4034716" cy="6479999"/>
-            <wp:effectExtent l="0" t="0" r="0" b="0"/>
+          <wp:inline distT="0" distB="0" distL="0" distR="0" wp14:anchorId="30095689" wp14:editId="2341A138">
+            <wp:extent cx="5029199" cy="8077200"/>
+            <wp:effectExtent l="0" t="0" r="635" b="0"/>
             <wp:docPr id="3" name="Picture 3"/>
             <wp:cNvGraphicFramePr>
               <a:graphicFrameLocks xmlns:a="http://schemas.openxmlformats.org/drawingml/2006/main" noChangeAspect="1"/>
@@ -10192,7 +10477,7 @@
                   <pic:spPr>
                     <a:xfrm>
                       <a:off x="0" y="0"/>
-                      <a:ext cx="4931320" cy="7920000"/>
+                      <a:ext cx="7925593" cy="12728985"/>
                     </a:xfrm>
                     <a:prstGeom prst="rect">
                       <a:avLst/>
@@ -10208,15 +10493,15 @@
     <w:p>
       <w:pPr>
         <w:pStyle w:val="1"/>
+        <w:pageBreakBefore/>
         <w:spacing w:before="0" w:after="240"/>
         <w:ind w:firstLine="0"/>
         <w:rPr>
           <w:lang w:eastAsia="zh-CN"/>
         </w:rPr>
-        <w:pageBreakBefore/>
       </w:pPr>
       <w:bookmarkStart w:id="2" w:name="_Toc239385879"/>
-      <w:bookmarkStart w:id="3" w:name="_Toc239519624"/>
+      <w:bookmarkStart w:id="3" w:name="_Toc239552759"/>
       <w:r>
         <w:rPr>
           <w:rFonts w:ascii="微软雅黑" w:eastAsia="微软雅黑" w:hAnsi="微软雅黑"/>
@@ -10240,7 +10525,7 @@
         </w:rPr>
       </w:pPr>
       <w:bookmarkStart w:id="4" w:name="_Toc239385880"/>
-      <w:bookmarkStart w:id="5" w:name="_Toc239519625"/>
+      <w:bookmarkStart w:id="5" w:name="_Toc239552760"/>
       <w:r>
         <w:rPr>
           <w:rFonts w:ascii="微软雅黑" w:eastAsia="微软雅黑" w:hAnsi="微软雅黑"/>
@@ -10343,7 +10628,7 @@
         </w:rPr>
       </w:pPr>
       <w:bookmarkStart w:id="6" w:name="_Toc239385881"/>
-      <w:bookmarkStart w:id="7" w:name="_Toc239519626"/>
+      <w:bookmarkStart w:id="7" w:name="_Toc239552761"/>
       <w:r>
         <w:rPr>
           <w:rFonts w:ascii="微软雅黑" w:eastAsia="微软雅黑" w:hAnsi="微软雅黑"/>
@@ -10454,7 +10739,7 @@
         <w:ind w:firstLine="0"/>
       </w:pPr>
       <w:bookmarkStart w:id="8" w:name="_Toc239385882"/>
-      <w:bookmarkStart w:id="9" w:name="_Toc239519627"/>
+      <w:bookmarkStart w:id="9" w:name="_Toc239552762"/>
       <w:r>
         <w:rPr>
           <w:rFonts w:ascii="微软雅黑" w:eastAsia="微软雅黑" w:hAnsi="微软雅黑"/>
@@ -10529,7 +10814,7 @@
         <w:ind w:firstLine="0"/>
       </w:pPr>
       <w:bookmarkStart w:id="10" w:name="_Toc239385883"/>
-      <w:bookmarkStart w:id="11" w:name="_Toc239519628"/>
+      <w:bookmarkStart w:id="11" w:name="_Toc239552763"/>
       <w:r>
         <w:rPr>
           <w:rFonts w:ascii="微软雅黑" w:eastAsia="微软雅黑" w:hAnsi="微软雅黑"/>
@@ -10606,10 +10891,9 @@
         <w:rPr>
           <w:lang w:eastAsia="zh-CN"/>
         </w:rPr>
-        <w:pageBreakBefore/>
       </w:pPr>
       <w:bookmarkStart w:id="12" w:name="_Toc239385884"/>
-      <w:bookmarkStart w:id="13" w:name="_Toc239519629"/>
+      <w:bookmarkStart w:id="13" w:name="_Toc239552764"/>
       <w:r>
         <w:rPr>
           <w:rFonts w:ascii="微软雅黑" w:eastAsia="微软雅黑" w:hAnsi="微软雅黑"/>
@@ -10711,7 +10995,7 @@
         <w:ind w:firstLine="0"/>
       </w:pPr>
       <w:bookmarkStart w:id="14" w:name="_Toc239385885"/>
-      <w:bookmarkStart w:id="15" w:name="_Toc239519630"/>
+      <w:bookmarkStart w:id="15" w:name="_Toc239552765"/>
       <w:r>
         <w:rPr>
           <w:rFonts w:ascii="微软雅黑" w:eastAsia="微软雅黑" w:hAnsi="微软雅黑"/>
@@ -10841,7 +11125,7 @@
         <w:ind w:firstLine="0"/>
       </w:pPr>
       <w:bookmarkStart w:id="16" w:name="_Toc239385886"/>
-      <w:bookmarkStart w:id="17" w:name="_Toc239519631"/>
+      <w:bookmarkStart w:id="17" w:name="_Toc239552766"/>
       <w:r>
         <w:rPr>
           <w:rFonts w:ascii="微软雅黑" w:eastAsia="微软雅黑" w:hAnsi="微软雅黑"/>
@@ -10916,7 +11200,7 @@
         <w:ind w:firstLine="0"/>
       </w:pPr>
       <w:bookmarkStart w:id="18" w:name="_Toc239385887"/>
-      <w:bookmarkStart w:id="19" w:name="_Toc239519632"/>
+      <w:bookmarkStart w:id="19" w:name="_Toc239552767"/>
       <w:r>
         <w:rPr>
           <w:rFonts w:ascii="微软雅黑" w:eastAsia="微软雅黑" w:hAnsi="微软雅黑"/>
@@ -10962,7 +11246,6 @@
           <w:sz w:val="22"/>
           <w:lang w:eastAsia="zh-CN"/>
         </w:rPr>
-        <w:lastRenderedPageBreak/>
         <w:t>优先向问题发生地反映，属地管理、分级负责</w:t>
       </w:r>
     </w:p>
@@ -10982,6 +11265,7 @@
           <w:sz w:val="22"/>
           <w:lang w:eastAsia="zh-CN"/>
         </w:rPr>
+        <w:lastRenderedPageBreak/>
         <w:t>涉法涉诉事项不予受理，应通过司法途径解决</w:t>
       </w:r>
     </w:p>
@@ -11001,10 +11285,9 @@
         <w:rPr>
           <w:lang w:eastAsia="zh-CN"/>
         </w:rPr>
-        <w:pageBreakBefore/>
       </w:pPr>
       <w:bookmarkStart w:id="20" w:name="_Toc239385888"/>
-      <w:bookmarkStart w:id="21" w:name="_Toc239519633"/>
+      <w:bookmarkStart w:id="21" w:name="_Toc239552768"/>
       <w:r>
         <w:rPr>
           <w:rFonts w:ascii="微软雅黑" w:eastAsia="微软雅黑" w:hAnsi="微软雅黑"/>
@@ -11106,7 +11389,7 @@
         <w:ind w:firstLine="0"/>
       </w:pPr>
       <w:bookmarkStart w:id="22" w:name="_Toc239385889"/>
-      <w:bookmarkStart w:id="23" w:name="_Toc239519634"/>
+      <w:bookmarkStart w:id="23" w:name="_Toc239552769"/>
       <w:r>
         <w:rPr>
           <w:rFonts w:ascii="微软雅黑" w:eastAsia="微软雅黑" w:hAnsi="微软雅黑"/>
@@ -11236,7 +11519,7 @@
         <w:ind w:firstLine="0"/>
       </w:pPr>
       <w:bookmarkStart w:id="24" w:name="_Toc239385890"/>
-      <w:bookmarkStart w:id="25" w:name="_Toc239519635"/>
+      <w:bookmarkStart w:id="25" w:name="_Toc239552770"/>
       <w:r>
         <w:rPr>
           <w:rFonts w:ascii="微软雅黑" w:eastAsia="微软雅黑" w:hAnsi="微软雅黑"/>
@@ -11301,7 +11584,6 @@
           <w:sz w:val="22"/>
           <w:lang w:eastAsia="zh-CN"/>
         </w:rPr>
-        <w:lastRenderedPageBreak/>
         <w:t>形式主义、官僚主义问题线索</w:t>
       </w:r>
     </w:p>
@@ -11321,6 +11603,7 @@
           <w:sz w:val="22"/>
           <w:lang w:eastAsia="zh-CN"/>
         </w:rPr>
+        <w:lastRenderedPageBreak/>
         <w:t>民生保障、营商环境、涉企乱收费等突出问题</w:t>
       </w:r>
     </w:p>
@@ -11350,7 +11633,7 @@
         <w:ind w:firstLine="0"/>
       </w:pPr>
       <w:bookmarkStart w:id="26" w:name="_Toc239385891"/>
-      <w:bookmarkStart w:id="27" w:name="_Toc239519636"/>
+      <w:bookmarkStart w:id="27" w:name="_Toc239552771"/>
       <w:r>
         <w:rPr>
           <w:rFonts w:ascii="微软雅黑" w:eastAsia="微软雅黑" w:hAnsi="微软雅黑"/>
@@ -11434,10 +11717,9 @@
         <w:rPr>
           <w:lang w:eastAsia="zh-CN"/>
         </w:rPr>
-        <w:pageBreakBefore/>
       </w:pPr>
       <w:bookmarkStart w:id="28" w:name="_Toc239385892"/>
-      <w:bookmarkStart w:id="29" w:name="_Toc239519637"/>
+      <w:bookmarkStart w:id="29" w:name="_Toc239552772"/>
       <w:r>
         <w:rPr>
           <w:rFonts w:ascii="微软雅黑" w:eastAsia="微软雅黑" w:hAnsi="微软雅黑"/>
@@ -11563,7 +11845,7 @@
         </w:rPr>
       </w:pPr>
       <w:bookmarkStart w:id="30" w:name="_Toc239385893"/>
-      <w:bookmarkStart w:id="31" w:name="_Toc239519638"/>
+      <w:bookmarkStart w:id="31" w:name="_Toc239552773"/>
       <w:r>
         <w:rPr>
           <w:rFonts w:ascii="微软雅黑" w:eastAsia="微软雅黑" w:hAnsi="微软雅黑"/>
@@ -11686,7 +11968,6 @@
           <w:color w:val="2C5F8A"/>
           <w:sz w:val="22"/>
         </w:rPr>
-        <w:lastRenderedPageBreak/>
         <w:t>微信小程序（最便捷）</w:t>
       </w:r>
     </w:p>
@@ -11706,6 +11987,7 @@
           <w:sz w:val="22"/>
           <w:lang w:eastAsia="zh-CN"/>
         </w:rPr>
+        <w:lastRenderedPageBreak/>
         <w:t>微信搜索「领导留言板」小程序 → 登录 → 选四川省 → 选领导 →「我要留言」→ 填写提交</w:t>
       </w:r>
     </w:p>
@@ -11716,7 +11998,7 @@
         <w:ind w:firstLine="0"/>
       </w:pPr>
       <w:bookmarkStart w:id="32" w:name="_Toc239385894"/>
-      <w:bookmarkStart w:id="33" w:name="_Toc239519639"/>
+      <w:bookmarkStart w:id="33" w:name="_Toc239552774"/>
       <w:r>
         <w:rPr>
           <w:rFonts w:ascii="微软雅黑" w:eastAsia="微软雅黑" w:hAnsi="微软雅黑"/>
@@ -11829,7 +12111,7 @@
         <w:ind w:firstLine="0"/>
       </w:pPr>
       <w:bookmarkStart w:id="34" w:name="_Toc239385895"/>
-      <w:bookmarkStart w:id="35" w:name="_Toc239519640"/>
+      <w:bookmarkStart w:id="35" w:name="_Toc239552775"/>
       <w:r>
         <w:rPr>
           <w:rFonts w:ascii="微软雅黑" w:eastAsia="微软雅黑" w:hAnsi="微软雅黑"/>
@@ -11929,10 +12211,9 @@
         <w:rPr>
           <w:lang w:eastAsia="zh-CN"/>
         </w:rPr>
-        <w:pageBreakBefore/>
       </w:pPr>
       <w:bookmarkStart w:id="36" w:name="_Toc239385896"/>
-      <w:bookmarkStart w:id="37" w:name="_Toc239519641"/>
+      <w:bookmarkStart w:id="37" w:name="_Toc239552776"/>
       <w:r>
         <w:rPr>
           <w:rFonts w:ascii="微软雅黑" w:eastAsia="微软雅黑" w:hAnsi="微软雅黑"/>
@@ -12051,7 +12332,7 @@
         <w:ind w:firstLine="0"/>
       </w:pPr>
       <w:bookmarkStart w:id="38" w:name="_Toc239385897"/>
-      <w:bookmarkStart w:id="39" w:name="_Toc239519642"/>
+      <w:bookmarkStart w:id="39" w:name="_Toc239552777"/>
       <w:r>
         <w:rPr>
           <w:rFonts w:ascii="微软雅黑" w:eastAsia="微软雅黑" w:hAnsi="微软雅黑"/>
@@ -12182,7 +12463,7 @@
         <w:ind w:firstLine="0"/>
       </w:pPr>
       <w:bookmarkStart w:id="40" w:name="_Toc239385898"/>
-      <w:bookmarkStart w:id="41" w:name="_Toc239519643"/>
+      <w:bookmarkStart w:id="41" w:name="_Toc239552778"/>
       <w:r>
         <w:rPr>
           <w:rFonts w:ascii="微软雅黑" w:eastAsia="微软雅黑" w:hAnsi="微软雅黑"/>
@@ -12276,7 +12557,7 @@
         <w:ind w:firstLine="0"/>
       </w:pPr>
       <w:bookmarkStart w:id="42" w:name="_Toc239385899"/>
-      <w:bookmarkStart w:id="43" w:name="_Toc239519644"/>
+      <w:bookmarkStart w:id="43" w:name="_Toc239552779"/>
       <w:r>
         <w:rPr>
           <w:rFonts w:ascii="微软雅黑" w:eastAsia="微软雅黑" w:hAnsi="微软雅黑"/>
@@ -12354,13 +12635,12 @@
     </w:p>
     <w:p>
       <w:pPr>
-        <w:jc w:val="center"/>
-        <w:rPr>
-          <w:rFonts w:hint="eastAsia"/>
-        </w:rPr>
         <w:keepNext/>
         <w:keepLines/>
-        <w:pageBreakBefore/>
+        <w:jc w:val="center"/>
+        <w:rPr>
+          <w:rFonts w:hint="eastAsia"/>
+        </w:rPr>
       </w:pPr>
       <w:r>
         <w:rPr>
@@ -12369,26 +12649,26 @@
           <w:color w:val="1A3C6E"/>
           <w:sz w:val="21"/>
         </w:rPr>
+        <w:lastRenderedPageBreak/>
         <w:t>图3 信访事项办理流程图</w:t>
       </w:r>
     </w:p>
     <w:p>
       <w:pPr>
+        <w:keepLines/>
         <w:jc w:val="center"/>
         <w:rPr>
           <w:rFonts w:hint="eastAsia"/>
         </w:rPr>
-        <w:keepLines/>
       </w:pPr>
       <w:r>
         <w:rPr>
           <w:noProof/>
         </w:rPr>
-        <w:lastRenderedPageBreak/>
         <w:drawing>
-          <wp:inline distT="0" distB="0" distL="0" distR="0" wp14:anchorId="729DDDCB" wp14:editId="2D52B5ED">
-            <wp:extent cx="4034716" cy="6479999"/>
-            <wp:effectExtent l="0" t="0" r="0" b="0"/>
+          <wp:inline distT="0" distB="0" distL="0" distR="0" wp14:anchorId="2CE23EDC" wp14:editId="4F9DCAEA">
+            <wp:extent cx="4491486" cy="7213600"/>
+            <wp:effectExtent l="0" t="0" r="4445" b="6350"/>
             <wp:docPr id="4" name="Picture 4"/>
             <wp:cNvGraphicFramePr>
               <a:graphicFrameLocks xmlns:a="http://schemas.openxmlformats.org/drawingml/2006/main" noChangeAspect="1"/>
@@ -12409,7 +12689,7 @@
                   <pic:spPr>
                     <a:xfrm>
                       <a:off x="0" y="0"/>
-                      <a:ext cx="4931320" cy="7920000"/>
+                      <a:ext cx="7073092" cy="11359817"/>
                     </a:xfrm>
                     <a:prstGeom prst="rect">
                       <a:avLst/>
@@ -12430,10 +12710,9 @@
         <w:rPr>
           <w:lang w:eastAsia="zh-CN"/>
         </w:rPr>
-        <w:pageBreakBefore/>
       </w:pPr>
       <w:bookmarkStart w:id="44" w:name="_Toc239385900"/>
-      <w:bookmarkStart w:id="45" w:name="_Toc239519645"/>
+      <w:bookmarkStart w:id="45" w:name="_Toc239552780"/>
       <w:r>
         <w:rPr>
           <w:rFonts w:ascii="微软雅黑" w:eastAsia="微软雅黑" w:hAnsi="微软雅黑"/>
@@ -12536,7 +12815,7 @@
         <w:ind w:firstLine="0"/>
       </w:pPr>
       <w:bookmarkStart w:id="46" w:name="_Toc239385901"/>
-      <w:bookmarkStart w:id="47" w:name="_Toc239519646"/>
+      <w:bookmarkStart w:id="47" w:name="_Toc239552781"/>
       <w:r>
         <w:rPr>
           <w:rFonts w:ascii="微软雅黑" w:eastAsia="微软雅黑" w:hAnsi="微软雅黑"/>
@@ -12685,7 +12964,7 @@
         <w:ind w:firstLine="0"/>
       </w:pPr>
       <w:bookmarkStart w:id="48" w:name="_Toc239385902"/>
-      <w:bookmarkStart w:id="49" w:name="_Toc239519647"/>
+      <w:bookmarkStart w:id="49" w:name="_Toc239552782"/>
       <w:r>
         <w:rPr>
           <w:rFonts w:ascii="微软雅黑" w:eastAsia="微软雅黑" w:hAnsi="微软雅黑"/>
@@ -12788,6 +13067,7 @@
           <w:sz w:val="22"/>
           <w:lang w:eastAsia="zh-CN"/>
         </w:rPr>
+        <w:lastRenderedPageBreak/>
         <w:t>教育、医疗、社保等公共服务领域咨询和投诉</w:t>
       </w:r>
     </w:p>
@@ -12798,13 +13078,12 @@
         <w:ind w:firstLine="0"/>
       </w:pPr>
       <w:bookmarkStart w:id="50" w:name="_Toc239385903"/>
-      <w:bookmarkStart w:id="51" w:name="_Toc239519648"/>
+      <w:bookmarkStart w:id="51" w:name="_Toc239552783"/>
       <w:r>
         <w:rPr>
           <w:rFonts w:ascii="微软雅黑" w:eastAsia="微软雅黑" w:hAnsi="微软雅黑"/>
           <w:color w:val="333333"/>
         </w:rPr>
-        <w:lastRenderedPageBreak/>
         <w:t>【注意事项】</w:t>
       </w:r>
       <w:bookmarkEnd w:id="50"/>
@@ -12902,10 +13181,9 @@
         <w:rPr>
           <w:lang w:eastAsia="zh-CN"/>
         </w:rPr>
-        <w:pageBreakBefore/>
       </w:pPr>
       <w:bookmarkStart w:id="52" w:name="_Toc239385904"/>
-      <w:bookmarkStart w:id="53" w:name="_Toc239519649"/>
+      <w:bookmarkStart w:id="53" w:name="_Toc239552784"/>
       <w:r>
         <w:rPr>
           <w:rFonts w:ascii="微软雅黑" w:eastAsia="微软雅黑" w:hAnsi="微软雅黑"/>
@@ -13026,7 +13304,7 @@
         <w:ind w:firstLine="0"/>
       </w:pPr>
       <w:bookmarkStart w:id="54" w:name="_Toc239385905"/>
-      <w:bookmarkStart w:id="55" w:name="_Toc239519650"/>
+      <w:bookmarkStart w:id="55" w:name="_Toc239552785"/>
       <w:r>
         <w:rPr>
           <w:rFonts w:ascii="微软雅黑" w:eastAsia="微软雅黑" w:hAnsi="微软雅黑"/>
@@ -13165,6 +13443,7 @@
           <w:sz w:val="22"/>
           <w:lang w:eastAsia="zh-CN"/>
         </w:rPr>
+        <w:lastRenderedPageBreak/>
         <w:t>可在「我的留言」查看回复进度</w:t>
       </w:r>
     </w:p>
@@ -13175,13 +13454,12 @@
         <w:ind w:firstLine="0"/>
       </w:pPr>
       <w:bookmarkStart w:id="56" w:name="_Toc239385906"/>
-      <w:bookmarkStart w:id="57" w:name="_Toc239519651"/>
+      <w:bookmarkStart w:id="57" w:name="_Toc239552786"/>
       <w:r>
         <w:rPr>
           <w:rFonts w:ascii="微软雅黑" w:eastAsia="微软雅黑" w:hAnsi="微软雅黑"/>
           <w:color w:val="333333"/>
         </w:rPr>
-        <w:lastRenderedPageBreak/>
         <w:t>【主要针对】</w:t>
       </w:r>
       <w:bookmarkEnd w:id="56"/>
@@ -13270,7 +13548,7 @@
         <w:ind w:firstLine="0"/>
       </w:pPr>
       <w:bookmarkStart w:id="58" w:name="_Toc239385907"/>
-      <w:bookmarkStart w:id="59" w:name="_Toc239519652"/>
+      <w:bookmarkStart w:id="59" w:name="_Toc239552787"/>
       <w:r>
         <w:rPr>
           <w:rFonts w:ascii="微软雅黑" w:eastAsia="微软雅黑" w:hAnsi="微软雅黑"/>
@@ -13378,10 +13656,9 @@
         <w:rPr>
           <w:lang w:eastAsia="zh-CN"/>
         </w:rPr>
-        <w:pageBreakBefore/>
       </w:pPr>
       <w:bookmarkStart w:id="60" w:name="_Toc239385908"/>
-      <w:bookmarkStart w:id="61" w:name="_Toc239519653"/>
+      <w:bookmarkStart w:id="61" w:name="_Toc239552788"/>
       <w:r>
         <w:rPr>
           <w:rFonts w:ascii="微软雅黑" w:eastAsia="微软雅黑" w:hAnsi="微软雅黑"/>
@@ -13481,7 +13758,7 @@
         <w:ind w:firstLine="0"/>
       </w:pPr>
       <w:bookmarkStart w:id="62" w:name="_Toc239385909"/>
-      <w:bookmarkStart w:id="63" w:name="_Toc239519654"/>
+      <w:bookmarkStart w:id="63" w:name="_Toc239552789"/>
       <w:r>
         <w:rPr>
           <w:rFonts w:ascii="微软雅黑" w:eastAsia="微软雅黑" w:hAnsi="微软雅黑"/>
@@ -13566,7 +13843,7 @@
         <w:ind w:firstLine="0"/>
       </w:pPr>
       <w:bookmarkStart w:id="64" w:name="_Toc239385910"/>
-      <w:bookmarkStart w:id="65" w:name="_Toc239519655"/>
+      <w:bookmarkStart w:id="65" w:name="_Toc239552790"/>
       <w:r>
         <w:rPr>
           <w:rFonts w:ascii="微软雅黑" w:eastAsia="微软雅黑" w:hAnsi="微软雅黑"/>
@@ -13635,7 +13912,7 @@
         <w:ind w:firstLine="0"/>
       </w:pPr>
       <w:bookmarkStart w:id="66" w:name="_Toc239385911"/>
-      <w:bookmarkStart w:id="67" w:name="_Toc239519656"/>
+      <w:bookmarkStart w:id="67" w:name="_Toc239552791"/>
       <w:r>
         <w:rPr>
           <w:rFonts w:ascii="微软雅黑" w:eastAsia="微软雅黑" w:hAnsi="微软雅黑"/>
@@ -13716,10 +13993,9 @@
         <w:rPr>
           <w:lang w:eastAsia="zh-CN"/>
         </w:rPr>
-        <w:pageBreakBefore/>
       </w:pPr>
       <w:bookmarkStart w:id="68" w:name="_Toc239385912"/>
-      <w:bookmarkStart w:id="69" w:name="_Toc239519657"/>
+      <w:bookmarkStart w:id="69" w:name="_Toc239552792"/>
       <w:r>
         <w:rPr>
           <w:rFonts w:ascii="微软雅黑" w:eastAsia="微软雅黑" w:hAnsi="微软雅黑"/>
@@ -13819,7 +14095,7 @@
         <w:ind w:firstLine="0"/>
       </w:pPr>
       <w:bookmarkStart w:id="70" w:name="_Toc239385913"/>
-      <w:bookmarkStart w:id="71" w:name="_Toc239519658"/>
+      <w:bookmarkStart w:id="71" w:name="_Toc239552793"/>
       <w:r>
         <w:rPr>
           <w:rFonts w:ascii="微软雅黑" w:eastAsia="微软雅黑" w:hAnsi="微软雅黑"/>
@@ -13888,7 +14164,7 @@
         <w:ind w:firstLine="0"/>
       </w:pPr>
       <w:bookmarkStart w:id="72" w:name="_Toc239385914"/>
-      <w:bookmarkStart w:id="73" w:name="_Toc239519659"/>
+      <w:bookmarkStart w:id="73" w:name="_Toc239552794"/>
       <w:r>
         <w:rPr>
           <w:rFonts w:ascii="微软雅黑" w:eastAsia="微软雅黑" w:hAnsi="微软雅黑"/>
@@ -13953,7 +14229,7 @@
         <w:ind w:firstLine="0"/>
       </w:pPr>
       <w:bookmarkStart w:id="74" w:name="_Toc239385915"/>
-      <w:bookmarkStart w:id="75" w:name="_Toc239519660"/>
+      <w:bookmarkStart w:id="75" w:name="_Toc239552795"/>
       <w:r>
         <w:rPr>
           <w:rFonts w:ascii="微软雅黑" w:eastAsia="微软雅黑" w:hAnsi="微软雅黑"/>
@@ -14034,10 +14310,9 @@
         <w:rPr>
           <w:lang w:eastAsia="zh-CN"/>
         </w:rPr>
-        <w:pageBreakBefore/>
       </w:pPr>
       <w:bookmarkStart w:id="76" w:name="_Toc239385916"/>
-      <w:bookmarkStart w:id="77" w:name="_Toc239519661"/>
+      <w:bookmarkStart w:id="77" w:name="_Toc239552796"/>
       <w:r>
         <w:rPr>
           <w:rFonts w:ascii="微软雅黑" w:eastAsia="微软雅黑" w:hAnsi="微软雅黑"/>
@@ -14137,7 +14412,7 @@
         <w:ind w:firstLine="0"/>
       </w:pPr>
       <w:bookmarkStart w:id="78" w:name="_Toc239385917"/>
-      <w:bookmarkStart w:id="79" w:name="_Toc239519662"/>
+      <w:bookmarkStart w:id="79" w:name="_Toc239552797"/>
       <w:r>
         <w:rPr>
           <w:rFonts w:ascii="微软雅黑" w:eastAsia="微软雅黑" w:hAnsi="微软雅黑"/>
@@ -14206,7 +14481,7 @@
         <w:ind w:firstLine="0"/>
       </w:pPr>
       <w:bookmarkStart w:id="80" w:name="_Toc239385918"/>
-      <w:bookmarkStart w:id="81" w:name="_Toc239519663"/>
+      <w:bookmarkStart w:id="81" w:name="_Toc239552798"/>
       <w:r>
         <w:rPr>
           <w:rFonts w:ascii="微软雅黑" w:eastAsia="微软雅黑" w:hAnsi="微软雅黑"/>
@@ -14275,7 +14550,7 @@
         <w:ind w:firstLine="0"/>
       </w:pPr>
       <w:bookmarkStart w:id="82" w:name="_Toc239385919"/>
-      <w:bookmarkStart w:id="83" w:name="_Toc239519664"/>
+      <w:bookmarkStart w:id="83" w:name="_Toc239552799"/>
       <w:r>
         <w:rPr>
           <w:rFonts w:ascii="微软雅黑" w:eastAsia="微软雅黑" w:hAnsi="微软雅黑"/>
@@ -14368,10 +14643,9 @@
       <w:pPr>
         <w:pStyle w:val="21"/>
         <w:ind w:firstLine="0"/>
-        <w:pageBreakBefore/>
       </w:pPr>
       <w:bookmarkStart w:id="84" w:name="_Toc239385920"/>
-      <w:bookmarkStart w:id="85" w:name="_Toc239519665"/>
+      <w:bookmarkStart w:id="85" w:name="_Toc239552800"/>
       <w:r>
         <w:rPr>
           <w:rFonts w:ascii="微软雅黑" w:eastAsia="微软雅黑" w:hAnsi="微软雅黑"/>
@@ -14470,7 +14744,7 @@
         <w:ind w:firstLine="0"/>
       </w:pPr>
       <w:bookmarkStart w:id="86" w:name="_Toc239385921"/>
-      <w:bookmarkStart w:id="87" w:name="_Toc239519666"/>
+      <w:bookmarkStart w:id="87" w:name="_Toc239552801"/>
       <w:r>
         <w:rPr>
           <w:rFonts w:ascii="微软雅黑" w:eastAsia="微软雅黑" w:hAnsi="微软雅黑"/>
@@ -14523,7 +14797,7 @@
         <w:ind w:firstLine="0"/>
       </w:pPr>
       <w:bookmarkStart w:id="88" w:name="_Toc239385922"/>
-      <w:bookmarkStart w:id="89" w:name="_Toc239519667"/>
+      <w:bookmarkStart w:id="89" w:name="_Toc239552802"/>
       <w:r>
         <w:rPr>
           <w:rFonts w:ascii="微软雅黑" w:eastAsia="微软雅黑" w:hAnsi="微软雅黑"/>
@@ -14574,7 +14848,7 @@
         <w:ind w:firstLine="0"/>
       </w:pPr>
       <w:bookmarkStart w:id="90" w:name="_Toc239385923"/>
-      <w:bookmarkStart w:id="91" w:name="_Toc239519668"/>
+      <w:bookmarkStart w:id="91" w:name="_Toc239552803"/>
       <w:r>
         <w:rPr>
           <w:rFonts w:ascii="微软雅黑" w:eastAsia="微软雅黑" w:hAnsi="微软雅黑"/>
@@ -14655,9 +14929,8 @@
         <w:rPr>
           <w:lang w:eastAsia="zh-CN"/>
         </w:rPr>
-        <w:pageBreakBefore/>
-      </w:pPr>
-      <w:bookmarkStart w:id="92" w:name="_Toc239519669"/>
+      </w:pPr>
+      <w:bookmarkStart w:id="92" w:name="_Toc239552804"/>
       <w:r>
         <w:rPr>
           <w:rFonts w:ascii="微软雅黑" w:eastAsia="微软雅黑" w:hAnsi="微软雅黑"/>
@@ -14743,7 +15016,7 @@
         <w:pStyle w:val="31"/>
         <w:ind w:firstLine="0"/>
       </w:pPr>
-      <w:bookmarkStart w:id="93" w:name="_Toc239519670"/>
+      <w:bookmarkStart w:id="93" w:name="_Toc239552805"/>
       <w:r>
         <w:rPr>
           <w:rFonts w:ascii="微软雅黑" w:eastAsia="微软雅黑" w:hAnsi="微软雅黑"/>
@@ -14848,7 +15121,7 @@
         <w:pStyle w:val="31"/>
         <w:ind w:firstLine="0"/>
       </w:pPr>
-      <w:bookmarkStart w:id="94" w:name="_Toc239519671"/>
+      <w:bookmarkStart w:id="94" w:name="_Toc239552806"/>
       <w:r>
         <w:rPr>
           <w:rFonts w:ascii="微软雅黑" w:eastAsia="微软雅黑" w:hAnsi="微软雅黑"/>
@@ -14917,7 +15190,7 @@
         <w:pStyle w:val="31"/>
         <w:ind w:firstLine="0"/>
       </w:pPr>
-      <w:bookmarkStart w:id="95" w:name="_Toc239519672"/>
+      <w:bookmarkStart w:id="95" w:name="_Toc239552807"/>
       <w:r>
         <w:rPr>
           <w:rFonts w:ascii="微软雅黑" w:eastAsia="微软雅黑" w:hAnsi="微软雅黑"/>
@@ -14997,9 +15270,8 @@
         <w:rPr>
           <w:lang w:eastAsia="zh-CN"/>
         </w:rPr>
-        <w:pageBreakBefore/>
-      </w:pPr>
-      <w:bookmarkStart w:id="96" w:name="_Toc239519673"/>
+      </w:pPr>
+      <w:bookmarkStart w:id="96" w:name="_Toc239552808"/>
       <w:r>
         <w:rPr>
           <w:rFonts w:ascii="微软雅黑" w:eastAsia="微软雅黑" w:hAnsi="微软雅黑"/>
@@ -15085,7 +15357,7 @@
         <w:pStyle w:val="31"/>
         <w:ind w:firstLine="0"/>
       </w:pPr>
-      <w:bookmarkStart w:id="97" w:name="_Toc239519674"/>
+      <w:bookmarkStart w:id="97" w:name="_Toc239552809"/>
       <w:r>
         <w:rPr>
           <w:rFonts w:ascii="微软雅黑" w:eastAsia="微软雅黑" w:hAnsi="微软雅黑"/>
@@ -15172,7 +15444,7 @@
         <w:pStyle w:val="31"/>
         <w:ind w:firstLine="0"/>
       </w:pPr>
-      <w:bookmarkStart w:id="98" w:name="_Toc239519675"/>
+      <w:bookmarkStart w:id="98" w:name="_Toc239552810"/>
       <w:r>
         <w:rPr>
           <w:rFonts w:ascii="微软雅黑" w:eastAsia="微软雅黑" w:hAnsi="微软雅黑"/>
@@ -15241,7 +15513,7 @@
         <w:pStyle w:val="31"/>
         <w:ind w:firstLine="0"/>
       </w:pPr>
-      <w:bookmarkStart w:id="99" w:name="_Toc239519676"/>
+      <w:bookmarkStart w:id="99" w:name="_Toc239552811"/>
       <w:r>
         <w:rPr>
           <w:rFonts w:ascii="微软雅黑" w:eastAsia="微软雅黑" w:hAnsi="微软雅黑"/>
@@ -15321,9 +15593,8 @@
         <w:rPr>
           <w:lang w:eastAsia="zh-CN"/>
         </w:rPr>
-        <w:pageBreakBefore/>
-      </w:pPr>
-      <w:bookmarkStart w:id="100" w:name="_Toc239519677"/>
+      </w:pPr>
+      <w:bookmarkStart w:id="100" w:name="_Toc239552812"/>
       <w:r>
         <w:rPr>
           <w:rFonts w:ascii="微软雅黑" w:eastAsia="微软雅黑" w:hAnsi="微软雅黑"/>
@@ -15409,7 +15680,7 @@
         <w:pStyle w:val="31"/>
         <w:ind w:firstLine="0"/>
       </w:pPr>
-      <w:bookmarkStart w:id="101" w:name="_Toc239519678"/>
+      <w:bookmarkStart w:id="101" w:name="_Toc239552813"/>
       <w:r>
         <w:rPr>
           <w:rFonts w:ascii="微软雅黑" w:eastAsia="微软雅黑" w:hAnsi="微软雅黑"/>
@@ -15496,7 +15767,7 @@
         <w:pStyle w:val="31"/>
         <w:ind w:firstLine="0"/>
       </w:pPr>
-      <w:bookmarkStart w:id="102" w:name="_Toc239519679"/>
+      <w:bookmarkStart w:id="102" w:name="_Toc239552814"/>
       <w:r>
         <w:rPr>
           <w:rFonts w:ascii="微软雅黑" w:eastAsia="微软雅黑" w:hAnsi="微软雅黑"/>
@@ -15565,7 +15836,7 @@
         <w:pStyle w:val="31"/>
         <w:ind w:firstLine="0"/>
       </w:pPr>
-      <w:bookmarkStart w:id="103" w:name="_Toc239519680"/>
+      <w:bookmarkStart w:id="103" w:name="_Toc239552815"/>
       <w:r>
         <w:rPr>
           <w:rFonts w:ascii="微软雅黑" w:eastAsia="微软雅黑" w:hAnsi="微软雅黑"/>
@@ -15645,9 +15916,8 @@
         <w:rPr>
           <w:lang w:eastAsia="zh-CN"/>
         </w:rPr>
-        <w:pageBreakBefore/>
-      </w:pPr>
-      <w:bookmarkStart w:id="104" w:name="_Toc239519681"/>
+      </w:pPr>
+      <w:bookmarkStart w:id="104" w:name="_Toc239552816"/>
       <w:r>
         <w:rPr>
           <w:rFonts w:ascii="微软雅黑" w:eastAsia="微软雅黑" w:hAnsi="微软雅黑"/>
@@ -15733,7 +16003,7 @@
         <w:pStyle w:val="31"/>
         <w:ind w:firstLine="0"/>
       </w:pPr>
-      <w:bookmarkStart w:id="105" w:name="_Toc239519682"/>
+      <w:bookmarkStart w:id="105" w:name="_Toc239552817"/>
       <w:r>
         <w:rPr>
           <w:rFonts w:ascii="微软雅黑" w:eastAsia="微软雅黑" w:hAnsi="微软雅黑"/>
@@ -15820,7 +16090,7 @@
         <w:pStyle w:val="31"/>
         <w:ind w:firstLine="0"/>
       </w:pPr>
-      <w:bookmarkStart w:id="106" w:name="_Toc239519683"/>
+      <w:bookmarkStart w:id="106" w:name="_Toc239552818"/>
       <w:r>
         <w:rPr>
           <w:rFonts w:ascii="微软雅黑" w:eastAsia="微软雅黑" w:hAnsi="微软雅黑"/>
@@ -15889,7 +16159,7 @@
         <w:pStyle w:val="31"/>
         <w:ind w:firstLine="0"/>
       </w:pPr>
-      <w:bookmarkStart w:id="107" w:name="_Toc239519684"/>
+      <w:bookmarkStart w:id="107" w:name="_Toc239552819"/>
       <w:r>
         <w:rPr>
           <w:rFonts w:ascii="微软雅黑" w:eastAsia="微软雅黑" w:hAnsi="微软雅黑"/>
@@ -15969,9 +16239,8 @@
         <w:rPr>
           <w:lang w:eastAsia="zh-CN"/>
         </w:rPr>
-        <w:pageBreakBefore/>
-      </w:pPr>
-      <w:bookmarkStart w:id="108" w:name="_Toc239519685"/>
+      </w:pPr>
+      <w:bookmarkStart w:id="108" w:name="_Toc239552820"/>
       <w:r>
         <w:rPr>
           <w:rFonts w:ascii="微软雅黑" w:eastAsia="微软雅黑" w:hAnsi="微软雅黑"/>
@@ -16026,7 +16295,7 @@
         </w:rPr>
       </w:pPr>
       <w:bookmarkStart w:id="109" w:name="_Toc239385925"/>
-      <w:bookmarkStart w:id="110" w:name="_Toc239519686"/>
+      <w:bookmarkStart w:id="110" w:name="_Toc239552821"/>
       <w:r>
         <w:rPr>
           <w:rFonts w:ascii="微软雅黑" w:eastAsia="微软雅黑" w:hAnsi="微软雅黑"/>
@@ -16353,7 +16622,7 @@
         <w:ind w:firstLine="0"/>
       </w:pPr>
       <w:bookmarkStart w:id="111" w:name="_Toc239385926"/>
-      <w:bookmarkStart w:id="112" w:name="_Toc239519687"/>
+      <w:bookmarkStart w:id="112" w:name="_Toc239552822"/>
       <w:r>
         <w:rPr>
           <w:rFonts w:ascii="微软雅黑" w:eastAsia="微软雅黑" w:hAnsi="微软雅黑"/>
@@ -16458,15 +16727,15 @@
     <w:p>
       <w:pPr>
         <w:pStyle w:val="1"/>
+        <w:pageBreakBefore/>
         <w:spacing w:before="0" w:after="240"/>
         <w:ind w:firstLine="0"/>
         <w:rPr>
           <w:lang w:eastAsia="zh-CN"/>
         </w:rPr>
-        <w:pageBreakBefore/>
       </w:pPr>
       <w:bookmarkStart w:id="113" w:name="_Toc239385927"/>
-      <w:bookmarkStart w:id="114" w:name="_Toc239519688"/>
+      <w:bookmarkStart w:id="114" w:name="_Toc239552823"/>
       <w:r>
         <w:rPr>
           <w:rFonts w:ascii="微软雅黑" w:eastAsia="微软雅黑" w:hAnsi="微软雅黑"/>
@@ -16507,7 +16776,7 @@
         </w:rPr>
       </w:pPr>
       <w:bookmarkStart w:id="115" w:name="_Toc239385928"/>
-      <w:bookmarkStart w:id="116" w:name="_Toc239519689"/>
+      <w:bookmarkStart w:id="116" w:name="_Toc239552824"/>
       <w:r>
         <w:rPr>
           <w:rFonts w:ascii="微软雅黑" w:eastAsia="微软雅黑" w:hAnsi="微软雅黑"/>
@@ -16626,7 +16895,7 @@
         <w:ind w:firstLine="0"/>
       </w:pPr>
       <w:bookmarkStart w:id="117" w:name="_Toc239385929"/>
-      <w:bookmarkStart w:id="118" w:name="_Toc239519690"/>
+      <w:bookmarkStart w:id="118" w:name="_Toc239552825"/>
       <w:r>
         <w:rPr>
           <w:rFonts w:ascii="微软雅黑" w:eastAsia="微软雅黑" w:hAnsi="微软雅黑"/>
@@ -16737,7 +17006,7 @@
         <w:ind w:firstLine="0"/>
       </w:pPr>
       <w:bookmarkStart w:id="119" w:name="_Toc239385930"/>
-      <w:bookmarkStart w:id="120" w:name="_Toc239519691"/>
+      <w:bookmarkStart w:id="120" w:name="_Toc239552826"/>
       <w:r>
         <w:rPr>
           <w:rFonts w:ascii="微软雅黑" w:eastAsia="微软雅黑" w:hAnsi="微软雅黑"/>
@@ -16832,7 +17101,7 @@
         <w:ind w:firstLine="0"/>
       </w:pPr>
       <w:bookmarkStart w:id="121" w:name="_Toc239385931"/>
-      <w:bookmarkStart w:id="122" w:name="_Toc239519692"/>
+      <w:bookmarkStart w:id="122" w:name="_Toc239552827"/>
       <w:r>
         <w:rPr>
           <w:rFonts w:ascii="微软雅黑" w:eastAsia="微软雅黑" w:hAnsi="微软雅黑"/>
@@ -16916,10 +17185,9 @@
         <w:rPr>
           <w:lang w:eastAsia="zh-CN"/>
         </w:rPr>
-        <w:pageBreakBefore/>
       </w:pPr>
       <w:bookmarkStart w:id="123" w:name="_Toc239385932"/>
-      <w:bookmarkStart w:id="124" w:name="_Toc239519693"/>
+      <w:bookmarkStart w:id="124" w:name="_Toc239552828"/>
       <w:r>
         <w:rPr>
           <w:rFonts w:ascii="微软雅黑" w:eastAsia="微软雅黑" w:hAnsi="微软雅黑"/>
@@ -17038,7 +17306,7 @@
         <w:ind w:firstLine="0"/>
       </w:pPr>
       <w:bookmarkStart w:id="125" w:name="_Toc239385933"/>
-      <w:bookmarkStart w:id="126" w:name="_Toc239519694"/>
+      <w:bookmarkStart w:id="126" w:name="_Toc239552829"/>
       <w:r>
         <w:rPr>
           <w:rFonts w:ascii="微软雅黑" w:eastAsia="微软雅黑" w:hAnsi="微软雅黑"/>
@@ -17168,7 +17436,7 @@
         <w:ind w:firstLine="0"/>
       </w:pPr>
       <w:bookmarkStart w:id="127" w:name="_Toc239385934"/>
-      <w:bookmarkStart w:id="128" w:name="_Toc239519695"/>
+      <w:bookmarkStart w:id="128" w:name="_Toc239552830"/>
       <w:r>
         <w:rPr>
           <w:rFonts w:ascii="微软雅黑" w:eastAsia="微软雅黑" w:hAnsi="微软雅黑"/>
@@ -17263,7 +17531,7 @@
         <w:ind w:firstLine="0"/>
       </w:pPr>
       <w:bookmarkStart w:id="129" w:name="_Toc239385935"/>
-      <w:bookmarkStart w:id="130" w:name="_Toc239519696"/>
+      <w:bookmarkStart w:id="130" w:name="_Toc239552831"/>
       <w:r>
         <w:rPr>
           <w:rFonts w:ascii="微软雅黑" w:eastAsia="微软雅黑" w:hAnsi="微软雅黑"/>
@@ -17366,13 +17634,12 @@
     </w:p>
     <w:p>
       <w:pPr>
-        <w:jc w:val="center"/>
-        <w:rPr>
-          <w:rFonts w:hint="eastAsia"/>
-        </w:rPr>
         <w:keepNext/>
         <w:keepLines/>
-        <w:pageBreakBefore/>
+        <w:jc w:val="center"/>
+        <w:rPr>
+          <w:rFonts w:hint="eastAsia"/>
+        </w:rPr>
       </w:pPr>
       <w:r>
         <w:rPr>
@@ -17387,20 +17654,20 @@
     </w:p>
     <w:p>
       <w:pPr>
+        <w:keepLines/>
         <w:jc w:val="center"/>
         <w:rPr>
           <w:rFonts w:hint="eastAsia"/>
         </w:rPr>
-        <w:keepLines/>
       </w:pPr>
       <w:r>
         <w:rPr>
           <w:noProof/>
         </w:rPr>
         <w:drawing>
-          <wp:inline distT="0" distB="0" distL="0" distR="0" wp14:anchorId="5919FE44" wp14:editId="553C673F">
-            <wp:extent cx="5523995" cy="6480000"/>
-            <wp:effectExtent l="0" t="0" r="0" b="0"/>
+          <wp:inline distT="0" distB="0" distL="0" distR="0" wp14:anchorId="4C35886E" wp14:editId="14182CF0">
+            <wp:extent cx="6053455" cy="7101087"/>
+            <wp:effectExtent l="0" t="0" r="4445" b="5080"/>
             <wp:docPr id="2" name="Picture 2"/>
             <wp:cNvGraphicFramePr>
               <a:graphicFrameLocks xmlns:a="http://schemas.openxmlformats.org/drawingml/2006/main" noChangeAspect="1"/>
@@ -17421,7 +17688,7 @@
                   <pic:spPr>
                     <a:xfrm>
                       <a:off x="0" y="0"/>
-                      <a:ext cx="5760000" cy="6756848"/>
+                      <a:ext cx="8169047" cy="9582811"/>
                     </a:xfrm>
                     <a:prstGeom prst="rect">
                       <a:avLst/>
@@ -17437,13 +17704,12 @@
     <w:p>
       <w:pPr>
         <w:pStyle w:val="1"/>
+        <w:pageBreakBefore/>
         <w:spacing w:before="0" w:after="240"/>
         <w:ind w:firstLine="0"/>
-        <w:keepNext/>
-        <w:pageBreakBefore/>
       </w:pPr>
       <w:bookmarkStart w:id="131" w:name="_Toc239385936"/>
-      <w:bookmarkStart w:id="132" w:name="_Toc239519697"/>
+      <w:bookmarkStart w:id="132" w:name="_Toc239552832"/>
       <w:r>
         <w:rPr>
           <w:rFonts w:ascii="微软雅黑" w:eastAsia="微软雅黑" w:hAnsi="微软雅黑"/>
@@ -17471,8 +17737,8 @@
       </w:tblGrid>
       <w:tr>
         <w:trPr>
+          <w:cantSplit/>
           <w:tblHeader/>
-          <w:cantSplit/>
         </w:trPr>
         <w:tc>
           <w:tcPr>
@@ -17482,13 +17748,13 @@
           </w:tcPr>
           <w:p>
             <w:pPr>
+              <w:keepNext/>
+              <w:keepLines/>
               <w:spacing w:after="40" w:line="288" w:lineRule="auto"/>
               <w:jc w:val="center"/>
               <w:rPr>
                 <w:rFonts w:hint="eastAsia"/>
               </w:rPr>
-              <w:keepNext/>
-              <w:keepLines/>
             </w:pPr>
             <w:r>
               <w:rPr>
@@ -17510,13 +17776,13 @@
           </w:tcPr>
           <w:p>
             <w:pPr>
+              <w:keepNext/>
+              <w:keepLines/>
               <w:spacing w:after="40" w:line="288" w:lineRule="auto"/>
               <w:jc w:val="center"/>
               <w:rPr>
                 <w:rFonts w:hint="eastAsia"/>
               </w:rPr>
-              <w:keepNext/>
-              <w:keepLines/>
             </w:pPr>
             <w:r>
               <w:rPr>
@@ -17538,13 +17804,13 @@
           </w:tcPr>
           <w:p>
             <w:pPr>
+              <w:keepNext/>
+              <w:keepLines/>
               <w:spacing w:after="40" w:line="288" w:lineRule="auto"/>
               <w:jc w:val="center"/>
               <w:rPr>
                 <w:rFonts w:hint="eastAsia"/>
               </w:rPr>
-              <w:keepNext/>
-              <w:keepLines/>
             </w:pPr>
             <w:r>
               <w:rPr>
@@ -17566,13 +17832,13 @@
           </w:tcPr>
           <w:p>
             <w:pPr>
+              <w:keepNext/>
+              <w:keepLines/>
               <w:spacing w:after="40" w:line="288" w:lineRule="auto"/>
               <w:jc w:val="center"/>
               <w:rPr>
                 <w:rFonts w:hint="eastAsia"/>
               </w:rPr>
-              <w:keepNext/>
-              <w:keepLines/>
             </w:pPr>
             <w:r>
               <w:rPr>
@@ -17598,13 +17864,13 @@
           </w:tcPr>
           <w:p>
             <w:pPr>
+              <w:keepNext/>
+              <w:keepLines/>
               <w:spacing w:after="40" w:line="288" w:lineRule="auto"/>
               <w:rPr>
                 <w:rFonts w:hint="eastAsia"/>
                 <w:lang w:eastAsia="zh-CN"/>
               </w:rPr>
-              <w:keepNext/>
-              <w:keepLines/>
             </w:pPr>
             <w:r>
               <w:rPr>
@@ -17624,12 +17890,12 @@
           </w:tcPr>
           <w:p>
             <w:pPr>
+              <w:keepNext/>
+              <w:keepLines/>
               <w:spacing w:after="40" w:line="288" w:lineRule="auto"/>
               <w:rPr>
                 <w:rFonts w:hint="eastAsia"/>
               </w:rPr>
-              <w:keepNext/>
-              <w:keepLines/>
             </w:pPr>
             <w:r>
               <w:rPr>
@@ -17648,13 +17914,13 @@
           </w:tcPr>
           <w:p>
             <w:pPr>
+              <w:keepNext/>
+              <w:keepLines/>
               <w:spacing w:after="40" w:line="288" w:lineRule="auto"/>
               <w:rPr>
                 <w:rFonts w:hint="eastAsia"/>
                 <w:lang w:eastAsia="zh-CN"/>
               </w:rPr>
-              <w:keepNext/>
-              <w:keepLines/>
             </w:pPr>
             <w:r>
               <w:rPr>
@@ -17674,12 +17940,12 @@
           </w:tcPr>
           <w:p>
             <w:pPr>
+              <w:keepNext/>
+              <w:keepLines/>
               <w:spacing w:after="40" w:line="288" w:lineRule="auto"/>
               <w:rPr>
                 <w:rFonts w:hint="eastAsia"/>
               </w:rPr>
-              <w:keepNext/>
-              <w:keepLines/>
             </w:pPr>
             <w:r>
               <w:rPr>
@@ -17704,13 +17970,13 @@
           </w:tcPr>
           <w:p>
             <w:pPr>
+              <w:keepNext/>
+              <w:keepLines/>
               <w:spacing w:after="40" w:line="288" w:lineRule="auto"/>
               <w:rPr>
                 <w:rFonts w:hint="eastAsia"/>
                 <w:lang w:eastAsia="zh-CN"/>
               </w:rPr>
-              <w:keepNext/>
-              <w:keepLines/>
             </w:pPr>
             <w:r>
               <w:rPr>
@@ -17731,12 +17997,12 @@
           </w:tcPr>
           <w:p>
             <w:pPr>
+              <w:keepNext/>
+              <w:keepLines/>
               <w:spacing w:after="40" w:line="288" w:lineRule="auto"/>
               <w:rPr>
                 <w:rFonts w:hint="eastAsia"/>
               </w:rPr>
-              <w:keepNext/>
-              <w:keepLines/>
             </w:pPr>
             <w:r>
               <w:rPr>
@@ -17756,13 +18022,13 @@
           </w:tcPr>
           <w:p>
             <w:pPr>
+              <w:keepNext/>
+              <w:keepLines/>
               <w:spacing w:after="40" w:line="288" w:lineRule="auto"/>
               <w:rPr>
                 <w:rFonts w:hint="eastAsia"/>
                 <w:lang w:eastAsia="zh-CN"/>
               </w:rPr>
-              <w:keepNext/>
-              <w:keepLines/>
             </w:pPr>
             <w:r>
               <w:rPr>
@@ -17783,12 +18049,12 @@
           </w:tcPr>
           <w:p>
             <w:pPr>
+              <w:keepNext/>
+              <w:keepLines/>
               <w:spacing w:after="40" w:line="288" w:lineRule="auto"/>
               <w:rPr>
                 <w:rFonts w:hint="eastAsia"/>
               </w:rPr>
-              <w:keepNext/>
-              <w:keepLines/>
             </w:pPr>
             <w:r>
               <w:rPr>
@@ -19355,12 +19621,12 @@
     <w:p>
       <w:pPr>
         <w:pStyle w:val="1"/>
+        <w:pageBreakBefore/>
         <w:spacing w:before="0" w:after="240"/>
         <w:ind w:firstLine="0"/>
-        <w:pageBreakBefore/>
       </w:pPr>
       <w:bookmarkStart w:id="133" w:name="_Toc239385937"/>
-      <w:bookmarkStart w:id="134" w:name="_Toc239519698"/>
+      <w:bookmarkStart w:id="134" w:name="_Toc239552833"/>
       <w:r>
         <w:rPr>
           <w:rFonts w:ascii="微软雅黑" w:eastAsia="微软雅黑" w:hAnsi="微软雅黑"/>
@@ -19490,12 +19756,14 @@
     <w:p>
       <w:pPr>
         <w:pStyle w:val="21"/>
-      </w:pPr>
-      <w:bookmarkStart w:id="135" w:name="_Toc239519699"/>
+        <w:rPr>
+          <w:lang w:eastAsia="zh-CN"/>
+        </w:rPr>
+      </w:pPr>
+      <w:bookmarkStart w:id="135" w:name="_Toc239552834"/>
       <w:r>
         <w:rPr>
           <w:rFonts w:ascii="微软雅黑" w:hAnsi="微软雅黑" w:cs="微软雅黑"/>
-          <w:b/>
           <w:color w:val="C00000"/>
           <w:sz w:val="28"/>
           <w:szCs w:val="28"/>
@@ -19526,8 +19794,11 @@
     <w:p>
       <w:pPr>
         <w:pStyle w:val="31"/>
-      </w:pPr>
-      <w:bookmarkStart w:id="136" w:name="_Toc239519700"/>
+        <w:rPr>
+          <w:lang w:eastAsia="zh-CN"/>
+        </w:rPr>
+      </w:pPr>
+      <w:bookmarkStart w:id="136" w:name="_Toc239552835"/>
       <w:r>
         <w:rPr>
           <w:rFonts w:ascii="微软雅黑" w:hAnsi="微软雅黑" w:cs="微软雅黑"/>
@@ -19737,19 +20008,123 @@
     <w:p>
       <w:pPr>
         <w:pStyle w:val="31"/>
-      </w:pPr>
-      <w:bookmarkStart w:id="137" w:name="_Toc239519701"/>
+        <w:rPr>
+          <w:lang w:eastAsia="zh-CN"/>
+        </w:rPr>
+      </w:pPr>
+      <w:bookmarkStart w:id="137" w:name="_Toc239552836"/>
+      <w:r>
+        <w:rPr>
+          <w:rFonts w:ascii="微软雅黑" w:hAnsi="微软雅黑" w:cs="微软雅黑"/>
+          <w:color w:val="C00000"/>
+          <w:szCs w:val="24"/>
+          <w:lang w:eastAsia="zh-CN"/>
+        </w:rPr>
+        <w:t>（二）依法维权是法律赋予的权利</w:t>
+      </w:r>
+      <w:bookmarkEnd w:id="137"/>
+    </w:p>
+    <w:p>
+      <w:pPr>
+        <w:spacing w:after="120"/>
+        <w:ind w:firstLine="440"/>
+        <w:rPr>
+          <w:rFonts w:hint="eastAsia"/>
+          <w:lang w:eastAsia="zh-CN"/>
+        </w:rPr>
+      </w:pPr>
       <w:r>
         <w:rPr>
           <w:rFonts w:ascii="微软雅黑" w:hAnsi="微软雅黑" w:cs="微软雅黑"/>
           <w:b/>
+          <w:sz w:val="22"/>
+          <w:lang w:eastAsia="zh-CN"/>
+        </w:rPr>
+        <w:t>《中华人民共和国宪法》第四十一条明确规定：中华人民共和国公民对于任何国家机关和国家工作人员，有提出批评和建议的权利；对于任何国家机关和国家工作人员的违法失职行为，有向有关国家机关提出申诉、控告或者检举的权利。《消费者权益保护法》等法律法规也赋予了消费者投诉、举报的权利。这些权利受法律保护，任何人不得压制和打击报复。</w:t>
+      </w:r>
+    </w:p>
+    <w:p>
+      <w:pPr>
+        <w:spacing w:after="120"/>
+        <w:ind w:firstLine="440"/>
+        <w:rPr>
+          <w:rFonts w:hint="eastAsia"/>
+          <w:lang w:eastAsia="zh-CN"/>
+        </w:rPr>
+      </w:pPr>
+      <w:r>
+        <w:rPr>
+          <w:rFonts w:ascii="微软雅黑" w:hAnsi="微软雅黑" w:cs="微软雅黑"/>
+          <w:b/>
+          <w:sz w:val="22"/>
+          <w:lang w:eastAsia="zh-CN"/>
+        </w:rPr>
+        <w:t>但宪法第四十一条同时规定：不得捏造或者歪曲事实进行诬告陷害。权利与义务从来都是对等的</w:t>
+      </w:r>
+      <w:r>
+        <w:rPr>
+          <w:rFonts w:ascii="微软雅黑" w:hAnsi="微软雅黑" w:cs="微软雅黑"/>
+          <w:b/>
+          <w:sz w:val="22"/>
+          <w:lang w:eastAsia="zh-CN"/>
+        </w:rPr>
+        <w:t>——</w:t>
+      </w:r>
+      <w:r>
+        <w:rPr>
+          <w:rFonts w:ascii="微软雅黑" w:hAnsi="微软雅黑" w:cs="微软雅黑"/>
+          <w:b/>
+          <w:sz w:val="22"/>
+          <w:lang w:eastAsia="zh-CN"/>
+        </w:rPr>
+        <w:t>法律保护合法的维权行为，也绝不纵容借维权之名行违法之实的行为。</w:t>
+      </w:r>
+    </w:p>
+    <w:p>
+      <w:pPr>
+        <w:pStyle w:val="31"/>
+        <w:rPr>
+          <w:lang w:eastAsia="zh-CN"/>
+        </w:rPr>
+      </w:pPr>
+      <w:bookmarkStart w:id="138" w:name="_Toc239552837"/>
+      <w:r>
+        <w:rPr>
+          <w:rFonts w:ascii="微软雅黑" w:hAnsi="微软雅黑" w:cs="微软雅黑"/>
           <w:color w:val="C00000"/>
           <w:szCs w:val="24"/>
           <w:lang w:eastAsia="zh-CN"/>
         </w:rPr>
-        <w:t>（二）依法维权是法律赋予的权利</w:t>
-      </w:r>
-      <w:bookmarkEnd w:id="137"/>
+        <w:t>（三）并不是</w:t>
+      </w:r>
+      <w:r>
+        <w:rPr>
+          <w:rFonts w:ascii="微软雅黑" w:hAnsi="微软雅黑" w:cs="微软雅黑"/>
+          <w:color w:val="C00000"/>
+          <w:szCs w:val="24"/>
+          <w:lang w:eastAsia="zh-CN"/>
+        </w:rPr>
+        <w:t>"</w:t>
+      </w:r>
+      <w:r>
+        <w:rPr>
+          <w:rFonts w:ascii="微软雅黑" w:hAnsi="微软雅黑" w:cs="微软雅黑"/>
+          <w:color w:val="C00000"/>
+          <w:szCs w:val="24"/>
+          <w:lang w:eastAsia="zh-CN"/>
+        </w:rPr>
+        <w:t>谁投诉谁有理</w:t>
+      </w:r>
+      <w:r>
+        <w:rPr>
+          <w:rFonts w:ascii="微软雅黑" w:hAnsi="微软雅黑" w:cs="微软雅黑"/>
+          <w:color w:val="C00000"/>
+          <w:szCs w:val="24"/>
+          <w:lang w:eastAsia="zh-CN"/>
+        </w:rPr>
+        <w:t>"</w:t>
+      </w:r>
+      <w:bookmarkEnd w:id="138"/>
     </w:p>
     <w:p>
       <w:pPr>
@@ -19763,11 +20138,42 @@
       <w:r>
         <w:rPr>
           <w:rFonts w:ascii="微软雅黑" w:hAnsi="微软雅黑" w:cs="微软雅黑"/>
-          <w:b/>
-          <w:sz w:val="22"/>
-          <w:lang w:eastAsia="zh-CN"/>
-        </w:rPr>
-        <w:t>《中华人民共和国宪法》第四十一条明确规定：中华人民共和国公民对于任何国家机关和国家工作人员，有提出批评和建议的权利；对于任何国家机关和国家工作人员的违法失职行为，有向有关国家机关提出申诉、控告或者检举的权利。《消费者权益保护法》等法律法规也赋予了消费者投诉、举报的权利。这些权利受法律保护，任何人不得压制和打击报复。</w:t>
+          <w:sz w:val="22"/>
+          <w:lang w:eastAsia="zh-CN"/>
+        </w:rPr>
+        <w:t>投诉的前提是事实清楚、证据确凿。监管部门处理投诉，遵循</w:t>
+      </w:r>
+      <w:r>
+        <w:rPr>
+          <w:rFonts w:ascii="微软雅黑" w:hAnsi="微软雅黑" w:cs="微软雅黑"/>
+          <w:sz w:val="22"/>
+          <w:lang w:eastAsia="zh-CN"/>
+        </w:rPr>
+        <w:t>"</w:t>
+      </w:r>
+      <w:r>
+        <w:rPr>
+          <w:rFonts w:ascii="微软雅黑" w:hAnsi="微软雅黑" w:cs="微软雅黑"/>
+          <w:sz w:val="22"/>
+          <w:lang w:eastAsia="zh-CN"/>
+        </w:rPr>
+        <w:t>以事实为依据、以法律为准绳</w:t>
+      </w:r>
+      <w:r>
+        <w:rPr>
+          <w:rFonts w:ascii="微软雅黑" w:hAnsi="微软雅黑" w:cs="微软雅黑"/>
+          <w:sz w:val="22"/>
+          <w:lang w:eastAsia="zh-CN"/>
+        </w:rPr>
+        <w:t>"</w:t>
+      </w:r>
+      <w:r>
+        <w:rPr>
+          <w:rFonts w:ascii="微软雅黑" w:hAnsi="微软雅黑" w:cs="微软雅黑"/>
+          <w:sz w:val="22"/>
+          <w:lang w:eastAsia="zh-CN"/>
+        </w:rPr>
+        <w:t>的原则，不会因为投诉人态度激烈、声音大就偏向投诉人。如果投诉内容缺乏事实依据，或证据不足以支持诉求，监管部门有权不予受理或终止处理。</w:t>
       </w:r>
     </w:p>
     <w:p>
@@ -19786,169 +20192,37 @@
           <w:sz w:val="22"/>
           <w:lang w:eastAsia="zh-CN"/>
         </w:rPr>
-        <w:t>但宪法第四十一条同时规定：不得捏造或者歪曲事实进行诬告陷害。权利与义务从来都是对等的</w:t>
-      </w:r>
+        <w:t>因此，投诉前务必做好三件事：一是保存好所有证据（合同、票据、聊天记录、录音录像、商品照片等）；二是明确自己的合法诉求是什么（退款、赔偿、道歉、整改等）；三是了解相关法律规定，确保诉求有法律依据。空口无凭的投诉，不仅无法维权，还可能因捏造事实而承担法律责任。</w:t>
+      </w:r>
+    </w:p>
+    <w:p>
+      <w:pPr>
+        <w:pStyle w:val="31"/>
+        <w:rPr>
+          <w:lang w:eastAsia="zh-CN"/>
+        </w:rPr>
+      </w:pPr>
+      <w:bookmarkStart w:id="139" w:name="_Toc239552838"/>
       <w:r>
         <w:rPr>
           <w:rFonts w:ascii="微软雅黑" w:hAnsi="微软雅黑" w:cs="微软雅黑"/>
-          <w:b/>
-          <w:sz w:val="22"/>
-          <w:lang w:eastAsia="zh-CN"/>
-        </w:rPr>
-        <w:t>——</w:t>
-      </w:r>
-      <w:r>
-        <w:rPr>
-          <w:rFonts w:ascii="微软雅黑" w:hAnsi="微软雅黑" w:cs="微软雅黑"/>
-          <w:b/>
-          <w:sz w:val="22"/>
-          <w:lang w:eastAsia="zh-CN"/>
-        </w:rPr>
-        <w:t>法律保护合法的维权行为，也绝不纵容借维权之名行违法之实的行为。</w:t>
-      </w:r>
-    </w:p>
-    <w:p>
-      <w:pPr>
-        <w:pStyle w:val="31"/>
-      </w:pPr>
-      <w:bookmarkStart w:id="138" w:name="_Toc239519702"/>
-      <w:r>
-        <w:rPr>
-          <w:rFonts w:ascii="微软雅黑" w:hAnsi="微软雅黑" w:cs="微软雅黑"/>
-          <w:b/>
           <w:color w:val="C00000"/>
           <w:szCs w:val="24"/>
           <w:lang w:eastAsia="zh-CN"/>
         </w:rPr>
-        <w:t>（三）并不是</w:t>
-      </w:r>
-      <w:r>
-        <w:rPr>
-          <w:rFonts w:ascii="微软雅黑" w:hAnsi="微软雅黑" w:cs="微软雅黑"/>
-          <w:b/>
-          <w:color w:val="C00000"/>
-          <w:szCs w:val="24"/>
-          <w:lang w:eastAsia="zh-CN"/>
-        </w:rPr>
-        <w:t>"</w:t>
-      </w:r>
-      <w:r>
-        <w:rPr>
-          <w:rFonts w:ascii="微软雅黑" w:hAnsi="微软雅黑" w:cs="微软雅黑"/>
-          <w:b/>
-          <w:color w:val="C00000"/>
-          <w:szCs w:val="24"/>
-          <w:lang w:eastAsia="zh-CN"/>
-        </w:rPr>
-        <w:t>谁投诉谁有理</w:t>
-      </w:r>
-      <w:r>
-        <w:rPr>
-          <w:rFonts w:ascii="微软雅黑" w:hAnsi="微软雅黑" w:cs="微软雅黑"/>
-          <w:b/>
-          <w:color w:val="C00000"/>
-          <w:szCs w:val="24"/>
-          <w:lang w:eastAsia="zh-CN"/>
-        </w:rPr>
-        <w:t>"</w:t>
-      </w:r>
-      <w:bookmarkEnd w:id="138"/>
-    </w:p>
-    <w:p>
-      <w:pPr>
+        <w:t>（四）恶意投诉、虚假投诉、报假警的法律后果</w:t>
+      </w:r>
+      <w:bookmarkEnd w:id="139"/>
+    </w:p>
+    <w:p>
+      <w:pPr>
+        <w:keepNext/>
         <w:spacing w:after="120"/>
         <w:ind w:firstLine="440"/>
         <w:rPr>
           <w:rFonts w:hint="eastAsia"/>
           <w:lang w:eastAsia="zh-CN"/>
         </w:rPr>
-      </w:pPr>
-      <w:r>
-        <w:rPr>
-          <w:rFonts w:ascii="微软雅黑" w:hAnsi="微软雅黑" w:cs="微软雅黑"/>
-          <w:sz w:val="22"/>
-          <w:lang w:eastAsia="zh-CN"/>
-        </w:rPr>
-        <w:t>投诉的前提是事实清楚、证据确凿。监管部门处理投诉，遵循</w:t>
-      </w:r>
-      <w:r>
-        <w:rPr>
-          <w:rFonts w:ascii="微软雅黑" w:hAnsi="微软雅黑" w:cs="微软雅黑"/>
-          <w:sz w:val="22"/>
-          <w:lang w:eastAsia="zh-CN"/>
-        </w:rPr>
-        <w:t>"</w:t>
-      </w:r>
-      <w:r>
-        <w:rPr>
-          <w:rFonts w:ascii="微软雅黑" w:hAnsi="微软雅黑" w:cs="微软雅黑"/>
-          <w:sz w:val="22"/>
-          <w:lang w:eastAsia="zh-CN"/>
-        </w:rPr>
-        <w:t>以事实为依据、以法律为准绳</w:t>
-      </w:r>
-      <w:r>
-        <w:rPr>
-          <w:rFonts w:ascii="微软雅黑" w:hAnsi="微软雅黑" w:cs="微软雅黑"/>
-          <w:sz w:val="22"/>
-          <w:lang w:eastAsia="zh-CN"/>
-        </w:rPr>
-        <w:t>"</w:t>
-      </w:r>
-      <w:r>
-        <w:rPr>
-          <w:rFonts w:ascii="微软雅黑" w:hAnsi="微软雅黑" w:cs="微软雅黑"/>
-          <w:sz w:val="22"/>
-          <w:lang w:eastAsia="zh-CN"/>
-        </w:rPr>
-        <w:t>的原则，不会因为投诉人态度激烈、声音大就偏向投诉人。如果投诉内容缺乏事实依据，或证据不足以支持诉求，监管部门有权不予受理或终止处理。</w:t>
-      </w:r>
-    </w:p>
-    <w:p>
-      <w:pPr>
-        <w:spacing w:after="120"/>
-        <w:ind w:firstLine="440"/>
-        <w:rPr>
-          <w:rFonts w:hint="eastAsia"/>
-          <w:lang w:eastAsia="zh-CN"/>
-        </w:rPr>
-      </w:pPr>
-      <w:r>
-        <w:rPr>
-          <w:rFonts w:ascii="微软雅黑" w:hAnsi="微软雅黑" w:cs="微软雅黑"/>
-          <w:b/>
-          <w:sz w:val="22"/>
-          <w:lang w:eastAsia="zh-CN"/>
-        </w:rPr>
-        <w:t>因此，投诉前务必做好三件事：一是保存好所有证据（合同、票据、聊天记录、录音录像、商品照片等）；二是明确自己的合法诉求是什么（退款、赔偿、道歉、整改等）；三是了解相关法律规定，确保诉求有法律依据。空口无凭的投诉，不仅无法维权，还可能因捏造事实而承担法律责任。</w:t>
-      </w:r>
-    </w:p>
-    <w:p>
-      <w:pPr>
-        <w:pStyle w:val="31"/>
-      </w:pPr>
-      <w:bookmarkStart w:id="139" w:name="_Toc239519703"/>
-      <w:r>
-        <w:rPr>
-          <w:rFonts w:ascii="微软雅黑" w:hAnsi="微软雅黑" w:cs="微软雅黑"/>
-          <w:b/>
-          <w:color w:val="C00000"/>
-          <w:szCs w:val="24"/>
-          <w:lang w:eastAsia="zh-CN"/>
-        </w:rPr>
-        <w:t>（四）恶意投诉、虚假投诉、报假警的法律后果</w:t>
-      </w:r>
-      <w:bookmarkEnd w:id="139"/>
-    </w:p>
-    <w:p>
-      <w:pPr>
-        <w:spacing w:after="120"/>
-        <w:ind w:firstLine="440"/>
-        <w:rPr>
-          <w:rFonts w:hint="eastAsia"/>
-          <w:lang w:eastAsia="zh-CN"/>
-        </w:rPr>
-        <w:keepNext/>
       </w:pPr>
       <w:r>
         <w:rPr>
@@ -19988,24 +20262,24 @@
       </w:tblGrid>
       <w:tr>
         <w:trPr>
+          <w:cantSplit/>
           <w:tblHeader/>
-          <w:cantSplit/>
         </w:trPr>
         <w:tc>
           <w:tcPr>
             <w:tcW w:w="1800" w:type="dxa"/>
+            <w:shd w:val="clear" w:color="auto" w:fill="1A3C6E"/>
             <w:vAlign w:val="center"/>
-            <w:shd w:val="clear" w:color="auto" w:fill="1A3C6E"/>
           </w:tcPr>
           <w:p>
             <w:pPr>
+              <w:keepNext/>
+              <w:keepLines/>
               <w:spacing w:after="60" w:line="300" w:lineRule="auto"/>
               <w:jc w:val="center"/>
               <w:rPr>
                 <w:rFonts w:hint="eastAsia"/>
               </w:rPr>
-              <w:keepNext/>
-              <w:keepLines/>
             </w:pPr>
             <w:r>
               <w:rPr>
@@ -20016,6 +20290,7 @@
                 <w:szCs w:val="20"/>
                 <w:lang w:eastAsia="zh-CN"/>
               </w:rPr>
+              <w:lastRenderedPageBreak/>
               <w:t>违规行为</w:t>
             </w:r>
           </w:p>
@@ -20023,18 +20298,18 @@
         <w:tc>
           <w:tcPr>
             <w:tcW w:w="2400" w:type="dxa"/>
+            <w:shd w:val="clear" w:color="auto" w:fill="1A3C6E"/>
             <w:vAlign w:val="center"/>
-            <w:shd w:val="clear" w:color="auto" w:fill="1A3C6E"/>
           </w:tcPr>
           <w:p>
             <w:pPr>
+              <w:keepNext/>
+              <w:keepLines/>
               <w:spacing w:after="60" w:line="300" w:lineRule="auto"/>
               <w:jc w:val="center"/>
               <w:rPr>
                 <w:rFonts w:hint="eastAsia"/>
               </w:rPr>
-              <w:keepNext/>
-              <w:keepLines/>
             </w:pPr>
             <w:r>
               <w:rPr>
@@ -20052,18 +20327,18 @@
         <w:tc>
           <w:tcPr>
             <w:tcW w:w="3600" w:type="dxa"/>
+            <w:shd w:val="clear" w:color="auto" w:fill="1A3C6E"/>
             <w:vAlign w:val="center"/>
-            <w:shd w:val="clear" w:color="auto" w:fill="1A3C6E"/>
           </w:tcPr>
           <w:p>
             <w:pPr>
+              <w:keepNext/>
+              <w:keepLines/>
               <w:spacing w:after="60" w:line="300" w:lineRule="auto"/>
               <w:jc w:val="center"/>
               <w:rPr>
                 <w:rFonts w:hint="eastAsia"/>
               </w:rPr>
-              <w:keepNext/>
-              <w:keepLines/>
             </w:pPr>
             <w:r>
               <w:rPr>
@@ -20081,18 +20356,18 @@
         <w:tc>
           <w:tcPr>
             <w:tcW w:w="1200" w:type="dxa"/>
+            <w:shd w:val="clear" w:color="auto" w:fill="1A3C6E"/>
             <w:vAlign w:val="center"/>
-            <w:shd w:val="clear" w:color="auto" w:fill="1A3C6E"/>
           </w:tcPr>
           <w:p>
             <w:pPr>
+              <w:keepNext/>
+              <w:keepLines/>
               <w:spacing w:after="60" w:line="300" w:lineRule="auto"/>
               <w:jc w:val="center"/>
               <w:rPr>
                 <w:rFonts w:hint="eastAsia"/>
               </w:rPr>
-              <w:keepNext/>
-              <w:keepLines/>
             </w:pPr>
             <w:r>
               <w:rPr>
@@ -20115,18 +20390,18 @@
         <w:tc>
           <w:tcPr>
             <w:tcW w:w="1800" w:type="dxa"/>
+            <w:shd w:val="clear" w:color="auto" w:fill="FFFFFF"/>
             <w:vAlign w:val="center"/>
-            <w:shd w:val="clear" w:color="auto" w:fill="FFFFFF"/>
           </w:tcPr>
           <w:p>
             <w:pPr>
+              <w:keepNext/>
+              <w:keepLines/>
               <w:spacing w:after="60" w:line="300" w:lineRule="auto"/>
               <w:jc w:val="center"/>
               <w:rPr>
                 <w:rFonts w:hint="eastAsia"/>
               </w:rPr>
-              <w:keepNext/>
-              <w:keepLines/>
             </w:pPr>
             <w:r>
               <w:rPr>
@@ -20142,18 +20417,19 @@
         <w:tc>
           <w:tcPr>
             <w:tcW w:w="2400" w:type="dxa"/>
+            <w:shd w:val="clear" w:color="auto" w:fill="FFFFFF"/>
             <w:vAlign w:val="center"/>
-            <w:shd w:val="clear" w:color="auto" w:fill="FFFFFF"/>
           </w:tcPr>
           <w:p>
             <w:pPr>
+              <w:keepNext/>
+              <w:keepLines/>
               <w:spacing w:after="60" w:line="300" w:lineRule="auto"/>
               <w:jc w:val="center"/>
               <w:rPr>
                 <w:rFonts w:hint="eastAsia"/>
+                <w:lang w:eastAsia="zh-CN"/>
               </w:rPr>
-              <w:keepNext/>
-              <w:keepLines/>
             </w:pPr>
             <w:r>
               <w:rPr>
@@ -20169,18 +20445,19 @@
         <w:tc>
           <w:tcPr>
             <w:tcW w:w="3600" w:type="dxa"/>
+            <w:shd w:val="clear" w:color="auto" w:fill="FFF2CC"/>
             <w:vAlign w:val="center"/>
-            <w:shd w:val="clear" w:color="auto" w:fill="FFF2CC"/>
           </w:tcPr>
           <w:p>
             <w:pPr>
+              <w:keepNext/>
+              <w:keepLines/>
               <w:spacing w:after="60" w:line="300" w:lineRule="auto"/>
               <w:jc w:val="center"/>
               <w:rPr>
                 <w:rFonts w:hint="eastAsia"/>
+                <w:lang w:eastAsia="zh-CN"/>
               </w:rPr>
-              <w:keepNext/>
-              <w:keepLines/>
             </w:pPr>
             <w:r>
               <w:rPr>
@@ -20231,18 +20508,18 @@
         <w:tc>
           <w:tcPr>
             <w:tcW w:w="1200" w:type="dxa"/>
+            <w:shd w:val="clear" w:color="auto" w:fill="FFFFFF"/>
             <w:vAlign w:val="center"/>
-            <w:shd w:val="clear" w:color="auto" w:fill="FFFFFF"/>
           </w:tcPr>
           <w:p>
             <w:pPr>
+              <w:keepNext/>
+              <w:keepLines/>
               <w:spacing w:after="60" w:line="300" w:lineRule="auto"/>
               <w:jc w:val="center"/>
               <w:rPr>
                 <w:rFonts w:hint="eastAsia"/>
               </w:rPr>
-              <w:keepNext/>
-              <w:keepLines/>
             </w:pPr>
             <w:r>
               <w:rPr>
@@ -20264,18 +20541,19 @@
         <w:tc>
           <w:tcPr>
             <w:tcW w:w="1800" w:type="dxa"/>
+            <w:shd w:val="clear" w:color="auto" w:fill="FFFFFF"/>
             <w:vAlign w:val="center"/>
-            <w:shd w:val="clear" w:color="auto" w:fill="FFFFFF"/>
           </w:tcPr>
           <w:p>
             <w:pPr>
+              <w:keepNext/>
+              <w:keepLines/>
               <w:spacing w:after="60" w:line="300" w:lineRule="auto"/>
               <w:jc w:val="center"/>
               <w:rPr>
                 <w:rFonts w:hint="eastAsia"/>
+                <w:lang w:eastAsia="zh-CN"/>
               </w:rPr>
-              <w:keepNext/>
-              <w:keepLines/>
             </w:pPr>
             <w:r>
               <w:rPr>
@@ -20291,18 +20569,19 @@
         <w:tc>
           <w:tcPr>
             <w:tcW w:w="2400" w:type="dxa"/>
+            <w:shd w:val="clear" w:color="auto" w:fill="FFFFFF"/>
             <w:vAlign w:val="center"/>
-            <w:shd w:val="clear" w:color="auto" w:fill="FFFFFF"/>
           </w:tcPr>
           <w:p>
             <w:pPr>
+              <w:keepNext/>
+              <w:keepLines/>
               <w:spacing w:after="60" w:line="300" w:lineRule="auto"/>
               <w:jc w:val="center"/>
               <w:rPr>
                 <w:rFonts w:hint="eastAsia"/>
+                <w:lang w:eastAsia="zh-CN"/>
               </w:rPr>
-              <w:keepNext/>
-              <w:keepLines/>
             </w:pPr>
             <w:r>
               <w:rPr>
@@ -20318,18 +20597,19 @@
         <w:tc>
           <w:tcPr>
             <w:tcW w:w="3600" w:type="dxa"/>
+            <w:shd w:val="clear" w:color="auto" w:fill="FFF2CC"/>
             <w:vAlign w:val="center"/>
-            <w:shd w:val="clear" w:color="auto" w:fill="FFF2CC"/>
           </w:tcPr>
           <w:p>
             <w:pPr>
+              <w:keepNext/>
+              <w:keepLines/>
               <w:spacing w:after="60" w:line="300" w:lineRule="auto"/>
               <w:jc w:val="center"/>
               <w:rPr>
                 <w:rFonts w:hint="eastAsia"/>
+                <w:lang w:eastAsia="zh-CN"/>
               </w:rPr>
-              <w:keepNext/>
-              <w:keepLines/>
             </w:pPr>
             <w:r>
               <w:rPr>
@@ -20402,18 +20682,18 @@
         <w:tc>
           <w:tcPr>
             <w:tcW w:w="1200" w:type="dxa"/>
+            <w:shd w:val="clear" w:color="auto" w:fill="FFFFFF"/>
             <w:vAlign w:val="center"/>
-            <w:shd w:val="clear" w:color="auto" w:fill="FFFFFF"/>
           </w:tcPr>
           <w:p>
             <w:pPr>
+              <w:keepNext/>
+              <w:keepLines/>
               <w:spacing w:after="60" w:line="300" w:lineRule="auto"/>
               <w:jc w:val="center"/>
               <w:rPr>
                 <w:rFonts w:hint="eastAsia"/>
               </w:rPr>
-              <w:keepNext/>
-              <w:keepLines/>
             </w:pPr>
             <w:r>
               <w:rPr>
@@ -20435,18 +20715,19 @@
         <w:tc>
           <w:tcPr>
             <w:tcW w:w="1800" w:type="dxa"/>
+            <w:shd w:val="clear" w:color="auto" w:fill="FFFFFF"/>
             <w:vAlign w:val="center"/>
-            <w:shd w:val="clear" w:color="auto" w:fill="FFFFFF"/>
           </w:tcPr>
           <w:p>
             <w:pPr>
+              <w:keepNext/>
+              <w:keepLines/>
               <w:spacing w:after="60" w:line="300" w:lineRule="auto"/>
               <w:jc w:val="center"/>
               <w:rPr>
                 <w:rFonts w:hint="eastAsia"/>
+                <w:lang w:eastAsia="zh-CN"/>
               </w:rPr>
-              <w:keepNext/>
-              <w:keepLines/>
             </w:pPr>
             <w:r>
               <w:rPr>
@@ -20462,18 +20743,19 @@
         <w:tc>
           <w:tcPr>
             <w:tcW w:w="2400" w:type="dxa"/>
+            <w:shd w:val="clear" w:color="auto" w:fill="FFFFFF"/>
             <w:vAlign w:val="center"/>
-            <w:shd w:val="clear" w:color="auto" w:fill="FFFFFF"/>
           </w:tcPr>
           <w:p>
             <w:pPr>
+              <w:keepNext/>
+              <w:keepLines/>
               <w:spacing w:after="60" w:line="300" w:lineRule="auto"/>
               <w:jc w:val="center"/>
               <w:rPr>
                 <w:rFonts w:hint="eastAsia"/>
+                <w:lang w:eastAsia="zh-CN"/>
               </w:rPr>
-              <w:keepNext/>
-              <w:keepLines/>
             </w:pPr>
             <w:r>
               <w:rPr>
@@ -20489,18 +20771,18 @@
         <w:tc>
           <w:tcPr>
             <w:tcW w:w="3600" w:type="dxa"/>
+            <w:shd w:val="clear" w:color="auto" w:fill="FFF2CC"/>
             <w:vAlign w:val="center"/>
-            <w:shd w:val="clear" w:color="auto" w:fill="FFF2CC"/>
           </w:tcPr>
           <w:p>
             <w:pPr>
+              <w:keepNext/>
+              <w:keepLines/>
               <w:spacing w:after="60" w:line="300" w:lineRule="auto"/>
               <w:jc w:val="center"/>
               <w:rPr>
                 <w:rFonts w:hint="eastAsia"/>
               </w:rPr>
-              <w:keepNext/>
-              <w:keepLines/>
             </w:pPr>
             <w:r>
               <w:rPr>
@@ -20544,37 +20826,25 @@
                 <w:szCs w:val="20"/>
                 <w:lang w:eastAsia="zh-CN"/>
               </w:rPr>
-              <w:t>元</w:t>
-            </w:r>
-            <w:r>
-              <w:rPr>
-                <w:rFonts w:ascii="微软雅黑" w:hAnsi="微软雅黑" w:cs="微软雅黑"/>
-                <w:b/>
-                <w:color w:val="C00000"/>
-                <w:sz w:val="20"/>
-                <w:szCs w:val="20"/>
-                <w:lang w:eastAsia="zh-CN"/>
-              </w:rPr>
-              <w:lastRenderedPageBreak/>
-              <w:t>罚款</w:t>
+              <w:t>元罚款</w:t>
             </w:r>
           </w:p>
         </w:tc>
         <w:tc>
           <w:tcPr>
             <w:tcW w:w="1200" w:type="dxa"/>
+            <w:shd w:val="clear" w:color="auto" w:fill="FFFFFF"/>
             <w:vAlign w:val="center"/>
-            <w:shd w:val="clear" w:color="auto" w:fill="FFFFFF"/>
           </w:tcPr>
           <w:p>
             <w:pPr>
+              <w:keepNext/>
+              <w:keepLines/>
               <w:spacing w:after="60" w:line="300" w:lineRule="auto"/>
               <w:jc w:val="center"/>
               <w:rPr>
                 <w:rFonts w:hint="eastAsia"/>
               </w:rPr>
-              <w:keepNext/>
-              <w:keepLines/>
             </w:pPr>
             <w:r>
               <w:rPr>
@@ -20584,7 +20854,6 @@
                 <w:szCs w:val="20"/>
                 <w:lang w:eastAsia="zh-CN"/>
               </w:rPr>
-              <w:lastRenderedPageBreak/>
               <w:t>★★★</w:t>
             </w:r>
           </w:p>
@@ -20597,18 +20866,19 @@
         <w:tc>
           <w:tcPr>
             <w:tcW w:w="1800" w:type="dxa"/>
+            <w:shd w:val="clear" w:color="auto" w:fill="FFFFFF"/>
             <w:vAlign w:val="center"/>
-            <w:shd w:val="clear" w:color="auto" w:fill="FFFFFF"/>
           </w:tcPr>
           <w:p>
             <w:pPr>
+              <w:keepNext/>
+              <w:keepLines/>
               <w:spacing w:after="60" w:line="300" w:lineRule="auto"/>
               <w:jc w:val="center"/>
               <w:rPr>
                 <w:rFonts w:hint="eastAsia"/>
+                <w:lang w:eastAsia="zh-CN"/>
               </w:rPr>
-              <w:keepNext/>
-              <w:keepLines/>
             </w:pPr>
             <w:r>
               <w:rPr>
@@ -20624,18 +20894,19 @@
         <w:tc>
           <w:tcPr>
             <w:tcW w:w="2400" w:type="dxa"/>
+            <w:shd w:val="clear" w:color="auto" w:fill="FFFFFF"/>
             <w:vAlign w:val="center"/>
-            <w:shd w:val="clear" w:color="auto" w:fill="FFFFFF"/>
           </w:tcPr>
           <w:p>
             <w:pPr>
+              <w:keepNext/>
+              <w:keepLines/>
               <w:spacing w:after="60" w:line="300" w:lineRule="auto"/>
               <w:jc w:val="center"/>
               <w:rPr>
                 <w:rFonts w:hint="eastAsia"/>
+                <w:lang w:eastAsia="zh-CN"/>
               </w:rPr>
-              <w:keepNext/>
-              <w:keepLines/>
             </w:pPr>
             <w:r>
               <w:rPr>
@@ -20651,18 +20922,19 @@
         <w:tc>
           <w:tcPr>
             <w:tcW w:w="3600" w:type="dxa"/>
+            <w:shd w:val="clear" w:color="auto" w:fill="FFF2CC"/>
             <w:vAlign w:val="center"/>
-            <w:shd w:val="clear" w:color="auto" w:fill="FFF2CC"/>
           </w:tcPr>
           <w:p>
             <w:pPr>
+              <w:keepNext/>
+              <w:keepLines/>
               <w:spacing w:after="60" w:line="300" w:lineRule="auto"/>
               <w:jc w:val="center"/>
               <w:rPr>
                 <w:rFonts w:hint="eastAsia"/>
+                <w:lang w:eastAsia="zh-CN"/>
               </w:rPr>
-              <w:keepNext/>
-              <w:keepLines/>
             </w:pPr>
             <w:r>
               <w:rPr>
@@ -20713,18 +20985,18 @@
         <w:tc>
           <w:tcPr>
             <w:tcW w:w="1200" w:type="dxa"/>
+            <w:shd w:val="clear" w:color="auto" w:fill="FFFFFF"/>
             <w:vAlign w:val="center"/>
-            <w:shd w:val="clear" w:color="auto" w:fill="FFFFFF"/>
           </w:tcPr>
           <w:p>
             <w:pPr>
+              <w:keepNext/>
+              <w:keepLines/>
               <w:spacing w:after="60" w:line="300" w:lineRule="auto"/>
               <w:jc w:val="center"/>
               <w:rPr>
                 <w:rFonts w:hint="eastAsia"/>
               </w:rPr>
-              <w:keepNext/>
-              <w:keepLines/>
             </w:pPr>
             <w:r>
               <w:rPr>
@@ -20746,18 +21018,19 @@
         <w:tc>
           <w:tcPr>
             <w:tcW w:w="1800" w:type="dxa"/>
+            <w:shd w:val="clear" w:color="auto" w:fill="FFFFFF"/>
             <w:vAlign w:val="center"/>
-            <w:shd w:val="clear" w:color="auto" w:fill="FFFFFF"/>
           </w:tcPr>
           <w:p>
             <w:pPr>
+              <w:keepNext/>
+              <w:keepLines/>
               <w:spacing w:after="60" w:line="300" w:lineRule="auto"/>
               <w:jc w:val="center"/>
               <w:rPr>
                 <w:rFonts w:hint="eastAsia"/>
+                <w:lang w:eastAsia="zh-CN"/>
               </w:rPr>
-              <w:keepNext/>
-              <w:keepLines/>
             </w:pPr>
             <w:r>
               <w:rPr>
@@ -20827,18 +21100,19 @@
         <w:tc>
           <w:tcPr>
             <w:tcW w:w="2400" w:type="dxa"/>
+            <w:shd w:val="clear" w:color="auto" w:fill="FFFFFF"/>
             <w:vAlign w:val="center"/>
-            <w:shd w:val="clear" w:color="auto" w:fill="FFFFFF"/>
           </w:tcPr>
           <w:p>
             <w:pPr>
+              <w:keepNext/>
+              <w:keepLines/>
               <w:spacing w:after="60" w:line="300" w:lineRule="auto"/>
               <w:jc w:val="center"/>
               <w:rPr>
                 <w:rFonts w:hint="eastAsia"/>
+                <w:lang w:eastAsia="zh-CN"/>
               </w:rPr>
-              <w:keepNext/>
-              <w:keepLines/>
             </w:pPr>
             <w:r>
               <w:rPr>
@@ -20854,18 +21128,19 @@
         <w:tc>
           <w:tcPr>
             <w:tcW w:w="3600" w:type="dxa"/>
+            <w:shd w:val="clear" w:color="auto" w:fill="FFF2CC"/>
             <w:vAlign w:val="center"/>
-            <w:shd w:val="clear" w:color="auto" w:fill="FFF2CC"/>
           </w:tcPr>
           <w:p>
             <w:pPr>
+              <w:keepNext/>
+              <w:keepLines/>
               <w:spacing w:after="60" w:line="300" w:lineRule="auto"/>
               <w:jc w:val="center"/>
               <w:rPr>
                 <w:rFonts w:hint="eastAsia"/>
+                <w:lang w:eastAsia="zh-CN"/>
               </w:rPr>
-              <w:keepNext/>
-              <w:keepLines/>
             </w:pPr>
             <w:r>
               <w:rPr>
@@ -20916,18 +21191,18 @@
         <w:tc>
           <w:tcPr>
             <w:tcW w:w="1200" w:type="dxa"/>
+            <w:shd w:val="clear" w:color="auto" w:fill="FFFFFF"/>
             <w:vAlign w:val="center"/>
-            <w:shd w:val="clear" w:color="auto" w:fill="FFFFFF"/>
           </w:tcPr>
           <w:p>
             <w:pPr>
+              <w:keepNext/>
+              <w:keepLines/>
               <w:spacing w:after="60" w:line="300" w:lineRule="auto"/>
               <w:jc w:val="center"/>
               <w:rPr>
                 <w:rFonts w:hint="eastAsia"/>
               </w:rPr>
-              <w:keepNext/>
-              <w:keepLines/>
             </w:pPr>
             <w:r>
               <w:rPr>
@@ -20949,18 +21224,18 @@
         <w:tc>
           <w:tcPr>
             <w:tcW w:w="1800" w:type="dxa"/>
+            <w:shd w:val="clear" w:color="auto" w:fill="FFFFFF"/>
             <w:vAlign w:val="center"/>
-            <w:shd w:val="clear" w:color="auto" w:fill="FFFFFF"/>
           </w:tcPr>
           <w:p>
             <w:pPr>
+              <w:keepNext/>
+              <w:keepLines/>
               <w:spacing w:after="60" w:line="300" w:lineRule="auto"/>
               <w:jc w:val="center"/>
               <w:rPr>
                 <w:rFonts w:hint="eastAsia"/>
               </w:rPr>
-              <w:keepNext/>
-              <w:keepLines/>
             </w:pPr>
             <w:r>
               <w:rPr>
@@ -20976,18 +21251,19 @@
         <w:tc>
           <w:tcPr>
             <w:tcW w:w="2400" w:type="dxa"/>
+            <w:shd w:val="clear" w:color="auto" w:fill="FFFFFF"/>
             <w:vAlign w:val="center"/>
-            <w:shd w:val="clear" w:color="auto" w:fill="FFFFFF"/>
           </w:tcPr>
           <w:p>
             <w:pPr>
+              <w:keepNext/>
+              <w:keepLines/>
               <w:spacing w:after="60" w:line="300" w:lineRule="auto"/>
               <w:jc w:val="center"/>
               <w:rPr>
                 <w:rFonts w:hint="eastAsia"/>
+                <w:lang w:eastAsia="zh-CN"/>
               </w:rPr>
-              <w:keepNext/>
-              <w:keepLines/>
             </w:pPr>
             <w:r>
               <w:rPr>
@@ -21003,18 +21279,18 @@
         <w:tc>
           <w:tcPr>
             <w:tcW w:w="3600" w:type="dxa"/>
+            <w:shd w:val="clear" w:color="auto" w:fill="FFF2CC"/>
             <w:vAlign w:val="center"/>
-            <w:shd w:val="clear" w:color="auto" w:fill="FFF2CC"/>
           </w:tcPr>
           <w:p>
             <w:pPr>
+              <w:keepNext/>
+              <w:keepLines/>
               <w:spacing w:after="60" w:line="300" w:lineRule="auto"/>
               <w:jc w:val="center"/>
               <w:rPr>
                 <w:rFonts w:hint="eastAsia"/>
               </w:rPr>
-              <w:keepNext/>
-              <w:keepLines/>
             </w:pPr>
             <w:r>
               <w:rPr>
@@ -21043,18 +21319,18 @@
         <w:tc>
           <w:tcPr>
             <w:tcW w:w="1200" w:type="dxa"/>
+            <w:shd w:val="clear" w:color="auto" w:fill="FFFFFF"/>
             <w:vAlign w:val="center"/>
-            <w:shd w:val="clear" w:color="auto" w:fill="FFFFFF"/>
           </w:tcPr>
           <w:p>
             <w:pPr>
+              <w:keepNext/>
+              <w:keepLines/>
               <w:spacing w:after="60" w:line="300" w:lineRule="auto"/>
               <w:jc w:val="center"/>
               <w:rPr>
                 <w:rFonts w:hint="eastAsia"/>
               </w:rPr>
-              <w:keepNext/>
-              <w:keepLines/>
             </w:pPr>
             <w:r>
               <w:rPr>
@@ -21076,18 +21352,18 @@
         <w:tc>
           <w:tcPr>
             <w:tcW w:w="1800" w:type="dxa"/>
+            <w:shd w:val="clear" w:color="auto" w:fill="FFFFFF"/>
             <w:vAlign w:val="center"/>
-            <w:shd w:val="clear" w:color="auto" w:fill="FFFFFF"/>
           </w:tcPr>
           <w:p>
             <w:pPr>
+              <w:keepNext/>
+              <w:keepLines/>
               <w:spacing w:after="60" w:line="300" w:lineRule="auto"/>
               <w:jc w:val="center"/>
               <w:rPr>
                 <w:rFonts w:hint="eastAsia"/>
               </w:rPr>
-              <w:keepNext/>
-              <w:keepLines/>
             </w:pPr>
             <w:r>
               <w:rPr>
@@ -21103,18 +21379,19 @@
         <w:tc>
           <w:tcPr>
             <w:tcW w:w="2400" w:type="dxa"/>
+            <w:shd w:val="clear" w:color="auto" w:fill="FFFFFF"/>
             <w:vAlign w:val="center"/>
-            <w:shd w:val="clear" w:color="auto" w:fill="FFFFFF"/>
           </w:tcPr>
           <w:p>
             <w:pPr>
+              <w:keepNext/>
+              <w:keepLines/>
               <w:spacing w:after="60" w:line="300" w:lineRule="auto"/>
               <w:jc w:val="center"/>
               <w:rPr>
                 <w:rFonts w:hint="eastAsia"/>
+                <w:lang w:eastAsia="zh-CN"/>
               </w:rPr>
-              <w:keepNext/>
-              <w:keepLines/>
             </w:pPr>
             <w:r>
               <w:rPr>
@@ -21130,18 +21407,19 @@
         <w:tc>
           <w:tcPr>
             <w:tcW w:w="3600" w:type="dxa"/>
+            <w:shd w:val="clear" w:color="auto" w:fill="FFF2CC"/>
             <w:vAlign w:val="center"/>
-            <w:shd w:val="clear" w:color="auto" w:fill="FFF2CC"/>
           </w:tcPr>
           <w:p>
             <w:pPr>
+              <w:keepNext/>
+              <w:keepLines/>
               <w:spacing w:after="60" w:line="300" w:lineRule="auto"/>
               <w:jc w:val="center"/>
               <w:rPr>
                 <w:rFonts w:hint="eastAsia"/>
+                <w:lang w:eastAsia="zh-CN"/>
               </w:rPr>
-              <w:keepNext/>
-              <w:keepLines/>
             </w:pPr>
             <w:r>
               <w:rPr>
@@ -21214,18 +21492,18 @@
         <w:tc>
           <w:tcPr>
             <w:tcW w:w="1200" w:type="dxa"/>
+            <w:shd w:val="clear" w:color="auto" w:fill="FFFFFF"/>
             <w:vAlign w:val="center"/>
-            <w:shd w:val="clear" w:color="auto" w:fill="FFFFFF"/>
           </w:tcPr>
           <w:p>
             <w:pPr>
+              <w:keepNext/>
+              <w:keepLines/>
               <w:spacing w:after="60" w:line="300" w:lineRule="auto"/>
               <w:jc w:val="center"/>
               <w:rPr>
                 <w:rFonts w:hint="eastAsia"/>
               </w:rPr>
-              <w:keepNext/>
-              <w:keepLines/>
             </w:pPr>
             <w:r>
               <w:rPr>
@@ -21247,18 +21525,19 @@
         <w:tc>
           <w:tcPr>
             <w:tcW w:w="1800" w:type="dxa"/>
+            <w:shd w:val="clear" w:color="auto" w:fill="FFFFFF"/>
             <w:vAlign w:val="center"/>
-            <w:shd w:val="clear" w:color="auto" w:fill="FFFFFF"/>
           </w:tcPr>
           <w:p>
             <w:pPr>
+              <w:keepNext/>
+              <w:keepLines/>
               <w:spacing w:after="60" w:line="300" w:lineRule="auto"/>
               <w:jc w:val="center"/>
               <w:rPr>
                 <w:rFonts w:hint="eastAsia"/>
+                <w:lang w:eastAsia="zh-CN"/>
               </w:rPr>
-              <w:keepNext/>
-              <w:keepLines/>
             </w:pPr>
             <w:r>
               <w:rPr>
@@ -21274,18 +21553,19 @@
         <w:tc>
           <w:tcPr>
             <w:tcW w:w="2400" w:type="dxa"/>
+            <w:shd w:val="clear" w:color="auto" w:fill="FFFFFF"/>
             <w:vAlign w:val="center"/>
-            <w:shd w:val="clear" w:color="auto" w:fill="FFFFFF"/>
           </w:tcPr>
           <w:p>
             <w:pPr>
+              <w:keepNext/>
+              <w:keepLines/>
               <w:spacing w:after="60" w:line="300" w:lineRule="auto"/>
               <w:jc w:val="center"/>
               <w:rPr>
                 <w:rFonts w:hint="eastAsia"/>
+                <w:lang w:eastAsia="zh-CN"/>
               </w:rPr>
-              <w:keepNext/>
-              <w:keepLines/>
             </w:pPr>
             <w:r>
               <w:rPr>
@@ -21301,18 +21581,19 @@
         <w:tc>
           <w:tcPr>
             <w:tcW w:w="3600" w:type="dxa"/>
+            <w:shd w:val="clear" w:color="auto" w:fill="FFF2CC"/>
             <w:vAlign w:val="center"/>
-            <w:shd w:val="clear" w:color="auto" w:fill="FFF2CC"/>
           </w:tcPr>
           <w:p>
             <w:pPr>
+              <w:keepNext/>
+              <w:keepLines/>
               <w:spacing w:after="60" w:line="300" w:lineRule="auto"/>
               <w:jc w:val="center"/>
               <w:rPr>
                 <w:rFonts w:hint="eastAsia"/>
+                <w:lang w:eastAsia="zh-CN"/>
               </w:rPr>
-              <w:keepNext/>
-              <w:keepLines/>
             </w:pPr>
             <w:r>
               <w:rPr>
@@ -21330,18 +21611,18 @@
         <w:tc>
           <w:tcPr>
             <w:tcW w:w="1200" w:type="dxa"/>
+            <w:shd w:val="clear" w:color="auto" w:fill="FFFFFF"/>
             <w:vAlign w:val="center"/>
-            <w:shd w:val="clear" w:color="auto" w:fill="FFFFFF"/>
           </w:tcPr>
           <w:p>
             <w:pPr>
+              <w:keepNext/>
+              <w:keepLines/>
               <w:spacing w:after="60" w:line="300" w:lineRule="auto"/>
               <w:jc w:val="center"/>
               <w:rPr>
                 <w:rFonts w:hint="eastAsia"/>
               </w:rPr>
-              <w:keepNext/>
-              <w:keepLines/>
             </w:pPr>
             <w:r>
               <w:rPr>
@@ -21423,8 +21704,11 @@
     <w:p>
       <w:pPr>
         <w:pStyle w:val="31"/>
-      </w:pPr>
-      <w:bookmarkStart w:id="140" w:name="_Toc239519704"/>
+        <w:rPr>
+          <w:lang w:eastAsia="zh-CN"/>
+        </w:rPr>
+      </w:pPr>
+      <w:bookmarkStart w:id="140" w:name="_Toc239552839"/>
       <w:r>
         <w:rPr>
           <w:rFonts w:ascii="微软雅黑" w:hAnsi="微软雅黑" w:cs="微软雅黑"/>
@@ -21559,6 +21843,7 @@
           <w:sz w:val="22"/>
           <w:lang w:eastAsia="zh-CN"/>
         </w:rPr>
+        <w:lastRenderedPageBreak/>
         <w:t xml:space="preserve">3. </w:t>
       </w:r>
       <w:r>
@@ -21645,7 +21930,6 @@
           <w:sz w:val="22"/>
           <w:lang w:eastAsia="zh-CN"/>
         </w:rPr>
-        <w:lastRenderedPageBreak/>
         <w:t xml:space="preserve">5. </w:t>
       </w:r>
       <w:r>

--- a/source/群众诉求官方平台汇总（最终版）.docx
+++ b/source/群众诉求官方平台汇总（最终版）.docx
@@ -70,7 +70,29 @@
           <w:szCs w:val="32"/>
           <w:lang w:eastAsia="zh-CN"/>
         </w:rPr>
-        <w:t>问政建议类</w:t>
+        <w:t>问</w:t>
+      </w:r>
+      <w:proofErr w:type="gramStart"/>
+      <w:r>
+        <w:rPr>
+          <w:rFonts w:ascii="微软雅黑" w:hAnsi="微软雅黑" w:cs="微软雅黑"/>
+          <w:color w:val="666666"/>
+          <w:sz w:val="32"/>
+          <w:szCs w:val="32"/>
+          <w:lang w:eastAsia="zh-CN"/>
+        </w:rPr>
+        <w:t>政建议</w:t>
+      </w:r>
+      <w:proofErr w:type="gramEnd"/>
+      <w:r>
+        <w:rPr>
+          <w:rFonts w:ascii="微软雅黑" w:hAnsi="微软雅黑" w:cs="微软雅黑"/>
+          <w:color w:val="666666"/>
+          <w:sz w:val="32"/>
+          <w:szCs w:val="32"/>
+          <w:lang w:eastAsia="zh-CN"/>
+        </w:rPr>
+        <w:t>类</w:t>
       </w:r>
     </w:p>
     <w:p>
@@ -203,7 +225,29 @@
                 <w:szCs w:val="24"/>
                 <w:lang w:eastAsia="zh-CN"/>
               </w:rPr>
-              <w:t>问政建议类</w:t>
+              <w:t>问</w:t>
+            </w:r>
+            <w:proofErr w:type="gramStart"/>
+            <w:r>
+              <w:rPr>
+                <w:rFonts w:ascii="微软雅黑" w:hAnsi="微软雅黑" w:cs="微软雅黑"/>
+                <w:b/>
+                <w:color w:val="2C5F8A"/>
+                <w:szCs w:val="24"/>
+                <w:lang w:eastAsia="zh-CN"/>
+              </w:rPr>
+              <w:t>政建议</w:t>
+            </w:r>
+            <w:proofErr w:type="gramEnd"/>
+            <w:r>
+              <w:rPr>
+                <w:rFonts w:ascii="微软雅黑" w:hAnsi="微软雅黑" w:cs="微软雅黑"/>
+                <w:b/>
+                <w:color w:val="2C5F8A"/>
+                <w:szCs w:val="24"/>
+                <w:lang w:eastAsia="zh-CN"/>
+              </w:rPr>
+              <w:t>类</w:t>
             </w:r>
           </w:p>
         </w:tc>
@@ -883,7 +927,43 @@
           <w:sz w:val="22"/>
           <w:lang w:eastAsia="zh-CN"/>
         </w:rPr>
-        <w:t>、国家信访局、人民网领导留言板）以及跨境维权（港交所、美股、欧盟）等数十个领域，共计上百个官方渠道。</w:t>
+        <w:t>、国家信访局、</w:t>
+      </w:r>
+      <w:proofErr w:type="gramStart"/>
+      <w:r>
+        <w:rPr>
+          <w:rFonts w:ascii="微软雅黑" w:hAnsi="微软雅黑" w:cs="微软雅黑"/>
+          <w:sz w:val="22"/>
+          <w:lang w:eastAsia="zh-CN"/>
+        </w:rPr>
+        <w:t>人民网领导</w:t>
+      </w:r>
+      <w:proofErr w:type="gramEnd"/>
+      <w:r>
+        <w:rPr>
+          <w:rFonts w:ascii="微软雅黑" w:hAnsi="微软雅黑" w:cs="微软雅黑"/>
+          <w:sz w:val="22"/>
+          <w:lang w:eastAsia="zh-CN"/>
+        </w:rPr>
+        <w:t>留言板）以及跨境维权（</w:t>
+      </w:r>
+      <w:proofErr w:type="gramStart"/>
+      <w:r>
+        <w:rPr>
+          <w:rFonts w:ascii="微软雅黑" w:hAnsi="微软雅黑" w:cs="微软雅黑"/>
+          <w:sz w:val="22"/>
+          <w:lang w:eastAsia="zh-CN"/>
+        </w:rPr>
+        <w:t>港交所</w:t>
+      </w:r>
+      <w:proofErr w:type="gramEnd"/>
+      <w:r>
+        <w:rPr>
+          <w:rFonts w:ascii="微软雅黑" w:hAnsi="微软雅黑" w:cs="微软雅黑"/>
+          <w:sz w:val="22"/>
+          <w:lang w:eastAsia="zh-CN"/>
+        </w:rPr>
+        <w:t>、美股、欧盟）等数十个领域，共计上百个官方渠道。</w:t>
       </w:r>
     </w:p>
     <w:p>
@@ -921,7 +1001,25 @@
           <w:sz w:val="22"/>
           <w:lang w:eastAsia="zh-CN"/>
         </w:rPr>
-        <w:t>维权不是一上来就打</w:t>
+        <w:t>维权不是</w:t>
+      </w:r>
+      <w:proofErr w:type="gramStart"/>
+      <w:r>
+        <w:rPr>
+          <w:rFonts w:ascii="微软雅黑" w:hAnsi="微软雅黑" w:cs="微软雅黑"/>
+          <w:sz w:val="22"/>
+          <w:lang w:eastAsia="zh-CN"/>
+        </w:rPr>
+        <w:t>一</w:t>
+      </w:r>
+      <w:proofErr w:type="gramEnd"/>
+      <w:r>
+        <w:rPr>
+          <w:rFonts w:ascii="微软雅黑" w:hAnsi="微软雅黑" w:cs="微软雅黑"/>
+          <w:sz w:val="22"/>
+          <w:lang w:eastAsia="zh-CN"/>
+        </w:rPr>
+        <w:t>上来就打</w:t>
       </w:r>
       <w:r>
         <w:rPr>
@@ -1190,7 +1288,25 @@
           <w:sz w:val="22"/>
           <w:lang w:eastAsia="zh-CN"/>
         </w:rPr>
-        <w:t>高层级诉求平台。涉及跨区域重大问题、基层不作为慢作为的，通过省级</w:t>
+        <w:t>高层级诉求平台。涉及跨区域重大问题、基层不作为</w:t>
+      </w:r>
+      <w:proofErr w:type="gramStart"/>
+      <w:r>
+        <w:rPr>
+          <w:rFonts w:ascii="微软雅黑" w:hAnsi="微软雅黑" w:cs="微软雅黑"/>
+          <w:sz w:val="22"/>
+          <w:lang w:eastAsia="zh-CN"/>
+        </w:rPr>
+        <w:t>慢作为</w:t>
+      </w:r>
+      <w:proofErr w:type="gramEnd"/>
+      <w:r>
+        <w:rPr>
+          <w:rFonts w:ascii="微软雅黑" w:hAnsi="微软雅黑" w:cs="微软雅黑"/>
+          <w:sz w:val="22"/>
+          <w:lang w:eastAsia="zh-CN"/>
+        </w:rPr>
+        <w:t>的，通过省级</w:t>
       </w:r>
       <w:r>
         <w:rPr>
@@ -1970,7 +2086,27 @@
           <w:sz w:val="22"/>
           <w:lang w:eastAsia="zh-CN"/>
         </w:rPr>
-        <w:t>等政务热线对恶意投诉、反复无效投诉、骚扰性投诉设有识别和处置机制，可将相关号码列入异常诉求名录，限制其拨打权限。</w:t>
+        <w:t>等政务热线对恶意投诉、反复无效投诉、骚扰</w:t>
+      </w:r>
+      <w:proofErr w:type="gramStart"/>
+      <w:r>
+        <w:rPr>
+          <w:rFonts w:ascii="微软雅黑" w:hAnsi="微软雅黑" w:cs="微软雅黑"/>
+          <w:b/>
+          <w:sz w:val="22"/>
+          <w:lang w:eastAsia="zh-CN"/>
+        </w:rPr>
+        <w:t>性投诉</w:t>
+      </w:r>
+      <w:proofErr w:type="gramEnd"/>
+      <w:r>
+        <w:rPr>
+          <w:rFonts w:ascii="微软雅黑" w:hAnsi="微软雅黑" w:cs="微软雅黑"/>
+          <w:b/>
+          <w:sz w:val="22"/>
+          <w:lang w:eastAsia="zh-CN"/>
+        </w:rPr>
+        <w:t>设有识别和处置机制，可将相关号码列入异常诉求名录，限制其拨打权限。</w:t>
       </w:r>
     </w:p>
     <w:p>
@@ -2030,7 +2166,29 @@
           <w:sz w:val="22"/>
           <w:lang w:eastAsia="zh-CN"/>
         </w:rPr>
-        <w:t>法律保护合法的维权行为，也绝不纵容借维权之名行违法之实的行为。</w:t>
+        <w:t>法律保护合法的维权行为，也绝不</w:t>
+      </w:r>
+      <w:proofErr w:type="gramStart"/>
+      <w:r>
+        <w:rPr>
+          <w:rFonts w:ascii="微软雅黑" w:hAnsi="微软雅黑" w:cs="微软雅黑"/>
+          <w:b/>
+          <w:color w:val="1A3C6E"/>
+          <w:sz w:val="22"/>
+          <w:lang w:eastAsia="zh-CN"/>
+        </w:rPr>
+        <w:t>纵容借维权</w:t>
+      </w:r>
+      <w:proofErr w:type="gramEnd"/>
+      <w:r>
+        <w:rPr>
+          <w:rFonts w:ascii="微软雅黑" w:hAnsi="微软雅黑" w:cs="微软雅黑"/>
+          <w:b/>
+          <w:color w:val="1A3C6E"/>
+          <w:sz w:val="22"/>
+          <w:lang w:eastAsia="zh-CN"/>
+        </w:rPr>
+        <w:t>之名行违法之实的行为。</w:t>
       </w:r>
     </w:p>
     <w:p>
@@ -2109,6 +2267,7 @@
           <w:rFonts w:hint="eastAsia"/>
         </w:rPr>
       </w:pPr>
+      <w:proofErr w:type="gramStart"/>
       <w:r>
         <w:rPr>
           <w:rFonts w:ascii="微软雅黑" w:eastAsia="微软雅黑" w:hAnsi="微软雅黑"/>
@@ -2119,6 +2278,7 @@
         <w:lastRenderedPageBreak/>
         <w:t>目  录</w:t>
       </w:r>
+      <w:proofErr w:type="gramEnd"/>
     </w:p>
     <w:p>
       <w:pPr>
@@ -2127,7 +2287,7 @@
           <w:tab w:val="right" w:leader="dot" w:pos="9062"/>
         </w:tabs>
         <w:rPr>
-          <w:rFonts w:asciiTheme="minorHAnsi" w:eastAsiaTheme="minorEastAsia" w:hAnsiTheme="minorHAnsi" w:hint="eastAsia"/>
+          <w:rFonts w:asciiTheme="minorHAnsi" w:eastAsiaTheme="minorEastAsia" w:hAnsiTheme="minorHAnsi"/>
           <w:noProof/>
           <w:kern w:val="2"/>
           <w:sz w:val="22"/>
@@ -2234,7 +2394,7 @@
           <w:tab w:val="right" w:leader="dot" w:pos="9062"/>
         </w:tabs>
         <w:rPr>
-          <w:rFonts w:asciiTheme="minorHAnsi" w:eastAsiaTheme="minorEastAsia" w:hAnsiTheme="minorHAnsi" w:hint="eastAsia"/>
+          <w:rFonts w:asciiTheme="minorHAnsi" w:eastAsiaTheme="minorEastAsia" w:hAnsiTheme="minorHAnsi"/>
           <w:noProof/>
           <w:kern w:val="2"/>
           <w:sz w:val="22"/>
@@ -2333,7 +2493,7 @@
         </w:tabs>
         <w:ind w:left="480"/>
         <w:rPr>
-          <w:rFonts w:asciiTheme="minorHAnsi" w:eastAsiaTheme="minorEastAsia" w:hAnsiTheme="minorHAnsi" w:hint="eastAsia"/>
+          <w:rFonts w:asciiTheme="minorHAnsi" w:eastAsiaTheme="minorEastAsia" w:hAnsiTheme="minorHAnsi"/>
           <w:noProof/>
           <w:kern w:val="2"/>
           <w:sz w:val="22"/>
@@ -2432,7 +2592,7 @@
         </w:tabs>
         <w:ind w:left="960"/>
         <w:rPr>
-          <w:rFonts w:asciiTheme="minorHAnsi" w:eastAsiaTheme="minorEastAsia" w:hAnsiTheme="minorHAnsi" w:hint="eastAsia"/>
+          <w:rFonts w:asciiTheme="minorHAnsi" w:eastAsiaTheme="minorEastAsia" w:hAnsiTheme="minorHAnsi"/>
           <w:noProof/>
           <w:kern w:val="2"/>
           <w:sz w:val="22"/>
@@ -2531,7 +2691,7 @@
         </w:tabs>
         <w:ind w:left="960"/>
         <w:rPr>
-          <w:rFonts w:asciiTheme="minorHAnsi" w:eastAsiaTheme="minorEastAsia" w:hAnsiTheme="minorHAnsi" w:hint="eastAsia"/>
+          <w:rFonts w:asciiTheme="minorHAnsi" w:eastAsiaTheme="minorEastAsia" w:hAnsiTheme="minorHAnsi"/>
           <w:noProof/>
           <w:kern w:val="2"/>
           <w:sz w:val="22"/>
@@ -2629,7 +2789,7 @@
         </w:tabs>
         <w:ind w:left="960"/>
         <w:rPr>
-          <w:rFonts w:asciiTheme="minorHAnsi" w:eastAsiaTheme="minorEastAsia" w:hAnsiTheme="minorHAnsi" w:hint="eastAsia"/>
+          <w:rFonts w:asciiTheme="minorHAnsi" w:eastAsiaTheme="minorEastAsia" w:hAnsiTheme="minorHAnsi"/>
           <w:noProof/>
           <w:kern w:val="2"/>
           <w:sz w:val="22"/>
@@ -2727,7 +2887,7 @@
         </w:tabs>
         <w:ind w:left="480"/>
         <w:rPr>
-          <w:rFonts w:asciiTheme="minorHAnsi" w:eastAsiaTheme="minorEastAsia" w:hAnsiTheme="minorHAnsi" w:hint="eastAsia"/>
+          <w:rFonts w:asciiTheme="minorHAnsi" w:eastAsiaTheme="minorEastAsia" w:hAnsiTheme="minorHAnsi"/>
           <w:noProof/>
           <w:kern w:val="2"/>
           <w:sz w:val="22"/>
@@ -2826,7 +2986,7 @@
         </w:tabs>
         <w:ind w:left="960"/>
         <w:rPr>
-          <w:rFonts w:asciiTheme="minorHAnsi" w:eastAsiaTheme="minorEastAsia" w:hAnsiTheme="minorHAnsi" w:hint="eastAsia"/>
+          <w:rFonts w:asciiTheme="minorHAnsi" w:eastAsiaTheme="minorEastAsia" w:hAnsiTheme="minorHAnsi"/>
           <w:noProof/>
           <w:kern w:val="2"/>
           <w:sz w:val="22"/>
@@ -2924,7 +3084,7 @@
         </w:tabs>
         <w:ind w:left="960"/>
         <w:rPr>
-          <w:rFonts w:asciiTheme="minorHAnsi" w:eastAsiaTheme="minorEastAsia" w:hAnsiTheme="minorHAnsi" w:hint="eastAsia"/>
+          <w:rFonts w:asciiTheme="minorHAnsi" w:eastAsiaTheme="minorEastAsia" w:hAnsiTheme="minorHAnsi"/>
           <w:noProof/>
           <w:kern w:val="2"/>
           <w:sz w:val="22"/>
@@ -3022,7 +3182,7 @@
         </w:tabs>
         <w:ind w:left="960"/>
         <w:rPr>
-          <w:rFonts w:asciiTheme="minorHAnsi" w:eastAsiaTheme="minorEastAsia" w:hAnsiTheme="minorHAnsi" w:hint="eastAsia"/>
+          <w:rFonts w:asciiTheme="minorHAnsi" w:eastAsiaTheme="minorEastAsia" w:hAnsiTheme="minorHAnsi"/>
           <w:noProof/>
           <w:kern w:val="2"/>
           <w:sz w:val="22"/>
@@ -3120,7 +3280,7 @@
         </w:tabs>
         <w:ind w:left="480"/>
         <w:rPr>
-          <w:rFonts w:asciiTheme="minorHAnsi" w:eastAsiaTheme="minorEastAsia" w:hAnsiTheme="minorHAnsi" w:hint="eastAsia"/>
+          <w:rFonts w:asciiTheme="minorHAnsi" w:eastAsiaTheme="minorEastAsia" w:hAnsiTheme="minorHAnsi"/>
           <w:noProof/>
           <w:kern w:val="2"/>
           <w:sz w:val="22"/>
@@ -3219,7 +3379,7 @@
         </w:tabs>
         <w:ind w:left="960"/>
         <w:rPr>
-          <w:rFonts w:asciiTheme="minorHAnsi" w:eastAsiaTheme="minorEastAsia" w:hAnsiTheme="minorHAnsi" w:hint="eastAsia"/>
+          <w:rFonts w:asciiTheme="minorHAnsi" w:eastAsiaTheme="minorEastAsia" w:hAnsiTheme="minorHAnsi"/>
           <w:noProof/>
           <w:kern w:val="2"/>
           <w:sz w:val="22"/>
@@ -3317,7 +3477,7 @@
         </w:tabs>
         <w:ind w:left="960"/>
         <w:rPr>
-          <w:rFonts w:asciiTheme="minorHAnsi" w:eastAsiaTheme="minorEastAsia" w:hAnsiTheme="minorHAnsi" w:hint="eastAsia"/>
+          <w:rFonts w:asciiTheme="minorHAnsi" w:eastAsiaTheme="minorEastAsia" w:hAnsiTheme="minorHAnsi"/>
           <w:noProof/>
           <w:kern w:val="2"/>
           <w:sz w:val="22"/>
@@ -3415,7 +3575,7 @@
         </w:tabs>
         <w:ind w:left="960"/>
         <w:rPr>
-          <w:rFonts w:asciiTheme="minorHAnsi" w:eastAsiaTheme="minorEastAsia" w:hAnsiTheme="minorHAnsi" w:hint="eastAsia"/>
+          <w:rFonts w:asciiTheme="minorHAnsi" w:eastAsiaTheme="minorEastAsia" w:hAnsiTheme="minorHAnsi"/>
           <w:noProof/>
           <w:kern w:val="2"/>
           <w:sz w:val="22"/>
@@ -3513,7 +3673,7 @@
         </w:tabs>
         <w:ind w:left="480"/>
         <w:rPr>
-          <w:rFonts w:asciiTheme="minorHAnsi" w:eastAsiaTheme="minorEastAsia" w:hAnsiTheme="minorHAnsi" w:hint="eastAsia"/>
+          <w:rFonts w:asciiTheme="minorHAnsi" w:eastAsiaTheme="minorEastAsia" w:hAnsiTheme="minorHAnsi"/>
           <w:noProof/>
           <w:kern w:val="2"/>
           <w:sz w:val="22"/>
@@ -3612,7 +3772,7 @@
         </w:tabs>
         <w:ind w:left="960"/>
         <w:rPr>
-          <w:rFonts w:asciiTheme="minorHAnsi" w:eastAsiaTheme="minorEastAsia" w:hAnsiTheme="minorHAnsi" w:hint="eastAsia"/>
+          <w:rFonts w:asciiTheme="minorHAnsi" w:eastAsiaTheme="minorEastAsia" w:hAnsiTheme="minorHAnsi"/>
           <w:noProof/>
           <w:kern w:val="2"/>
           <w:sz w:val="22"/>
@@ -3711,7 +3871,7 @@
         </w:tabs>
         <w:ind w:left="960"/>
         <w:rPr>
-          <w:rFonts w:asciiTheme="minorHAnsi" w:eastAsiaTheme="minorEastAsia" w:hAnsiTheme="minorHAnsi" w:hint="eastAsia"/>
+          <w:rFonts w:asciiTheme="minorHAnsi" w:eastAsiaTheme="minorEastAsia" w:hAnsiTheme="minorHAnsi"/>
           <w:noProof/>
           <w:kern w:val="2"/>
           <w:sz w:val="22"/>
@@ -3809,7 +3969,7 @@
         </w:tabs>
         <w:ind w:left="960"/>
         <w:rPr>
-          <w:rFonts w:asciiTheme="minorHAnsi" w:eastAsiaTheme="minorEastAsia" w:hAnsiTheme="minorHAnsi" w:hint="eastAsia"/>
+          <w:rFonts w:asciiTheme="minorHAnsi" w:eastAsiaTheme="minorEastAsia" w:hAnsiTheme="minorHAnsi"/>
           <w:noProof/>
           <w:kern w:val="2"/>
           <w:sz w:val="22"/>
@@ -3907,7 +4067,7 @@
         </w:tabs>
         <w:ind w:left="480"/>
         <w:rPr>
-          <w:rFonts w:asciiTheme="minorHAnsi" w:eastAsiaTheme="minorEastAsia" w:hAnsiTheme="minorHAnsi" w:hint="eastAsia"/>
+          <w:rFonts w:asciiTheme="minorHAnsi" w:eastAsiaTheme="minorEastAsia" w:hAnsiTheme="minorHAnsi"/>
           <w:noProof/>
           <w:kern w:val="2"/>
           <w:sz w:val="22"/>
@@ -4006,7 +4166,7 @@
         </w:tabs>
         <w:ind w:left="960"/>
         <w:rPr>
-          <w:rFonts w:asciiTheme="minorHAnsi" w:eastAsiaTheme="minorEastAsia" w:hAnsiTheme="minorHAnsi" w:hint="eastAsia"/>
+          <w:rFonts w:asciiTheme="minorHAnsi" w:eastAsiaTheme="minorEastAsia" w:hAnsiTheme="minorHAnsi"/>
           <w:noProof/>
           <w:kern w:val="2"/>
           <w:sz w:val="22"/>
@@ -4104,7 +4264,7 @@
         </w:tabs>
         <w:ind w:left="960"/>
         <w:rPr>
-          <w:rFonts w:asciiTheme="minorHAnsi" w:eastAsiaTheme="minorEastAsia" w:hAnsiTheme="minorHAnsi" w:hint="eastAsia"/>
+          <w:rFonts w:asciiTheme="minorHAnsi" w:eastAsiaTheme="minorEastAsia" w:hAnsiTheme="minorHAnsi"/>
           <w:noProof/>
           <w:kern w:val="2"/>
           <w:sz w:val="22"/>
@@ -4202,7 +4362,7 @@
         </w:tabs>
         <w:ind w:left="960"/>
         <w:rPr>
-          <w:rFonts w:asciiTheme="minorHAnsi" w:eastAsiaTheme="minorEastAsia" w:hAnsiTheme="minorHAnsi" w:hint="eastAsia"/>
+          <w:rFonts w:asciiTheme="minorHAnsi" w:eastAsiaTheme="minorEastAsia" w:hAnsiTheme="minorHAnsi"/>
           <w:noProof/>
           <w:kern w:val="2"/>
           <w:sz w:val="22"/>
@@ -4300,7 +4460,7 @@
         </w:tabs>
         <w:ind w:left="480"/>
         <w:rPr>
-          <w:rFonts w:asciiTheme="minorHAnsi" w:eastAsiaTheme="minorEastAsia" w:hAnsiTheme="minorHAnsi" w:hint="eastAsia"/>
+          <w:rFonts w:asciiTheme="minorHAnsi" w:eastAsiaTheme="minorEastAsia" w:hAnsiTheme="minorHAnsi"/>
           <w:noProof/>
           <w:kern w:val="2"/>
           <w:sz w:val="22"/>
@@ -4399,7 +4559,7 @@
         </w:tabs>
         <w:ind w:left="960"/>
         <w:rPr>
-          <w:rFonts w:asciiTheme="minorHAnsi" w:eastAsiaTheme="minorEastAsia" w:hAnsiTheme="minorHAnsi" w:hint="eastAsia"/>
+          <w:rFonts w:asciiTheme="minorHAnsi" w:eastAsiaTheme="minorEastAsia" w:hAnsiTheme="minorHAnsi"/>
           <w:noProof/>
           <w:kern w:val="2"/>
           <w:sz w:val="22"/>
@@ -4497,7 +4657,7 @@
         </w:tabs>
         <w:ind w:left="960"/>
         <w:rPr>
-          <w:rFonts w:asciiTheme="minorHAnsi" w:eastAsiaTheme="minorEastAsia" w:hAnsiTheme="minorHAnsi" w:hint="eastAsia"/>
+          <w:rFonts w:asciiTheme="minorHAnsi" w:eastAsiaTheme="minorEastAsia" w:hAnsiTheme="minorHAnsi"/>
           <w:noProof/>
           <w:kern w:val="2"/>
           <w:sz w:val="22"/>
@@ -4595,7 +4755,7 @@
         </w:tabs>
         <w:ind w:left="960"/>
         <w:rPr>
-          <w:rFonts w:asciiTheme="minorHAnsi" w:eastAsiaTheme="minorEastAsia" w:hAnsiTheme="minorHAnsi" w:hint="eastAsia"/>
+          <w:rFonts w:asciiTheme="minorHAnsi" w:eastAsiaTheme="minorEastAsia" w:hAnsiTheme="minorHAnsi"/>
           <w:noProof/>
           <w:kern w:val="2"/>
           <w:sz w:val="22"/>
@@ -4693,7 +4853,7 @@
         </w:tabs>
         <w:ind w:left="480"/>
         <w:rPr>
-          <w:rFonts w:asciiTheme="minorHAnsi" w:eastAsiaTheme="minorEastAsia" w:hAnsiTheme="minorHAnsi" w:hint="eastAsia"/>
+          <w:rFonts w:asciiTheme="minorHAnsi" w:eastAsiaTheme="minorEastAsia" w:hAnsiTheme="minorHAnsi"/>
           <w:noProof/>
           <w:kern w:val="2"/>
           <w:sz w:val="22"/>
@@ -4792,7 +4952,7 @@
         </w:tabs>
         <w:ind w:left="960"/>
         <w:rPr>
-          <w:rFonts w:asciiTheme="minorHAnsi" w:eastAsiaTheme="minorEastAsia" w:hAnsiTheme="minorHAnsi" w:hint="eastAsia"/>
+          <w:rFonts w:asciiTheme="minorHAnsi" w:eastAsiaTheme="minorEastAsia" w:hAnsiTheme="minorHAnsi"/>
           <w:noProof/>
           <w:kern w:val="2"/>
           <w:sz w:val="22"/>
@@ -4890,7 +5050,7 @@
         </w:tabs>
         <w:ind w:left="960"/>
         <w:rPr>
-          <w:rFonts w:asciiTheme="minorHAnsi" w:eastAsiaTheme="minorEastAsia" w:hAnsiTheme="minorHAnsi" w:hint="eastAsia"/>
+          <w:rFonts w:asciiTheme="minorHAnsi" w:eastAsiaTheme="minorEastAsia" w:hAnsiTheme="minorHAnsi"/>
           <w:noProof/>
           <w:kern w:val="2"/>
           <w:sz w:val="22"/>
@@ -4988,7 +5148,7 @@
         </w:tabs>
         <w:ind w:left="960"/>
         <w:rPr>
-          <w:rFonts w:asciiTheme="minorHAnsi" w:eastAsiaTheme="minorEastAsia" w:hAnsiTheme="minorHAnsi" w:hint="eastAsia"/>
+          <w:rFonts w:asciiTheme="minorHAnsi" w:eastAsiaTheme="minorEastAsia" w:hAnsiTheme="minorHAnsi"/>
           <w:noProof/>
           <w:kern w:val="2"/>
           <w:sz w:val="22"/>
@@ -5086,7 +5246,7 @@
         </w:tabs>
         <w:ind w:left="480"/>
         <w:rPr>
-          <w:rFonts w:asciiTheme="minorHAnsi" w:eastAsiaTheme="minorEastAsia" w:hAnsiTheme="minorHAnsi" w:hint="eastAsia"/>
+          <w:rFonts w:asciiTheme="minorHAnsi" w:eastAsiaTheme="minorEastAsia" w:hAnsiTheme="minorHAnsi"/>
           <w:noProof/>
           <w:kern w:val="2"/>
           <w:sz w:val="22"/>
@@ -5185,7 +5345,7 @@
         </w:tabs>
         <w:ind w:left="960"/>
         <w:rPr>
-          <w:rFonts w:asciiTheme="minorHAnsi" w:eastAsiaTheme="minorEastAsia" w:hAnsiTheme="minorHAnsi" w:hint="eastAsia"/>
+          <w:rFonts w:asciiTheme="minorHAnsi" w:eastAsiaTheme="minorEastAsia" w:hAnsiTheme="minorHAnsi"/>
           <w:noProof/>
           <w:kern w:val="2"/>
           <w:sz w:val="22"/>
@@ -5283,7 +5443,7 @@
         </w:tabs>
         <w:ind w:left="960"/>
         <w:rPr>
-          <w:rFonts w:asciiTheme="minorHAnsi" w:eastAsiaTheme="minorEastAsia" w:hAnsiTheme="minorHAnsi" w:hint="eastAsia"/>
+          <w:rFonts w:asciiTheme="minorHAnsi" w:eastAsiaTheme="minorEastAsia" w:hAnsiTheme="minorHAnsi"/>
           <w:noProof/>
           <w:kern w:val="2"/>
           <w:sz w:val="22"/>
@@ -5381,7 +5541,7 @@
         </w:tabs>
         <w:ind w:left="960"/>
         <w:rPr>
-          <w:rFonts w:asciiTheme="minorHAnsi" w:eastAsiaTheme="minorEastAsia" w:hAnsiTheme="minorHAnsi" w:hint="eastAsia"/>
+          <w:rFonts w:asciiTheme="minorHAnsi" w:eastAsiaTheme="minorEastAsia" w:hAnsiTheme="minorHAnsi"/>
           <w:noProof/>
           <w:kern w:val="2"/>
           <w:sz w:val="22"/>
@@ -5479,7 +5639,7 @@
         </w:tabs>
         <w:ind w:left="480"/>
         <w:rPr>
-          <w:rFonts w:asciiTheme="minorHAnsi" w:eastAsiaTheme="minorEastAsia" w:hAnsiTheme="minorHAnsi" w:hint="eastAsia"/>
+          <w:rFonts w:asciiTheme="minorHAnsi" w:eastAsiaTheme="minorEastAsia" w:hAnsiTheme="minorHAnsi"/>
           <w:noProof/>
           <w:kern w:val="2"/>
           <w:sz w:val="22"/>
@@ -5578,7 +5738,7 @@
         </w:tabs>
         <w:ind w:left="960"/>
         <w:rPr>
-          <w:rFonts w:asciiTheme="minorHAnsi" w:eastAsiaTheme="minorEastAsia" w:hAnsiTheme="minorHAnsi" w:hint="eastAsia"/>
+          <w:rFonts w:asciiTheme="minorHAnsi" w:eastAsiaTheme="minorEastAsia" w:hAnsiTheme="minorHAnsi"/>
           <w:noProof/>
           <w:kern w:val="2"/>
           <w:sz w:val="22"/>
@@ -5676,7 +5836,7 @@
         </w:tabs>
         <w:ind w:left="960"/>
         <w:rPr>
-          <w:rFonts w:asciiTheme="minorHAnsi" w:eastAsiaTheme="minorEastAsia" w:hAnsiTheme="minorHAnsi" w:hint="eastAsia"/>
+          <w:rFonts w:asciiTheme="minorHAnsi" w:eastAsiaTheme="minorEastAsia" w:hAnsiTheme="minorHAnsi"/>
           <w:noProof/>
           <w:kern w:val="2"/>
           <w:sz w:val="22"/>
@@ -5774,7 +5934,7 @@
         </w:tabs>
         <w:ind w:left="960"/>
         <w:rPr>
-          <w:rFonts w:asciiTheme="minorHAnsi" w:eastAsiaTheme="minorEastAsia" w:hAnsiTheme="minorHAnsi" w:hint="eastAsia"/>
+          <w:rFonts w:asciiTheme="minorHAnsi" w:eastAsiaTheme="minorEastAsia" w:hAnsiTheme="minorHAnsi"/>
           <w:noProof/>
           <w:kern w:val="2"/>
           <w:sz w:val="22"/>
@@ -5872,7 +6032,7 @@
         </w:tabs>
         <w:ind w:left="480"/>
         <w:rPr>
-          <w:rFonts w:asciiTheme="minorHAnsi" w:eastAsiaTheme="minorEastAsia" w:hAnsiTheme="minorHAnsi" w:hint="eastAsia"/>
+          <w:rFonts w:asciiTheme="minorHAnsi" w:eastAsiaTheme="minorEastAsia" w:hAnsiTheme="minorHAnsi"/>
           <w:noProof/>
           <w:kern w:val="2"/>
           <w:sz w:val="22"/>
@@ -5971,7 +6131,7 @@
         </w:tabs>
         <w:ind w:left="960"/>
         <w:rPr>
-          <w:rFonts w:asciiTheme="minorHAnsi" w:eastAsiaTheme="minorEastAsia" w:hAnsiTheme="minorHAnsi" w:hint="eastAsia"/>
+          <w:rFonts w:asciiTheme="minorHAnsi" w:eastAsiaTheme="minorEastAsia" w:hAnsiTheme="minorHAnsi"/>
           <w:noProof/>
           <w:kern w:val="2"/>
           <w:sz w:val="22"/>
@@ -6069,7 +6229,7 @@
         </w:tabs>
         <w:ind w:left="960"/>
         <w:rPr>
-          <w:rFonts w:asciiTheme="minorHAnsi" w:eastAsiaTheme="minorEastAsia" w:hAnsiTheme="minorHAnsi" w:hint="eastAsia"/>
+          <w:rFonts w:asciiTheme="minorHAnsi" w:eastAsiaTheme="minorEastAsia" w:hAnsiTheme="minorHAnsi"/>
           <w:noProof/>
           <w:kern w:val="2"/>
           <w:sz w:val="22"/>
@@ -6167,7 +6327,7 @@
         </w:tabs>
         <w:ind w:left="960"/>
         <w:rPr>
-          <w:rFonts w:asciiTheme="minorHAnsi" w:eastAsiaTheme="minorEastAsia" w:hAnsiTheme="minorHAnsi" w:hint="eastAsia"/>
+          <w:rFonts w:asciiTheme="minorHAnsi" w:eastAsiaTheme="minorEastAsia" w:hAnsiTheme="minorHAnsi"/>
           <w:noProof/>
           <w:kern w:val="2"/>
           <w:sz w:val="22"/>
@@ -6265,7 +6425,7 @@
         </w:tabs>
         <w:ind w:left="480"/>
         <w:rPr>
-          <w:rFonts w:asciiTheme="minorHAnsi" w:eastAsiaTheme="minorEastAsia" w:hAnsiTheme="minorHAnsi" w:hint="eastAsia"/>
+          <w:rFonts w:asciiTheme="minorHAnsi" w:eastAsiaTheme="minorEastAsia" w:hAnsiTheme="minorHAnsi"/>
           <w:noProof/>
           <w:kern w:val="2"/>
           <w:sz w:val="22"/>
@@ -6363,7 +6523,7 @@
         </w:tabs>
         <w:ind w:left="960"/>
         <w:rPr>
-          <w:rFonts w:asciiTheme="minorHAnsi" w:eastAsiaTheme="minorEastAsia" w:hAnsiTheme="minorHAnsi" w:hint="eastAsia"/>
+          <w:rFonts w:asciiTheme="minorHAnsi" w:eastAsiaTheme="minorEastAsia" w:hAnsiTheme="minorHAnsi"/>
           <w:noProof/>
           <w:kern w:val="2"/>
           <w:sz w:val="22"/>
@@ -6461,7 +6621,7 @@
         </w:tabs>
         <w:ind w:left="960"/>
         <w:rPr>
-          <w:rFonts w:asciiTheme="minorHAnsi" w:eastAsiaTheme="minorEastAsia" w:hAnsiTheme="minorHAnsi" w:hint="eastAsia"/>
+          <w:rFonts w:asciiTheme="minorHAnsi" w:eastAsiaTheme="minorEastAsia" w:hAnsiTheme="minorHAnsi"/>
           <w:noProof/>
           <w:kern w:val="2"/>
           <w:sz w:val="22"/>
@@ -6559,7 +6719,7 @@
         </w:tabs>
         <w:ind w:left="960"/>
         <w:rPr>
-          <w:rFonts w:asciiTheme="minorHAnsi" w:eastAsiaTheme="minorEastAsia" w:hAnsiTheme="minorHAnsi" w:hint="eastAsia"/>
+          <w:rFonts w:asciiTheme="minorHAnsi" w:eastAsiaTheme="minorEastAsia" w:hAnsiTheme="minorHAnsi"/>
           <w:noProof/>
           <w:kern w:val="2"/>
           <w:sz w:val="22"/>
@@ -6657,7 +6817,7 @@
         </w:tabs>
         <w:ind w:left="480"/>
         <w:rPr>
-          <w:rFonts w:asciiTheme="minorHAnsi" w:eastAsiaTheme="minorEastAsia" w:hAnsiTheme="minorHAnsi" w:hint="eastAsia"/>
+          <w:rFonts w:asciiTheme="minorHAnsi" w:eastAsiaTheme="minorEastAsia" w:hAnsiTheme="minorHAnsi"/>
           <w:noProof/>
           <w:kern w:val="2"/>
           <w:sz w:val="22"/>
@@ -6756,7 +6916,7 @@
         </w:tabs>
         <w:ind w:left="960"/>
         <w:rPr>
-          <w:rFonts w:asciiTheme="minorHAnsi" w:eastAsiaTheme="minorEastAsia" w:hAnsiTheme="minorHAnsi" w:hint="eastAsia"/>
+          <w:rFonts w:asciiTheme="minorHAnsi" w:eastAsiaTheme="minorEastAsia" w:hAnsiTheme="minorHAnsi"/>
           <w:noProof/>
           <w:kern w:val="2"/>
           <w:sz w:val="22"/>
@@ -6854,7 +7014,7 @@
         </w:tabs>
         <w:ind w:left="960"/>
         <w:rPr>
-          <w:rFonts w:asciiTheme="minorHAnsi" w:eastAsiaTheme="minorEastAsia" w:hAnsiTheme="minorHAnsi" w:hint="eastAsia"/>
+          <w:rFonts w:asciiTheme="minorHAnsi" w:eastAsiaTheme="minorEastAsia" w:hAnsiTheme="minorHAnsi"/>
           <w:noProof/>
           <w:kern w:val="2"/>
           <w:sz w:val="22"/>
@@ -6952,7 +7112,7 @@
         </w:tabs>
         <w:ind w:left="960"/>
         <w:rPr>
-          <w:rFonts w:asciiTheme="minorHAnsi" w:eastAsiaTheme="minorEastAsia" w:hAnsiTheme="minorHAnsi" w:hint="eastAsia"/>
+          <w:rFonts w:asciiTheme="minorHAnsi" w:eastAsiaTheme="minorEastAsia" w:hAnsiTheme="minorHAnsi"/>
           <w:noProof/>
           <w:kern w:val="2"/>
           <w:sz w:val="22"/>
@@ -7050,7 +7210,7 @@
         </w:tabs>
         <w:ind w:left="480"/>
         <w:rPr>
-          <w:rFonts w:asciiTheme="minorHAnsi" w:eastAsiaTheme="minorEastAsia" w:hAnsiTheme="minorHAnsi" w:hint="eastAsia"/>
+          <w:rFonts w:asciiTheme="minorHAnsi" w:eastAsiaTheme="minorEastAsia" w:hAnsiTheme="minorHAnsi"/>
           <w:noProof/>
           <w:kern w:val="2"/>
           <w:sz w:val="22"/>
@@ -7149,7 +7309,7 @@
         </w:tabs>
         <w:ind w:left="960"/>
         <w:rPr>
-          <w:rFonts w:asciiTheme="minorHAnsi" w:eastAsiaTheme="minorEastAsia" w:hAnsiTheme="minorHAnsi" w:hint="eastAsia"/>
+          <w:rFonts w:asciiTheme="minorHAnsi" w:eastAsiaTheme="minorEastAsia" w:hAnsiTheme="minorHAnsi"/>
           <w:noProof/>
           <w:kern w:val="2"/>
           <w:sz w:val="22"/>
@@ -7247,7 +7407,7 @@
         </w:tabs>
         <w:ind w:left="960"/>
         <w:rPr>
-          <w:rFonts w:asciiTheme="minorHAnsi" w:eastAsiaTheme="minorEastAsia" w:hAnsiTheme="minorHAnsi" w:hint="eastAsia"/>
+          <w:rFonts w:asciiTheme="minorHAnsi" w:eastAsiaTheme="minorEastAsia" w:hAnsiTheme="minorHAnsi"/>
           <w:noProof/>
           <w:kern w:val="2"/>
           <w:sz w:val="22"/>
@@ -7345,7 +7505,7 @@
         </w:tabs>
         <w:ind w:left="960"/>
         <w:rPr>
-          <w:rFonts w:asciiTheme="minorHAnsi" w:eastAsiaTheme="minorEastAsia" w:hAnsiTheme="minorHAnsi" w:hint="eastAsia"/>
+          <w:rFonts w:asciiTheme="minorHAnsi" w:eastAsiaTheme="minorEastAsia" w:hAnsiTheme="minorHAnsi"/>
           <w:noProof/>
           <w:kern w:val="2"/>
           <w:sz w:val="22"/>
@@ -7443,7 +7603,7 @@
         </w:tabs>
         <w:ind w:left="480"/>
         <w:rPr>
-          <w:rFonts w:asciiTheme="minorHAnsi" w:eastAsiaTheme="minorEastAsia" w:hAnsiTheme="minorHAnsi" w:hint="eastAsia"/>
+          <w:rFonts w:asciiTheme="minorHAnsi" w:eastAsiaTheme="minorEastAsia" w:hAnsiTheme="minorHAnsi"/>
           <w:noProof/>
           <w:kern w:val="2"/>
           <w:sz w:val="22"/>
@@ -7542,7 +7702,7 @@
         </w:tabs>
         <w:ind w:left="960"/>
         <w:rPr>
-          <w:rFonts w:asciiTheme="minorHAnsi" w:eastAsiaTheme="minorEastAsia" w:hAnsiTheme="minorHAnsi" w:hint="eastAsia"/>
+          <w:rFonts w:asciiTheme="minorHAnsi" w:eastAsiaTheme="minorEastAsia" w:hAnsiTheme="minorHAnsi"/>
           <w:noProof/>
           <w:kern w:val="2"/>
           <w:sz w:val="22"/>
@@ -7640,7 +7800,7 @@
         </w:tabs>
         <w:ind w:left="960"/>
         <w:rPr>
-          <w:rFonts w:asciiTheme="minorHAnsi" w:eastAsiaTheme="minorEastAsia" w:hAnsiTheme="minorHAnsi" w:hint="eastAsia"/>
+          <w:rFonts w:asciiTheme="minorHAnsi" w:eastAsiaTheme="minorEastAsia" w:hAnsiTheme="minorHAnsi"/>
           <w:noProof/>
           <w:kern w:val="2"/>
           <w:sz w:val="22"/>
@@ -7738,7 +7898,7 @@
         </w:tabs>
         <w:ind w:left="960"/>
         <w:rPr>
-          <w:rFonts w:asciiTheme="minorHAnsi" w:eastAsiaTheme="minorEastAsia" w:hAnsiTheme="minorHAnsi" w:hint="eastAsia"/>
+          <w:rFonts w:asciiTheme="minorHAnsi" w:eastAsiaTheme="minorEastAsia" w:hAnsiTheme="minorHAnsi"/>
           <w:noProof/>
           <w:kern w:val="2"/>
           <w:sz w:val="22"/>
@@ -7836,7 +7996,7 @@
         </w:tabs>
         <w:ind w:left="480"/>
         <w:rPr>
-          <w:rFonts w:asciiTheme="minorHAnsi" w:eastAsiaTheme="minorEastAsia" w:hAnsiTheme="minorHAnsi" w:hint="eastAsia"/>
+          <w:rFonts w:asciiTheme="minorHAnsi" w:eastAsiaTheme="minorEastAsia" w:hAnsiTheme="minorHAnsi"/>
           <w:noProof/>
           <w:kern w:val="2"/>
           <w:sz w:val="22"/>
@@ -7935,7 +8095,7 @@
         </w:tabs>
         <w:ind w:left="960"/>
         <w:rPr>
-          <w:rFonts w:asciiTheme="minorHAnsi" w:eastAsiaTheme="minorEastAsia" w:hAnsiTheme="minorHAnsi" w:hint="eastAsia"/>
+          <w:rFonts w:asciiTheme="minorHAnsi" w:eastAsiaTheme="minorEastAsia" w:hAnsiTheme="minorHAnsi"/>
           <w:noProof/>
           <w:kern w:val="2"/>
           <w:sz w:val="22"/>
@@ -8033,7 +8193,7 @@
         </w:tabs>
         <w:ind w:left="960"/>
         <w:rPr>
-          <w:rFonts w:asciiTheme="minorHAnsi" w:eastAsiaTheme="minorEastAsia" w:hAnsiTheme="minorHAnsi" w:hint="eastAsia"/>
+          <w:rFonts w:asciiTheme="minorHAnsi" w:eastAsiaTheme="minorEastAsia" w:hAnsiTheme="minorHAnsi"/>
           <w:noProof/>
           <w:kern w:val="2"/>
           <w:sz w:val="22"/>
@@ -8131,7 +8291,7 @@
         </w:tabs>
         <w:ind w:left="960"/>
         <w:rPr>
-          <w:rFonts w:asciiTheme="minorHAnsi" w:eastAsiaTheme="minorEastAsia" w:hAnsiTheme="minorHAnsi" w:hint="eastAsia"/>
+          <w:rFonts w:asciiTheme="minorHAnsi" w:eastAsiaTheme="minorEastAsia" w:hAnsiTheme="minorHAnsi"/>
           <w:noProof/>
           <w:kern w:val="2"/>
           <w:sz w:val="22"/>
@@ -8229,7 +8389,7 @@
         </w:tabs>
         <w:ind w:left="480"/>
         <w:rPr>
-          <w:rFonts w:asciiTheme="minorHAnsi" w:eastAsiaTheme="minorEastAsia" w:hAnsiTheme="minorHAnsi" w:hint="eastAsia"/>
+          <w:rFonts w:asciiTheme="minorHAnsi" w:eastAsiaTheme="minorEastAsia" w:hAnsiTheme="minorHAnsi"/>
           <w:noProof/>
           <w:kern w:val="2"/>
           <w:sz w:val="22"/>
@@ -8328,7 +8488,7 @@
         </w:tabs>
         <w:ind w:left="960"/>
         <w:rPr>
-          <w:rFonts w:asciiTheme="minorHAnsi" w:eastAsiaTheme="minorEastAsia" w:hAnsiTheme="minorHAnsi" w:hint="eastAsia"/>
+          <w:rFonts w:asciiTheme="minorHAnsi" w:eastAsiaTheme="minorEastAsia" w:hAnsiTheme="minorHAnsi"/>
           <w:noProof/>
           <w:kern w:val="2"/>
           <w:sz w:val="22"/>
@@ -8427,7 +8587,7 @@
         </w:tabs>
         <w:ind w:left="960"/>
         <w:rPr>
-          <w:rFonts w:asciiTheme="minorHAnsi" w:eastAsiaTheme="minorEastAsia" w:hAnsiTheme="minorHAnsi" w:hint="eastAsia"/>
+          <w:rFonts w:asciiTheme="minorHAnsi" w:eastAsiaTheme="minorEastAsia" w:hAnsiTheme="minorHAnsi"/>
           <w:noProof/>
           <w:kern w:val="2"/>
           <w:sz w:val="22"/>
@@ -8524,7 +8684,7 @@
           <w:tab w:val="right" w:leader="dot" w:pos="9062"/>
         </w:tabs>
         <w:rPr>
-          <w:rFonts w:asciiTheme="minorHAnsi" w:eastAsiaTheme="minorEastAsia" w:hAnsiTheme="minorHAnsi" w:hint="eastAsia"/>
+          <w:rFonts w:asciiTheme="minorHAnsi" w:eastAsiaTheme="minorEastAsia" w:hAnsiTheme="minorHAnsi"/>
           <w:noProof/>
           <w:kern w:val="2"/>
           <w:sz w:val="22"/>
@@ -8623,7 +8783,7 @@
         </w:tabs>
         <w:ind w:left="480"/>
         <w:rPr>
-          <w:rFonts w:asciiTheme="minorHAnsi" w:eastAsiaTheme="minorEastAsia" w:hAnsiTheme="minorHAnsi" w:hint="eastAsia"/>
+          <w:rFonts w:asciiTheme="minorHAnsi" w:eastAsiaTheme="minorEastAsia" w:hAnsiTheme="minorHAnsi"/>
           <w:noProof/>
           <w:kern w:val="2"/>
           <w:sz w:val="22"/>
@@ -8722,7 +8882,7 @@
         </w:tabs>
         <w:ind w:left="960"/>
         <w:rPr>
-          <w:rFonts w:asciiTheme="minorHAnsi" w:eastAsiaTheme="minorEastAsia" w:hAnsiTheme="minorHAnsi" w:hint="eastAsia"/>
+          <w:rFonts w:asciiTheme="minorHAnsi" w:eastAsiaTheme="minorEastAsia" w:hAnsiTheme="minorHAnsi"/>
           <w:noProof/>
           <w:kern w:val="2"/>
           <w:sz w:val="22"/>
@@ -8820,7 +8980,7 @@
         </w:tabs>
         <w:ind w:left="960"/>
         <w:rPr>
-          <w:rFonts w:asciiTheme="minorHAnsi" w:eastAsiaTheme="minorEastAsia" w:hAnsiTheme="minorHAnsi" w:hint="eastAsia"/>
+          <w:rFonts w:asciiTheme="minorHAnsi" w:eastAsiaTheme="minorEastAsia" w:hAnsiTheme="minorHAnsi"/>
           <w:noProof/>
           <w:kern w:val="2"/>
           <w:sz w:val="22"/>
@@ -8918,7 +9078,7 @@
         </w:tabs>
         <w:ind w:left="960"/>
         <w:rPr>
-          <w:rFonts w:asciiTheme="minorHAnsi" w:eastAsiaTheme="minorEastAsia" w:hAnsiTheme="minorHAnsi" w:hint="eastAsia"/>
+          <w:rFonts w:asciiTheme="minorHAnsi" w:eastAsiaTheme="minorEastAsia" w:hAnsiTheme="minorHAnsi"/>
           <w:noProof/>
           <w:kern w:val="2"/>
           <w:sz w:val="22"/>
@@ -9016,7 +9176,7 @@
         </w:tabs>
         <w:ind w:left="480"/>
         <w:rPr>
-          <w:rFonts w:asciiTheme="minorHAnsi" w:eastAsiaTheme="minorEastAsia" w:hAnsiTheme="minorHAnsi" w:hint="eastAsia"/>
+          <w:rFonts w:asciiTheme="minorHAnsi" w:eastAsiaTheme="minorEastAsia" w:hAnsiTheme="minorHAnsi"/>
           <w:noProof/>
           <w:kern w:val="2"/>
           <w:sz w:val="22"/>
@@ -9115,7 +9275,7 @@
         </w:tabs>
         <w:ind w:left="960"/>
         <w:rPr>
-          <w:rFonts w:asciiTheme="minorHAnsi" w:eastAsiaTheme="minorEastAsia" w:hAnsiTheme="minorHAnsi" w:hint="eastAsia"/>
+          <w:rFonts w:asciiTheme="minorHAnsi" w:eastAsiaTheme="minorEastAsia" w:hAnsiTheme="minorHAnsi"/>
           <w:noProof/>
           <w:kern w:val="2"/>
           <w:sz w:val="22"/>
@@ -9213,7 +9373,7 @@
         </w:tabs>
         <w:ind w:left="960"/>
         <w:rPr>
-          <w:rFonts w:asciiTheme="minorHAnsi" w:eastAsiaTheme="minorEastAsia" w:hAnsiTheme="minorHAnsi" w:hint="eastAsia"/>
+          <w:rFonts w:asciiTheme="minorHAnsi" w:eastAsiaTheme="minorEastAsia" w:hAnsiTheme="minorHAnsi"/>
           <w:noProof/>
           <w:kern w:val="2"/>
           <w:sz w:val="22"/>
@@ -9311,7 +9471,7 @@
         </w:tabs>
         <w:ind w:left="960"/>
         <w:rPr>
-          <w:rFonts w:asciiTheme="minorHAnsi" w:eastAsiaTheme="minorEastAsia" w:hAnsiTheme="minorHAnsi" w:hint="eastAsia"/>
+          <w:rFonts w:asciiTheme="minorHAnsi" w:eastAsiaTheme="minorEastAsia" w:hAnsiTheme="minorHAnsi"/>
           <w:noProof/>
           <w:kern w:val="2"/>
           <w:sz w:val="22"/>
@@ -9408,7 +9568,7 @@
           <w:tab w:val="right" w:leader="dot" w:pos="9062"/>
         </w:tabs>
         <w:rPr>
-          <w:rFonts w:asciiTheme="minorHAnsi" w:eastAsiaTheme="minorEastAsia" w:hAnsiTheme="minorHAnsi" w:hint="eastAsia"/>
+          <w:rFonts w:asciiTheme="minorHAnsi" w:eastAsiaTheme="minorEastAsia" w:hAnsiTheme="minorHAnsi"/>
           <w:noProof/>
           <w:kern w:val="2"/>
           <w:sz w:val="22"/>
@@ -9505,7 +9665,7 @@
           <w:tab w:val="right" w:leader="dot" w:pos="9062"/>
         </w:tabs>
         <w:rPr>
-          <w:rFonts w:asciiTheme="minorHAnsi" w:eastAsiaTheme="minorEastAsia" w:hAnsiTheme="minorHAnsi" w:hint="eastAsia"/>
+          <w:rFonts w:asciiTheme="minorHAnsi" w:eastAsiaTheme="minorEastAsia" w:hAnsiTheme="minorHAnsi"/>
           <w:noProof/>
           <w:kern w:val="2"/>
           <w:sz w:val="22"/>
@@ -9603,7 +9763,7 @@
         </w:tabs>
         <w:ind w:left="480"/>
         <w:rPr>
-          <w:rFonts w:asciiTheme="minorHAnsi" w:eastAsiaTheme="minorEastAsia" w:hAnsiTheme="minorHAnsi" w:hint="eastAsia"/>
+          <w:rFonts w:asciiTheme="minorHAnsi" w:eastAsiaTheme="minorEastAsia" w:hAnsiTheme="minorHAnsi"/>
           <w:noProof/>
           <w:kern w:val="2"/>
           <w:sz w:val="22"/>
@@ -9702,7 +9862,7 @@
         </w:tabs>
         <w:ind w:left="960"/>
         <w:rPr>
-          <w:rFonts w:asciiTheme="minorHAnsi" w:eastAsiaTheme="minorEastAsia" w:hAnsiTheme="minorHAnsi" w:hint="eastAsia"/>
+          <w:rFonts w:asciiTheme="minorHAnsi" w:eastAsiaTheme="minorEastAsia" w:hAnsiTheme="minorHAnsi"/>
           <w:noProof/>
           <w:kern w:val="2"/>
           <w:sz w:val="22"/>
@@ -9801,7 +9961,7 @@
         </w:tabs>
         <w:ind w:left="960"/>
         <w:rPr>
-          <w:rFonts w:asciiTheme="minorHAnsi" w:eastAsiaTheme="minorEastAsia" w:hAnsiTheme="minorHAnsi" w:hint="eastAsia"/>
+          <w:rFonts w:asciiTheme="minorHAnsi" w:eastAsiaTheme="minorEastAsia" w:hAnsiTheme="minorHAnsi"/>
           <w:noProof/>
           <w:kern w:val="2"/>
           <w:sz w:val="22"/>
@@ -9900,7 +10060,7 @@
         </w:tabs>
         <w:ind w:left="960"/>
         <w:rPr>
-          <w:rFonts w:asciiTheme="minorHAnsi" w:eastAsiaTheme="minorEastAsia" w:hAnsiTheme="minorHAnsi" w:hint="eastAsia"/>
+          <w:rFonts w:asciiTheme="minorHAnsi" w:eastAsiaTheme="minorEastAsia" w:hAnsiTheme="minorHAnsi"/>
           <w:noProof/>
           <w:kern w:val="2"/>
           <w:sz w:val="22"/>
@@ -10026,7 +10186,7 @@
         </w:tabs>
         <w:ind w:left="960"/>
         <w:rPr>
-          <w:rFonts w:asciiTheme="minorHAnsi" w:eastAsiaTheme="minorEastAsia" w:hAnsiTheme="minorHAnsi" w:hint="eastAsia"/>
+          <w:rFonts w:asciiTheme="minorHAnsi" w:eastAsiaTheme="minorEastAsia" w:hAnsiTheme="minorHAnsi"/>
           <w:noProof/>
           <w:kern w:val="2"/>
           <w:sz w:val="22"/>
@@ -10125,7 +10285,7 @@
         </w:tabs>
         <w:ind w:left="960"/>
         <w:rPr>
-          <w:rFonts w:asciiTheme="minorHAnsi" w:eastAsiaTheme="minorEastAsia" w:hAnsiTheme="minorHAnsi" w:hint="eastAsia"/>
+          <w:rFonts w:asciiTheme="minorHAnsi" w:eastAsiaTheme="minorEastAsia" w:hAnsiTheme="minorHAnsi"/>
           <w:noProof/>
           <w:kern w:val="2"/>
           <w:sz w:val="22"/>
@@ -10314,7 +10474,25 @@
           <w:sz w:val="22"/>
           <w:lang w:eastAsia="zh-CN"/>
         </w:rPr>
-        <w:t>第二类「问政建议类」：以人民建议征集、代表委员履职为主，侧重建言献策和公共事务参与。</w:t>
+        <w:t>第二类「问</w:t>
+      </w:r>
+      <w:proofErr w:type="gramStart"/>
+      <w:r>
+        <w:rPr>
+          <w:rFonts w:ascii="微软雅黑" w:eastAsia="微软雅黑" w:hAnsi="微软雅黑"/>
+          <w:sz w:val="22"/>
+          <w:lang w:eastAsia="zh-CN"/>
+        </w:rPr>
+        <w:t>政建议</w:t>
+      </w:r>
+      <w:proofErr w:type="gramEnd"/>
+      <w:r>
+        <w:rPr>
+          <w:rFonts w:ascii="微软雅黑" w:eastAsia="微软雅黑" w:hAnsi="微软雅黑"/>
+          <w:sz w:val="22"/>
+          <w:lang w:eastAsia="zh-CN"/>
+        </w:rPr>
+        <w:t>类」：以人民建议征集、代表委员履职为主，侧重建言献策和公共事务参与。</w:t>
       </w:r>
     </w:p>
     <w:p>
@@ -10574,6 +10752,7 @@
           <w:rFonts w:hint="eastAsia"/>
         </w:rPr>
       </w:pPr>
+      <w:proofErr w:type="spellStart"/>
       <w:r>
         <w:rPr>
           <w:rFonts w:ascii="微软雅黑" w:eastAsia="微软雅黑" w:hAnsi="微软雅黑"/>
@@ -10581,7 +10760,17 @@
           <w:color w:val="1A3C6E"/>
           <w:sz w:val="22"/>
         </w:rPr>
-        <w:t>官方网址：</w:t>
+        <w:t>官方网址</w:t>
+      </w:r>
+      <w:proofErr w:type="spellEnd"/>
+      <w:r>
+        <w:rPr>
+          <w:rFonts w:ascii="微软雅黑" w:eastAsia="微软雅黑" w:hAnsi="微软雅黑"/>
+          <w:b/>
+          <w:color w:val="1A3C6E"/>
+          <w:sz w:val="22"/>
+        </w:rPr>
+        <w:t>：</w:t>
       </w:r>
     </w:p>
     <w:p>
@@ -10593,12 +10782,21 @@
           <w:rFonts w:hint="eastAsia"/>
         </w:rPr>
       </w:pPr>
-      <w:r>
-        <w:rPr>
-          <w:rFonts w:ascii="微软雅黑" w:eastAsia="微软雅黑" w:hAnsi="微软雅黑"/>
-          <w:sz w:val="22"/>
-        </w:rPr>
-        <w:t>省长信箱登录页：https://www.sc.gov.cn/scszmail/login</w:t>
+      <w:proofErr w:type="spellStart"/>
+      <w:r>
+        <w:rPr>
+          <w:rFonts w:ascii="微软雅黑" w:eastAsia="微软雅黑" w:hAnsi="微软雅黑"/>
+          <w:sz w:val="22"/>
+        </w:rPr>
+        <w:t>省长信箱登录页：https</w:t>
+      </w:r>
+      <w:proofErr w:type="spellEnd"/>
+      <w:r>
+        <w:rPr>
+          <w:rFonts w:ascii="微软雅黑" w:eastAsia="微软雅黑" w:hAnsi="微软雅黑"/>
+          <w:sz w:val="22"/>
+        </w:rPr>
+        <w:t>://www.sc.gov.cn/scszmail/login</w:t>
       </w:r>
     </w:p>
     <w:p>
@@ -10610,12 +10808,21 @@
           <w:rFonts w:hint="eastAsia"/>
         </w:rPr>
       </w:pPr>
-      <w:r>
-        <w:rPr>
-          <w:rFonts w:ascii="微软雅黑" w:eastAsia="微软雅黑" w:hAnsi="微软雅黑"/>
-          <w:sz w:val="22"/>
-        </w:rPr>
-        <w:t>省信访局入口：https://xfj.sc.gov.cn</w:t>
+      <w:proofErr w:type="spellStart"/>
+      <w:r>
+        <w:rPr>
+          <w:rFonts w:ascii="微软雅黑" w:eastAsia="微软雅黑" w:hAnsi="微软雅黑"/>
+          <w:sz w:val="22"/>
+        </w:rPr>
+        <w:t>省信访局入口：https</w:t>
+      </w:r>
+      <w:proofErr w:type="spellEnd"/>
+      <w:r>
+        <w:rPr>
+          <w:rFonts w:ascii="微软雅黑" w:eastAsia="微软雅黑" w:hAnsi="微软雅黑"/>
+          <w:sz w:val="22"/>
+        </w:rPr>
+        <w:t>://xfj.sc.gov.cn</w:t>
       </w:r>
     </w:p>
     <w:p>
@@ -10676,7 +10883,25 @@
           <w:sz w:val="22"/>
           <w:lang w:eastAsia="zh-CN"/>
         </w:rPr>
-        <w:t>打开四川省政府官网 https://www.sc.gov.cn → 顶部「互动交流」→「省长信箱」（可切换省委书记信箱）</w:t>
+        <w:t>打开四川</w:t>
+      </w:r>
+      <w:proofErr w:type="gramStart"/>
+      <w:r>
+        <w:rPr>
+          <w:rFonts w:ascii="微软雅黑" w:eastAsia="微软雅黑" w:hAnsi="微软雅黑"/>
+          <w:sz w:val="22"/>
+          <w:lang w:eastAsia="zh-CN"/>
+        </w:rPr>
+        <w:t>省政府官网</w:t>
+      </w:r>
+      <w:proofErr w:type="gramEnd"/>
+      <w:r>
+        <w:rPr>
+          <w:rFonts w:ascii="微软雅黑" w:eastAsia="微软雅黑" w:hAnsi="微软雅黑"/>
+          <w:sz w:val="22"/>
+          <w:lang w:eastAsia="zh-CN"/>
+        </w:rPr>
+        <w:t xml:space="preserve"> https://www.sc.gov.cn → 顶部「互动交流」→「省长信箱」（可切换省委书记信箱）</w:t>
       </w:r>
     </w:p>
     <w:p>
@@ -10705,6 +10930,7 @@
           <w:rFonts w:hint="eastAsia"/>
         </w:rPr>
       </w:pPr>
+      <w:proofErr w:type="spellStart"/>
       <w:r>
         <w:rPr>
           <w:rFonts w:ascii="微软雅黑" w:eastAsia="微软雅黑" w:hAnsi="微软雅黑"/>
@@ -10712,6 +10938,7 @@
         </w:rPr>
         <w:t>省信访局入口</w:t>
       </w:r>
+      <w:proofErr w:type="spellEnd"/>
     </w:p>
     <w:p>
       <w:pPr>
@@ -10745,7 +10972,23 @@
           <w:rFonts w:ascii="微软雅黑" w:eastAsia="微软雅黑" w:hAnsi="微软雅黑"/>
           <w:color w:val="333333"/>
         </w:rPr>
-        <w:t>【主要针对】</w:t>
+        <w:t>【</w:t>
+      </w:r>
+      <w:proofErr w:type="spellStart"/>
+      <w:r>
+        <w:rPr>
+          <w:rFonts w:ascii="微软雅黑" w:eastAsia="微软雅黑" w:hAnsi="微软雅黑"/>
+          <w:color w:val="333333"/>
+        </w:rPr>
+        <w:t>主要针对</w:t>
+      </w:r>
+      <w:proofErr w:type="spellEnd"/>
+      <w:r>
+        <w:rPr>
+          <w:rFonts w:ascii="微软雅黑" w:eastAsia="微软雅黑" w:hAnsi="微软雅黑"/>
+          <w:color w:val="333333"/>
+        </w:rPr>
+        <w:t>】</w:t>
       </w:r>
       <w:bookmarkEnd w:id="8"/>
       <w:bookmarkEnd w:id="9"/>
@@ -10820,7 +11063,23 @@
           <w:rFonts w:ascii="微软雅黑" w:eastAsia="微软雅黑" w:hAnsi="微软雅黑"/>
           <w:color w:val="333333"/>
         </w:rPr>
-        <w:t>【注意事项】</w:t>
+        <w:t>【</w:t>
+      </w:r>
+      <w:proofErr w:type="spellStart"/>
+      <w:r>
+        <w:rPr>
+          <w:rFonts w:ascii="微软雅黑" w:eastAsia="微软雅黑" w:hAnsi="微软雅黑"/>
+          <w:color w:val="333333"/>
+        </w:rPr>
+        <w:t>注意事项</w:t>
+      </w:r>
+      <w:proofErr w:type="spellEnd"/>
+      <w:r>
+        <w:rPr>
+          <w:rFonts w:ascii="微软雅黑" w:eastAsia="微软雅黑" w:hAnsi="微软雅黑"/>
+          <w:color w:val="333333"/>
+        </w:rPr>
+        <w:t>】</w:t>
       </w:r>
       <w:bookmarkEnd w:id="10"/>
       <w:bookmarkEnd w:id="11"/>
@@ -10880,7 +11139,25 @@
           <w:sz w:val="22"/>
           <w:lang w:eastAsia="zh-CN"/>
         </w:rPr>
-        <w:t>可登录查询办理进度，同一事项勿重复提交</w:t>
+        <w:t>可登录查询办理进度，同一事项</w:t>
+      </w:r>
+      <w:proofErr w:type="gramStart"/>
+      <w:r>
+        <w:rPr>
+          <w:rFonts w:ascii="微软雅黑" w:eastAsia="微软雅黑" w:hAnsi="微软雅黑"/>
+          <w:sz w:val="22"/>
+          <w:lang w:eastAsia="zh-CN"/>
+        </w:rPr>
+        <w:t>勿</w:t>
+      </w:r>
+      <w:proofErr w:type="gramEnd"/>
+      <w:r>
+        <w:rPr>
+          <w:rFonts w:ascii="微软雅黑" w:eastAsia="微软雅黑" w:hAnsi="微软雅黑"/>
+          <w:sz w:val="22"/>
+          <w:lang w:eastAsia="zh-CN"/>
+        </w:rPr>
+        <w:t>重复提交</w:t>
       </w:r>
     </w:p>
     <w:p>
@@ -10931,7 +11208,25 @@
           <w:sz w:val="22"/>
           <w:lang w:eastAsia="zh-CN"/>
         </w:rPr>
-        <w:t>四川省信访局官方投诉专用平台，覆盖省、市、县三级信访体系，全程留痕可查，是四川省内最规范的网上信访主渠道。</w:t>
+        <w:t>四川省信访局官方投诉专用平台，覆盖省、市、县三级信访体系，全程留痕可查，是四川省内</w:t>
+      </w:r>
+      <w:proofErr w:type="gramStart"/>
+      <w:r>
+        <w:rPr>
+          <w:rFonts w:ascii="微软雅黑" w:eastAsia="微软雅黑" w:hAnsi="微软雅黑"/>
+          <w:sz w:val="22"/>
+          <w:lang w:eastAsia="zh-CN"/>
+        </w:rPr>
+        <w:t>最</w:t>
+      </w:r>
+      <w:proofErr w:type="gramEnd"/>
+      <w:r>
+        <w:rPr>
+          <w:rFonts w:ascii="微软雅黑" w:eastAsia="微软雅黑" w:hAnsi="微软雅黑"/>
+          <w:sz w:val="22"/>
+          <w:lang w:eastAsia="zh-CN"/>
+        </w:rPr>
+        <w:t>规范的网上信访主渠道。</w:t>
       </w:r>
     </w:p>
     <w:p>
@@ -10942,6 +11237,7 @@
           <w:rFonts w:hint="eastAsia"/>
         </w:rPr>
       </w:pPr>
+      <w:proofErr w:type="spellStart"/>
       <w:r>
         <w:rPr>
           <w:rFonts w:ascii="微软雅黑" w:eastAsia="微软雅黑" w:hAnsi="微软雅黑"/>
@@ -10949,7 +11245,17 @@
           <w:color w:val="1A3C6E"/>
           <w:sz w:val="22"/>
         </w:rPr>
-        <w:t>官方网址：</w:t>
+        <w:t>官方网址</w:t>
+      </w:r>
+      <w:proofErr w:type="spellEnd"/>
+      <w:r>
+        <w:rPr>
+          <w:rFonts w:ascii="微软雅黑" w:eastAsia="微软雅黑" w:hAnsi="微软雅黑"/>
+          <w:b/>
+          <w:color w:val="1A3C6E"/>
+          <w:sz w:val="22"/>
+        </w:rPr>
+        <w:t>：</w:t>
       </w:r>
     </w:p>
     <w:p>
@@ -10961,12 +11267,53 @@
           <w:rFonts w:hint="eastAsia"/>
         </w:rPr>
       </w:pPr>
-      <w:r>
-        <w:rPr>
-          <w:rFonts w:ascii="微软雅黑" w:eastAsia="微软雅黑" w:hAnsi="微软雅黑"/>
-          <w:sz w:val="22"/>
-        </w:rPr>
-        <w:t>平台登录页：https://xfj.sc.gov.cn/scweb/login?type=3</w:t>
+      <w:proofErr w:type="spellStart"/>
+      <w:r>
+        <w:rPr>
+          <w:rFonts w:ascii="微软雅黑" w:eastAsia="微软雅黑" w:hAnsi="微软雅黑"/>
+          <w:sz w:val="22"/>
+        </w:rPr>
+        <w:t>平台登录页：https</w:t>
+      </w:r>
+      <w:proofErr w:type="spellEnd"/>
+      <w:r>
+        <w:rPr>
+          <w:rFonts w:ascii="微软雅黑" w:eastAsia="微软雅黑" w:hAnsi="微软雅黑"/>
+          <w:sz w:val="22"/>
+        </w:rPr>
+        <w:t>://xfj.sc.gov.cn/</w:t>
+      </w:r>
+      <w:proofErr w:type="spellStart"/>
+      <w:r>
+        <w:rPr>
+          <w:rFonts w:ascii="微软雅黑" w:eastAsia="微软雅黑" w:hAnsi="微软雅黑"/>
+          <w:sz w:val="22"/>
+        </w:rPr>
+        <w:t>scweb</w:t>
+      </w:r>
+      <w:proofErr w:type="spellEnd"/>
+      <w:r>
+        <w:rPr>
+          <w:rFonts w:ascii="微软雅黑" w:eastAsia="微软雅黑" w:hAnsi="微软雅黑"/>
+          <w:sz w:val="22"/>
+        </w:rPr>
+        <w:t>/</w:t>
+      </w:r>
+      <w:proofErr w:type="spellStart"/>
+      <w:r>
+        <w:rPr>
+          <w:rFonts w:ascii="微软雅黑" w:eastAsia="微软雅黑" w:hAnsi="微软雅黑"/>
+          <w:sz w:val="22"/>
+        </w:rPr>
+        <w:t>login?type</w:t>
+      </w:r>
+      <w:proofErr w:type="spellEnd"/>
+      <w:r>
+        <w:rPr>
+          <w:rFonts w:ascii="微软雅黑" w:eastAsia="微软雅黑" w:hAnsi="微软雅黑"/>
+          <w:sz w:val="22"/>
+        </w:rPr>
+        <w:t>=3</w:t>
       </w:r>
     </w:p>
     <w:p>
@@ -10979,13 +11326,23 @@
           <w:lang w:eastAsia="zh-CN"/>
         </w:rPr>
       </w:pPr>
-      <w:r>
-        <w:rPr>
-          <w:rFonts w:ascii="微软雅黑" w:eastAsia="微软雅黑" w:hAnsi="微软雅黑"/>
-          <w:sz w:val="22"/>
-          <w:lang w:eastAsia="zh-CN"/>
-        </w:rPr>
-        <w:t>微信公众号：「四川信访」（底部「网上投诉」）</w:t>
+      <w:proofErr w:type="gramStart"/>
+      <w:r>
+        <w:rPr>
+          <w:rFonts w:ascii="微软雅黑" w:eastAsia="微软雅黑" w:hAnsi="微软雅黑"/>
+          <w:sz w:val="22"/>
+          <w:lang w:eastAsia="zh-CN"/>
+        </w:rPr>
+        <w:t>微信公众号</w:t>
+      </w:r>
+      <w:proofErr w:type="gramEnd"/>
+      <w:r>
+        <w:rPr>
+          <w:rFonts w:ascii="微软雅黑" w:eastAsia="微软雅黑" w:hAnsi="微软雅黑"/>
+          <w:sz w:val="22"/>
+          <w:lang w:eastAsia="zh-CN"/>
+        </w:rPr>
+        <w:t>：「四川信访」（底部「网上投诉」）</w:t>
       </w:r>
     </w:p>
     <w:p>
@@ -11001,7 +11358,23 @@
           <w:rFonts w:ascii="微软雅黑" w:eastAsia="微软雅黑" w:hAnsi="微软雅黑"/>
           <w:color w:val="333333"/>
         </w:rPr>
-        <w:t>【打开方式】</w:t>
+        <w:t>【</w:t>
+      </w:r>
+      <w:proofErr w:type="spellStart"/>
+      <w:r>
+        <w:rPr>
+          <w:rFonts w:ascii="微软雅黑" w:eastAsia="微软雅黑" w:hAnsi="微软雅黑"/>
+          <w:color w:val="333333"/>
+        </w:rPr>
+        <w:t>打开方式</w:t>
+      </w:r>
+      <w:proofErr w:type="spellEnd"/>
+      <w:r>
+        <w:rPr>
+          <w:rFonts w:ascii="微软雅黑" w:eastAsia="微软雅黑" w:hAnsi="微软雅黑"/>
+          <w:color w:val="333333"/>
+        </w:rPr>
+        <w:t>】</w:t>
       </w:r>
       <w:bookmarkEnd w:id="14"/>
       <w:bookmarkEnd w:id="15"/>
@@ -11014,6 +11387,7 @@
           <w:rFonts w:hint="eastAsia"/>
         </w:rPr>
       </w:pPr>
+      <w:proofErr w:type="spellStart"/>
       <w:r>
         <w:rPr>
           <w:rFonts w:ascii="微软雅黑" w:eastAsia="微软雅黑" w:hAnsi="微软雅黑"/>
@@ -11023,6 +11397,7 @@
         </w:rPr>
         <w:t>网页端</w:t>
       </w:r>
+      <w:proofErr w:type="spellEnd"/>
     </w:p>
     <w:p>
       <w:pPr>
@@ -11089,6 +11464,7 @@
           <w:rFonts w:hint="eastAsia"/>
         </w:rPr>
       </w:pPr>
+      <w:proofErr w:type="spellStart"/>
       <w:r>
         <w:rPr>
           <w:rFonts w:ascii="微软雅黑" w:eastAsia="微软雅黑" w:hAnsi="微软雅黑"/>
@@ -11096,7 +11472,17 @@
           <w:color w:val="2C5F8A"/>
           <w:sz w:val="22"/>
         </w:rPr>
-        <w:t>微信公众号（最便捷）</w:t>
+        <w:t>微信公众号（最便捷</w:t>
+      </w:r>
+      <w:proofErr w:type="spellEnd"/>
+      <w:r>
+        <w:rPr>
+          <w:rFonts w:ascii="微软雅黑" w:eastAsia="微软雅黑" w:hAnsi="微软雅黑"/>
+          <w:b/>
+          <w:color w:val="2C5F8A"/>
+          <w:sz w:val="22"/>
+        </w:rPr>
+        <w:t>）</w:t>
       </w:r>
     </w:p>
     <w:p>
@@ -11109,13 +11495,23 @@
           <w:lang w:eastAsia="zh-CN"/>
         </w:rPr>
       </w:pPr>
-      <w:r>
-        <w:rPr>
-          <w:rFonts w:ascii="微软雅黑" w:eastAsia="微软雅黑" w:hAnsi="微软雅黑"/>
-          <w:sz w:val="22"/>
-          <w:lang w:eastAsia="zh-CN"/>
-        </w:rPr>
-        <w:t>微信关注「四川信访」→ 底部「网上投诉」→ 实名登录后提交</w:t>
+      <w:proofErr w:type="gramStart"/>
+      <w:r>
+        <w:rPr>
+          <w:rFonts w:ascii="微软雅黑" w:eastAsia="微软雅黑" w:hAnsi="微软雅黑"/>
+          <w:sz w:val="22"/>
+          <w:lang w:eastAsia="zh-CN"/>
+        </w:rPr>
+        <w:t>微信关注</w:t>
+      </w:r>
+      <w:proofErr w:type="gramEnd"/>
+      <w:r>
+        <w:rPr>
+          <w:rFonts w:ascii="微软雅黑" w:eastAsia="微软雅黑" w:hAnsi="微软雅黑"/>
+          <w:sz w:val="22"/>
+          <w:lang w:eastAsia="zh-CN"/>
+        </w:rPr>
+        <w:t>「四川信访」→ 底部「网上投诉」→ 实名登录后提交</w:t>
       </w:r>
     </w:p>
     <w:p>
@@ -11131,7 +11527,23 @@
           <w:rFonts w:ascii="微软雅黑" w:eastAsia="微软雅黑" w:hAnsi="微软雅黑"/>
           <w:color w:val="333333"/>
         </w:rPr>
-        <w:t>【主要针对】</w:t>
+        <w:t>【</w:t>
+      </w:r>
+      <w:proofErr w:type="spellStart"/>
+      <w:r>
+        <w:rPr>
+          <w:rFonts w:ascii="微软雅黑" w:eastAsia="微软雅黑" w:hAnsi="微软雅黑"/>
+          <w:color w:val="333333"/>
+        </w:rPr>
+        <w:t>主要针对</w:t>
+      </w:r>
+      <w:proofErr w:type="spellEnd"/>
+      <w:r>
+        <w:rPr>
+          <w:rFonts w:ascii="微软雅黑" w:eastAsia="微软雅黑" w:hAnsi="微软雅黑"/>
+          <w:color w:val="333333"/>
+        </w:rPr>
+        <w:t>】</w:t>
       </w:r>
       <w:bookmarkEnd w:id="16"/>
       <w:bookmarkEnd w:id="17"/>
@@ -11206,7 +11618,23 @@
           <w:rFonts w:ascii="微软雅黑" w:eastAsia="微软雅黑" w:hAnsi="微软雅黑"/>
           <w:color w:val="333333"/>
         </w:rPr>
-        <w:t>【注意事项】</w:t>
+        <w:t>【</w:t>
+      </w:r>
+      <w:proofErr w:type="spellStart"/>
+      <w:r>
+        <w:rPr>
+          <w:rFonts w:ascii="微软雅黑" w:eastAsia="微软雅黑" w:hAnsi="微软雅黑"/>
+          <w:color w:val="333333"/>
+        </w:rPr>
+        <w:t>注意事项</w:t>
+      </w:r>
+      <w:proofErr w:type="spellEnd"/>
+      <w:r>
+        <w:rPr>
+          <w:rFonts w:ascii="微软雅黑" w:eastAsia="微软雅黑" w:hAnsi="微软雅黑"/>
+          <w:color w:val="333333"/>
+        </w:rPr>
+        <w:t>】</w:t>
       </w:r>
       <w:bookmarkEnd w:id="18"/>
       <w:bookmarkEnd w:id="19"/>
@@ -11336,6 +11764,7 @@
           <w:rFonts w:hint="eastAsia"/>
         </w:rPr>
       </w:pPr>
+      <w:proofErr w:type="spellStart"/>
       <w:r>
         <w:rPr>
           <w:rFonts w:ascii="微软雅黑" w:eastAsia="微软雅黑" w:hAnsi="微软雅黑"/>
@@ -11343,7 +11772,17 @@
           <w:color w:val="1A3C6E"/>
           <w:sz w:val="22"/>
         </w:rPr>
-        <w:t>官方网址：</w:t>
+        <w:t>官方网址</w:t>
+      </w:r>
+      <w:proofErr w:type="spellEnd"/>
+      <w:r>
+        <w:rPr>
+          <w:rFonts w:ascii="微软雅黑" w:eastAsia="微软雅黑" w:hAnsi="微软雅黑"/>
+          <w:b/>
+          <w:color w:val="1A3C6E"/>
+          <w:sz w:val="22"/>
+        </w:rPr>
+        <w:t>：</w:t>
       </w:r>
     </w:p>
     <w:p>
@@ -11355,12 +11794,21 @@
           <w:rFonts w:hint="eastAsia"/>
         </w:rPr>
       </w:pPr>
-      <w:r>
-        <w:rPr>
-          <w:rFonts w:ascii="微软雅黑" w:eastAsia="微软雅黑" w:hAnsi="微软雅黑"/>
-          <w:sz w:val="22"/>
-        </w:rPr>
-        <w:t>平台直达地址：https://tousu.https://www.gov.cn/dc/index.htm（必须带完整路径）</w:t>
+      <w:proofErr w:type="spellStart"/>
+      <w:r>
+        <w:rPr>
+          <w:rFonts w:ascii="微软雅黑" w:eastAsia="微软雅黑" w:hAnsi="微软雅黑"/>
+          <w:sz w:val="22"/>
+        </w:rPr>
+        <w:t>平台直达地址：https</w:t>
+      </w:r>
+      <w:proofErr w:type="spellEnd"/>
+      <w:r>
+        <w:rPr>
+          <w:rFonts w:ascii="微软雅黑" w:eastAsia="微软雅黑" w:hAnsi="微软雅黑"/>
+          <w:sz w:val="22"/>
+        </w:rPr>
+        <w:t>://tousu.https://www.gov.cn/dc/index.htm（必须带完整路径）</w:t>
       </w:r>
     </w:p>
     <w:p>
@@ -11373,13 +11821,23 @@
           <w:lang w:eastAsia="zh-CN"/>
         </w:rPr>
       </w:pPr>
-      <w:r>
-        <w:rPr>
-          <w:rFonts w:ascii="微软雅黑" w:eastAsia="微软雅黑" w:hAnsi="微软雅黑"/>
-          <w:sz w:val="22"/>
-          <w:lang w:eastAsia="zh-CN"/>
-        </w:rPr>
-        <w:t>微信/支付宝小程序：搜索「国务院客户端」（认准国务院办公厅主办）</w:t>
+      <w:proofErr w:type="gramStart"/>
+      <w:r>
+        <w:rPr>
+          <w:rFonts w:ascii="微软雅黑" w:eastAsia="微软雅黑" w:hAnsi="微软雅黑"/>
+          <w:sz w:val="22"/>
+          <w:lang w:eastAsia="zh-CN"/>
+        </w:rPr>
+        <w:t>微信</w:t>
+      </w:r>
+      <w:proofErr w:type="gramEnd"/>
+      <w:r>
+        <w:rPr>
+          <w:rFonts w:ascii="微软雅黑" w:eastAsia="微软雅黑" w:hAnsi="微软雅黑"/>
+          <w:sz w:val="22"/>
+          <w:lang w:eastAsia="zh-CN"/>
+        </w:rPr>
+        <w:t>/支付宝小程序：搜索「国务院客户端」（认准国务院办公厅主办）</w:t>
       </w:r>
     </w:p>
     <w:p>
@@ -11395,7 +11853,23 @@
           <w:rFonts w:ascii="微软雅黑" w:eastAsia="微软雅黑" w:hAnsi="微软雅黑"/>
           <w:color w:val="333333"/>
         </w:rPr>
-        <w:t>【打开方式】</w:t>
+        <w:t>【</w:t>
+      </w:r>
+      <w:proofErr w:type="spellStart"/>
+      <w:r>
+        <w:rPr>
+          <w:rFonts w:ascii="微软雅黑" w:eastAsia="微软雅黑" w:hAnsi="微软雅黑"/>
+          <w:color w:val="333333"/>
+        </w:rPr>
+        <w:t>打开方式</w:t>
+      </w:r>
+      <w:proofErr w:type="spellEnd"/>
+      <w:r>
+        <w:rPr>
+          <w:rFonts w:ascii="微软雅黑" w:eastAsia="微软雅黑" w:hAnsi="微软雅黑"/>
+          <w:color w:val="333333"/>
+        </w:rPr>
+        <w:t>】</w:t>
       </w:r>
       <w:bookmarkEnd w:id="22"/>
       <w:bookmarkEnd w:id="23"/>
@@ -11408,6 +11882,7 @@
           <w:rFonts w:hint="eastAsia"/>
         </w:rPr>
       </w:pPr>
+      <w:proofErr w:type="spellStart"/>
       <w:r>
         <w:rPr>
           <w:rFonts w:ascii="微软雅黑" w:eastAsia="微软雅黑" w:hAnsi="微软雅黑"/>
@@ -11417,6 +11892,7 @@
         </w:rPr>
         <w:t>网页端</w:t>
       </w:r>
+      <w:proofErr w:type="spellEnd"/>
     </w:p>
     <w:p>
       <w:pPr>
@@ -11434,7 +11910,25 @@
           <w:sz w:val="22"/>
           <w:lang w:eastAsia="zh-CN"/>
         </w:rPr>
-        <w:t>浏览器输入完整地址 https://tousu.https://www.gov.cn/dc/index.htm（仅输根域名无法打开）</w:t>
+        <w:t>浏览器输入完整地址 https://tousu.https://www.gov.cn/dc/index.htm（</w:t>
+      </w:r>
+      <w:proofErr w:type="gramStart"/>
+      <w:r>
+        <w:rPr>
+          <w:rFonts w:ascii="微软雅黑" w:eastAsia="微软雅黑" w:hAnsi="微软雅黑"/>
+          <w:sz w:val="22"/>
+          <w:lang w:eastAsia="zh-CN"/>
+        </w:rPr>
+        <w:t>仅输根域名</w:t>
+      </w:r>
+      <w:proofErr w:type="gramEnd"/>
+      <w:r>
+        <w:rPr>
+          <w:rFonts w:ascii="微软雅黑" w:eastAsia="微软雅黑" w:hAnsi="微软雅黑"/>
+          <w:sz w:val="22"/>
+          <w:lang w:eastAsia="zh-CN"/>
+        </w:rPr>
+        <w:t>无法打开）</w:t>
       </w:r>
     </w:p>
     <w:p>
@@ -11483,6 +11977,7 @@
           <w:rFonts w:hint="eastAsia"/>
         </w:rPr>
       </w:pPr>
+      <w:proofErr w:type="spellStart"/>
       <w:r>
         <w:rPr>
           <w:rFonts w:ascii="微软雅黑" w:eastAsia="微软雅黑" w:hAnsi="微软雅黑"/>
@@ -11490,7 +11985,17 @@
           <w:color w:val="2C5F8A"/>
           <w:sz w:val="22"/>
         </w:rPr>
-        <w:t>小程序端（最便捷）</w:t>
+        <w:t>小程序端（最便捷</w:t>
+      </w:r>
+      <w:proofErr w:type="spellEnd"/>
+      <w:r>
+        <w:rPr>
+          <w:rFonts w:ascii="微软雅黑" w:eastAsia="微软雅黑" w:hAnsi="微软雅黑"/>
+          <w:b/>
+          <w:color w:val="2C5F8A"/>
+          <w:sz w:val="22"/>
+        </w:rPr>
+        <w:t>）</w:t>
       </w:r>
     </w:p>
     <w:p>
@@ -11503,13 +12008,23 @@
           <w:lang w:eastAsia="zh-CN"/>
         </w:rPr>
       </w:pPr>
-      <w:r>
-        <w:rPr>
-          <w:rFonts w:ascii="微软雅黑" w:eastAsia="微软雅黑" w:hAnsi="微软雅黑"/>
-          <w:sz w:val="22"/>
-          <w:lang w:eastAsia="zh-CN"/>
-        </w:rPr>
-        <w:t>微信/支付宝搜索「国务院客户端」官方小程序 → 首页「互联网+督查」→「群众反映问题通道」→ 实名后提交</w:t>
+      <w:proofErr w:type="gramStart"/>
+      <w:r>
+        <w:rPr>
+          <w:rFonts w:ascii="微软雅黑" w:eastAsia="微软雅黑" w:hAnsi="微软雅黑"/>
+          <w:sz w:val="22"/>
+          <w:lang w:eastAsia="zh-CN"/>
+        </w:rPr>
+        <w:t>微信</w:t>
+      </w:r>
+      <w:proofErr w:type="gramEnd"/>
+      <w:r>
+        <w:rPr>
+          <w:rFonts w:ascii="微软雅黑" w:eastAsia="微软雅黑" w:hAnsi="微软雅黑"/>
+          <w:sz w:val="22"/>
+          <w:lang w:eastAsia="zh-CN"/>
+        </w:rPr>
+        <w:t>/支付宝搜索「国务院客户端」官方小程序 → 首页「互联网+督查」→「群众反映问题通道」→ 实名后提交</w:t>
       </w:r>
     </w:p>
     <w:p>
@@ -11525,7 +12040,23 @@
           <w:rFonts w:ascii="微软雅黑" w:eastAsia="微软雅黑" w:hAnsi="微软雅黑"/>
           <w:color w:val="333333"/>
         </w:rPr>
-        <w:t>【主要针对】</w:t>
+        <w:t>【</w:t>
+      </w:r>
+      <w:proofErr w:type="spellStart"/>
+      <w:r>
+        <w:rPr>
+          <w:rFonts w:ascii="微软雅黑" w:eastAsia="微软雅黑" w:hAnsi="微软雅黑"/>
+          <w:color w:val="333333"/>
+        </w:rPr>
+        <w:t>主要针对</w:t>
+      </w:r>
+      <w:proofErr w:type="spellEnd"/>
+      <w:r>
+        <w:rPr>
+          <w:rFonts w:ascii="微软雅黑" w:eastAsia="微软雅黑" w:hAnsi="微软雅黑"/>
+          <w:color w:val="333333"/>
+        </w:rPr>
+        <w:t>】</w:t>
       </w:r>
       <w:bookmarkEnd w:id="24"/>
       <w:bookmarkEnd w:id="25"/>
@@ -11639,7 +12170,23 @@
           <w:rFonts w:ascii="微软雅黑" w:eastAsia="微软雅黑" w:hAnsi="微软雅黑"/>
           <w:color w:val="333333"/>
         </w:rPr>
-        <w:t>【注意事项】</w:t>
+        <w:t>【</w:t>
+      </w:r>
+      <w:proofErr w:type="spellStart"/>
+      <w:r>
+        <w:rPr>
+          <w:rFonts w:ascii="微软雅黑" w:eastAsia="微软雅黑" w:hAnsi="微软雅黑"/>
+          <w:color w:val="333333"/>
+        </w:rPr>
+        <w:t>注意事项</w:t>
+      </w:r>
+      <w:proofErr w:type="spellEnd"/>
+      <w:r>
+        <w:rPr>
+          <w:rFonts w:ascii="微软雅黑" w:eastAsia="微软雅黑" w:hAnsi="微软雅黑"/>
+          <w:color w:val="333333"/>
+        </w:rPr>
+        <w:t>】</w:t>
       </w:r>
       <w:bookmarkEnd w:id="26"/>
       <w:bookmarkEnd w:id="27"/>
@@ -11727,7 +12274,27 @@
           <w:sz w:val="28"/>
           <w:lang w:eastAsia="zh-CN"/>
         </w:rPr>
-        <w:t>四、人民网领导留言板</w:t>
+        <w:t>四、</w:t>
+      </w:r>
+      <w:proofErr w:type="gramStart"/>
+      <w:r>
+        <w:rPr>
+          <w:rFonts w:ascii="微软雅黑" w:eastAsia="微软雅黑" w:hAnsi="微软雅黑"/>
+          <w:color w:val="2C5F8A"/>
+          <w:sz w:val="28"/>
+          <w:lang w:eastAsia="zh-CN"/>
+        </w:rPr>
+        <w:t>人民网领导</w:t>
+      </w:r>
+      <w:proofErr w:type="gramEnd"/>
+      <w:r>
+        <w:rPr>
+          <w:rFonts w:ascii="微软雅黑" w:eastAsia="微软雅黑" w:hAnsi="微软雅黑"/>
+          <w:color w:val="2C5F8A"/>
+          <w:sz w:val="28"/>
+          <w:lang w:eastAsia="zh-CN"/>
+        </w:rPr>
+        <w:t>留言板</w:t>
       </w:r>
       <w:bookmarkEnd w:id="28"/>
       <w:bookmarkEnd w:id="29"/>
@@ -11789,12 +12356,21 @@
           <w:rFonts w:hint="eastAsia"/>
         </w:rPr>
       </w:pPr>
-      <w:r>
-        <w:rPr>
-          <w:rFonts w:ascii="微软雅黑" w:eastAsia="微软雅黑" w:hAnsi="微软雅黑"/>
-          <w:sz w:val="22"/>
-        </w:rPr>
-        <w:t>平台首页：https://liuyan.people.com.cn</w:t>
+      <w:proofErr w:type="spellStart"/>
+      <w:r>
+        <w:rPr>
+          <w:rFonts w:ascii="微软雅黑" w:eastAsia="微软雅黑" w:hAnsi="微软雅黑"/>
+          <w:sz w:val="22"/>
+        </w:rPr>
+        <w:t>平台首页：https</w:t>
+      </w:r>
+      <w:proofErr w:type="spellEnd"/>
+      <w:r>
+        <w:rPr>
+          <w:rFonts w:ascii="微软雅黑" w:eastAsia="微软雅黑" w:hAnsi="微软雅黑"/>
+          <w:sz w:val="22"/>
+        </w:rPr>
+        <w:t>://liuyan.people.com.cn</w:t>
       </w:r>
     </w:p>
     <w:p>
@@ -11824,6 +12400,7 @@
           <w:lang w:eastAsia="zh-CN"/>
         </w:rPr>
       </w:pPr>
+      <w:proofErr w:type="gramStart"/>
       <w:r>
         <w:rPr>
           <w:rFonts w:ascii="微软雅黑" w:eastAsia="微软雅黑" w:hAnsi="微软雅黑"/>
@@ -11832,7 +12409,18 @@
           <w:sz w:val="22"/>
           <w:lang w:eastAsia="zh-CN"/>
         </w:rPr>
-        <w:t>微信小程序：搜索「领导留言板」</w:t>
+        <w:t>微信小</w:t>
+      </w:r>
+      <w:proofErr w:type="gramEnd"/>
+      <w:r>
+        <w:rPr>
+          <w:rFonts w:ascii="微软雅黑" w:eastAsia="微软雅黑" w:hAnsi="微软雅黑"/>
+          <w:b/>
+          <w:color w:val="2C5F8A"/>
+          <w:sz w:val="22"/>
+          <w:lang w:eastAsia="zh-CN"/>
+        </w:rPr>
+        <w:t>程序：搜索「领导留言板」</w:t>
       </w:r>
     </w:p>
     <w:p>
@@ -11931,7 +12519,25 @@
           <w:sz w:val="22"/>
           <w:lang w:eastAsia="zh-CN"/>
         </w:rPr>
-        <w:t>点击「我要留言」→ 填写标题、类型（投诉/求助/咨询/建议）、内容、事发地、联系电话 → 可上传图片 → 提交</w:t>
+        <w:t>点击「我要留言」→ 填写标题、类型（投诉/求助/咨询/建议）、内容、事发地、联系电话 → 可上</w:t>
+      </w:r>
+      <w:proofErr w:type="gramStart"/>
+      <w:r>
+        <w:rPr>
+          <w:rFonts w:ascii="微软雅黑" w:eastAsia="微软雅黑" w:hAnsi="微软雅黑"/>
+          <w:sz w:val="22"/>
+          <w:lang w:eastAsia="zh-CN"/>
+        </w:rPr>
+        <w:t>传图片</w:t>
+      </w:r>
+      <w:proofErr w:type="gramEnd"/>
+      <w:r>
+        <w:rPr>
+          <w:rFonts w:ascii="微软雅黑" w:eastAsia="微软雅黑" w:hAnsi="微软雅黑"/>
+          <w:sz w:val="22"/>
+          <w:lang w:eastAsia="zh-CN"/>
+        </w:rPr>
+        <w:t xml:space="preserve"> → 提交</w:t>
       </w:r>
     </w:p>
     <w:p>
@@ -11961,6 +12567,7 @@
           <w:rFonts w:hint="eastAsia"/>
         </w:rPr>
       </w:pPr>
+      <w:proofErr w:type="spellStart"/>
       <w:r>
         <w:rPr>
           <w:rFonts w:ascii="微软雅黑" w:eastAsia="微软雅黑" w:hAnsi="微软雅黑"/>
@@ -11968,7 +12575,17 @@
           <w:color w:val="2C5F8A"/>
           <w:sz w:val="22"/>
         </w:rPr>
-        <w:t>微信小程序（最便捷）</w:t>
+        <w:t>微信小程序（最便捷</w:t>
+      </w:r>
+      <w:proofErr w:type="spellEnd"/>
+      <w:r>
+        <w:rPr>
+          <w:rFonts w:ascii="微软雅黑" w:eastAsia="微软雅黑" w:hAnsi="微软雅黑"/>
+          <w:b/>
+          <w:color w:val="2C5F8A"/>
+          <w:sz w:val="22"/>
+        </w:rPr>
+        <w:t>）</w:t>
       </w:r>
     </w:p>
     <w:p>
@@ -11981,6 +12598,7 @@
           <w:lang w:eastAsia="zh-CN"/>
         </w:rPr>
       </w:pPr>
+      <w:proofErr w:type="gramStart"/>
       <w:r>
         <w:rPr>
           <w:rFonts w:ascii="微软雅黑" w:eastAsia="微软雅黑" w:hAnsi="微软雅黑"/>
@@ -11988,7 +12606,16 @@
           <w:lang w:eastAsia="zh-CN"/>
         </w:rPr>
         <w:lastRenderedPageBreak/>
-        <w:t>微信搜索「领导留言板」小程序 → 登录 → 选四川省 → 选领导 →「我要留言」→ 填写提交</w:t>
+        <w:t>微信搜索</w:t>
+      </w:r>
+      <w:proofErr w:type="gramEnd"/>
+      <w:r>
+        <w:rPr>
+          <w:rFonts w:ascii="微软雅黑" w:eastAsia="微软雅黑" w:hAnsi="微软雅黑"/>
+          <w:sz w:val="22"/>
+          <w:lang w:eastAsia="zh-CN"/>
+        </w:rPr>
+        <w:t>「领导留言板」小程序 → 登录 → 选四川省 → 选领导 →「我要留言」→ 填写提交</w:t>
       </w:r>
     </w:p>
     <w:p>
@@ -12004,7 +12631,23 @@
           <w:rFonts w:ascii="微软雅黑" w:eastAsia="微软雅黑" w:hAnsi="微软雅黑"/>
           <w:color w:val="333333"/>
         </w:rPr>
-        <w:t>【主要针对】</w:t>
+        <w:t>【</w:t>
+      </w:r>
+      <w:proofErr w:type="spellStart"/>
+      <w:r>
+        <w:rPr>
+          <w:rFonts w:ascii="微软雅黑" w:eastAsia="微软雅黑" w:hAnsi="微软雅黑"/>
+          <w:color w:val="333333"/>
+        </w:rPr>
+        <w:t>主要针对</w:t>
+      </w:r>
+      <w:proofErr w:type="spellEnd"/>
+      <w:r>
+        <w:rPr>
+          <w:rFonts w:ascii="微软雅黑" w:eastAsia="微软雅黑" w:hAnsi="微软雅黑"/>
+          <w:color w:val="333333"/>
+        </w:rPr>
+        <w:t>】</w:t>
       </w:r>
       <w:bookmarkEnd w:id="32"/>
       <w:bookmarkEnd w:id="33"/>
@@ -12117,7 +12760,23 @@
           <w:rFonts w:ascii="微软雅黑" w:eastAsia="微软雅黑" w:hAnsi="微软雅黑"/>
           <w:color w:val="333333"/>
         </w:rPr>
-        <w:t>【注意事项】</w:t>
+        <w:t>【</w:t>
+      </w:r>
+      <w:proofErr w:type="spellStart"/>
+      <w:r>
+        <w:rPr>
+          <w:rFonts w:ascii="微软雅黑" w:eastAsia="微软雅黑" w:hAnsi="微软雅黑"/>
+          <w:color w:val="333333"/>
+        </w:rPr>
+        <w:t>注意事项</w:t>
+      </w:r>
+      <w:proofErr w:type="spellEnd"/>
+      <w:r>
+        <w:rPr>
+          <w:rFonts w:ascii="微软雅黑" w:eastAsia="微软雅黑" w:hAnsi="微软雅黑"/>
+          <w:color w:val="333333"/>
+        </w:rPr>
+        <w:t>】</w:t>
       </w:r>
       <w:bookmarkEnd w:id="34"/>
       <w:bookmarkEnd w:id="35"/>
@@ -12188,6 +12847,7 @@
           <w:rFonts w:hint="eastAsia"/>
         </w:rPr>
       </w:pPr>
+      <w:proofErr w:type="spellStart"/>
       <w:r>
         <w:rPr>
           <w:rFonts w:ascii="微软雅黑" w:eastAsia="微软雅黑" w:hAnsi="微软雅黑"/>
@@ -12195,6 +12855,7 @@
         </w:rPr>
         <w:t>同一事项勿重复留言</w:t>
       </w:r>
+      <w:proofErr w:type="spellEnd"/>
     </w:p>
     <w:p>
       <w:pPr>
@@ -12262,6 +12923,7 @@
           <w:rFonts w:hint="eastAsia"/>
         </w:rPr>
       </w:pPr>
+      <w:proofErr w:type="spellStart"/>
       <w:r>
         <w:rPr>
           <w:rFonts w:ascii="微软雅黑" w:eastAsia="微软雅黑" w:hAnsi="微软雅黑"/>
@@ -12269,7 +12931,17 @@
           <w:color w:val="1A3C6E"/>
           <w:sz w:val="22"/>
         </w:rPr>
-        <w:t>官方网址：</w:t>
+        <w:t>官方网址</w:t>
+      </w:r>
+      <w:proofErr w:type="spellEnd"/>
+      <w:r>
+        <w:rPr>
+          <w:rFonts w:ascii="微软雅黑" w:eastAsia="微软雅黑" w:hAnsi="微软雅黑"/>
+          <w:b/>
+          <w:color w:val="1A3C6E"/>
+          <w:sz w:val="22"/>
+        </w:rPr>
+        <w:t>：</w:t>
       </w:r>
     </w:p>
     <w:p>
@@ -12281,12 +12953,21 @@
           <w:rFonts w:hint="eastAsia"/>
         </w:rPr>
       </w:pPr>
-      <w:r>
-        <w:rPr>
-          <w:rFonts w:ascii="微软雅黑" w:eastAsia="微软雅黑" w:hAnsi="微软雅黑"/>
-          <w:sz w:val="22"/>
-        </w:rPr>
-        <w:t>网上投诉受理办公室：https://wsxf.gjxfj.gov.cn/page/index.html</w:t>
+      <w:proofErr w:type="spellStart"/>
+      <w:r>
+        <w:rPr>
+          <w:rFonts w:ascii="微软雅黑" w:eastAsia="微软雅黑" w:hAnsi="微软雅黑"/>
+          <w:sz w:val="22"/>
+        </w:rPr>
+        <w:t>网上投诉受理办公室：https</w:t>
+      </w:r>
+      <w:proofErr w:type="spellEnd"/>
+      <w:r>
+        <w:rPr>
+          <w:rFonts w:ascii="微软雅黑" w:eastAsia="微软雅黑" w:hAnsi="微软雅黑"/>
+          <w:sz w:val="22"/>
+        </w:rPr>
+        <w:t>://wsxf.gjxfj.gov.cn/page/index.html</w:t>
       </w:r>
     </w:p>
     <w:p>
@@ -12298,12 +12979,21 @@
           <w:rFonts w:hint="eastAsia"/>
         </w:rPr>
       </w:pPr>
-      <w:r>
-        <w:rPr>
-          <w:rFonts w:ascii="微软雅黑" w:eastAsia="微软雅黑" w:hAnsi="微软雅黑"/>
-          <w:sz w:val="22"/>
-        </w:rPr>
-        <w:t>国家信访局官网：https://www.gjxfj.gov.cn</w:t>
+      <w:proofErr w:type="spellStart"/>
+      <w:r>
+        <w:rPr>
+          <w:rFonts w:ascii="微软雅黑" w:eastAsia="微软雅黑" w:hAnsi="微软雅黑"/>
+          <w:sz w:val="22"/>
+        </w:rPr>
+        <w:t>国家信访局官网：https</w:t>
+      </w:r>
+      <w:proofErr w:type="spellEnd"/>
+      <w:r>
+        <w:rPr>
+          <w:rFonts w:ascii="微软雅黑" w:eastAsia="微软雅黑" w:hAnsi="微软雅黑"/>
+          <w:sz w:val="22"/>
+        </w:rPr>
+        <w:t>://www.gjxfj.gov.cn</w:t>
       </w:r>
     </w:p>
     <w:p>
@@ -12316,13 +13006,23 @@
           <w:lang w:eastAsia="zh-CN"/>
         </w:rPr>
       </w:pPr>
-      <w:r>
-        <w:rPr>
-          <w:rFonts w:ascii="微软雅黑" w:eastAsia="微软雅黑" w:hAnsi="微软雅黑"/>
-          <w:sz w:val="22"/>
-          <w:lang w:eastAsia="zh-CN"/>
-        </w:rPr>
-        <w:t>微信公众号：「国家信访局」（底部「网上信访」）</w:t>
+      <w:proofErr w:type="gramStart"/>
+      <w:r>
+        <w:rPr>
+          <w:rFonts w:ascii="微软雅黑" w:eastAsia="微软雅黑" w:hAnsi="微软雅黑"/>
+          <w:sz w:val="22"/>
+          <w:lang w:eastAsia="zh-CN"/>
+        </w:rPr>
+        <w:t>微信公众号</w:t>
+      </w:r>
+      <w:proofErr w:type="gramEnd"/>
+      <w:r>
+        <w:rPr>
+          <w:rFonts w:ascii="微软雅黑" w:eastAsia="微软雅黑" w:hAnsi="微软雅黑"/>
+          <w:sz w:val="22"/>
+          <w:lang w:eastAsia="zh-CN"/>
+        </w:rPr>
+        <w:t>：「国家信访局」（底部「网上信访」）</w:t>
       </w:r>
     </w:p>
     <w:p>
@@ -12339,7 +13039,23 @@
           <w:color w:val="333333"/>
         </w:rPr>
         <w:lastRenderedPageBreak/>
-        <w:t>【打开方式】</w:t>
+        <w:t>【</w:t>
+      </w:r>
+      <w:proofErr w:type="spellStart"/>
+      <w:r>
+        <w:rPr>
+          <w:rFonts w:ascii="微软雅黑" w:eastAsia="微软雅黑" w:hAnsi="微软雅黑"/>
+          <w:color w:val="333333"/>
+        </w:rPr>
+        <w:t>打开方式</w:t>
+      </w:r>
+      <w:proofErr w:type="spellEnd"/>
+      <w:r>
+        <w:rPr>
+          <w:rFonts w:ascii="微软雅黑" w:eastAsia="微软雅黑" w:hAnsi="微软雅黑"/>
+          <w:color w:val="333333"/>
+        </w:rPr>
+        <w:t>】</w:t>
       </w:r>
       <w:bookmarkEnd w:id="38"/>
       <w:bookmarkEnd w:id="39"/>
@@ -12352,6 +13068,7 @@
           <w:rFonts w:hint="eastAsia"/>
         </w:rPr>
       </w:pPr>
+      <w:proofErr w:type="spellStart"/>
       <w:r>
         <w:rPr>
           <w:rFonts w:ascii="微软雅黑" w:eastAsia="微软雅黑" w:hAnsi="微软雅黑"/>
@@ -12361,6 +13078,7 @@
         </w:rPr>
         <w:t>网页端</w:t>
       </w:r>
+      <w:proofErr w:type="spellEnd"/>
     </w:p>
     <w:p>
       <w:pPr>
@@ -12427,6 +13145,7 @@
           <w:rFonts w:hint="eastAsia"/>
         </w:rPr>
       </w:pPr>
+      <w:proofErr w:type="spellStart"/>
       <w:r>
         <w:rPr>
           <w:rFonts w:ascii="微软雅黑" w:eastAsia="微软雅黑" w:hAnsi="微软雅黑"/>
@@ -12436,6 +13155,7 @@
         </w:rPr>
         <w:t>微信公众号</w:t>
       </w:r>
+      <w:proofErr w:type="spellEnd"/>
     </w:p>
     <w:p>
       <w:pPr>
@@ -12469,7 +13189,23 @@
           <w:rFonts w:ascii="微软雅黑" w:eastAsia="微软雅黑" w:hAnsi="微软雅黑"/>
           <w:color w:val="333333"/>
         </w:rPr>
-        <w:t>【主要针对】</w:t>
+        <w:t>【</w:t>
+      </w:r>
+      <w:proofErr w:type="spellStart"/>
+      <w:r>
+        <w:rPr>
+          <w:rFonts w:ascii="微软雅黑" w:eastAsia="微软雅黑" w:hAnsi="微软雅黑"/>
+          <w:color w:val="333333"/>
+        </w:rPr>
+        <w:t>主要针对</w:t>
+      </w:r>
+      <w:proofErr w:type="spellEnd"/>
+      <w:r>
+        <w:rPr>
+          <w:rFonts w:ascii="微软雅黑" w:eastAsia="微软雅黑" w:hAnsi="微软雅黑"/>
+          <w:color w:val="333333"/>
+        </w:rPr>
+        <w:t>】</w:t>
       </w:r>
       <w:bookmarkEnd w:id="40"/>
       <w:bookmarkEnd w:id="41"/>
@@ -12563,7 +13299,23 @@
           <w:rFonts w:ascii="微软雅黑" w:eastAsia="微软雅黑" w:hAnsi="微软雅黑"/>
           <w:color w:val="333333"/>
         </w:rPr>
-        <w:t>【注意事项】</w:t>
+        <w:t>【</w:t>
+      </w:r>
+      <w:proofErr w:type="spellStart"/>
+      <w:r>
+        <w:rPr>
+          <w:rFonts w:ascii="微软雅黑" w:eastAsia="微软雅黑" w:hAnsi="微软雅黑"/>
+          <w:color w:val="333333"/>
+        </w:rPr>
+        <w:t>注意事项</w:t>
+      </w:r>
+      <w:proofErr w:type="spellEnd"/>
+      <w:r>
+        <w:rPr>
+          <w:rFonts w:ascii="微软雅黑" w:eastAsia="微软雅黑" w:hAnsi="微软雅黑"/>
+          <w:color w:val="333333"/>
+        </w:rPr>
+        <w:t>】</w:t>
       </w:r>
       <w:bookmarkEnd w:id="42"/>
       <w:bookmarkEnd w:id="43"/>
@@ -12650,8 +13402,19 @@
           <w:sz w:val="21"/>
         </w:rPr>
         <w:lastRenderedPageBreak/>
-        <w:t>图3 信访事项办理流程图</w:t>
-      </w:r>
+        <w:t xml:space="preserve">图3 </w:t>
+      </w:r>
+      <w:proofErr w:type="spellStart"/>
+      <w:r>
+        <w:rPr>
+          <w:rFonts w:ascii="微软雅黑" w:eastAsia="微软雅黑" w:hAnsi="微软雅黑"/>
+          <w:b/>
+          <w:color w:val="1A3C6E"/>
+          <w:sz w:val="21"/>
+        </w:rPr>
+        <w:t>信访事项办理流程图</w:t>
+      </w:r>
+      <w:proofErr w:type="spellEnd"/>
     </w:p>
     <w:p>
       <w:pPr>
@@ -12666,9 +13429,9 @@
           <w:noProof/>
         </w:rPr>
         <w:drawing>
-          <wp:inline distT="0" distB="0" distL="0" distR="0" wp14:anchorId="2CE23EDC" wp14:editId="4F9DCAEA">
-            <wp:extent cx="4491486" cy="7213600"/>
-            <wp:effectExtent l="0" t="0" r="4445" b="6350"/>
+          <wp:inline distT="0" distB="0" distL="0" distR="0" wp14:anchorId="2CE23EDC" wp14:editId="1B7A3F22">
+            <wp:extent cx="5174823" cy="8311081"/>
+            <wp:effectExtent l="0" t="0" r="6985" b="0"/>
             <wp:docPr id="4" name="Picture 4"/>
             <wp:cNvGraphicFramePr>
               <a:graphicFrameLocks xmlns:a="http://schemas.openxmlformats.org/drawingml/2006/main" noChangeAspect="1"/>
@@ -12689,7 +13452,7 @@
                   <pic:spPr>
                     <a:xfrm>
                       <a:off x="0" y="0"/>
-                      <a:ext cx="7073092" cy="11359817"/>
+                      <a:ext cx="8169714" cy="13121059"/>
                     </a:xfrm>
                     <a:prstGeom prst="rect">
                       <a:avLst/>
@@ -12762,6 +13525,7 @@
           <w:rFonts w:hint="eastAsia"/>
         </w:rPr>
       </w:pPr>
+      <w:proofErr w:type="spellStart"/>
       <w:r>
         <w:rPr>
           <w:rFonts w:ascii="微软雅黑" w:eastAsia="微软雅黑" w:hAnsi="微软雅黑"/>
@@ -12769,7 +13533,17 @@
           <w:color w:val="1A3C6E"/>
           <w:sz w:val="22"/>
         </w:rPr>
-        <w:t>官方网址：</w:t>
+        <w:t>官方网址</w:t>
+      </w:r>
+      <w:proofErr w:type="spellEnd"/>
+      <w:r>
+        <w:rPr>
+          <w:rFonts w:ascii="微软雅黑" w:eastAsia="微软雅黑" w:hAnsi="微软雅黑"/>
+          <w:b/>
+          <w:color w:val="1A3C6E"/>
+          <w:sz w:val="22"/>
+        </w:rPr>
+        <w:t>：</w:t>
       </w:r>
     </w:p>
     <w:p>
@@ -12821,7 +13595,23 @@
           <w:rFonts w:ascii="微软雅黑" w:eastAsia="微软雅黑" w:hAnsi="微软雅黑"/>
           <w:color w:val="333333"/>
         </w:rPr>
-        <w:t>【打开方式】</w:t>
+        <w:t>【</w:t>
+      </w:r>
+      <w:proofErr w:type="spellStart"/>
+      <w:r>
+        <w:rPr>
+          <w:rFonts w:ascii="微软雅黑" w:eastAsia="微软雅黑" w:hAnsi="微软雅黑"/>
+          <w:color w:val="333333"/>
+        </w:rPr>
+        <w:t>打开方式</w:t>
+      </w:r>
+      <w:proofErr w:type="spellEnd"/>
+      <w:r>
+        <w:rPr>
+          <w:rFonts w:ascii="微软雅黑" w:eastAsia="微软雅黑" w:hAnsi="微软雅黑"/>
+          <w:color w:val="333333"/>
+        </w:rPr>
+        <w:t>】</w:t>
       </w:r>
       <w:bookmarkEnd w:id="46"/>
       <w:bookmarkEnd w:id="47"/>
@@ -12834,6 +13624,7 @@
           <w:rFonts w:hint="eastAsia"/>
         </w:rPr>
       </w:pPr>
+      <w:proofErr w:type="spellStart"/>
       <w:r>
         <w:rPr>
           <w:rFonts w:ascii="微软雅黑" w:eastAsia="微软雅黑" w:hAnsi="微软雅黑"/>
@@ -12843,6 +13634,7 @@
         </w:rPr>
         <w:t>网页端</w:t>
       </w:r>
+      <w:proofErr w:type="spellEnd"/>
     </w:p>
     <w:p>
       <w:pPr>
@@ -12909,6 +13701,7 @@
           <w:rFonts w:hint="eastAsia"/>
         </w:rPr>
       </w:pPr>
+      <w:proofErr w:type="spellStart"/>
       <w:r>
         <w:rPr>
           <w:rFonts w:ascii="微软雅黑" w:eastAsia="微软雅黑" w:hAnsi="微软雅黑"/>
@@ -12916,7 +13709,17 @@
           <w:color w:val="2C5F8A"/>
           <w:sz w:val="22"/>
         </w:rPr>
-        <w:t>电话拨打（最直接）</w:t>
+        <w:t>电话拨打（最直接</w:t>
+      </w:r>
+      <w:proofErr w:type="spellEnd"/>
+      <w:r>
+        <w:rPr>
+          <w:rFonts w:ascii="微软雅黑" w:eastAsia="微软雅黑" w:hAnsi="微软雅黑"/>
+          <w:b/>
+          <w:color w:val="2C5F8A"/>
+          <w:sz w:val="22"/>
+        </w:rPr>
+        <w:t>）</w:t>
       </w:r>
     </w:p>
     <w:p>
@@ -12970,7 +13773,23 @@
           <w:rFonts w:ascii="微软雅黑" w:eastAsia="微软雅黑" w:hAnsi="微软雅黑"/>
           <w:color w:val="333333"/>
         </w:rPr>
-        <w:t>【主要针对】</w:t>
+        <w:t>【</w:t>
+      </w:r>
+      <w:proofErr w:type="spellStart"/>
+      <w:r>
+        <w:rPr>
+          <w:rFonts w:ascii="微软雅黑" w:eastAsia="微软雅黑" w:hAnsi="微软雅黑"/>
+          <w:color w:val="333333"/>
+        </w:rPr>
+        <w:t>主要针对</w:t>
+      </w:r>
+      <w:proofErr w:type="spellEnd"/>
+      <w:r>
+        <w:rPr>
+          <w:rFonts w:ascii="微软雅黑" w:eastAsia="微软雅黑" w:hAnsi="微软雅黑"/>
+          <w:color w:val="333333"/>
+        </w:rPr>
+        <w:t>】</w:t>
       </w:r>
       <w:bookmarkEnd w:id="48"/>
       <w:bookmarkEnd w:id="49"/>
@@ -13084,7 +13903,23 @@
           <w:rFonts w:ascii="微软雅黑" w:eastAsia="微软雅黑" w:hAnsi="微软雅黑"/>
           <w:color w:val="333333"/>
         </w:rPr>
-        <w:t>【注意事项】</w:t>
+        <w:t>【</w:t>
+      </w:r>
+      <w:proofErr w:type="spellStart"/>
+      <w:r>
+        <w:rPr>
+          <w:rFonts w:ascii="微软雅黑" w:eastAsia="微软雅黑" w:hAnsi="微软雅黑"/>
+          <w:color w:val="333333"/>
+        </w:rPr>
+        <w:t>注意事项</w:t>
+      </w:r>
+      <w:proofErr w:type="spellEnd"/>
+      <w:r>
+        <w:rPr>
+          <w:rFonts w:ascii="微软雅黑" w:eastAsia="微软雅黑" w:hAnsi="微软雅黑"/>
+          <w:color w:val="333333"/>
+        </w:rPr>
+        <w:t>】</w:t>
       </w:r>
       <w:bookmarkEnd w:id="50"/>
       <w:bookmarkEnd w:id="51"/>
@@ -13124,7 +13959,25 @@
           <w:sz w:val="22"/>
           <w:lang w:eastAsia="zh-CN"/>
         </w:rPr>
-        <w:t>尽量提供详细事发地址和涉事单位，便于精准转办</w:t>
+        <w:t>尽量提供详细事发地址和</w:t>
+      </w:r>
+      <w:proofErr w:type="gramStart"/>
+      <w:r>
+        <w:rPr>
+          <w:rFonts w:ascii="微软雅黑" w:eastAsia="微软雅黑" w:hAnsi="微软雅黑"/>
+          <w:sz w:val="22"/>
+          <w:lang w:eastAsia="zh-CN"/>
+        </w:rPr>
+        <w:t>涉事</w:t>
+      </w:r>
+      <w:proofErr w:type="gramEnd"/>
+      <w:r>
+        <w:rPr>
+          <w:rFonts w:ascii="微软雅黑" w:eastAsia="微软雅黑" w:hAnsi="微软雅黑"/>
+          <w:sz w:val="22"/>
+          <w:lang w:eastAsia="zh-CN"/>
+        </w:rPr>
+        <w:t>单位，便于精准转办</w:t>
       </w:r>
     </w:p>
     <w:p>
@@ -13232,6 +14085,7 @@
           <w:rFonts w:hint="eastAsia"/>
         </w:rPr>
       </w:pPr>
+      <w:proofErr w:type="spellStart"/>
       <w:r>
         <w:rPr>
           <w:rFonts w:ascii="微软雅黑" w:eastAsia="微软雅黑" w:hAnsi="微软雅黑"/>
@@ -13239,7 +14093,17 @@
           <w:color w:val="1A3C6E"/>
           <w:sz w:val="22"/>
         </w:rPr>
-        <w:t>官方网址：</w:t>
+        <w:t>官方网址</w:t>
+      </w:r>
+      <w:proofErr w:type="spellEnd"/>
+      <w:r>
+        <w:rPr>
+          <w:rFonts w:ascii="微软雅黑" w:eastAsia="微软雅黑" w:hAnsi="微软雅黑"/>
+          <w:b/>
+          <w:color w:val="1A3C6E"/>
+          <w:sz w:val="22"/>
+        </w:rPr>
+        <w:t>：</w:t>
       </w:r>
     </w:p>
     <w:p>
@@ -13251,12 +14115,21 @@
           <w:rFonts w:hint="eastAsia"/>
         </w:rPr>
       </w:pPr>
-      <w:r>
-        <w:rPr>
-          <w:rFonts w:ascii="微软雅黑" w:eastAsia="微软雅黑" w:hAnsi="微软雅黑"/>
-          <w:sz w:val="22"/>
-        </w:rPr>
-        <w:t>官网首页：https://ly.scol.com.cn</w:t>
+      <w:proofErr w:type="spellStart"/>
+      <w:r>
+        <w:rPr>
+          <w:rFonts w:ascii="微软雅黑" w:eastAsia="微软雅黑" w:hAnsi="微软雅黑"/>
+          <w:sz w:val="22"/>
+        </w:rPr>
+        <w:t>官网首页：https</w:t>
+      </w:r>
+      <w:proofErr w:type="spellEnd"/>
+      <w:r>
+        <w:rPr>
+          <w:rFonts w:ascii="微软雅黑" w:eastAsia="微软雅黑" w:hAnsi="微软雅黑"/>
+          <w:sz w:val="22"/>
+        </w:rPr>
+        <w:t>://ly.scol.com.cn</w:t>
       </w:r>
     </w:p>
     <w:p>
@@ -13269,6 +14142,7 @@
           <w:lang w:eastAsia="zh-CN"/>
         </w:rPr>
       </w:pPr>
+      <w:proofErr w:type="gramStart"/>
       <w:r>
         <w:rPr>
           <w:rFonts w:ascii="微软雅黑" w:eastAsia="微软雅黑" w:hAnsi="微软雅黑"/>
@@ -13277,7 +14151,18 @@
           <w:sz w:val="22"/>
           <w:lang w:eastAsia="zh-CN"/>
         </w:rPr>
-        <w:t>微信小程序：搜索「问政四川」</w:t>
+        <w:t>微信小</w:t>
+      </w:r>
+      <w:proofErr w:type="gramEnd"/>
+      <w:r>
+        <w:rPr>
+          <w:rFonts w:ascii="微软雅黑" w:eastAsia="微软雅黑" w:hAnsi="微软雅黑"/>
+          <w:b/>
+          <w:color w:val="2C5F8A"/>
+          <w:sz w:val="22"/>
+          <w:lang w:eastAsia="zh-CN"/>
+        </w:rPr>
+        <w:t>程序：搜索「问政四川」</w:t>
       </w:r>
     </w:p>
     <w:p>
@@ -13310,7 +14195,23 @@
           <w:rFonts w:ascii="微软雅黑" w:eastAsia="微软雅黑" w:hAnsi="微软雅黑"/>
           <w:color w:val="333333"/>
         </w:rPr>
-        <w:t>【打开方式】</w:t>
+        <w:t>【</w:t>
+      </w:r>
+      <w:proofErr w:type="spellStart"/>
+      <w:r>
+        <w:rPr>
+          <w:rFonts w:ascii="微软雅黑" w:eastAsia="微软雅黑" w:hAnsi="微软雅黑"/>
+          <w:color w:val="333333"/>
+        </w:rPr>
+        <w:t>打开方式</w:t>
+      </w:r>
+      <w:proofErr w:type="spellEnd"/>
+      <w:r>
+        <w:rPr>
+          <w:rFonts w:ascii="微软雅黑" w:eastAsia="微软雅黑" w:hAnsi="微软雅黑"/>
+          <w:color w:val="333333"/>
+        </w:rPr>
+        <w:t>】</w:t>
       </w:r>
       <w:bookmarkEnd w:id="54"/>
       <w:bookmarkEnd w:id="55"/>
@@ -13323,6 +14224,7 @@
           <w:rFonts w:hint="eastAsia"/>
         </w:rPr>
       </w:pPr>
+      <w:proofErr w:type="spellStart"/>
       <w:r>
         <w:rPr>
           <w:rFonts w:ascii="微软雅黑" w:eastAsia="微软雅黑" w:hAnsi="微软雅黑"/>
@@ -13332,6 +14234,7 @@
         </w:rPr>
         <w:t>网页端</w:t>
       </w:r>
+      <w:proofErr w:type="spellEnd"/>
     </w:p>
     <w:p>
       <w:pPr>
@@ -13368,7 +14271,25 @@
           <w:sz w:val="22"/>
           <w:lang w:eastAsia="zh-CN"/>
         </w:rPr>
-        <w:t>选留言类型（投诉/求助/咨询/建议）→ 填标题、事发地（选四川对应区县）、涉事单位、内容 → 上传图片/视频 → 填手机号 → 提交</w:t>
+        <w:t>选留言类型（投诉/求助/咨询/建议）→ 填标题、事发地（选四川对应区县）、涉事单位、内容 → 上</w:t>
+      </w:r>
+      <w:proofErr w:type="gramStart"/>
+      <w:r>
+        <w:rPr>
+          <w:rFonts w:ascii="微软雅黑" w:eastAsia="微软雅黑" w:hAnsi="微软雅黑"/>
+          <w:sz w:val="22"/>
+          <w:lang w:eastAsia="zh-CN"/>
+        </w:rPr>
+        <w:t>传图片</w:t>
+      </w:r>
+      <w:proofErr w:type="gramEnd"/>
+      <w:r>
+        <w:rPr>
+          <w:rFonts w:ascii="微软雅黑" w:eastAsia="微软雅黑" w:hAnsi="微软雅黑"/>
+          <w:sz w:val="22"/>
+          <w:lang w:eastAsia="zh-CN"/>
+        </w:rPr>
+        <w:t>/视频 → 填手机号 → 提交</w:t>
       </w:r>
     </w:p>
     <w:p>
@@ -13398,6 +14319,7 @@
           <w:rFonts w:hint="eastAsia"/>
         </w:rPr>
       </w:pPr>
+      <w:proofErr w:type="spellStart"/>
       <w:r>
         <w:rPr>
           <w:rFonts w:ascii="微软雅黑" w:eastAsia="微软雅黑" w:hAnsi="微软雅黑"/>
@@ -13405,7 +14327,17 @@
           <w:color w:val="2C5F8A"/>
           <w:sz w:val="22"/>
         </w:rPr>
-        <w:t>微信小程序（最便捷）</w:t>
+        <w:t>微信小程序（最便捷</w:t>
+      </w:r>
+      <w:proofErr w:type="spellEnd"/>
+      <w:r>
+        <w:rPr>
+          <w:rFonts w:ascii="微软雅黑" w:eastAsia="微软雅黑" w:hAnsi="微软雅黑"/>
+          <w:b/>
+          <w:color w:val="2C5F8A"/>
+          <w:sz w:val="22"/>
+        </w:rPr>
+        <w:t>）</w:t>
       </w:r>
     </w:p>
     <w:p>
@@ -13418,13 +14350,23 @@
           <w:lang w:eastAsia="zh-CN"/>
         </w:rPr>
       </w:pPr>
-      <w:r>
-        <w:rPr>
-          <w:rFonts w:ascii="微软雅黑" w:eastAsia="微软雅黑" w:hAnsi="微软雅黑"/>
-          <w:sz w:val="22"/>
-          <w:lang w:eastAsia="zh-CN"/>
-        </w:rPr>
-        <w:t>微信搜索「问政四川」小程序 →「我要留言」→ 填写提交</w:t>
+      <w:proofErr w:type="gramStart"/>
+      <w:r>
+        <w:rPr>
+          <w:rFonts w:ascii="微软雅黑" w:eastAsia="微软雅黑" w:hAnsi="微软雅黑"/>
+          <w:sz w:val="22"/>
+          <w:lang w:eastAsia="zh-CN"/>
+        </w:rPr>
+        <w:t>微信搜索</w:t>
+      </w:r>
+      <w:proofErr w:type="gramEnd"/>
+      <w:r>
+        <w:rPr>
+          <w:rFonts w:ascii="微软雅黑" w:eastAsia="微软雅黑" w:hAnsi="微软雅黑"/>
+          <w:sz w:val="22"/>
+          <w:lang w:eastAsia="zh-CN"/>
+        </w:rPr>
+        <w:t>「问政四川」小程序 →「我要留言」→ 填写提交</w:t>
       </w:r>
     </w:p>
     <w:p>
@@ -13460,7 +14402,23 @@
           <w:rFonts w:ascii="微软雅黑" w:eastAsia="微软雅黑" w:hAnsi="微软雅黑"/>
           <w:color w:val="333333"/>
         </w:rPr>
-        <w:t>【主要针对】</w:t>
+        <w:t>【</w:t>
+      </w:r>
+      <w:proofErr w:type="spellStart"/>
+      <w:r>
+        <w:rPr>
+          <w:rFonts w:ascii="微软雅黑" w:eastAsia="微软雅黑" w:hAnsi="微软雅黑"/>
+          <w:color w:val="333333"/>
+        </w:rPr>
+        <w:t>主要针对</w:t>
+      </w:r>
+      <w:proofErr w:type="spellEnd"/>
+      <w:r>
+        <w:rPr>
+          <w:rFonts w:ascii="微软雅黑" w:eastAsia="微软雅黑" w:hAnsi="微软雅黑"/>
+          <w:color w:val="333333"/>
+        </w:rPr>
+        <w:t>】</w:t>
       </w:r>
       <w:bookmarkEnd w:id="56"/>
       <w:bookmarkEnd w:id="57"/>
@@ -13554,7 +14512,23 @@
           <w:rFonts w:ascii="微软雅黑" w:eastAsia="微软雅黑" w:hAnsi="微软雅黑"/>
           <w:color w:val="333333"/>
         </w:rPr>
-        <w:t>【注意事项】</w:t>
+        <w:t>【</w:t>
+      </w:r>
+      <w:proofErr w:type="spellStart"/>
+      <w:r>
+        <w:rPr>
+          <w:rFonts w:ascii="微软雅黑" w:eastAsia="微软雅黑" w:hAnsi="微软雅黑"/>
+          <w:color w:val="333333"/>
+        </w:rPr>
+        <w:t>注意事项</w:t>
+      </w:r>
+      <w:proofErr w:type="spellEnd"/>
+      <w:r>
+        <w:rPr>
+          <w:rFonts w:ascii="微软雅黑" w:eastAsia="微软雅黑" w:hAnsi="微软雅黑"/>
+          <w:color w:val="333333"/>
+        </w:rPr>
+        <w:t>】</w:t>
       </w:r>
       <w:bookmarkEnd w:id="58"/>
       <w:bookmarkEnd w:id="59"/>
@@ -13569,13 +14543,23 @@
           <w:lang w:eastAsia="zh-CN"/>
         </w:rPr>
       </w:pPr>
-      <w:r>
-        <w:rPr>
-          <w:rFonts w:ascii="微软雅黑" w:eastAsia="微软雅黑" w:hAnsi="微软雅黑"/>
-          <w:sz w:val="22"/>
-          <w:lang w:eastAsia="zh-CN"/>
-        </w:rPr>
-        <w:t>需填真实手机号，用于接收回复通知，不对外公开</w:t>
+      <w:proofErr w:type="gramStart"/>
+      <w:r>
+        <w:rPr>
+          <w:rFonts w:ascii="微软雅黑" w:eastAsia="微软雅黑" w:hAnsi="微软雅黑"/>
+          <w:sz w:val="22"/>
+          <w:lang w:eastAsia="zh-CN"/>
+        </w:rPr>
+        <w:t>需填真实</w:t>
+      </w:r>
+      <w:proofErr w:type="gramEnd"/>
+      <w:r>
+        <w:rPr>
+          <w:rFonts w:ascii="微软雅黑" w:eastAsia="微软雅黑" w:hAnsi="微软雅黑"/>
+          <w:sz w:val="22"/>
+          <w:lang w:eastAsia="zh-CN"/>
+        </w:rPr>
+        <w:t>手机号，用于接收回复通知，不对外公开</w:t>
       </w:r>
     </w:p>
     <w:p>
@@ -13710,13 +14694,23 @@
           <w:rFonts w:hint="eastAsia"/>
         </w:rPr>
       </w:pPr>
+      <w:proofErr w:type="spellStart"/>
       <w:r>
         <w:rPr>
           <w:rFonts w:ascii="微软雅黑" w:eastAsia="微软雅黑" w:hAnsi="微软雅黑"/>
           <w:b/>
           <w:sz w:val="22"/>
         </w:rPr>
-        <w:t>官方网站：</w:t>
+        <w:t>官方网站</w:t>
+      </w:r>
+      <w:proofErr w:type="spellEnd"/>
+      <w:r>
+        <w:rPr>
+          <w:rFonts w:ascii="微软雅黑" w:eastAsia="微软雅黑" w:hAnsi="微软雅黑"/>
+          <w:b/>
+          <w:sz w:val="22"/>
+        </w:rPr>
+        <w:t>：</w:t>
       </w:r>
     </w:p>
     <w:p>
@@ -13764,7 +14758,23 @@
           <w:rFonts w:ascii="微软雅黑" w:eastAsia="微软雅黑" w:hAnsi="微软雅黑"/>
           <w:color w:val="4F81BD"/>
         </w:rPr>
-        <w:t>【受理范围】</w:t>
+        <w:t>【</w:t>
+      </w:r>
+      <w:proofErr w:type="spellStart"/>
+      <w:r>
+        <w:rPr>
+          <w:rFonts w:ascii="微软雅黑" w:eastAsia="微软雅黑" w:hAnsi="微软雅黑"/>
+          <w:color w:val="4F81BD"/>
+        </w:rPr>
+        <w:t>受理范围</w:t>
+      </w:r>
+      <w:proofErr w:type="spellEnd"/>
+      <w:r>
+        <w:rPr>
+          <w:rFonts w:ascii="微软雅黑" w:eastAsia="微软雅黑" w:hAnsi="微软雅黑"/>
+          <w:color w:val="4F81BD"/>
+        </w:rPr>
+        <w:t>】</w:t>
       </w:r>
       <w:bookmarkEnd w:id="62"/>
       <w:bookmarkEnd w:id="63"/>
@@ -13795,6 +14805,7 @@
           <w:rFonts w:hint="eastAsia"/>
         </w:rPr>
       </w:pPr>
+      <w:proofErr w:type="spellStart"/>
       <w:r>
         <w:rPr>
           <w:rFonts w:ascii="微软雅黑" w:eastAsia="微软雅黑" w:hAnsi="微软雅黑"/>
@@ -13802,6 +14813,7 @@
         </w:rPr>
         <w:t>司法工作人员渎职侵权</w:t>
       </w:r>
+      <w:proofErr w:type="spellEnd"/>
     </w:p>
     <w:p>
       <w:pPr>
@@ -13829,6 +14841,7 @@
           <w:rFonts w:hint="eastAsia"/>
         </w:rPr>
       </w:pPr>
+      <w:proofErr w:type="spellStart"/>
       <w:r>
         <w:rPr>
           <w:rFonts w:ascii="微软雅黑" w:eastAsia="微软雅黑" w:hAnsi="微软雅黑"/>
@@ -13836,6 +14849,7 @@
         </w:rPr>
         <w:t>国家赔偿、司法救助</w:t>
       </w:r>
+      <w:proofErr w:type="spellEnd"/>
     </w:p>
     <w:p>
       <w:pPr>
@@ -13849,7 +14863,23 @@
           <w:rFonts w:ascii="微软雅黑" w:eastAsia="微软雅黑" w:hAnsi="微软雅黑"/>
           <w:color w:val="4F81BD"/>
         </w:rPr>
-        <w:t>【打开方式】</w:t>
+        <w:t>【</w:t>
+      </w:r>
+      <w:proofErr w:type="spellStart"/>
+      <w:r>
+        <w:rPr>
+          <w:rFonts w:ascii="微软雅黑" w:eastAsia="微软雅黑" w:hAnsi="微软雅黑"/>
+          <w:color w:val="4F81BD"/>
+        </w:rPr>
+        <w:t>打开方式</w:t>
+      </w:r>
+      <w:proofErr w:type="spellEnd"/>
+      <w:r>
+        <w:rPr>
+          <w:rFonts w:ascii="微软雅黑" w:eastAsia="微软雅黑" w:hAnsi="微软雅黑"/>
+          <w:color w:val="4F81BD"/>
+        </w:rPr>
+        <w:t>】</w:t>
       </w:r>
       <w:bookmarkEnd w:id="64"/>
       <w:bookmarkEnd w:id="65"/>
@@ -13918,7 +14948,23 @@
           <w:rFonts w:ascii="微软雅黑" w:eastAsia="微软雅黑" w:hAnsi="微软雅黑"/>
           <w:color w:val="4F81BD"/>
         </w:rPr>
-        <w:t>【注意事项】</w:t>
+        <w:t>【</w:t>
+      </w:r>
+      <w:proofErr w:type="spellStart"/>
+      <w:r>
+        <w:rPr>
+          <w:rFonts w:ascii="微软雅黑" w:eastAsia="微软雅黑" w:hAnsi="微软雅黑"/>
+          <w:color w:val="4F81BD"/>
+        </w:rPr>
+        <w:t>注意事项</w:t>
+      </w:r>
+      <w:proofErr w:type="spellEnd"/>
+      <w:r>
+        <w:rPr>
+          <w:rFonts w:ascii="微软雅黑" w:eastAsia="微软雅黑" w:hAnsi="微软雅黑"/>
+          <w:color w:val="4F81BD"/>
+        </w:rPr>
+        <w:t>】</w:t>
       </w:r>
       <w:bookmarkEnd w:id="66"/>
       <w:bookmarkEnd w:id="67"/>
@@ -14047,13 +15093,23 @@
           <w:rFonts w:hint="eastAsia"/>
         </w:rPr>
       </w:pPr>
+      <w:proofErr w:type="spellStart"/>
       <w:r>
         <w:rPr>
           <w:rFonts w:ascii="微软雅黑" w:eastAsia="微软雅黑" w:hAnsi="微软雅黑"/>
           <w:b/>
           <w:sz w:val="22"/>
         </w:rPr>
-        <w:t>官方网站：</w:t>
+        <w:t>官方网站</w:t>
+      </w:r>
+      <w:proofErr w:type="spellEnd"/>
+      <w:r>
+        <w:rPr>
+          <w:rFonts w:ascii="微软雅黑" w:eastAsia="微软雅黑" w:hAnsi="微软雅黑"/>
+          <w:b/>
+          <w:sz w:val="22"/>
+        </w:rPr>
+        <w:t>：</w:t>
       </w:r>
     </w:p>
     <w:p>
@@ -14101,7 +15157,23 @@
           <w:rFonts w:ascii="微软雅黑" w:eastAsia="微软雅黑" w:hAnsi="微软雅黑"/>
           <w:color w:val="4F81BD"/>
         </w:rPr>
-        <w:t>【受理范围】</w:t>
+        <w:t>【</w:t>
+      </w:r>
+      <w:proofErr w:type="spellStart"/>
+      <w:r>
+        <w:rPr>
+          <w:rFonts w:ascii="微软雅黑" w:eastAsia="微软雅黑" w:hAnsi="微软雅黑"/>
+          <w:color w:val="4F81BD"/>
+        </w:rPr>
+        <w:t>受理范围</w:t>
+      </w:r>
+      <w:proofErr w:type="spellEnd"/>
+      <w:r>
+        <w:rPr>
+          <w:rFonts w:ascii="微软雅黑" w:eastAsia="微软雅黑" w:hAnsi="微软雅黑"/>
+          <w:color w:val="4F81BD"/>
+        </w:rPr>
+        <w:t>】</w:t>
       </w:r>
       <w:bookmarkEnd w:id="70"/>
       <w:bookmarkEnd w:id="71"/>
@@ -14150,6 +15222,7 @@
           <w:rFonts w:hint="eastAsia"/>
         </w:rPr>
       </w:pPr>
+      <w:proofErr w:type="spellStart"/>
       <w:r>
         <w:rPr>
           <w:rFonts w:ascii="微软雅黑" w:eastAsia="微软雅黑" w:hAnsi="微软雅黑"/>
@@ -14157,6 +15230,7 @@
         </w:rPr>
         <w:t>违反组织人事纪律行为</w:t>
       </w:r>
+      <w:proofErr w:type="spellEnd"/>
     </w:p>
     <w:p>
       <w:pPr>
@@ -14170,7 +15244,23 @@
           <w:rFonts w:ascii="微软雅黑" w:eastAsia="微软雅黑" w:hAnsi="微软雅黑"/>
           <w:color w:val="4F81BD"/>
         </w:rPr>
-        <w:t>【打开方式】</w:t>
+        <w:t>【</w:t>
+      </w:r>
+      <w:proofErr w:type="spellStart"/>
+      <w:r>
+        <w:rPr>
+          <w:rFonts w:ascii="微软雅黑" w:eastAsia="微软雅黑" w:hAnsi="微软雅黑"/>
+          <w:color w:val="4F81BD"/>
+        </w:rPr>
+        <w:t>打开方式</w:t>
+      </w:r>
+      <w:proofErr w:type="spellEnd"/>
+      <w:r>
+        <w:rPr>
+          <w:rFonts w:ascii="微软雅黑" w:eastAsia="微软雅黑" w:hAnsi="微软雅黑"/>
+          <w:color w:val="4F81BD"/>
+        </w:rPr>
+        <w:t>】</w:t>
       </w:r>
       <w:bookmarkEnd w:id="72"/>
       <w:bookmarkEnd w:id="73"/>
@@ -14215,6 +15305,7 @@
           <w:rFonts w:hint="eastAsia"/>
         </w:rPr>
       </w:pPr>
+      <w:proofErr w:type="spellStart"/>
       <w:r>
         <w:rPr>
           <w:rFonts w:ascii="微软雅黑" w:eastAsia="微软雅黑" w:hAnsi="微软雅黑"/>
@@ -14222,6 +15313,7 @@
         </w:rPr>
         <w:t>向组织部门写信举报</w:t>
       </w:r>
+      <w:proofErr w:type="spellEnd"/>
     </w:p>
     <w:p>
       <w:pPr>
@@ -14235,7 +15327,23 @@
           <w:rFonts w:ascii="微软雅黑" w:eastAsia="微软雅黑" w:hAnsi="微软雅黑"/>
           <w:color w:val="4F81BD"/>
         </w:rPr>
-        <w:t>【注意事项】</w:t>
+        <w:t>【</w:t>
+      </w:r>
+      <w:proofErr w:type="spellStart"/>
+      <w:r>
+        <w:rPr>
+          <w:rFonts w:ascii="微软雅黑" w:eastAsia="微软雅黑" w:hAnsi="微软雅黑"/>
+          <w:color w:val="4F81BD"/>
+        </w:rPr>
+        <w:t>注意事项</w:t>
+      </w:r>
+      <w:proofErr w:type="spellEnd"/>
+      <w:r>
+        <w:rPr>
+          <w:rFonts w:ascii="微软雅黑" w:eastAsia="微软雅黑" w:hAnsi="微软雅黑"/>
+          <w:color w:val="4F81BD"/>
+        </w:rPr>
+        <w:t>】</w:t>
       </w:r>
       <w:bookmarkEnd w:id="74"/>
       <w:bookmarkEnd w:id="75"/>
@@ -14364,13 +15472,23 @@
           <w:rFonts w:hint="eastAsia"/>
         </w:rPr>
       </w:pPr>
+      <w:proofErr w:type="spellStart"/>
       <w:r>
         <w:rPr>
           <w:rFonts w:ascii="微软雅黑" w:eastAsia="微软雅黑" w:hAnsi="微软雅黑"/>
           <w:b/>
           <w:sz w:val="22"/>
         </w:rPr>
-        <w:t>官方网站：</w:t>
+        <w:t>官方网站</w:t>
+      </w:r>
+      <w:proofErr w:type="spellEnd"/>
+      <w:r>
+        <w:rPr>
+          <w:rFonts w:ascii="微软雅黑" w:eastAsia="微软雅黑" w:hAnsi="微软雅黑"/>
+          <w:b/>
+          <w:sz w:val="22"/>
+        </w:rPr>
+        <w:t>：</w:t>
       </w:r>
     </w:p>
     <w:p>
@@ -14381,12 +15499,21 @@
           <w:rFonts w:hint="eastAsia"/>
         </w:rPr>
       </w:pPr>
-      <w:r>
-        <w:rPr>
-          <w:rFonts w:ascii="微软雅黑" w:eastAsia="微软雅黑" w:hAnsi="微软雅黑"/>
-          <w:sz w:val="22"/>
-        </w:rPr>
-        <w:t>全国扫黑办智能化举报平台（https://www.12337.gov.cn）</w:t>
+      <w:proofErr w:type="spellStart"/>
+      <w:r>
+        <w:rPr>
+          <w:rFonts w:ascii="微软雅黑" w:eastAsia="微软雅黑" w:hAnsi="微软雅黑"/>
+          <w:sz w:val="22"/>
+        </w:rPr>
+        <w:t>全国扫黑办智能化举报平台（https</w:t>
+      </w:r>
+      <w:proofErr w:type="spellEnd"/>
+      <w:r>
+        <w:rPr>
+          <w:rFonts w:ascii="微软雅黑" w:eastAsia="微软雅黑" w:hAnsi="微软雅黑"/>
+          <w:sz w:val="22"/>
+        </w:rPr>
+        <w:t>://www.12337.gov.cn）</w:t>
       </w:r>
     </w:p>
     <w:p>
@@ -14418,7 +15545,23 @@
           <w:rFonts w:ascii="微软雅黑" w:eastAsia="微软雅黑" w:hAnsi="微软雅黑"/>
           <w:color w:val="4F81BD"/>
         </w:rPr>
-        <w:t>【受理范围】</w:t>
+        <w:t>【</w:t>
+      </w:r>
+      <w:proofErr w:type="spellStart"/>
+      <w:r>
+        <w:rPr>
+          <w:rFonts w:ascii="微软雅黑" w:eastAsia="微软雅黑" w:hAnsi="微软雅黑"/>
+          <w:color w:val="4F81BD"/>
+        </w:rPr>
+        <w:t>受理范围</w:t>
+      </w:r>
+      <w:proofErr w:type="spellEnd"/>
+      <w:r>
+        <w:rPr>
+          <w:rFonts w:ascii="微软雅黑" w:eastAsia="微软雅黑" w:hAnsi="微软雅黑"/>
+          <w:color w:val="4F81BD"/>
+        </w:rPr>
+        <w:t>】</w:t>
       </w:r>
       <w:bookmarkEnd w:id="78"/>
       <w:bookmarkEnd w:id="79"/>
@@ -14438,7 +15581,43 @@
           <w:sz w:val="22"/>
           <w:lang w:eastAsia="zh-CN"/>
         </w:rPr>
-        <w:t>举报涉黑涉恶违法犯罪线索，包括"村霸""市霸""行霸"</w:t>
+        <w:t>举报涉</w:t>
+      </w:r>
+      <w:proofErr w:type="gramStart"/>
+      <w:r>
+        <w:rPr>
+          <w:rFonts w:ascii="微软雅黑" w:eastAsia="微软雅黑" w:hAnsi="微软雅黑"/>
+          <w:sz w:val="22"/>
+          <w:lang w:eastAsia="zh-CN"/>
+        </w:rPr>
+        <w:t>黑涉恶违法</w:t>
+      </w:r>
+      <w:proofErr w:type="gramEnd"/>
+      <w:r>
+        <w:rPr>
+          <w:rFonts w:ascii="微软雅黑" w:eastAsia="微软雅黑" w:hAnsi="微软雅黑"/>
+          <w:sz w:val="22"/>
+          <w:lang w:eastAsia="zh-CN"/>
+        </w:rPr>
+        <w:t>犯罪线索，包括"村霸""市霸""</w:t>
+      </w:r>
+      <w:proofErr w:type="gramStart"/>
+      <w:r>
+        <w:rPr>
+          <w:rFonts w:ascii="微软雅黑" w:eastAsia="微软雅黑" w:hAnsi="微软雅黑"/>
+          <w:sz w:val="22"/>
+          <w:lang w:eastAsia="zh-CN"/>
+        </w:rPr>
+        <w:t>行霸</w:t>
+      </w:r>
+      <w:proofErr w:type="gramEnd"/>
+      <w:r>
+        <w:rPr>
+          <w:rFonts w:ascii="微软雅黑" w:eastAsia="微软雅黑" w:hAnsi="微软雅黑"/>
+          <w:sz w:val="22"/>
+          <w:lang w:eastAsia="zh-CN"/>
+        </w:rPr>
+        <w:t>"</w:t>
       </w:r>
     </w:p>
     <w:p>
@@ -14467,12 +15646,21 @@
           <w:rFonts w:hint="eastAsia"/>
         </w:rPr>
       </w:pPr>
-      <w:r>
-        <w:rPr>
-          <w:rFonts w:ascii="微软雅黑" w:eastAsia="微软雅黑" w:hAnsi="微软雅黑"/>
-          <w:sz w:val="22"/>
-        </w:rPr>
-        <w:t>黑恶势力"保护伞"</w:t>
+      <w:proofErr w:type="spellStart"/>
+      <w:r>
+        <w:rPr>
+          <w:rFonts w:ascii="微软雅黑" w:eastAsia="微软雅黑" w:hAnsi="微软雅黑"/>
+          <w:sz w:val="22"/>
+        </w:rPr>
+        <w:t>黑恶势力"保护伞</w:t>
+      </w:r>
+      <w:proofErr w:type="spellEnd"/>
+      <w:r>
+        <w:rPr>
+          <w:rFonts w:ascii="微软雅黑" w:eastAsia="微软雅黑" w:hAnsi="微软雅黑"/>
+          <w:sz w:val="22"/>
+        </w:rPr>
+        <w:t>"</w:t>
       </w:r>
     </w:p>
     <w:p>
@@ -14487,7 +15675,23 @@
           <w:rFonts w:ascii="微软雅黑" w:eastAsia="微软雅黑" w:hAnsi="微软雅黑"/>
           <w:color w:val="4F81BD"/>
         </w:rPr>
-        <w:t>【打开方式】</w:t>
+        <w:t>【</w:t>
+      </w:r>
+      <w:proofErr w:type="spellStart"/>
+      <w:r>
+        <w:rPr>
+          <w:rFonts w:ascii="微软雅黑" w:eastAsia="微软雅黑" w:hAnsi="微软雅黑"/>
+          <w:color w:val="4F81BD"/>
+        </w:rPr>
+        <w:t>打开方式</w:t>
+      </w:r>
+      <w:proofErr w:type="spellEnd"/>
+      <w:r>
+        <w:rPr>
+          <w:rFonts w:ascii="微软雅黑" w:eastAsia="微软雅黑" w:hAnsi="微软雅黑"/>
+          <w:color w:val="4F81BD"/>
+        </w:rPr>
+        <w:t>】</w:t>
       </w:r>
       <w:bookmarkEnd w:id="80"/>
       <w:bookmarkEnd w:id="81"/>
@@ -14541,7 +15745,25 @@
           <w:sz w:val="22"/>
           <w:lang w:eastAsia="zh-CN"/>
         </w:rPr>
-        <w:t>关注"中央政法委长安剑"微信公众号举报</w:t>
+        <w:t>关注"中央政法委长安剑"</w:t>
+      </w:r>
+      <w:proofErr w:type="gramStart"/>
+      <w:r>
+        <w:rPr>
+          <w:rFonts w:ascii="微软雅黑" w:eastAsia="微软雅黑" w:hAnsi="微软雅黑"/>
+          <w:sz w:val="22"/>
+          <w:lang w:eastAsia="zh-CN"/>
+        </w:rPr>
+        <w:t>微信公众号</w:t>
+      </w:r>
+      <w:proofErr w:type="gramEnd"/>
+      <w:r>
+        <w:rPr>
+          <w:rFonts w:ascii="微软雅黑" w:eastAsia="微软雅黑" w:hAnsi="微软雅黑"/>
+          <w:sz w:val="22"/>
+          <w:lang w:eastAsia="zh-CN"/>
+        </w:rPr>
+        <w:t>举报</w:t>
       </w:r>
     </w:p>
     <w:p>
@@ -14556,7 +15778,23 @@
           <w:rFonts w:ascii="微软雅黑" w:eastAsia="微软雅黑" w:hAnsi="微软雅黑"/>
           <w:color w:val="4F81BD"/>
         </w:rPr>
-        <w:t>【注意事项】</w:t>
+        <w:t>【</w:t>
+      </w:r>
+      <w:proofErr w:type="spellStart"/>
+      <w:r>
+        <w:rPr>
+          <w:rFonts w:ascii="微软雅黑" w:eastAsia="微软雅黑" w:hAnsi="微软雅黑"/>
+          <w:color w:val="4F81BD"/>
+        </w:rPr>
+        <w:t>注意事项</w:t>
+      </w:r>
+      <w:proofErr w:type="spellEnd"/>
+      <w:r>
+        <w:rPr>
+          <w:rFonts w:ascii="微软雅黑" w:eastAsia="微软雅黑" w:hAnsi="微软雅黑"/>
+          <w:color w:val="4F81BD"/>
+        </w:rPr>
+        <w:t>】</w:t>
       </w:r>
       <w:bookmarkEnd w:id="82"/>
       <w:bookmarkEnd w:id="83"/>
@@ -14612,7 +15850,25 @@
           <w:sz w:val="22"/>
           <w:lang w:eastAsia="zh-CN"/>
         </w:rPr>
-        <w:t>对提供重大涉黑涉恶线索的举报人有奖励</w:t>
+        <w:t>对提供重大涉</w:t>
+      </w:r>
+      <w:proofErr w:type="gramStart"/>
+      <w:r>
+        <w:rPr>
+          <w:rFonts w:ascii="微软雅黑" w:eastAsia="微软雅黑" w:hAnsi="微软雅黑"/>
+          <w:sz w:val="22"/>
+          <w:lang w:eastAsia="zh-CN"/>
+        </w:rPr>
+        <w:t>黑涉恶</w:t>
+      </w:r>
+      <w:proofErr w:type="gramEnd"/>
+      <w:r>
+        <w:rPr>
+          <w:rFonts w:ascii="微软雅黑" w:eastAsia="微软雅黑" w:hAnsi="微软雅黑"/>
+          <w:sz w:val="22"/>
+          <w:lang w:eastAsia="zh-CN"/>
+        </w:rPr>
+        <w:t>线索的举报人有奖励</w:t>
       </w:r>
     </w:p>
     <w:p>
@@ -14623,6 +15879,7 @@
           <w:rFonts w:hint="eastAsia"/>
         </w:rPr>
       </w:pPr>
+      <w:proofErr w:type="spellStart"/>
       <w:r>
         <w:rPr>
           <w:rFonts w:ascii="微软雅黑" w:eastAsia="微软雅黑" w:hAnsi="微软雅黑"/>
@@ -14630,6 +15887,7 @@
         </w:rPr>
         <w:t>注意保护自身安全</w:t>
       </w:r>
+      <w:proofErr w:type="spellEnd"/>
     </w:p>
     <w:p>
       <w:pPr>
@@ -14696,13 +15954,23 @@
           <w:rFonts w:hint="eastAsia"/>
         </w:rPr>
       </w:pPr>
+      <w:proofErr w:type="spellStart"/>
       <w:r>
         <w:rPr>
           <w:rFonts w:ascii="微软雅黑" w:eastAsia="微软雅黑" w:hAnsi="微软雅黑"/>
           <w:b/>
           <w:sz w:val="22"/>
         </w:rPr>
-        <w:t>官方网站：</w:t>
+        <w:t>官方网站</w:t>
+      </w:r>
+      <w:proofErr w:type="spellEnd"/>
+      <w:r>
+        <w:rPr>
+          <w:rFonts w:ascii="微软雅黑" w:eastAsia="微软雅黑" w:hAnsi="微软雅黑"/>
+          <w:b/>
+          <w:sz w:val="22"/>
+        </w:rPr>
+        <w:t>：</w:t>
       </w:r>
     </w:p>
     <w:p>
@@ -14713,12 +15981,21 @@
           <w:rFonts w:hint="eastAsia"/>
         </w:rPr>
       </w:pPr>
-      <w:r>
-        <w:rPr>
-          <w:rFonts w:ascii="微软雅黑" w:eastAsia="微软雅黑" w:hAnsi="微软雅黑"/>
-          <w:sz w:val="22"/>
-        </w:rPr>
-        <w:t>公安机关和民警违纪违法举报平台（https://www.12389.mps.gov.cn）</w:t>
+      <w:proofErr w:type="spellStart"/>
+      <w:r>
+        <w:rPr>
+          <w:rFonts w:ascii="微软雅黑" w:eastAsia="微软雅黑" w:hAnsi="微软雅黑"/>
+          <w:sz w:val="22"/>
+        </w:rPr>
+        <w:t>公安机关和民警违纪违法举报平台（https</w:t>
+      </w:r>
+      <w:proofErr w:type="spellEnd"/>
+      <w:r>
+        <w:rPr>
+          <w:rFonts w:ascii="微软雅黑" w:eastAsia="微软雅黑" w:hAnsi="微软雅黑"/>
+          <w:sz w:val="22"/>
+        </w:rPr>
+        <w:t>://www.12389.mps.gov.cn）</w:t>
       </w:r>
     </w:p>
     <w:p>
@@ -14750,7 +16027,23 @@
           <w:rFonts w:ascii="微软雅黑" w:eastAsia="微软雅黑" w:hAnsi="微软雅黑"/>
           <w:color w:val="4F81BD"/>
         </w:rPr>
-        <w:t>【受理范围】</w:t>
+        <w:t>【</w:t>
+      </w:r>
+      <w:proofErr w:type="spellStart"/>
+      <w:r>
+        <w:rPr>
+          <w:rFonts w:ascii="微软雅黑" w:eastAsia="微软雅黑" w:hAnsi="微软雅黑"/>
+          <w:color w:val="4F81BD"/>
+        </w:rPr>
+        <w:t>受理范围</w:t>
+      </w:r>
+      <w:proofErr w:type="spellEnd"/>
+      <w:r>
+        <w:rPr>
+          <w:rFonts w:ascii="微软雅黑" w:eastAsia="微软雅黑" w:hAnsi="微软雅黑"/>
+          <w:color w:val="4F81BD"/>
+        </w:rPr>
+        <w:t>】</w:t>
       </w:r>
       <w:bookmarkEnd w:id="86"/>
       <w:bookmarkEnd w:id="87"/>
@@ -14803,7 +16096,23 @@
           <w:rFonts w:ascii="微软雅黑" w:eastAsia="微软雅黑" w:hAnsi="微软雅黑"/>
           <w:color w:val="4F81BD"/>
         </w:rPr>
-        <w:t>【打开方式】</w:t>
+        <w:t>【</w:t>
+      </w:r>
+      <w:proofErr w:type="spellStart"/>
+      <w:r>
+        <w:rPr>
+          <w:rFonts w:ascii="微软雅黑" w:eastAsia="微软雅黑" w:hAnsi="微软雅黑"/>
+          <w:color w:val="4F81BD"/>
+        </w:rPr>
+        <w:t>打开方式</w:t>
+      </w:r>
+      <w:proofErr w:type="spellEnd"/>
+      <w:r>
+        <w:rPr>
+          <w:rFonts w:ascii="微软雅黑" w:eastAsia="微软雅黑" w:hAnsi="微软雅黑"/>
+          <w:color w:val="4F81BD"/>
+        </w:rPr>
+        <w:t>】</w:t>
       </w:r>
       <w:bookmarkEnd w:id="88"/>
       <w:bookmarkEnd w:id="89"/>
@@ -14854,7 +16163,23 @@
           <w:rFonts w:ascii="微软雅黑" w:eastAsia="微软雅黑" w:hAnsi="微软雅黑"/>
           <w:color w:val="4F81BD"/>
         </w:rPr>
-        <w:t>【注意事项】</w:t>
+        <w:t>【</w:t>
+      </w:r>
+      <w:proofErr w:type="spellStart"/>
+      <w:r>
+        <w:rPr>
+          <w:rFonts w:ascii="微软雅黑" w:eastAsia="微软雅黑" w:hAnsi="微软雅黑"/>
+          <w:color w:val="4F81BD"/>
+        </w:rPr>
+        <w:t>注意事项</w:t>
+      </w:r>
+      <w:proofErr w:type="spellEnd"/>
+      <w:r>
+        <w:rPr>
+          <w:rFonts w:ascii="微软雅黑" w:eastAsia="微软雅黑" w:hAnsi="微软雅黑"/>
+          <w:color w:val="4F81BD"/>
+        </w:rPr>
+        <w:t>】</w:t>
       </w:r>
       <w:bookmarkEnd w:id="90"/>
       <w:bookmarkEnd w:id="91"/>
@@ -15022,7 +16347,23 @@
           <w:rFonts w:ascii="微软雅黑" w:eastAsia="微软雅黑" w:hAnsi="微软雅黑"/>
           <w:color w:val="4F81BD"/>
         </w:rPr>
-        <w:t>【受理范围】</w:t>
+        <w:t>【</w:t>
+      </w:r>
+      <w:proofErr w:type="spellStart"/>
+      <w:r>
+        <w:rPr>
+          <w:rFonts w:ascii="微软雅黑" w:eastAsia="微软雅黑" w:hAnsi="微软雅黑"/>
+          <w:color w:val="4F81BD"/>
+        </w:rPr>
+        <w:t>受理范围</w:t>
+      </w:r>
+      <w:proofErr w:type="spellEnd"/>
+      <w:r>
+        <w:rPr>
+          <w:rFonts w:ascii="微软雅黑" w:eastAsia="微软雅黑" w:hAnsi="微软雅黑"/>
+          <w:color w:val="4F81BD"/>
+        </w:rPr>
+        <w:t>】</w:t>
       </w:r>
       <w:bookmarkEnd w:id="93"/>
     </w:p>
@@ -15077,7 +16418,25 @@
           <w:sz w:val="22"/>
           <w:lang w:eastAsia="zh-CN"/>
         </w:rPr>
-        <w:t>超职数、超机构规格配备领导干部</w:t>
+        <w:t>超职数、</w:t>
+      </w:r>
+      <w:proofErr w:type="gramStart"/>
+      <w:r>
+        <w:rPr>
+          <w:rFonts w:ascii="微软雅黑" w:eastAsia="微软雅黑" w:hAnsi="微软雅黑"/>
+          <w:sz w:val="22"/>
+          <w:lang w:eastAsia="zh-CN"/>
+        </w:rPr>
+        <w:t>超机构</w:t>
+      </w:r>
+      <w:proofErr w:type="gramEnd"/>
+      <w:r>
+        <w:rPr>
+          <w:rFonts w:ascii="微软雅黑" w:eastAsia="微软雅黑" w:hAnsi="微软雅黑"/>
+          <w:sz w:val="22"/>
+          <w:lang w:eastAsia="zh-CN"/>
+        </w:rPr>
+        <w:t>规格配备领导干部</w:t>
       </w:r>
     </w:p>
     <w:p>
@@ -15127,7 +16486,23 @@
           <w:rFonts w:ascii="微软雅黑" w:eastAsia="微软雅黑" w:hAnsi="微软雅黑"/>
           <w:color w:val="4F81BD"/>
         </w:rPr>
-        <w:t>【打开方式】</w:t>
+        <w:t>【</w:t>
+      </w:r>
+      <w:proofErr w:type="spellStart"/>
+      <w:r>
+        <w:rPr>
+          <w:rFonts w:ascii="微软雅黑" w:eastAsia="微软雅黑" w:hAnsi="微软雅黑"/>
+          <w:color w:val="4F81BD"/>
+        </w:rPr>
+        <w:t>打开方式</w:t>
+      </w:r>
+      <w:proofErr w:type="spellEnd"/>
+      <w:r>
+        <w:rPr>
+          <w:rFonts w:ascii="微软雅黑" w:eastAsia="微软雅黑" w:hAnsi="微软雅黑"/>
+          <w:color w:val="4F81BD"/>
+        </w:rPr>
+        <w:t>】</w:t>
       </w:r>
       <w:bookmarkEnd w:id="94"/>
     </w:p>
@@ -15196,7 +16571,23 @@
           <w:rFonts w:ascii="微软雅黑" w:eastAsia="微软雅黑" w:hAnsi="微软雅黑"/>
           <w:color w:val="4F81BD"/>
         </w:rPr>
-        <w:t>【注意事项】</w:t>
+        <w:t>【</w:t>
+      </w:r>
+      <w:proofErr w:type="spellStart"/>
+      <w:r>
+        <w:rPr>
+          <w:rFonts w:ascii="微软雅黑" w:eastAsia="微软雅黑" w:hAnsi="微软雅黑"/>
+          <w:color w:val="4F81BD"/>
+        </w:rPr>
+        <w:t>注意事项</w:t>
+      </w:r>
+      <w:proofErr w:type="spellEnd"/>
+      <w:r>
+        <w:rPr>
+          <w:rFonts w:ascii="微软雅黑" w:eastAsia="微软雅黑" w:hAnsi="微软雅黑"/>
+          <w:color w:val="4F81BD"/>
+        </w:rPr>
+        <w:t>】</w:t>
       </w:r>
       <w:bookmarkEnd w:id="95"/>
     </w:p>
@@ -15363,7 +16754,23 @@
           <w:rFonts w:ascii="微软雅黑" w:eastAsia="微软雅黑" w:hAnsi="微软雅黑"/>
           <w:color w:val="4F81BD"/>
         </w:rPr>
-        <w:t>【受理范围】</w:t>
+        <w:t>【</w:t>
+      </w:r>
+      <w:proofErr w:type="spellStart"/>
+      <w:r>
+        <w:rPr>
+          <w:rFonts w:ascii="微软雅黑" w:eastAsia="微软雅黑" w:hAnsi="微软雅黑"/>
+          <w:color w:val="4F81BD"/>
+        </w:rPr>
+        <w:t>受理范围</w:t>
+      </w:r>
+      <w:proofErr w:type="spellEnd"/>
+      <w:r>
+        <w:rPr>
+          <w:rFonts w:ascii="微软雅黑" w:eastAsia="微软雅黑" w:hAnsi="微软雅黑"/>
+          <w:color w:val="4F81BD"/>
+        </w:rPr>
+        <w:t>】</w:t>
       </w:r>
       <w:bookmarkEnd w:id="97"/>
     </w:p>
@@ -15450,7 +16857,23 @@
           <w:rFonts w:ascii="微软雅黑" w:eastAsia="微软雅黑" w:hAnsi="微软雅黑"/>
           <w:color w:val="4F81BD"/>
         </w:rPr>
-        <w:t>【打开方式】</w:t>
+        <w:t>【</w:t>
+      </w:r>
+      <w:proofErr w:type="spellStart"/>
+      <w:r>
+        <w:rPr>
+          <w:rFonts w:ascii="微软雅黑" w:eastAsia="微软雅黑" w:hAnsi="微软雅黑"/>
+          <w:color w:val="4F81BD"/>
+        </w:rPr>
+        <w:t>打开方式</w:t>
+      </w:r>
+      <w:proofErr w:type="spellEnd"/>
+      <w:r>
+        <w:rPr>
+          <w:rFonts w:ascii="微软雅黑" w:eastAsia="微软雅黑" w:hAnsi="微软雅黑"/>
+          <w:color w:val="4F81BD"/>
+        </w:rPr>
+        <w:t>】</w:t>
       </w:r>
       <w:bookmarkEnd w:id="98"/>
     </w:p>
@@ -15519,7 +16942,23 @@
           <w:rFonts w:ascii="微软雅黑" w:eastAsia="微软雅黑" w:hAnsi="微软雅黑"/>
           <w:color w:val="4F81BD"/>
         </w:rPr>
-        <w:t>【注意事项】</w:t>
+        <w:t>【</w:t>
+      </w:r>
+      <w:proofErr w:type="spellStart"/>
+      <w:r>
+        <w:rPr>
+          <w:rFonts w:ascii="微软雅黑" w:eastAsia="微软雅黑" w:hAnsi="微软雅黑"/>
+          <w:color w:val="4F81BD"/>
+        </w:rPr>
+        <w:t>注意事项</w:t>
+      </w:r>
+      <w:proofErr w:type="spellEnd"/>
+      <w:r>
+        <w:rPr>
+          <w:rFonts w:ascii="微软雅黑" w:eastAsia="微软雅黑" w:hAnsi="微软雅黑"/>
+          <w:color w:val="4F81BD"/>
+        </w:rPr>
+        <w:t>】</w:t>
       </w:r>
       <w:bookmarkEnd w:id="99"/>
     </w:p>
@@ -15686,7 +17125,23 @@
           <w:rFonts w:ascii="微软雅黑" w:eastAsia="微软雅黑" w:hAnsi="微软雅黑"/>
           <w:color w:val="4F81BD"/>
         </w:rPr>
-        <w:t>【受理范围】</w:t>
+        <w:t>【</w:t>
+      </w:r>
+      <w:proofErr w:type="spellStart"/>
+      <w:r>
+        <w:rPr>
+          <w:rFonts w:ascii="微软雅黑" w:eastAsia="微软雅黑" w:hAnsi="微软雅黑"/>
+          <w:color w:val="4F81BD"/>
+        </w:rPr>
+        <w:t>受理范围</w:t>
+      </w:r>
+      <w:proofErr w:type="spellEnd"/>
+      <w:r>
+        <w:rPr>
+          <w:rFonts w:ascii="微软雅黑" w:eastAsia="微软雅黑" w:hAnsi="微软雅黑"/>
+          <w:color w:val="4F81BD"/>
+        </w:rPr>
+        <w:t>】</w:t>
       </w:r>
       <w:bookmarkEnd w:id="101"/>
     </w:p>
@@ -15773,7 +17228,23 @@
           <w:rFonts w:ascii="微软雅黑" w:eastAsia="微软雅黑" w:hAnsi="微软雅黑"/>
           <w:color w:val="4F81BD"/>
         </w:rPr>
-        <w:t>【打开方式】</w:t>
+        <w:t>【</w:t>
+      </w:r>
+      <w:proofErr w:type="spellStart"/>
+      <w:r>
+        <w:rPr>
+          <w:rFonts w:ascii="微软雅黑" w:eastAsia="微软雅黑" w:hAnsi="微软雅黑"/>
+          <w:color w:val="4F81BD"/>
+        </w:rPr>
+        <w:t>打开方式</w:t>
+      </w:r>
+      <w:proofErr w:type="spellEnd"/>
+      <w:r>
+        <w:rPr>
+          <w:rFonts w:ascii="微软雅黑" w:eastAsia="微软雅黑" w:hAnsi="微软雅黑"/>
+          <w:color w:val="4F81BD"/>
+        </w:rPr>
+        <w:t>】</w:t>
       </w:r>
       <w:bookmarkEnd w:id="102"/>
     </w:p>
@@ -15786,13 +17257,23 @@
           <w:lang w:eastAsia="zh-CN"/>
         </w:rPr>
       </w:pPr>
-      <w:r>
-        <w:rPr>
-          <w:rFonts w:ascii="微软雅黑" w:eastAsia="微软雅黑" w:hAnsi="微软雅黑"/>
-          <w:sz w:val="22"/>
-          <w:lang w:eastAsia="zh-CN"/>
-        </w:rPr>
-        <w:t>审计署官网"公众互动"栏目在线提交</w:t>
+      <w:proofErr w:type="gramStart"/>
+      <w:r>
+        <w:rPr>
+          <w:rFonts w:ascii="微软雅黑" w:eastAsia="微软雅黑" w:hAnsi="微软雅黑"/>
+          <w:sz w:val="22"/>
+          <w:lang w:eastAsia="zh-CN"/>
+        </w:rPr>
+        <w:t>审计署官网</w:t>
+      </w:r>
+      <w:proofErr w:type="gramEnd"/>
+      <w:r>
+        <w:rPr>
+          <w:rFonts w:ascii="微软雅黑" w:eastAsia="微软雅黑" w:hAnsi="微软雅黑"/>
+          <w:sz w:val="22"/>
+          <w:lang w:eastAsia="zh-CN"/>
+        </w:rPr>
+        <w:t>"公众互动"栏目在线提交</w:t>
       </w:r>
     </w:p>
     <w:p>
@@ -15842,7 +17323,23 @@
           <w:rFonts w:ascii="微软雅黑" w:eastAsia="微软雅黑" w:hAnsi="微软雅黑"/>
           <w:color w:val="4F81BD"/>
         </w:rPr>
-        <w:t>【注意事项】</w:t>
+        <w:t>【</w:t>
+      </w:r>
+      <w:proofErr w:type="spellStart"/>
+      <w:r>
+        <w:rPr>
+          <w:rFonts w:ascii="微软雅黑" w:eastAsia="微软雅黑" w:hAnsi="微软雅黑"/>
+          <w:color w:val="4F81BD"/>
+        </w:rPr>
+        <w:t>注意事项</w:t>
+      </w:r>
+      <w:proofErr w:type="spellEnd"/>
+      <w:r>
+        <w:rPr>
+          <w:rFonts w:ascii="微软雅黑" w:eastAsia="微软雅黑" w:hAnsi="微软雅黑"/>
+          <w:color w:val="4F81BD"/>
+        </w:rPr>
+        <w:t>】</w:t>
       </w:r>
       <w:bookmarkEnd w:id="103"/>
     </w:p>
@@ -15925,7 +17422,27 @@
           <w:sz w:val="28"/>
           <w:lang w:eastAsia="zh-CN"/>
         </w:rPr>
-        <w:t>十五、国务院国资委监督举报渠道（央企国企）</w:t>
+        <w:t>十五、国务院国资委监督举报渠道（</w:t>
+      </w:r>
+      <w:proofErr w:type="gramStart"/>
+      <w:r>
+        <w:rPr>
+          <w:rFonts w:ascii="微软雅黑" w:eastAsia="微软雅黑" w:hAnsi="微软雅黑"/>
+          <w:color w:val="4F81BD"/>
+          <w:sz w:val="28"/>
+          <w:lang w:eastAsia="zh-CN"/>
+        </w:rPr>
+        <w:t>央企国企</w:t>
+      </w:r>
+      <w:proofErr w:type="gramEnd"/>
+      <w:r>
+        <w:rPr>
+          <w:rFonts w:ascii="微软雅黑" w:eastAsia="微软雅黑" w:hAnsi="微软雅黑"/>
+          <w:color w:val="4F81BD"/>
+          <w:sz w:val="28"/>
+          <w:lang w:eastAsia="zh-CN"/>
+        </w:rPr>
+        <w:t>）</w:t>
       </w:r>
       <w:bookmarkEnd w:id="104"/>
     </w:p>
@@ -15943,16 +17460,9 @@
           <w:sz w:val="22"/>
           <w:lang w:eastAsia="zh-CN"/>
         </w:rPr>
-        <w:t>平台定位：国务院国资委代表国家对中央企业履行出资人职责，受理央企违规经营、国有资产流失及假冒国企等举报。</w:t>
-      </w:r>
-    </w:p>
-    <w:p>
-      <w:pPr>
-        <w:rPr>
-          <w:rFonts w:hint="eastAsia"/>
-          <w:lang w:eastAsia="zh-CN"/>
-        </w:rPr>
-      </w:pPr>
+        <w:t>平台定位：国务院国资委代表国家对中央企业履行出资人职责，</w:t>
+      </w:r>
+      <w:proofErr w:type="gramStart"/>
       <w:r>
         <w:rPr>
           <w:rFonts w:ascii="微软雅黑" w:eastAsia="微软雅黑" w:hAnsi="微软雅黑"/>
@@ -15960,6 +17470,33 @@
           <w:sz w:val="22"/>
           <w:lang w:eastAsia="zh-CN"/>
         </w:rPr>
+        <w:t>受理央企违规</w:t>
+      </w:r>
+      <w:proofErr w:type="gramEnd"/>
+      <w:r>
+        <w:rPr>
+          <w:rFonts w:ascii="微软雅黑" w:eastAsia="微软雅黑" w:hAnsi="微软雅黑"/>
+          <w:b/>
+          <w:sz w:val="22"/>
+          <w:lang w:eastAsia="zh-CN"/>
+        </w:rPr>
+        <w:t>经营、国有资产流失及假冒国企等举报。</w:t>
+      </w:r>
+    </w:p>
+    <w:p>
+      <w:pPr>
+        <w:rPr>
+          <w:rFonts w:hint="eastAsia"/>
+          <w:lang w:eastAsia="zh-CN"/>
+        </w:rPr>
+      </w:pPr>
+      <w:r>
+        <w:rPr>
+          <w:rFonts w:ascii="微软雅黑" w:eastAsia="微软雅黑" w:hAnsi="微软雅黑"/>
+          <w:b/>
+          <w:sz w:val="22"/>
+          <w:lang w:eastAsia="zh-CN"/>
+        </w:rPr>
         <w:t>官方网站：国务院国资委官网（https://www.sasac.gov.cn）"互动交流—在线举报/主任信箱"，另设"假冒国企"举报平台</w:t>
       </w:r>
     </w:p>
@@ -15978,7 +17515,27 @@
           <w:lang w:eastAsia="zh-CN"/>
         </w:rPr>
         <w:lastRenderedPageBreak/>
-        <w:t>投诉电话：央企工作人员违纪拨12388，选"中央和国家机关—驻国务院国资委纪检监察组"</w:t>
+        <w:t>投诉电话：</w:t>
+      </w:r>
+      <w:proofErr w:type="gramStart"/>
+      <w:r>
+        <w:rPr>
+          <w:rFonts w:ascii="微软雅黑" w:eastAsia="微软雅黑" w:hAnsi="微软雅黑"/>
+          <w:b/>
+          <w:sz w:val="22"/>
+          <w:lang w:eastAsia="zh-CN"/>
+        </w:rPr>
+        <w:t>央企工作人员</w:t>
+      </w:r>
+      <w:proofErr w:type="gramEnd"/>
+      <w:r>
+        <w:rPr>
+          <w:rFonts w:ascii="微软雅黑" w:eastAsia="微软雅黑" w:hAnsi="微软雅黑"/>
+          <w:b/>
+          <w:sz w:val="22"/>
+          <w:lang w:eastAsia="zh-CN"/>
+        </w:rPr>
+        <w:t>违纪拨12388，选"中央和国家机关—驻国务院国资委纪检监察组"</w:t>
       </w:r>
     </w:p>
     <w:p>
@@ -16009,7 +17566,23 @@
           <w:rFonts w:ascii="微软雅黑" w:eastAsia="微软雅黑" w:hAnsi="微软雅黑"/>
           <w:color w:val="4F81BD"/>
         </w:rPr>
-        <w:t>【受理范围】</w:t>
+        <w:t>【</w:t>
+      </w:r>
+      <w:proofErr w:type="spellStart"/>
+      <w:r>
+        <w:rPr>
+          <w:rFonts w:ascii="微软雅黑" w:eastAsia="微软雅黑" w:hAnsi="微软雅黑"/>
+          <w:color w:val="4F81BD"/>
+        </w:rPr>
+        <w:t>受理范围</w:t>
+      </w:r>
+      <w:proofErr w:type="spellEnd"/>
+      <w:r>
+        <w:rPr>
+          <w:rFonts w:ascii="微软雅黑" w:eastAsia="微软雅黑" w:hAnsi="微软雅黑"/>
+          <w:color w:val="4F81BD"/>
+        </w:rPr>
+        <w:t>】</w:t>
       </w:r>
       <w:bookmarkEnd w:id="105"/>
     </w:p>
@@ -16076,13 +17649,23 @@
           <w:lang w:eastAsia="zh-CN"/>
         </w:rPr>
       </w:pPr>
-      <w:r>
-        <w:rPr>
-          <w:rFonts w:ascii="微软雅黑" w:eastAsia="微软雅黑" w:hAnsi="微软雅黑"/>
-          <w:sz w:val="22"/>
-          <w:lang w:eastAsia="zh-CN"/>
-        </w:rPr>
-        <w:t>央企党员干部和工作人员违纪违法</w:t>
+      <w:proofErr w:type="gramStart"/>
+      <w:r>
+        <w:rPr>
+          <w:rFonts w:ascii="微软雅黑" w:eastAsia="微软雅黑" w:hAnsi="微软雅黑"/>
+          <w:sz w:val="22"/>
+          <w:lang w:eastAsia="zh-CN"/>
+        </w:rPr>
+        <w:t>央企党员</w:t>
+      </w:r>
+      <w:proofErr w:type="gramEnd"/>
+      <w:r>
+        <w:rPr>
+          <w:rFonts w:ascii="微软雅黑" w:eastAsia="微软雅黑" w:hAnsi="微软雅黑"/>
+          <w:sz w:val="22"/>
+          <w:lang w:eastAsia="zh-CN"/>
+        </w:rPr>
+        <w:t>干部和工作人员违纪违法</w:t>
       </w:r>
     </w:p>
     <w:p>
@@ -16096,7 +17679,23 @@
           <w:rFonts w:ascii="微软雅黑" w:eastAsia="微软雅黑" w:hAnsi="微软雅黑"/>
           <w:color w:val="4F81BD"/>
         </w:rPr>
-        <w:t>【打开方式】</w:t>
+        <w:t>【</w:t>
+      </w:r>
+      <w:proofErr w:type="spellStart"/>
+      <w:r>
+        <w:rPr>
+          <w:rFonts w:ascii="微软雅黑" w:eastAsia="微软雅黑" w:hAnsi="微软雅黑"/>
+          <w:color w:val="4F81BD"/>
+        </w:rPr>
+        <w:t>打开方式</w:t>
+      </w:r>
+      <w:proofErr w:type="spellEnd"/>
+      <w:r>
+        <w:rPr>
+          <w:rFonts w:ascii="微软雅黑" w:eastAsia="微软雅黑" w:hAnsi="微软雅黑"/>
+          <w:color w:val="4F81BD"/>
+        </w:rPr>
+        <w:t>】</w:t>
       </w:r>
       <w:bookmarkEnd w:id="106"/>
     </w:p>
@@ -16109,13 +17708,41 @@
           <w:lang w:eastAsia="zh-CN"/>
         </w:rPr>
       </w:pPr>
-      <w:r>
-        <w:rPr>
-          <w:rFonts w:ascii="微软雅黑" w:eastAsia="微软雅黑" w:hAnsi="微软雅黑"/>
-          <w:sz w:val="22"/>
-          <w:lang w:eastAsia="zh-CN"/>
-        </w:rPr>
-        <w:t>国资委官网"互动交流"在线提交或发主任信箱</w:t>
+      <w:proofErr w:type="gramStart"/>
+      <w:r>
+        <w:rPr>
+          <w:rFonts w:ascii="微软雅黑" w:eastAsia="微软雅黑" w:hAnsi="微软雅黑"/>
+          <w:sz w:val="22"/>
+          <w:lang w:eastAsia="zh-CN"/>
+        </w:rPr>
+        <w:t>国资委官网</w:t>
+      </w:r>
+      <w:proofErr w:type="gramEnd"/>
+      <w:r>
+        <w:rPr>
+          <w:rFonts w:ascii="微软雅黑" w:eastAsia="微软雅黑" w:hAnsi="微软雅黑"/>
+          <w:sz w:val="22"/>
+          <w:lang w:eastAsia="zh-CN"/>
+        </w:rPr>
+        <w:t>"互动交流"在线提交或</w:t>
+      </w:r>
+      <w:proofErr w:type="gramStart"/>
+      <w:r>
+        <w:rPr>
+          <w:rFonts w:ascii="微软雅黑" w:eastAsia="微软雅黑" w:hAnsi="微软雅黑"/>
+          <w:sz w:val="22"/>
+          <w:lang w:eastAsia="zh-CN"/>
+        </w:rPr>
+        <w:t>发主任</w:t>
+      </w:r>
+      <w:proofErr w:type="gramEnd"/>
+      <w:r>
+        <w:rPr>
+          <w:rFonts w:ascii="微软雅黑" w:eastAsia="微软雅黑" w:hAnsi="微软雅黑"/>
+          <w:sz w:val="22"/>
+          <w:lang w:eastAsia="zh-CN"/>
+        </w:rPr>
+        <w:t>信箱</w:t>
       </w:r>
     </w:p>
     <w:p>
@@ -16165,7 +17792,23 @@
           <w:rFonts w:ascii="微软雅黑" w:eastAsia="微软雅黑" w:hAnsi="微软雅黑"/>
           <w:color w:val="4F81BD"/>
         </w:rPr>
-        <w:t>【注意事项】</w:t>
+        <w:t>【</w:t>
+      </w:r>
+      <w:proofErr w:type="spellStart"/>
+      <w:r>
+        <w:rPr>
+          <w:rFonts w:ascii="微软雅黑" w:eastAsia="微软雅黑" w:hAnsi="微软雅黑"/>
+          <w:color w:val="4F81BD"/>
+        </w:rPr>
+        <w:t>注意事项</w:t>
+      </w:r>
+      <w:proofErr w:type="spellEnd"/>
+      <w:r>
+        <w:rPr>
+          <w:rFonts w:ascii="微软雅黑" w:eastAsia="微软雅黑" w:hAnsi="微软雅黑"/>
+          <w:color w:val="4F81BD"/>
+        </w:rPr>
+        <w:t>】</w:t>
       </w:r>
       <w:bookmarkEnd w:id="107"/>
     </w:p>
@@ -16184,7 +17827,25 @@
           <w:sz w:val="22"/>
           <w:lang w:eastAsia="zh-CN"/>
         </w:rPr>
-        <w:t>先分清是中央企业还是地方国企，地方国企归省市国资委管</w:t>
+        <w:t>先分清是中央企业还是地方国企，地方国企</w:t>
+      </w:r>
+      <w:proofErr w:type="gramStart"/>
+      <w:r>
+        <w:rPr>
+          <w:rFonts w:ascii="微软雅黑" w:eastAsia="微软雅黑" w:hAnsi="微软雅黑"/>
+          <w:sz w:val="22"/>
+          <w:lang w:eastAsia="zh-CN"/>
+        </w:rPr>
+        <w:t>归省市</w:t>
+      </w:r>
+      <w:proofErr w:type="gramEnd"/>
+      <w:r>
+        <w:rPr>
+          <w:rFonts w:ascii="微软雅黑" w:eastAsia="微软雅黑" w:hAnsi="微软雅黑"/>
+          <w:sz w:val="22"/>
+          <w:lang w:eastAsia="zh-CN"/>
+        </w:rPr>
+        <w:t>国资委管</w:t>
       </w:r>
     </w:p>
     <w:p>
@@ -16445,7 +18106,25 @@
           <w:sz w:val="22"/>
           <w:lang w:eastAsia="zh-CN"/>
         </w:rPr>
-        <w:t>地址：北京市西城区广安门南街甲2号</w:t>
+        <w:t>地址：北京市西</w:t>
+      </w:r>
+      <w:proofErr w:type="gramStart"/>
+      <w:r>
+        <w:rPr>
+          <w:rFonts w:ascii="微软雅黑" w:eastAsia="微软雅黑" w:hAnsi="微软雅黑"/>
+          <w:sz w:val="22"/>
+          <w:lang w:eastAsia="zh-CN"/>
+        </w:rPr>
+        <w:t>城区广</w:t>
+      </w:r>
+      <w:proofErr w:type="gramEnd"/>
+      <w:r>
+        <w:rPr>
+          <w:rFonts w:ascii="微软雅黑" w:eastAsia="微软雅黑" w:hAnsi="微软雅黑"/>
+          <w:sz w:val="22"/>
+          <w:lang w:eastAsia="zh-CN"/>
+        </w:rPr>
+        <w:t>安门南街甲2号</w:t>
       </w:r>
     </w:p>
     <w:p>
@@ -16488,12 +18167,21 @@
           <w:rFonts w:hint="eastAsia"/>
         </w:rPr>
       </w:pPr>
-      <w:r>
-        <w:rPr>
-          <w:rFonts w:ascii="微软雅黑" w:eastAsia="微软雅黑" w:hAnsi="微软雅黑"/>
-          <w:sz w:val="22"/>
-        </w:rPr>
-        <w:t>网站：中央纪委国家监委举报网站（https://www.12388.gov.cn）</w:t>
+      <w:proofErr w:type="spellStart"/>
+      <w:r>
+        <w:rPr>
+          <w:rFonts w:ascii="微软雅黑" w:eastAsia="微软雅黑" w:hAnsi="微软雅黑"/>
+          <w:sz w:val="22"/>
+        </w:rPr>
+        <w:t>网站：中央纪委国家监委举报网站（https</w:t>
+      </w:r>
+      <w:proofErr w:type="spellEnd"/>
+      <w:r>
+        <w:rPr>
+          <w:rFonts w:ascii="微软雅黑" w:eastAsia="微软雅黑" w:hAnsi="微软雅黑"/>
+          <w:sz w:val="22"/>
+        </w:rPr>
+        <w:t>://www.12388.gov.cn）</w:t>
       </w:r>
     </w:p>
     <w:p>
@@ -16511,7 +18199,25 @@
           <w:sz w:val="22"/>
           <w:lang w:eastAsia="zh-CN"/>
         </w:rPr>
-        <w:t>受理：党组织、党员违反党纪行为；监察对象（六类公职人员）不依法履职、违反秉公用权、廉洁从政从业及道德操守等职务违法、职务犯罪行为</w:t>
+        <w:t>受理：党组织、党员违反党纪行为；监察对象（六类公职人员）不依法履职、违反</w:t>
+      </w:r>
+      <w:proofErr w:type="gramStart"/>
+      <w:r>
+        <w:rPr>
+          <w:rFonts w:ascii="微软雅黑" w:eastAsia="微软雅黑" w:hAnsi="微软雅黑"/>
+          <w:sz w:val="22"/>
+          <w:lang w:eastAsia="zh-CN"/>
+        </w:rPr>
+        <w:t>秉</w:t>
+      </w:r>
+      <w:proofErr w:type="gramEnd"/>
+      <w:r>
+        <w:rPr>
+          <w:rFonts w:ascii="微软雅黑" w:eastAsia="微软雅黑" w:hAnsi="微软雅黑"/>
+          <w:sz w:val="22"/>
+          <w:lang w:eastAsia="zh-CN"/>
+        </w:rPr>
+        <w:t>公用权、廉洁从政从业及道德操守等职务违法、职务犯罪行为</w:t>
       </w:r>
     </w:p>
     <w:p>
@@ -16628,7 +18334,23 @@
           <w:rFonts w:ascii="微软雅黑" w:eastAsia="微软雅黑" w:hAnsi="微软雅黑"/>
           <w:color w:val="4F81BD"/>
         </w:rPr>
-        <w:t>【邮寄注意事项】</w:t>
+        <w:t>【</w:t>
+      </w:r>
+      <w:proofErr w:type="spellStart"/>
+      <w:r>
+        <w:rPr>
+          <w:rFonts w:ascii="微软雅黑" w:eastAsia="微软雅黑" w:hAnsi="微软雅黑"/>
+          <w:color w:val="4F81BD"/>
+        </w:rPr>
+        <w:t>邮寄注意事项</w:t>
+      </w:r>
+      <w:proofErr w:type="spellEnd"/>
+      <w:r>
+        <w:rPr>
+          <w:rFonts w:ascii="微软雅黑" w:eastAsia="微软雅黑" w:hAnsi="微软雅黑"/>
+          <w:color w:val="4F81BD"/>
+        </w:rPr>
+        <w:t>】</w:t>
       </w:r>
       <w:bookmarkEnd w:id="111"/>
       <w:bookmarkEnd w:id="112"/>
@@ -16744,7 +18466,27 @@
           <w:lang w:eastAsia="zh-CN"/>
         </w:rPr>
         <w:lastRenderedPageBreak/>
-        <w:t>第二部分  问政建议类（建言献策渠道）</w:t>
+        <w:t>第二部分  问</w:t>
+      </w:r>
+      <w:proofErr w:type="gramStart"/>
+      <w:r>
+        <w:rPr>
+          <w:rFonts w:ascii="微软雅黑" w:eastAsia="微软雅黑" w:hAnsi="微软雅黑"/>
+          <w:color w:val="1A3C6E"/>
+          <w:sz w:val="36"/>
+          <w:lang w:eastAsia="zh-CN"/>
+        </w:rPr>
+        <w:t>政建议</w:t>
+      </w:r>
+      <w:proofErr w:type="gramEnd"/>
+      <w:r>
+        <w:rPr>
+          <w:rFonts w:ascii="微软雅黑" w:eastAsia="微软雅黑" w:hAnsi="微软雅黑"/>
+          <w:color w:val="1A3C6E"/>
+          <w:sz w:val="36"/>
+          <w:lang w:eastAsia="zh-CN"/>
+        </w:rPr>
+        <w:t>类（建言献策渠道）</w:t>
       </w:r>
       <w:bookmarkEnd w:id="113"/>
       <w:bookmarkEnd w:id="114"/>
@@ -16814,7 +18556,25 @@
           <w:sz w:val="22"/>
           <w:lang w:eastAsia="zh-CN"/>
         </w:rPr>
-        <w:t>四川省委社会工作部联合四川日报报业集团打造的官方人民建议征集平台，覆盖社会治理、城市建设、公共服务等16个领域，建议会被相关部门纳入研判办理程序。</w:t>
+        <w:t>四川省委社会工作部联合四川日报报业集团打造的官方人民建议征集平台，覆盖社会治理、城市建设、公共服务等16个领域，建议会被相关部门纳入</w:t>
+      </w:r>
+      <w:proofErr w:type="gramStart"/>
+      <w:r>
+        <w:rPr>
+          <w:rFonts w:ascii="微软雅黑" w:eastAsia="微软雅黑" w:hAnsi="微软雅黑"/>
+          <w:sz w:val="22"/>
+          <w:lang w:eastAsia="zh-CN"/>
+        </w:rPr>
+        <w:t>研判办理</w:t>
+      </w:r>
+      <w:proofErr w:type="gramEnd"/>
+      <w:r>
+        <w:rPr>
+          <w:rFonts w:ascii="微软雅黑" w:eastAsia="微软雅黑" w:hAnsi="微软雅黑"/>
+          <w:sz w:val="22"/>
+          <w:lang w:eastAsia="zh-CN"/>
+        </w:rPr>
+        <w:t>程序。</w:t>
       </w:r>
     </w:p>
     <w:p>
@@ -16825,6 +18585,7 @@
           <w:rFonts w:hint="eastAsia"/>
         </w:rPr>
       </w:pPr>
+      <w:proofErr w:type="spellStart"/>
       <w:r>
         <w:rPr>
           <w:rFonts w:ascii="微软雅黑" w:eastAsia="微软雅黑" w:hAnsi="微软雅黑"/>
@@ -16832,7 +18593,17 @@
           <w:color w:val="1A3C6E"/>
           <w:sz w:val="22"/>
         </w:rPr>
-        <w:t>官方网址：</w:t>
+        <w:t>官方网址</w:t>
+      </w:r>
+      <w:proofErr w:type="spellEnd"/>
+      <w:r>
+        <w:rPr>
+          <w:rFonts w:ascii="微软雅黑" w:eastAsia="微软雅黑" w:hAnsi="微软雅黑"/>
+          <w:b/>
+          <w:color w:val="1A3C6E"/>
+          <w:sz w:val="22"/>
+        </w:rPr>
+        <w:t>：</w:t>
       </w:r>
     </w:p>
     <w:p>
@@ -16844,12 +18615,37 @@
           <w:rFonts w:hint="eastAsia"/>
         </w:rPr>
       </w:pPr>
-      <w:r>
-        <w:rPr>
-          <w:rFonts w:ascii="微软雅黑" w:eastAsia="微软雅黑" w:hAnsi="微软雅黑"/>
-          <w:sz w:val="22"/>
-        </w:rPr>
-        <w:t>网页端入口：https://ly.scol.com.cn/（首页点击「天府民声」banner）</w:t>
+      <w:proofErr w:type="spellStart"/>
+      <w:r>
+        <w:rPr>
+          <w:rFonts w:ascii="微软雅黑" w:eastAsia="微软雅黑" w:hAnsi="微软雅黑"/>
+          <w:sz w:val="22"/>
+        </w:rPr>
+        <w:t>网页端入口：https</w:t>
+      </w:r>
+      <w:proofErr w:type="spellEnd"/>
+      <w:r>
+        <w:rPr>
+          <w:rFonts w:ascii="微软雅黑" w:eastAsia="微软雅黑" w:hAnsi="微软雅黑"/>
+          <w:sz w:val="22"/>
+        </w:rPr>
+        <w:t>://ly.scol.com.cn/（</w:t>
+      </w:r>
+      <w:proofErr w:type="spellStart"/>
+      <w:r>
+        <w:rPr>
+          <w:rFonts w:ascii="微软雅黑" w:eastAsia="微软雅黑" w:hAnsi="微软雅黑"/>
+          <w:sz w:val="22"/>
+        </w:rPr>
+        <w:t>首页点击「天府民声」banner</w:t>
+      </w:r>
+      <w:proofErr w:type="spellEnd"/>
+      <w:r>
+        <w:rPr>
+          <w:rFonts w:ascii="微软雅黑" w:eastAsia="微软雅黑" w:hAnsi="微软雅黑"/>
+          <w:sz w:val="22"/>
+        </w:rPr>
+        <w:t>）</w:t>
       </w:r>
     </w:p>
     <w:p>
@@ -16861,12 +18657,21 @@
           <w:rFonts w:hint="eastAsia"/>
         </w:rPr>
       </w:pPr>
-      <w:r>
-        <w:rPr>
-          <w:rFonts w:ascii="微软雅黑" w:eastAsia="微软雅黑" w:hAnsi="微软雅黑"/>
-          <w:sz w:val="22"/>
-        </w:rPr>
-        <w:t>移动端直达：https://ly-m.scol.com.cn/#/subject/tfms</w:t>
+      <w:proofErr w:type="spellStart"/>
+      <w:r>
+        <w:rPr>
+          <w:rFonts w:ascii="微软雅黑" w:eastAsia="微软雅黑" w:hAnsi="微软雅黑"/>
+          <w:sz w:val="22"/>
+        </w:rPr>
+        <w:t>移动端直达：https</w:t>
+      </w:r>
+      <w:proofErr w:type="spellEnd"/>
+      <w:r>
+        <w:rPr>
+          <w:rFonts w:ascii="微软雅黑" w:eastAsia="微软雅黑" w:hAnsi="微软雅黑"/>
+          <w:sz w:val="22"/>
+        </w:rPr>
+        <w:t>://ly-m.scol.com.cn/#/subject/tfms</w:t>
       </w:r>
     </w:p>
     <w:p>
@@ -16879,13 +18684,23 @@
           <w:lang w:eastAsia="zh-CN"/>
         </w:rPr>
       </w:pPr>
-      <w:r>
-        <w:rPr>
-          <w:rFonts w:ascii="微软雅黑" w:eastAsia="微软雅黑" w:hAnsi="微软雅黑"/>
-          <w:sz w:val="22"/>
-          <w:lang w:eastAsia="zh-CN"/>
-        </w:rPr>
-        <w:t>微信小程序：搜索「问政四川」→ 首页「天府民声」入口</w:t>
+      <w:proofErr w:type="gramStart"/>
+      <w:r>
+        <w:rPr>
+          <w:rFonts w:ascii="微软雅黑" w:eastAsia="微软雅黑" w:hAnsi="微软雅黑"/>
+          <w:sz w:val="22"/>
+          <w:lang w:eastAsia="zh-CN"/>
+        </w:rPr>
+        <w:t>微信小</w:t>
+      </w:r>
+      <w:proofErr w:type="gramEnd"/>
+      <w:r>
+        <w:rPr>
+          <w:rFonts w:ascii="微软雅黑" w:eastAsia="微软雅黑" w:hAnsi="微软雅黑"/>
+          <w:sz w:val="22"/>
+          <w:lang w:eastAsia="zh-CN"/>
+        </w:rPr>
+        <w:t>程序：搜索「问政四川」→ 首页「天府民声」入口</w:t>
       </w:r>
     </w:p>
     <w:p>
@@ -16901,7 +18716,23 @@
           <w:rFonts w:ascii="微软雅黑" w:eastAsia="微软雅黑" w:hAnsi="微软雅黑"/>
           <w:color w:val="333333"/>
         </w:rPr>
-        <w:t>【打开方式】</w:t>
+        <w:t>【</w:t>
+      </w:r>
+      <w:proofErr w:type="spellStart"/>
+      <w:r>
+        <w:rPr>
+          <w:rFonts w:ascii="微软雅黑" w:eastAsia="微软雅黑" w:hAnsi="微软雅黑"/>
+          <w:color w:val="333333"/>
+        </w:rPr>
+        <w:t>打开方式</w:t>
+      </w:r>
+      <w:proofErr w:type="spellEnd"/>
+      <w:r>
+        <w:rPr>
+          <w:rFonts w:ascii="微软雅黑" w:eastAsia="微软雅黑" w:hAnsi="微软雅黑"/>
+          <w:color w:val="333333"/>
+        </w:rPr>
+        <w:t>】</w:t>
       </w:r>
       <w:bookmarkEnd w:id="117"/>
       <w:bookmarkEnd w:id="118"/>
@@ -16914,6 +18745,7 @@
           <w:rFonts w:hint="eastAsia"/>
         </w:rPr>
       </w:pPr>
+      <w:proofErr w:type="spellStart"/>
       <w:r>
         <w:rPr>
           <w:rFonts w:ascii="微软雅黑" w:eastAsia="微软雅黑" w:hAnsi="微软雅黑"/>
@@ -16923,6 +18755,7 @@
         </w:rPr>
         <w:t>网页端</w:t>
       </w:r>
+      <w:proofErr w:type="spellEnd"/>
     </w:p>
     <w:p>
       <w:pPr>
@@ -16953,13 +18786,23 @@
           <w:lang w:eastAsia="zh-CN"/>
         </w:rPr>
       </w:pPr>
-      <w:r>
-        <w:rPr>
-          <w:rFonts w:ascii="微软雅黑" w:eastAsia="微软雅黑" w:hAnsi="微软雅黑"/>
-          <w:sz w:val="22"/>
-          <w:lang w:eastAsia="zh-CN"/>
-        </w:rPr>
-        <w:t>选建议领域（16个领域可选）→「我要建言」→ 填标题、建议内容、领域、事发地、联系方式 → 提交</w:t>
+      <w:proofErr w:type="gramStart"/>
+      <w:r>
+        <w:rPr>
+          <w:rFonts w:ascii="微软雅黑" w:eastAsia="微软雅黑" w:hAnsi="微软雅黑"/>
+          <w:sz w:val="22"/>
+          <w:lang w:eastAsia="zh-CN"/>
+        </w:rPr>
+        <w:t>选建议</w:t>
+      </w:r>
+      <w:proofErr w:type="gramEnd"/>
+      <w:r>
+        <w:rPr>
+          <w:rFonts w:ascii="微软雅黑" w:eastAsia="微软雅黑" w:hAnsi="微软雅黑"/>
+          <w:sz w:val="22"/>
+          <w:lang w:eastAsia="zh-CN"/>
+        </w:rPr>
+        <w:t>领域（16个领域可选）→「我要建言」→ 填标题、建议内容、领域、事发地、联系方式 → 提交</w:t>
       </w:r>
     </w:p>
     <w:p>
@@ -16970,6 +18813,7 @@
           <w:rFonts w:hint="eastAsia"/>
         </w:rPr>
       </w:pPr>
+      <w:proofErr w:type="spellStart"/>
       <w:r>
         <w:rPr>
           <w:rFonts w:ascii="微软雅黑" w:eastAsia="微软雅黑" w:hAnsi="微软雅黑"/>
@@ -16977,7 +18821,17 @@
           <w:color w:val="2C5F8A"/>
           <w:sz w:val="22"/>
         </w:rPr>
-        <w:t>微信小程序（最便捷）</w:t>
+        <w:t>微信小程序（最便捷</w:t>
+      </w:r>
+      <w:proofErr w:type="spellEnd"/>
+      <w:r>
+        <w:rPr>
+          <w:rFonts w:ascii="微软雅黑" w:eastAsia="微软雅黑" w:hAnsi="微软雅黑"/>
+          <w:b/>
+          <w:color w:val="2C5F8A"/>
+          <w:sz w:val="22"/>
+        </w:rPr>
+        <w:t>）</w:t>
       </w:r>
     </w:p>
     <w:p>
@@ -16990,13 +18844,23 @@
           <w:lang w:eastAsia="zh-CN"/>
         </w:rPr>
       </w:pPr>
-      <w:r>
-        <w:rPr>
-          <w:rFonts w:ascii="微软雅黑" w:eastAsia="微软雅黑" w:hAnsi="微软雅黑"/>
-          <w:sz w:val="22"/>
-          <w:lang w:eastAsia="zh-CN"/>
-        </w:rPr>
-        <w:t>微信搜索「问政四川」小程序 → 首页「天府民声」→ 填写建议提交</w:t>
+      <w:proofErr w:type="gramStart"/>
+      <w:r>
+        <w:rPr>
+          <w:rFonts w:ascii="微软雅黑" w:eastAsia="微软雅黑" w:hAnsi="微软雅黑"/>
+          <w:sz w:val="22"/>
+          <w:lang w:eastAsia="zh-CN"/>
+        </w:rPr>
+        <w:t>微信搜索</w:t>
+      </w:r>
+      <w:proofErr w:type="gramEnd"/>
+      <w:r>
+        <w:rPr>
+          <w:rFonts w:ascii="微软雅黑" w:eastAsia="微软雅黑" w:hAnsi="微软雅黑"/>
+          <w:sz w:val="22"/>
+          <w:lang w:eastAsia="zh-CN"/>
+        </w:rPr>
+        <w:t>「问政四川」小程序 → 首页「天府民声」→ 填写建议提交</w:t>
       </w:r>
     </w:p>
     <w:p>
@@ -17012,7 +18876,23 @@
           <w:rFonts w:ascii="微软雅黑" w:eastAsia="微软雅黑" w:hAnsi="微软雅黑"/>
           <w:color w:val="333333"/>
         </w:rPr>
-        <w:t>【主要针对】</w:t>
+        <w:t>【</w:t>
+      </w:r>
+      <w:proofErr w:type="spellStart"/>
+      <w:r>
+        <w:rPr>
+          <w:rFonts w:ascii="微软雅黑" w:eastAsia="微软雅黑" w:hAnsi="微软雅黑"/>
+          <w:color w:val="333333"/>
+        </w:rPr>
+        <w:t>主要针对</w:t>
+      </w:r>
+      <w:proofErr w:type="spellEnd"/>
+      <w:r>
+        <w:rPr>
+          <w:rFonts w:ascii="微软雅黑" w:eastAsia="微软雅黑" w:hAnsi="微软雅黑"/>
+          <w:color w:val="333333"/>
+        </w:rPr>
+        <w:t>】</w:t>
       </w:r>
       <w:bookmarkEnd w:id="119"/>
       <w:bookmarkEnd w:id="120"/>
@@ -17107,7 +18987,23 @@
           <w:rFonts w:ascii="微软雅黑" w:eastAsia="微软雅黑" w:hAnsi="微软雅黑"/>
           <w:color w:val="333333"/>
         </w:rPr>
-        <w:t>【注意事项】</w:t>
+        <w:t>【</w:t>
+      </w:r>
+      <w:proofErr w:type="spellStart"/>
+      <w:r>
+        <w:rPr>
+          <w:rFonts w:ascii="微软雅黑" w:eastAsia="微软雅黑" w:hAnsi="微软雅黑"/>
+          <w:color w:val="333333"/>
+        </w:rPr>
+        <w:t>注意事项</w:t>
+      </w:r>
+      <w:proofErr w:type="spellEnd"/>
+      <w:r>
+        <w:rPr>
+          <w:rFonts w:ascii="微软雅黑" w:eastAsia="微软雅黑" w:hAnsi="微软雅黑"/>
+          <w:color w:val="333333"/>
+        </w:rPr>
+        <w:t>】</w:t>
       </w:r>
       <w:bookmarkEnd w:id="121"/>
       <w:bookmarkEnd w:id="122"/>
@@ -17166,7 +19062,25 @@
           <w:sz w:val="22"/>
           <w:lang w:eastAsia="zh-CN"/>
         </w:rPr>
-        <w:t>提交的建议将被相关部门纳入研判办理程序，优秀建议可能被采纳落地</w:t>
+        <w:t>提交的建议将被相关部门纳入</w:t>
+      </w:r>
+      <w:proofErr w:type="gramStart"/>
+      <w:r>
+        <w:rPr>
+          <w:rFonts w:ascii="微软雅黑" w:eastAsia="微软雅黑" w:hAnsi="微软雅黑"/>
+          <w:sz w:val="22"/>
+          <w:lang w:eastAsia="zh-CN"/>
+        </w:rPr>
+        <w:t>研判办理</w:t>
+      </w:r>
+      <w:proofErr w:type="gramEnd"/>
+      <w:r>
+        <w:rPr>
+          <w:rFonts w:ascii="微软雅黑" w:eastAsia="微软雅黑" w:hAnsi="微软雅黑"/>
+          <w:sz w:val="22"/>
+          <w:lang w:eastAsia="zh-CN"/>
+        </w:rPr>
+        <w:t>程序，优秀建议可能被采纳落地</w:t>
       </w:r>
     </w:p>
     <w:p>
@@ -17236,6 +19150,7 @@
           <w:rFonts w:hint="eastAsia"/>
         </w:rPr>
       </w:pPr>
+      <w:proofErr w:type="spellStart"/>
       <w:r>
         <w:rPr>
           <w:rFonts w:ascii="微软雅黑" w:eastAsia="微软雅黑" w:hAnsi="微软雅黑"/>
@@ -17243,7 +19158,17 @@
           <w:color w:val="1A3C6E"/>
           <w:sz w:val="22"/>
         </w:rPr>
-        <w:t>官方网址：</w:t>
+        <w:t>官方网址</w:t>
+      </w:r>
+      <w:proofErr w:type="spellEnd"/>
+      <w:r>
+        <w:rPr>
+          <w:rFonts w:ascii="微软雅黑" w:eastAsia="微软雅黑" w:hAnsi="微软雅黑"/>
+          <w:b/>
+          <w:color w:val="1A3C6E"/>
+          <w:sz w:val="22"/>
+        </w:rPr>
+        <w:t>：</w:t>
       </w:r>
     </w:p>
     <w:p>
@@ -17255,12 +19180,37 @@
           <w:rFonts w:hint="eastAsia"/>
         </w:rPr>
       </w:pPr>
-      <w:r>
-        <w:rPr>
-          <w:rFonts w:ascii="微软雅黑" w:eastAsia="微软雅黑" w:hAnsi="微软雅黑"/>
-          <w:sz w:val="22"/>
-        </w:rPr>
-        <w:t>网页端入口：https://ly.scol.com.cn/（首页点击「网上工作站」banner）</w:t>
+      <w:proofErr w:type="spellStart"/>
+      <w:r>
+        <w:rPr>
+          <w:rFonts w:ascii="微软雅黑" w:eastAsia="微软雅黑" w:hAnsi="微软雅黑"/>
+          <w:sz w:val="22"/>
+        </w:rPr>
+        <w:t>网页端入口：https</w:t>
+      </w:r>
+      <w:proofErr w:type="spellEnd"/>
+      <w:r>
+        <w:rPr>
+          <w:rFonts w:ascii="微软雅黑" w:eastAsia="微软雅黑" w:hAnsi="微软雅黑"/>
+          <w:sz w:val="22"/>
+        </w:rPr>
+        <w:t>://ly.scol.com.cn/（</w:t>
+      </w:r>
+      <w:proofErr w:type="spellStart"/>
+      <w:r>
+        <w:rPr>
+          <w:rFonts w:ascii="微软雅黑" w:eastAsia="微软雅黑" w:hAnsi="微软雅黑"/>
+          <w:sz w:val="22"/>
+        </w:rPr>
+        <w:t>首页点击「网上工作站」banner</w:t>
+      </w:r>
+      <w:proofErr w:type="spellEnd"/>
+      <w:r>
+        <w:rPr>
+          <w:rFonts w:ascii="微软雅黑" w:eastAsia="微软雅黑" w:hAnsi="微软雅黑"/>
+          <w:sz w:val="22"/>
+        </w:rPr>
+        <w:t>）</w:t>
       </w:r>
     </w:p>
     <w:p>
@@ -17272,12 +19222,21 @@
           <w:rFonts w:hint="eastAsia"/>
         </w:rPr>
       </w:pPr>
-      <w:r>
-        <w:rPr>
-          <w:rFonts w:ascii="微软雅黑" w:eastAsia="微软雅黑" w:hAnsi="微软雅黑"/>
-          <w:sz w:val="22"/>
-        </w:rPr>
-        <w:t>移动端直达：https://ly-m.scol.com.cn/#/subject/26lhgzz/leaders/zx</w:t>
+      <w:proofErr w:type="spellStart"/>
+      <w:r>
+        <w:rPr>
+          <w:rFonts w:ascii="微软雅黑" w:eastAsia="微软雅黑" w:hAnsi="微软雅黑"/>
+          <w:sz w:val="22"/>
+        </w:rPr>
+        <w:t>移动端直达：https</w:t>
+      </w:r>
+      <w:proofErr w:type="spellEnd"/>
+      <w:r>
+        <w:rPr>
+          <w:rFonts w:ascii="微软雅黑" w:eastAsia="微软雅黑" w:hAnsi="微软雅黑"/>
+          <w:sz w:val="22"/>
+        </w:rPr>
+        <w:t>://ly-m.scol.com.cn/#/subject/26lhgzz/leaders/zx</w:t>
       </w:r>
     </w:p>
     <w:p>
@@ -17290,13 +19249,23 @@
           <w:lang w:eastAsia="zh-CN"/>
         </w:rPr>
       </w:pPr>
-      <w:r>
-        <w:rPr>
-          <w:rFonts w:ascii="微软雅黑" w:eastAsia="微软雅黑" w:hAnsi="微软雅黑"/>
-          <w:sz w:val="22"/>
-          <w:lang w:eastAsia="zh-CN"/>
-        </w:rPr>
-        <w:t>微信小程序：搜索「问政四川」→ 首页「网上工作站」入口</w:t>
+      <w:proofErr w:type="gramStart"/>
+      <w:r>
+        <w:rPr>
+          <w:rFonts w:ascii="微软雅黑" w:eastAsia="微软雅黑" w:hAnsi="微软雅黑"/>
+          <w:sz w:val="22"/>
+          <w:lang w:eastAsia="zh-CN"/>
+        </w:rPr>
+        <w:t>微信小</w:t>
+      </w:r>
+      <w:proofErr w:type="gramEnd"/>
+      <w:r>
+        <w:rPr>
+          <w:rFonts w:ascii="微软雅黑" w:eastAsia="微软雅黑" w:hAnsi="微软雅黑"/>
+          <w:sz w:val="22"/>
+          <w:lang w:eastAsia="zh-CN"/>
+        </w:rPr>
+        <w:t>程序：搜索「问政四川」→ 首页「网上工作站」入口</w:t>
       </w:r>
     </w:p>
     <w:p>
@@ -17312,7 +19281,23 @@
           <w:rFonts w:ascii="微软雅黑" w:eastAsia="微软雅黑" w:hAnsi="微软雅黑"/>
           <w:color w:val="333333"/>
         </w:rPr>
-        <w:t>【打开方式】</w:t>
+        <w:t>【</w:t>
+      </w:r>
+      <w:proofErr w:type="spellStart"/>
+      <w:r>
+        <w:rPr>
+          <w:rFonts w:ascii="微软雅黑" w:eastAsia="微软雅黑" w:hAnsi="微软雅黑"/>
+          <w:color w:val="333333"/>
+        </w:rPr>
+        <w:t>打开方式</w:t>
+      </w:r>
+      <w:proofErr w:type="spellEnd"/>
+      <w:r>
+        <w:rPr>
+          <w:rFonts w:ascii="微软雅黑" w:eastAsia="微软雅黑" w:hAnsi="微软雅黑"/>
+          <w:color w:val="333333"/>
+        </w:rPr>
+        <w:t>】</w:t>
       </w:r>
       <w:bookmarkEnd w:id="125"/>
       <w:bookmarkEnd w:id="126"/>
@@ -17325,6 +19310,7 @@
           <w:rFonts w:hint="eastAsia"/>
         </w:rPr>
       </w:pPr>
+      <w:proofErr w:type="spellStart"/>
       <w:r>
         <w:rPr>
           <w:rFonts w:ascii="微软雅黑" w:eastAsia="微软雅黑" w:hAnsi="微软雅黑"/>
@@ -17334,6 +19320,7 @@
         </w:rPr>
         <w:t>网页端</w:t>
       </w:r>
+      <w:proofErr w:type="spellEnd"/>
     </w:p>
     <w:p>
       <w:pPr>
@@ -17400,6 +19387,7 @@
           <w:rFonts w:hint="eastAsia"/>
         </w:rPr>
       </w:pPr>
+      <w:proofErr w:type="spellStart"/>
       <w:r>
         <w:rPr>
           <w:rFonts w:ascii="微软雅黑" w:eastAsia="微软雅黑" w:hAnsi="微软雅黑"/>
@@ -17407,7 +19395,17 @@
           <w:color w:val="2C5F8A"/>
           <w:sz w:val="22"/>
         </w:rPr>
-        <w:t>微信小程序（最便捷）</w:t>
+        <w:t>微信小程序（最便捷</w:t>
+      </w:r>
+      <w:proofErr w:type="spellEnd"/>
+      <w:r>
+        <w:rPr>
+          <w:rFonts w:ascii="微软雅黑" w:eastAsia="微软雅黑" w:hAnsi="微软雅黑"/>
+          <w:b/>
+          <w:color w:val="2C5F8A"/>
+          <w:sz w:val="22"/>
+        </w:rPr>
+        <w:t>）</w:t>
       </w:r>
     </w:p>
     <w:p>
@@ -17420,13 +19418,23 @@
           <w:lang w:eastAsia="zh-CN"/>
         </w:rPr>
       </w:pPr>
-      <w:r>
-        <w:rPr>
-          <w:rFonts w:ascii="微软雅黑" w:eastAsia="微软雅黑" w:hAnsi="微软雅黑"/>
-          <w:sz w:val="22"/>
-          <w:lang w:eastAsia="zh-CN"/>
-        </w:rPr>
-        <w:t>微信搜索「问政四川」小程序 → 首页「网上工作站」→ 选代表委员 → 填写留言提交</w:t>
+      <w:proofErr w:type="gramStart"/>
+      <w:r>
+        <w:rPr>
+          <w:rFonts w:ascii="微软雅黑" w:eastAsia="微软雅黑" w:hAnsi="微软雅黑"/>
+          <w:sz w:val="22"/>
+          <w:lang w:eastAsia="zh-CN"/>
+        </w:rPr>
+        <w:t>微信搜索</w:t>
+      </w:r>
+      <w:proofErr w:type="gramEnd"/>
+      <w:r>
+        <w:rPr>
+          <w:rFonts w:ascii="微软雅黑" w:eastAsia="微软雅黑" w:hAnsi="微软雅黑"/>
+          <w:sz w:val="22"/>
+          <w:lang w:eastAsia="zh-CN"/>
+        </w:rPr>
+        <w:t>「问政四川」小程序 → 首页「网上工作站」→ 选代表委员 → 填写留言提交</w:t>
       </w:r>
     </w:p>
     <w:p>
@@ -17443,7 +19451,23 @@
           <w:color w:val="333333"/>
         </w:rPr>
         <w:lastRenderedPageBreak/>
-        <w:t>【主要针对】</w:t>
+        <w:t>【</w:t>
+      </w:r>
+      <w:proofErr w:type="spellStart"/>
+      <w:r>
+        <w:rPr>
+          <w:rFonts w:ascii="微软雅黑" w:eastAsia="微软雅黑" w:hAnsi="微软雅黑"/>
+          <w:color w:val="333333"/>
+        </w:rPr>
+        <w:t>主要针对</w:t>
+      </w:r>
+      <w:proofErr w:type="spellEnd"/>
+      <w:r>
+        <w:rPr>
+          <w:rFonts w:ascii="微软雅黑" w:eastAsia="微软雅黑" w:hAnsi="微软雅黑"/>
+          <w:color w:val="333333"/>
+        </w:rPr>
+        <w:t>】</w:t>
       </w:r>
       <w:bookmarkEnd w:id="127"/>
       <w:bookmarkEnd w:id="128"/>
@@ -17537,7 +19561,23 @@
           <w:rFonts w:ascii="微软雅黑" w:eastAsia="微软雅黑" w:hAnsi="微软雅黑"/>
           <w:color w:val="333333"/>
         </w:rPr>
-        <w:t>【注意事项】</w:t>
+        <w:t>【</w:t>
+      </w:r>
+      <w:proofErr w:type="spellStart"/>
+      <w:r>
+        <w:rPr>
+          <w:rFonts w:ascii="微软雅黑" w:eastAsia="微软雅黑" w:hAnsi="微软雅黑"/>
+          <w:color w:val="333333"/>
+        </w:rPr>
+        <w:t>注意事项</w:t>
+      </w:r>
+      <w:proofErr w:type="spellEnd"/>
+      <w:r>
+        <w:rPr>
+          <w:rFonts w:ascii="微软雅黑" w:eastAsia="微软雅黑" w:hAnsi="微软雅黑"/>
+          <w:color w:val="333333"/>
+        </w:rPr>
+        <w:t>】</w:t>
       </w:r>
       <w:bookmarkEnd w:id="129"/>
       <w:bookmarkEnd w:id="130"/>
@@ -17558,7 +19598,25 @@
           <w:sz w:val="22"/>
           <w:lang w:eastAsia="zh-CN"/>
         </w:rPr>
-        <w:t>以代表委员履职和建言献策为主，具体投诉求决建议优先用信访督查渠道</w:t>
+        <w:t>以代表委员履职和建言献策为主，具体投诉求</w:t>
+      </w:r>
+      <w:proofErr w:type="gramStart"/>
+      <w:r>
+        <w:rPr>
+          <w:rFonts w:ascii="微软雅黑" w:eastAsia="微软雅黑" w:hAnsi="微软雅黑"/>
+          <w:sz w:val="22"/>
+          <w:lang w:eastAsia="zh-CN"/>
+        </w:rPr>
+        <w:t>决建议</w:t>
+      </w:r>
+      <w:proofErr w:type="gramEnd"/>
+      <w:r>
+        <w:rPr>
+          <w:rFonts w:ascii="微软雅黑" w:eastAsia="微软雅黑" w:hAnsi="微软雅黑"/>
+          <w:sz w:val="22"/>
+          <w:lang w:eastAsia="zh-CN"/>
+        </w:rPr>
+        <w:t>优先用信访督查渠道</w:t>
       </w:r>
     </w:p>
     <w:p>
@@ -17577,7 +19635,25 @@
           <w:sz w:val="22"/>
           <w:lang w:eastAsia="zh-CN"/>
         </w:rPr>
-        <w:t>留言前可先查看代表委员关注领域，选相关领域留言提高转办效率</w:t>
+        <w:t>留言前可先查看代表委员关注领域，</w:t>
+      </w:r>
+      <w:proofErr w:type="gramStart"/>
+      <w:r>
+        <w:rPr>
+          <w:rFonts w:ascii="微软雅黑" w:eastAsia="微软雅黑" w:hAnsi="微软雅黑"/>
+          <w:sz w:val="22"/>
+          <w:lang w:eastAsia="zh-CN"/>
+        </w:rPr>
+        <w:t>选相关</w:t>
+      </w:r>
+      <w:proofErr w:type="gramEnd"/>
+      <w:r>
+        <w:rPr>
+          <w:rFonts w:ascii="微软雅黑" w:eastAsia="微软雅黑" w:hAnsi="微软雅黑"/>
+          <w:sz w:val="22"/>
+          <w:lang w:eastAsia="zh-CN"/>
+        </w:rPr>
+        <w:t>领域留言提高转办效率</w:t>
       </w:r>
     </w:p>
     <w:p>
@@ -17649,8 +19725,19 @@
           <w:sz w:val="21"/>
         </w:rPr>
         <w:lastRenderedPageBreak/>
-        <w:t>图4 诉求平台对比雷达图</w:t>
-      </w:r>
+        <w:t xml:space="preserve">图4 </w:t>
+      </w:r>
+      <w:proofErr w:type="spellStart"/>
+      <w:r>
+        <w:rPr>
+          <w:rFonts w:ascii="微软雅黑" w:eastAsia="微软雅黑" w:hAnsi="微软雅黑"/>
+          <w:b/>
+          <w:color w:val="1A3C6E"/>
+          <w:sz w:val="21"/>
+        </w:rPr>
+        <w:t>诉求平台对比雷达图</w:t>
+      </w:r>
+      <w:proofErr w:type="spellEnd"/>
     </w:p>
     <w:p>
       <w:pPr>
@@ -17665,9 +19752,9 @@
           <w:noProof/>
         </w:rPr>
         <w:drawing>
-          <wp:inline distT="0" distB="0" distL="0" distR="0" wp14:anchorId="4C35886E" wp14:editId="14182CF0">
-            <wp:extent cx="6053455" cy="7101087"/>
-            <wp:effectExtent l="0" t="0" r="4445" b="5080"/>
+          <wp:inline distT="0" distB="0" distL="0" distR="0" wp14:anchorId="4C35886E" wp14:editId="113B6709">
+            <wp:extent cx="6205108" cy="7278986"/>
+            <wp:effectExtent l="0" t="0" r="5715" b="0"/>
             <wp:docPr id="2" name="Picture 2"/>
             <wp:cNvGraphicFramePr>
               <a:graphicFrameLocks xmlns:a="http://schemas.openxmlformats.org/drawingml/2006/main" noChangeAspect="1"/>
@@ -17688,7 +19775,7 @@
                   <pic:spPr>
                     <a:xfrm>
                       <a:off x="0" y="0"/>
-                      <a:ext cx="8169047" cy="9582811"/>
+                      <a:ext cx="8377342" cy="9827155"/>
                     </a:xfrm>
                     <a:prstGeom prst="rect">
                       <a:avLst/>
@@ -17710,6 +19797,8 @@
       </w:pPr>
       <w:bookmarkStart w:id="131" w:name="_Toc239385936"/>
       <w:bookmarkStart w:id="132" w:name="_Toc239552832"/>
+      <w:proofErr w:type="spellStart"/>
+      <w:proofErr w:type="gramStart"/>
       <w:r>
         <w:rPr>
           <w:rFonts w:ascii="微软雅黑" w:eastAsia="微软雅黑" w:hAnsi="微软雅黑"/>
@@ -17717,10 +19806,30 @@
           <w:sz w:val="36"/>
         </w:rPr>
         <w:lastRenderedPageBreak/>
-        <w:t>附录  平台对比速查表</w:t>
+        <w:t>附录</w:t>
+      </w:r>
+      <w:proofErr w:type="spellEnd"/>
+      <w:r>
+        <w:rPr>
+          <w:rFonts w:ascii="微软雅黑" w:eastAsia="微软雅黑" w:hAnsi="微软雅黑"/>
+          <w:color w:val="1A3C6E"/>
+          <w:sz w:val="36"/>
+        </w:rPr>
+        <w:t xml:space="preserve">  </w:t>
+      </w:r>
+      <w:proofErr w:type="spellStart"/>
+      <w:r>
+        <w:rPr>
+          <w:rFonts w:ascii="微软雅黑" w:eastAsia="微软雅黑" w:hAnsi="微软雅黑"/>
+          <w:color w:val="1A3C6E"/>
+          <w:sz w:val="36"/>
+        </w:rPr>
+        <w:t>平台对比速查表</w:t>
       </w:r>
       <w:bookmarkEnd w:id="131"/>
       <w:bookmarkEnd w:id="132"/>
+      <w:proofErr w:type="spellEnd"/>
+      <w:proofErr w:type="gramEnd"/>
     </w:p>
     <w:tbl>
       <w:tblPr>
@@ -17756,6 +19865,7 @@
                 <w:rFonts w:hint="eastAsia"/>
               </w:rPr>
             </w:pPr>
+            <w:proofErr w:type="spellStart"/>
             <w:r>
               <w:rPr>
                 <w:rFonts w:ascii="微软雅黑" w:eastAsia="微软雅黑" w:hAnsi="微软雅黑"/>
@@ -17766,6 +19876,7 @@
               </w:rPr>
               <w:t>平台名称</w:t>
             </w:r>
+            <w:proofErr w:type="spellEnd"/>
           </w:p>
         </w:tc>
         <w:tc>
@@ -17784,6 +19895,7 @@
                 <w:rFonts w:hint="eastAsia"/>
               </w:rPr>
             </w:pPr>
+            <w:proofErr w:type="spellStart"/>
             <w:r>
               <w:rPr>
                 <w:rFonts w:ascii="微软雅黑" w:eastAsia="微软雅黑" w:hAnsi="微软雅黑"/>
@@ -17794,6 +19906,7 @@
               </w:rPr>
               <w:t>类别</w:t>
             </w:r>
+            <w:proofErr w:type="spellEnd"/>
           </w:p>
         </w:tc>
         <w:tc>
@@ -17812,6 +19925,7 @@
                 <w:rFonts w:hint="eastAsia"/>
               </w:rPr>
             </w:pPr>
+            <w:proofErr w:type="spellStart"/>
             <w:r>
               <w:rPr>
                 <w:rFonts w:ascii="微软雅黑" w:eastAsia="微软雅黑" w:hAnsi="微软雅黑"/>
@@ -17822,6 +19936,7 @@
               </w:rPr>
               <w:t>最适合的场景</w:t>
             </w:r>
+            <w:proofErr w:type="spellEnd"/>
           </w:p>
         </w:tc>
         <w:tc>
@@ -17840,6 +19955,7 @@
                 <w:rFonts w:hint="eastAsia"/>
               </w:rPr>
             </w:pPr>
+            <w:proofErr w:type="spellStart"/>
             <w:r>
               <w:rPr>
                 <w:rFonts w:ascii="微软雅黑" w:eastAsia="微软雅黑" w:hAnsi="微软雅黑"/>
@@ -17850,6 +19966,7 @@
               </w:rPr>
               <w:t>便捷入口</w:t>
             </w:r>
+            <w:proofErr w:type="spellEnd"/>
           </w:p>
         </w:tc>
       </w:tr>
@@ -17897,6 +20014,7 @@
                 <w:rFonts w:hint="eastAsia"/>
               </w:rPr>
             </w:pPr>
+            <w:proofErr w:type="spellStart"/>
             <w:r>
               <w:rPr>
                 <w:rFonts w:ascii="微软雅黑" w:eastAsia="微软雅黑" w:hAnsi="微软雅黑"/>
@@ -17905,6 +20023,7 @@
               </w:rPr>
               <w:t>投诉求助</w:t>
             </w:r>
+            <w:proofErr w:type="spellEnd"/>
           </w:p>
         </w:tc>
         <w:tc>
@@ -17953,7 +20072,25 @@
                 <w:sz w:val="21"/>
                 <w:szCs w:val="21"/>
               </w:rPr>
-              <w:t>sc.gov.cn/scszmail/login</w:t>
+              <w:t>sc.gov.cn/</w:t>
+            </w:r>
+            <w:proofErr w:type="spellStart"/>
+            <w:r>
+              <w:rPr>
+                <w:rFonts w:ascii="微软雅黑" w:eastAsia="微软雅黑" w:hAnsi="微软雅黑"/>
+                <w:sz w:val="21"/>
+                <w:szCs w:val="21"/>
+              </w:rPr>
+              <w:t>scszmail</w:t>
+            </w:r>
+            <w:proofErr w:type="spellEnd"/>
+            <w:r>
+              <w:rPr>
+                <w:rFonts w:ascii="微软雅黑" w:eastAsia="微软雅黑" w:hAnsi="微软雅黑"/>
+                <w:sz w:val="21"/>
+                <w:szCs w:val="21"/>
+              </w:rPr>
+              <w:t>/login</w:t>
             </w:r>
           </w:p>
         </w:tc>
@@ -18004,6 +20141,7 @@
                 <w:rFonts w:hint="eastAsia"/>
               </w:rPr>
             </w:pPr>
+            <w:proofErr w:type="spellStart"/>
             <w:r>
               <w:rPr>
                 <w:rFonts w:ascii="微软雅黑" w:eastAsia="微软雅黑" w:hAnsi="微软雅黑"/>
@@ -18012,6 +20150,7 @@
               </w:rPr>
               <w:t>投诉求助</w:t>
             </w:r>
+            <w:proofErr w:type="spellEnd"/>
           </w:p>
         </w:tc>
         <w:tc>
@@ -18062,7 +20201,25 @@
                 <w:sz w:val="21"/>
                 <w:szCs w:val="21"/>
               </w:rPr>
-              <w:t>xfj.sc.gov.cn/scweb/login</w:t>
+              <w:t>xfj.sc.gov.cn/</w:t>
+            </w:r>
+            <w:proofErr w:type="spellStart"/>
+            <w:r>
+              <w:rPr>
+                <w:rFonts w:ascii="微软雅黑" w:eastAsia="微软雅黑" w:hAnsi="微软雅黑"/>
+                <w:sz w:val="21"/>
+                <w:szCs w:val="21"/>
+              </w:rPr>
+              <w:t>scweb</w:t>
+            </w:r>
+            <w:proofErr w:type="spellEnd"/>
+            <w:r>
+              <w:rPr>
+                <w:rFonts w:ascii="微软雅黑" w:eastAsia="微软雅黑" w:hAnsi="微软雅黑"/>
+                <w:sz w:val="21"/>
+                <w:szCs w:val="21"/>
+              </w:rPr>
+              <w:t>/login</w:t>
             </w:r>
           </w:p>
         </w:tc>
@@ -18107,6 +20264,7 @@
                 <w:rFonts w:hint="eastAsia"/>
               </w:rPr>
             </w:pPr>
+            <w:proofErr w:type="spellStart"/>
             <w:r>
               <w:rPr>
                 <w:rFonts w:ascii="微软雅黑" w:eastAsia="微软雅黑" w:hAnsi="微软雅黑"/>
@@ -18115,6 +20273,7 @@
               </w:rPr>
               <w:t>投诉求助</w:t>
             </w:r>
+            <w:proofErr w:type="spellEnd"/>
           </w:p>
         </w:tc>
         <w:tc>
@@ -18153,14 +20312,26 @@
                 <w:rFonts w:hint="eastAsia"/>
               </w:rPr>
             </w:pPr>
+            <w:proofErr w:type="spellStart"/>
+            <w:proofErr w:type="gramStart"/>
             <w:r>
               <w:rPr>
                 <w:rFonts w:ascii="微软雅黑" w:eastAsia="微软雅黑" w:hAnsi="微软雅黑"/>
                 <w:sz w:val="21"/>
                 <w:szCs w:val="21"/>
               </w:rPr>
-              <w:t>tousu.https://www.gov.cn/dc/index.htm</w:t>
+              <w:t>tousu.https</w:t>
             </w:r>
+            <w:proofErr w:type="spellEnd"/>
+            <w:r>
+              <w:rPr>
+                <w:rFonts w:ascii="微软雅黑" w:eastAsia="微软雅黑" w:hAnsi="微软雅黑"/>
+                <w:sz w:val="21"/>
+                <w:szCs w:val="21"/>
+              </w:rPr>
+              <w:t>://www.gov.cn/dc/index.htm</w:t>
+            </w:r>
+            <w:proofErr w:type="gramEnd"/>
           </w:p>
         </w:tc>
       </w:tr>
@@ -18181,6 +20352,7 @@
                 <w:rFonts w:hint="eastAsia"/>
               </w:rPr>
             </w:pPr>
+            <w:proofErr w:type="spellStart"/>
             <w:r>
               <w:rPr>
                 <w:rFonts w:ascii="微软雅黑" w:eastAsia="微软雅黑" w:hAnsi="微软雅黑"/>
@@ -18189,6 +20361,7 @@
               </w:rPr>
               <w:t>人民网领导留言板</w:t>
             </w:r>
+            <w:proofErr w:type="spellEnd"/>
           </w:p>
         </w:tc>
         <w:tc>
@@ -18204,6 +20377,7 @@
                 <w:rFonts w:hint="eastAsia"/>
               </w:rPr>
             </w:pPr>
+            <w:proofErr w:type="spellStart"/>
             <w:r>
               <w:rPr>
                 <w:rFonts w:ascii="微软雅黑" w:eastAsia="微软雅黑" w:hAnsi="微软雅黑"/>
@@ -18212,6 +20386,7 @@
               </w:rPr>
               <w:t>投诉求助</w:t>
             </w:r>
+            <w:proofErr w:type="spellEnd"/>
           </w:p>
         </w:tc>
         <w:tc>
@@ -18303,6 +20478,7 @@
                 <w:rFonts w:hint="eastAsia"/>
               </w:rPr>
             </w:pPr>
+            <w:proofErr w:type="spellStart"/>
             <w:r>
               <w:rPr>
                 <w:rFonts w:ascii="微软雅黑" w:eastAsia="微软雅黑" w:hAnsi="微软雅黑"/>
@@ -18311,6 +20487,7 @@
               </w:rPr>
               <w:t>投诉求助</w:t>
             </w:r>
+            <w:proofErr w:type="spellEnd"/>
           </w:p>
         </w:tc>
         <w:tc>
@@ -18400,6 +20577,7 @@
                 <w:rFonts w:hint="eastAsia"/>
               </w:rPr>
             </w:pPr>
+            <w:proofErr w:type="spellStart"/>
             <w:r>
               <w:rPr>
                 <w:rFonts w:ascii="微软雅黑" w:eastAsia="微软雅黑" w:hAnsi="微软雅黑"/>
@@ -18408,6 +20586,7 @@
               </w:rPr>
               <w:t>投诉求助</w:t>
             </w:r>
+            <w:proofErr w:type="spellEnd"/>
           </w:p>
         </w:tc>
         <w:tc>
@@ -18475,6 +20654,7 @@
                 <w:rFonts w:hint="eastAsia"/>
               </w:rPr>
             </w:pPr>
+            <w:proofErr w:type="spellStart"/>
             <w:r>
               <w:rPr>
                 <w:rFonts w:ascii="微软雅黑" w:eastAsia="微软雅黑" w:hAnsi="微软雅黑"/>
@@ -18483,6 +20663,7 @@
               </w:rPr>
               <w:t>问政四川</w:t>
             </w:r>
+            <w:proofErr w:type="spellEnd"/>
           </w:p>
         </w:tc>
         <w:tc>
@@ -18497,6 +20678,7 @@
                 <w:rFonts w:hint="eastAsia"/>
               </w:rPr>
             </w:pPr>
+            <w:proofErr w:type="spellStart"/>
             <w:r>
               <w:rPr>
                 <w:rFonts w:ascii="微软雅黑" w:eastAsia="微软雅黑" w:hAnsi="微软雅黑"/>
@@ -18505,6 +20687,7 @@
               </w:rPr>
               <w:t>投诉求助</w:t>
             </w:r>
+            <w:proofErr w:type="spellEnd"/>
           </w:p>
         </w:tc>
         <w:tc>
@@ -18596,6 +20779,7 @@
                 <w:rFonts w:hint="eastAsia"/>
               </w:rPr>
             </w:pPr>
+            <w:proofErr w:type="spellStart"/>
             <w:r>
               <w:rPr>
                 <w:rFonts w:ascii="微软雅黑" w:eastAsia="微软雅黑" w:hAnsi="微软雅黑"/>
@@ -18604,6 +20788,7 @@
               </w:rPr>
               <w:t>问政建议</w:t>
             </w:r>
+            <w:proofErr w:type="spellEnd"/>
           </w:p>
         </w:tc>
         <w:tc>
@@ -18695,6 +20880,7 @@
                 <w:rFonts w:hint="eastAsia"/>
               </w:rPr>
             </w:pPr>
+            <w:proofErr w:type="spellStart"/>
             <w:r>
               <w:rPr>
                 <w:rFonts w:ascii="微软雅黑" w:eastAsia="微软雅黑" w:hAnsi="微软雅黑"/>
@@ -18703,6 +20889,7 @@
               </w:rPr>
               <w:t>问政建议</w:t>
             </w:r>
+            <w:proofErr w:type="spellEnd"/>
           </w:p>
         </w:tc>
         <w:tc>
@@ -18741,13 +20928,23 @@
                 <w:rFonts w:hint="eastAsia"/>
               </w:rPr>
             </w:pPr>
+            <w:proofErr w:type="spellStart"/>
             <w:r>
               <w:rPr>
                 <w:rFonts w:ascii="微软雅黑" w:eastAsia="微软雅黑" w:hAnsi="微软雅黑"/>
                 <w:sz w:val="21"/>
                 <w:szCs w:val="21"/>
               </w:rPr>
-              <w:t>ly.scol.com.cn（网上工作站专区）</w:t>
+              <w:t>ly.scol.com.cn（网上工作站专区</w:t>
+            </w:r>
+            <w:proofErr w:type="spellEnd"/>
+            <w:r>
+              <w:rPr>
+                <w:rFonts w:ascii="微软雅黑" w:eastAsia="微软雅黑" w:hAnsi="微软雅黑"/>
+                <w:sz w:val="21"/>
+                <w:szCs w:val="21"/>
+              </w:rPr>
+              <w:t>）</w:t>
             </w:r>
           </w:p>
         </w:tc>
@@ -18790,6 +20987,7 @@
                 <w:rFonts w:hint="eastAsia"/>
               </w:rPr>
             </w:pPr>
+            <w:proofErr w:type="spellStart"/>
             <w:r>
               <w:rPr>
                 <w:rFonts w:ascii="微软雅黑" w:eastAsia="微软雅黑" w:hAnsi="微软雅黑"/>
@@ -18798,6 +20996,7 @@
               </w:rPr>
               <w:t>投诉求助</w:t>
             </w:r>
+            <w:proofErr w:type="spellEnd"/>
           </w:p>
         </w:tc>
         <w:tc>
@@ -18883,6 +21082,7 @@
                 <w:rFonts w:hint="eastAsia"/>
               </w:rPr>
             </w:pPr>
+            <w:proofErr w:type="spellStart"/>
             <w:r>
               <w:rPr>
                 <w:rFonts w:ascii="微软雅黑" w:eastAsia="微软雅黑" w:hAnsi="微软雅黑"/>
@@ -18891,6 +21091,7 @@
               </w:rPr>
               <w:t>投诉求助</w:t>
             </w:r>
+            <w:proofErr w:type="spellEnd"/>
           </w:p>
         </w:tc>
         <w:tc>
@@ -18976,6 +21177,7 @@
                 <w:rFonts w:hint="eastAsia"/>
               </w:rPr>
             </w:pPr>
+            <w:proofErr w:type="spellStart"/>
             <w:r>
               <w:rPr>
                 <w:rFonts w:ascii="微软雅黑" w:eastAsia="微软雅黑" w:hAnsi="微软雅黑"/>
@@ -18984,6 +21186,7 @@
               </w:rPr>
               <w:t>投诉求助</w:t>
             </w:r>
+            <w:proofErr w:type="spellEnd"/>
           </w:p>
         </w:tc>
         <w:tc>
@@ -19006,7 +21209,27 @@
                 <w:szCs w:val="21"/>
                 <w:lang w:eastAsia="zh-CN"/>
               </w:rPr>
-              <w:t>涉黑涉恶违法犯罪线索举报</w:t>
+              <w:t>涉</w:t>
+            </w:r>
+            <w:proofErr w:type="gramStart"/>
+            <w:r>
+              <w:rPr>
+                <w:rFonts w:ascii="微软雅黑" w:eastAsia="微软雅黑" w:hAnsi="微软雅黑"/>
+                <w:sz w:val="21"/>
+                <w:szCs w:val="21"/>
+                <w:lang w:eastAsia="zh-CN"/>
+              </w:rPr>
+              <w:t>黑涉恶违法</w:t>
+            </w:r>
+            <w:proofErr w:type="gramEnd"/>
+            <w:r>
+              <w:rPr>
+                <w:rFonts w:ascii="微软雅黑" w:eastAsia="微软雅黑" w:hAnsi="微软雅黑"/>
+                <w:sz w:val="21"/>
+                <w:szCs w:val="21"/>
+                <w:lang w:eastAsia="zh-CN"/>
+              </w:rPr>
+              <w:t>犯罪线索举报</w:t>
             </w:r>
           </w:p>
         </w:tc>
@@ -19070,6 +21293,7 @@
                 <w:rFonts w:hint="eastAsia"/>
               </w:rPr>
             </w:pPr>
+            <w:proofErr w:type="spellStart"/>
             <w:r>
               <w:rPr>
                 <w:rFonts w:ascii="微软雅黑" w:eastAsia="微软雅黑" w:hAnsi="微软雅黑"/>
@@ -19078,6 +21302,7 @@
               </w:rPr>
               <w:t>投诉求助</w:t>
             </w:r>
+            <w:proofErr w:type="spellEnd"/>
           </w:p>
         </w:tc>
         <w:tc>
@@ -19165,6 +21390,7 @@
                 <w:rFonts w:hint="eastAsia"/>
               </w:rPr>
             </w:pPr>
+            <w:proofErr w:type="spellStart"/>
             <w:r>
               <w:rPr>
                 <w:rFonts w:ascii="微软雅黑" w:eastAsia="微软雅黑" w:hAnsi="微软雅黑"/>
@@ -19173,6 +21399,7 @@
               </w:rPr>
               <w:t>投诉求助</w:t>
             </w:r>
+            <w:proofErr w:type="spellEnd"/>
           </w:p>
         </w:tc>
         <w:tc>
@@ -19217,8 +21444,18 @@
                 <w:sz w:val="21"/>
                 <w:szCs w:val="21"/>
               </w:rPr>
-              <w:t>EMS/挂号信邮寄</w:t>
+              <w:t>EMS/</w:t>
             </w:r>
+            <w:proofErr w:type="spellStart"/>
+            <w:r>
+              <w:rPr>
+                <w:rFonts w:ascii="微软雅黑" w:eastAsia="微软雅黑" w:hAnsi="微软雅黑"/>
+                <w:sz w:val="21"/>
+                <w:szCs w:val="21"/>
+              </w:rPr>
+              <w:t>挂号信邮寄</w:t>
+            </w:r>
+            <w:proofErr w:type="spellEnd"/>
           </w:p>
         </w:tc>
       </w:tr>
@@ -19262,6 +21499,7 @@
                 <w:rFonts w:hint="eastAsia"/>
               </w:rPr>
             </w:pPr>
+            <w:proofErr w:type="spellStart"/>
             <w:r>
               <w:rPr>
                 <w:rFonts w:ascii="微软雅黑" w:eastAsia="微软雅黑" w:hAnsi="微软雅黑"/>
@@ -19270,6 +21508,7 @@
               </w:rPr>
               <w:t>监督举报</w:t>
             </w:r>
+            <w:proofErr w:type="spellEnd"/>
           </w:p>
         </w:tc>
         <w:tc>
@@ -19359,6 +21598,7 @@
                 <w:rFonts w:hint="eastAsia"/>
               </w:rPr>
             </w:pPr>
+            <w:proofErr w:type="spellStart"/>
             <w:r>
               <w:rPr>
                 <w:rFonts w:ascii="微软雅黑" w:eastAsia="微软雅黑" w:hAnsi="微软雅黑"/>
@@ -19367,6 +21607,7 @@
               </w:rPr>
               <w:t>监督举报</w:t>
             </w:r>
+            <w:proofErr w:type="spellEnd"/>
           </w:p>
         </w:tc>
         <w:tc>
@@ -19456,6 +21697,7 @@
                 <w:rFonts w:hint="eastAsia"/>
               </w:rPr>
             </w:pPr>
+            <w:proofErr w:type="spellStart"/>
             <w:r>
               <w:rPr>
                 <w:rFonts w:ascii="微软雅黑" w:eastAsia="微软雅黑" w:hAnsi="微软雅黑"/>
@@ -19464,6 +21706,7 @@
               </w:rPr>
               <w:t>监督举报</w:t>
             </w:r>
+            <w:proofErr w:type="spellEnd"/>
           </w:p>
         </w:tc>
         <w:tc>
@@ -19553,6 +21796,7 @@
                 <w:rFonts w:hint="eastAsia"/>
               </w:rPr>
             </w:pPr>
+            <w:proofErr w:type="spellStart"/>
             <w:r>
               <w:rPr>
                 <w:rFonts w:ascii="微软雅黑" w:eastAsia="微软雅黑" w:hAnsi="微软雅黑"/>
@@ -19561,6 +21805,7 @@
               </w:rPr>
               <w:t>监督举报</w:t>
             </w:r>
+            <w:proofErr w:type="spellEnd"/>
           </w:p>
         </w:tc>
         <w:tc>
@@ -19576,6 +21821,7 @@
                 <w:lang w:eastAsia="zh-CN"/>
               </w:rPr>
             </w:pPr>
+            <w:proofErr w:type="gramStart"/>
             <w:r>
               <w:rPr>
                 <w:rFonts w:ascii="微软雅黑" w:eastAsia="微软雅黑" w:hAnsi="微软雅黑"/>
@@ -19583,7 +21829,17 @@
                 <w:szCs w:val="21"/>
                 <w:lang w:eastAsia="zh-CN"/>
               </w:rPr>
-              <w:t>央企违规经营、国资流失、假冒国企</w:t>
+              <w:t>央企违规</w:t>
+            </w:r>
+            <w:proofErr w:type="gramEnd"/>
+            <w:r>
+              <w:rPr>
+                <w:rFonts w:ascii="微软雅黑" w:eastAsia="微软雅黑" w:hAnsi="微软雅黑"/>
+                <w:sz w:val="21"/>
+                <w:szCs w:val="21"/>
+                <w:lang w:eastAsia="zh-CN"/>
+              </w:rPr>
+              <w:t>经营、国资流失、假冒国企</w:t>
             </w:r>
           </w:p>
         </w:tc>
@@ -19627,6 +21883,7 @@
       </w:pPr>
       <w:bookmarkStart w:id="133" w:name="_Toc239385937"/>
       <w:bookmarkStart w:id="134" w:name="_Toc239552833"/>
+      <w:proofErr w:type="spellStart"/>
       <w:r>
         <w:rPr>
           <w:rFonts w:ascii="微软雅黑" w:eastAsia="微软雅黑" w:hAnsi="微软雅黑"/>
@@ -19638,6 +21895,7 @@
       </w:r>
       <w:bookmarkEnd w:id="133"/>
       <w:bookmarkEnd w:id="134"/>
+      <w:proofErr w:type="spellEnd"/>
     </w:p>
     <w:p>
       <w:pPr>
@@ -19655,7 +21913,43 @@
           <w:sz w:val="22"/>
           <w:lang w:eastAsia="zh-CN"/>
         </w:rPr>
-        <w:t>选对渠道：具体投诉求助走信访督查渠道（第一部分），建言献策走问政建议渠道（第二部分）</w:t>
+        <w:t>选对渠道：具体投诉</w:t>
+      </w:r>
+      <w:proofErr w:type="gramStart"/>
+      <w:r>
+        <w:rPr>
+          <w:rFonts w:ascii="微软雅黑" w:eastAsia="微软雅黑" w:hAnsi="微软雅黑"/>
+          <w:sz w:val="22"/>
+          <w:lang w:eastAsia="zh-CN"/>
+        </w:rPr>
+        <w:t>求助走</w:t>
+      </w:r>
+      <w:proofErr w:type="gramEnd"/>
+      <w:r>
+        <w:rPr>
+          <w:rFonts w:ascii="微软雅黑" w:eastAsia="微软雅黑" w:hAnsi="微软雅黑"/>
+          <w:sz w:val="22"/>
+          <w:lang w:eastAsia="zh-CN"/>
+        </w:rPr>
+        <w:t>信访督查渠道（第一部分），建言</w:t>
+      </w:r>
+      <w:proofErr w:type="gramStart"/>
+      <w:r>
+        <w:rPr>
+          <w:rFonts w:ascii="微软雅黑" w:eastAsia="微软雅黑" w:hAnsi="微软雅黑"/>
+          <w:sz w:val="22"/>
+          <w:lang w:eastAsia="zh-CN"/>
+        </w:rPr>
+        <w:t>献策走问政建议</w:t>
+      </w:r>
+      <w:proofErr w:type="gramEnd"/>
+      <w:r>
+        <w:rPr>
+          <w:rFonts w:ascii="微软雅黑" w:eastAsia="微软雅黑" w:hAnsi="微软雅黑"/>
+          <w:sz w:val="22"/>
+          <w:lang w:eastAsia="zh-CN"/>
+        </w:rPr>
+        <w:t>渠道（第二部分）</w:t>
       </w:r>
     </w:p>
     <w:p>
@@ -19769,9 +22063,21 @@
           <w:szCs w:val="28"/>
           <w:lang w:eastAsia="zh-CN"/>
         </w:rPr>
-        <w:t>五、依法维权声明：合法维权受保护，恶意投诉须担责</w:t>
+        <w:t>五、依法维权声明：合法维权受保护，恶意投诉须担</w:t>
+      </w:r>
+      <w:proofErr w:type="gramStart"/>
+      <w:r>
+        <w:rPr>
+          <w:rFonts w:ascii="微软雅黑" w:hAnsi="微软雅黑" w:cs="微软雅黑"/>
+          <w:color w:val="C00000"/>
+          <w:sz w:val="28"/>
+          <w:szCs w:val="28"/>
+          <w:lang w:eastAsia="zh-CN"/>
+        </w:rPr>
+        <w:t>责</w:t>
       </w:r>
       <w:bookmarkEnd w:id="135"/>
+      <w:proofErr w:type="gramEnd"/>
     </w:p>
     <w:p>
       <w:pPr>
@@ -19825,7 +22131,25 @@
           <w:sz w:val="22"/>
           <w:lang w:eastAsia="zh-CN"/>
         </w:rPr>
-        <w:t>维权不是一上来就找政府、发微博。正确的顺序应当是先企业内部，再平台投诉，必要时社交媒体曝光，然后向政府部门投诉，最后才是高层级诉求平台和司法途径。每一步都有其存在的意义，跳过前面的步骤直接越级，反而可能降低处理效率。</w:t>
+        <w:t>维权不是</w:t>
+      </w:r>
+      <w:proofErr w:type="gramStart"/>
+      <w:r>
+        <w:rPr>
+          <w:rFonts w:ascii="微软雅黑" w:hAnsi="微软雅黑" w:cs="微软雅黑"/>
+          <w:sz w:val="22"/>
+          <w:lang w:eastAsia="zh-CN"/>
+        </w:rPr>
+        <w:t>一</w:t>
+      </w:r>
+      <w:proofErr w:type="gramEnd"/>
+      <w:r>
+        <w:rPr>
+          <w:rFonts w:ascii="微软雅黑" w:hAnsi="微软雅黑" w:cs="微软雅黑"/>
+          <w:sz w:val="22"/>
+          <w:lang w:eastAsia="zh-CN"/>
+        </w:rPr>
+        <w:t>上来就找政府、发微博。正确的顺序应当是先企业内部，再平台投诉，必要时社交媒体曝光，然后向政府部门投诉，最后才是高层级诉求平台和司法途径。每一步都有其存在的意义，跳过前面的步骤直接越级，反而可能降低处理效率。</w:t>
       </w:r>
     </w:p>
     <w:p>
@@ -20077,7 +22401,27 @@
           <w:sz w:val="22"/>
           <w:lang w:eastAsia="zh-CN"/>
         </w:rPr>
-        <w:t>法律保护合法的维权行为，也绝不纵容借维权之名行违法之实的行为。</w:t>
+        <w:t>法律保护合法的维权行为，也绝不</w:t>
+      </w:r>
+      <w:proofErr w:type="gramStart"/>
+      <w:r>
+        <w:rPr>
+          <w:rFonts w:ascii="微软雅黑" w:hAnsi="微软雅黑" w:cs="微软雅黑"/>
+          <w:b/>
+          <w:sz w:val="22"/>
+          <w:lang w:eastAsia="zh-CN"/>
+        </w:rPr>
+        <w:t>纵容借维权</w:t>
+      </w:r>
+      <w:proofErr w:type="gramEnd"/>
+      <w:r>
+        <w:rPr>
+          <w:rFonts w:ascii="微软雅黑" w:hAnsi="微软雅黑" w:cs="微软雅黑"/>
+          <w:b/>
+          <w:sz w:val="22"/>
+          <w:lang w:eastAsia="zh-CN"/>
+        </w:rPr>
+        <w:t>之名行违法之实的行为。</w:t>
       </w:r>
     </w:p>
     <w:p>
@@ -21698,7 +24042,27 @@
           <w:sz w:val="22"/>
           <w:lang w:eastAsia="zh-CN"/>
         </w:rPr>
-        <w:t>等政务热线对恶意投诉、反复无效投诉、骚扰性投诉有识别和处置机制，可将相关号码列入异常诉求名录，限制其拨打权限。以投诉为名向商家索要高额赔偿，可能构成敲诈勒索罪。</w:t>
+        <w:t>等政务热线对恶意投诉、反复无效投诉、骚扰</w:t>
+      </w:r>
+      <w:proofErr w:type="gramStart"/>
+      <w:r>
+        <w:rPr>
+          <w:rFonts w:ascii="微软雅黑" w:hAnsi="微软雅黑" w:cs="微软雅黑"/>
+          <w:b/>
+          <w:sz w:val="22"/>
+          <w:lang w:eastAsia="zh-CN"/>
+        </w:rPr>
+        <w:t>性投诉</w:t>
+      </w:r>
+      <w:proofErr w:type="gramEnd"/>
+      <w:r>
+        <w:rPr>
+          <w:rFonts w:ascii="微软雅黑" w:hAnsi="微软雅黑" w:cs="微软雅黑"/>
+          <w:b/>
+          <w:sz w:val="22"/>
+          <w:lang w:eastAsia="zh-CN"/>
+        </w:rPr>
+        <w:t>有识别和处置机制，可将相关号码列入异常诉求名录，限制其拨打权限。以投诉为名向商家索要高额赔偿，可能构成敲诈勒索罪。</w:t>
       </w:r>
     </w:p>
     <w:p>

--- a/source/群众诉求官方平台汇总（最终版）.docx
+++ b/source/群众诉求官方平台汇总（最终版）.docx
@@ -2734,86 +2734,12 @@
           <w14:ligatures w14:val="standardContextual"/>
         </w:rPr>
       </w:pPr>
-      <w:hyperlink w:anchor="_Toc239984597" w:history="1">
-        <w:r>
-          <w:rPr>
-            <w:rStyle w:val="aff9"/>
-            <w:rFonts w:hint="eastAsia"/>
-            <w:noProof/>
-          </w:rPr>
-          <w:t>（一）推荐顺序：先官方，后媒体</w:t>
-        </w:r>
-        <w:r>
-          <w:rPr>
-            <w:rFonts w:hint="eastAsia"/>
-            <w:noProof/>
-            <w:webHidden/>
-          </w:rPr>
-          <w:tab/>
-        </w:r>
-        <w:r>
-          <w:rPr>
-            <w:rFonts w:hint="eastAsia"/>
-            <w:noProof/>
-            <w:webHidden/>
-          </w:rPr>
-          <w:fldChar w:fldCharType="begin"/>
-        </w:r>
-        <w:r>
-          <w:rPr>
-            <w:rFonts w:hint="eastAsia"/>
-            <w:noProof/>
-            <w:webHidden/>
-          </w:rPr>
-          <w:instrText xml:space="preserve"> </w:instrText>
-        </w:r>
-        <w:r>
-          <w:rPr>
-            <w:noProof/>
-            <w:webHidden/>
-          </w:rPr>
-          <w:instrText>PAGEREF _Toc239984597 \h</w:instrText>
-        </w:r>
-        <w:r>
-          <w:rPr>
-            <w:rFonts w:hint="eastAsia"/>
-            <w:noProof/>
-            <w:webHidden/>
-          </w:rPr>
-          <w:instrText xml:space="preserve"> </w:instrText>
-        </w:r>
-        <w:r>
-          <w:rPr>
-            <w:rFonts w:hint="eastAsia"/>
-            <w:noProof/>
-            <w:webHidden/>
-          </w:rPr>
-        </w:r>
-        <w:r>
-          <w:rPr>
-            <w:rFonts w:hint="eastAsia"/>
-            <w:noProof/>
-            <w:webHidden/>
-          </w:rPr>
-          <w:fldChar w:fldCharType="separate"/>
-        </w:r>
-        <w:r>
-          <w:rPr>
-            <w:rFonts w:hint="eastAsia"/>
-            <w:noProof/>
-            <w:webHidden/>
-          </w:rPr>
-          <w:t>14</w:t>
-        </w:r>
-        <w:r>
-          <w:rPr>
-            <w:rFonts w:hint="eastAsia"/>
-            <w:noProof/>
-            <w:webHidden/>
-          </w:rPr>
-          <w:fldChar w:fldCharType="end"/>
-        </w:r>
-      </w:hyperlink>
+      <w:r>
+        <w:rPr>
+          <w:lang w:eastAsia="zh-CN"/>
+        </w:rPr>
+        <w:t xml:space="preserve">（一）与官方渠道并行，不互相替代</w:t>
+      </w:r>
     </w:p>
     <w:p>
       <w:pPr>
@@ -10984,86 +10910,12 @@
           <w14:ligatures w14:val="standardContextual"/>
         </w:rPr>
       </w:pPr>
-      <w:hyperlink w:anchor="_Toc239984681" w:history="1">
-        <w:r>
-          <w:rPr>
-            <w:rStyle w:val="aff9"/>
-            <w:rFonts w:hint="eastAsia"/>
-            <w:noProof/>
-          </w:rPr>
-          <w:t>（一）推荐顺序：先官方，后媒体</w:t>
-        </w:r>
-        <w:r>
-          <w:rPr>
-            <w:rFonts w:hint="eastAsia"/>
-            <w:noProof/>
-            <w:webHidden/>
-          </w:rPr>
-          <w:tab/>
-        </w:r>
-        <w:r>
-          <w:rPr>
-            <w:rFonts w:hint="eastAsia"/>
-            <w:noProof/>
-            <w:webHidden/>
-          </w:rPr>
-          <w:fldChar w:fldCharType="begin"/>
-        </w:r>
-        <w:r>
-          <w:rPr>
-            <w:rFonts w:hint="eastAsia"/>
-            <w:noProof/>
-            <w:webHidden/>
-          </w:rPr>
-          <w:instrText xml:space="preserve"> </w:instrText>
-        </w:r>
-        <w:r>
-          <w:rPr>
-            <w:noProof/>
-            <w:webHidden/>
-          </w:rPr>
-          <w:instrText>PAGEREF _Toc239984681 \h</w:instrText>
-        </w:r>
-        <w:r>
-          <w:rPr>
-            <w:rFonts w:hint="eastAsia"/>
-            <w:noProof/>
-            <w:webHidden/>
-          </w:rPr>
-          <w:instrText xml:space="preserve"> </w:instrText>
-        </w:r>
-        <w:r>
-          <w:rPr>
-            <w:rFonts w:hint="eastAsia"/>
-            <w:noProof/>
-            <w:webHidden/>
-          </w:rPr>
-        </w:r>
-        <w:r>
-          <w:rPr>
-            <w:rFonts w:hint="eastAsia"/>
-            <w:noProof/>
-            <w:webHidden/>
-          </w:rPr>
-          <w:fldChar w:fldCharType="separate"/>
-        </w:r>
-        <w:r>
-          <w:rPr>
-            <w:rFonts w:hint="eastAsia"/>
-            <w:noProof/>
-            <w:webHidden/>
-          </w:rPr>
-          <w:t>48</w:t>
-        </w:r>
-        <w:r>
-          <w:rPr>
-            <w:rFonts w:hint="eastAsia"/>
-            <w:noProof/>
-            <w:webHidden/>
-          </w:rPr>
-          <w:fldChar w:fldCharType="end"/>
-        </w:r>
-      </w:hyperlink>
+      <w:r>
+        <w:rPr>
+          <w:lang w:eastAsia="zh-CN"/>
+        </w:rPr>
+        <w:t xml:space="preserve">（一）与官方渠道并行，不互相替代</w:t>
+      </w:r>
     </w:p>
     <w:p>
       <w:pPr>
@@ -13317,57 +13169,73 @@
         </w:rPr>
       </w:pPr>
       <w:r>
-        <w:t>3. 涉及地方保护主义、敷衍了事；</w:t>
-      </w:r>
-    </w:p>
-    <w:p>
-      <w:pPr>
-        <w:rPr>
-          <w:rFonts w:hint="eastAsia"/>
-        </w:rPr>
-      </w:pPr>
-      <w:r>
-        <w:t>2. 官方渠道久拖不决，超过法定办理期限；</w:t>
-      </w:r>
-    </w:p>
-    <w:p>
-      <w:pPr>
-        <w:rPr>
-          <w:rFonts w:hint="eastAsia"/>
-        </w:rPr>
-      </w:pPr>
-      <w:r>
-        <w:t>1. 法定渠道已穷尽（投诉、复议、诉讼）仍无结果；</w:t>
-      </w:r>
-    </w:p>
-    <w:p>
-      <w:pPr>
-        <w:rPr>
-          <w:rFonts w:hint="eastAsia"/>
-        </w:rPr>
-      </w:pPr>
-      <w:r>
-        <w:t>维权应当遵循"先企业内部投诉，再监管部门投诉，然后法律途径，最后媒体曝光"的递进顺序。法律是最终的兜底手段，应当相信法律、依靠法律。仅在以下情况考虑媒体曝光：</w:t>
+        <w:rPr>
+          <w:lang w:eastAsia="zh-CN"/>
+        </w:rPr>
+        <w:t xml:space="preserve">3. 被投诉方明显推诿、踢皮球、拒不处理；</w:t>
+      </w:r>
+    </w:p>
+    <w:p>
+      <w:pPr>
+        <w:rPr>
+          <w:rFonts w:hint="eastAsia"/>
+        </w:rPr>
+      </w:pPr>
+      <w:r>
+        <w:rPr>
+          <w:lang w:eastAsia="zh-CN"/>
+        </w:rPr>
+        <w:t xml:space="preserve">2. 处理结果明显不公，或涉及地方保护主义、敷衍了事；</w:t>
+      </w:r>
+    </w:p>
+    <w:p>
+      <w:pPr>
+        <w:rPr>
+          <w:rFonts w:hint="eastAsia"/>
+        </w:rPr>
+      </w:pPr>
+      <w:r>
+        <w:rPr>
+          <w:lang w:eastAsia="zh-CN"/>
+        </w:rPr>
+        <w:t xml:space="preserve">1. 官方渠道久拖不决，超过法定办理期限；</w:t>
+      </w:r>
+    </w:p>
+    <w:p>
+      <w:pPr>
+        <w:rPr>
+          <w:rFonts w:hint="eastAsia"/>
+        </w:rPr>
+      </w:pPr>
+      <w:r>
+        <w:rPr>
+          <w:lang w:eastAsia="zh-CN"/>
+        </w:rPr>
+        <w:t xml:space="preserve">媒体曝光是独立于官方投诉的并行监督路径，可与官方渠道同时启动、相互配合，无需等官方渠道走完。法律是最终的兜底手段，应当相信法律、依靠法律。以下情形尤其适合借助舆论监督推动问题解决：</w:t>
       </w:r>
     </w:p>
     <w:p>
       <w:pPr>
         <w:pStyle w:val="31"/>
       </w:pPr>
-      <w:bookmarkStart w:id="6" w:name="_Toc239984597"/>
-      <w:r>
-        <w:t>（一）推荐顺序：先官方，后媒体</w:t>
-      </w:r>
-      <w:bookmarkEnd w:id="6"/>
-    </w:p>
-    <w:p>
-      <w:pPr>
-        <w:rPr>
-          <w:rFonts w:hint="eastAsia"/>
-        </w:rPr>
-      </w:pPr>
-      <w:r>
-        <w:t>媒体曝光属于舆论监督和社会监督路径，不是官方受理渠道，不替代行政、司法或监管程序。它是官方渠道之外的补充手段，用于推动问题解决、引起社会关注。在任何情况下，法律都是最后兜底，也许它现在并不完善，也许有许多漏洞，但是应该相信它。使用媒体曝光时必须严格遵守法律法规，基于真实事实和证据。</w:t>
+      <w:r>
+        <w:rPr>
+          <w:lang w:eastAsia="zh-CN"/>
+        </w:rPr>
+        <w:t xml:space="preserve">（一）与官方渠道并行，不互相替代</w:t>
+      </w:r>
+    </w:p>
+    <w:p>
+      <w:pPr>
+        <w:rPr>
+          <w:rFonts w:hint="eastAsia"/>
+        </w:rPr>
+      </w:pPr>
+      <w:r>
+        <w:rPr>
+          <w:lang w:eastAsia="zh-CN"/>
+        </w:rPr>
+        <w:t xml:space="preserve">媒体曝光属于舆论监督和社会监督路径，不是官方受理渠道，不替代行政、司法或监管程序。它与官方投诉路径并行推进、相互配合、彼此不替代，用于推动问题解决、引起社会关注。在任何情况下，法律都是最后兜底，也许它现在并不完善，也许有许多漏洞，但是应该相信它。使用媒体曝光时必须严格遵守法律法规，基于真实事实和证据。</w:t>
       </w:r>
     </w:p>
     <w:p>
@@ -25255,57 +25123,73 @@
         </w:rPr>
       </w:pPr>
       <w:r>
-        <w:t>3. 涉及地方保护主义、敷衍了事；</w:t>
-      </w:r>
-    </w:p>
-    <w:p>
-      <w:pPr>
-        <w:rPr>
-          <w:rFonts w:hint="eastAsia"/>
-        </w:rPr>
-      </w:pPr>
-      <w:r>
-        <w:t>2. 官方渠道久拖不决，超过法定办理期限；</w:t>
-      </w:r>
-    </w:p>
-    <w:p>
-      <w:pPr>
-        <w:rPr>
-          <w:rFonts w:hint="eastAsia"/>
-        </w:rPr>
-      </w:pPr>
-      <w:r>
-        <w:t>1. 法定渠道已穷尽（投诉、复议、诉讼）仍无结果；</w:t>
-      </w:r>
-    </w:p>
-    <w:p>
-      <w:pPr>
-        <w:rPr>
-          <w:rFonts w:hint="eastAsia"/>
-        </w:rPr>
-      </w:pPr>
-      <w:r>
-        <w:t>维权应当遵循"先企业内部投诉，再监管部门投诉，然后法律途径，最后媒体曝光"的递进顺序。法律是最终的兜底手段，应当相信法律、依靠法律。仅在以下情况考虑媒体曝光：</w:t>
+        <w:rPr>
+          <w:lang w:eastAsia="zh-CN"/>
+        </w:rPr>
+        <w:t xml:space="preserve">3. 被投诉方明显推诿、踢皮球、拒不处理；</w:t>
+      </w:r>
+    </w:p>
+    <w:p>
+      <w:pPr>
+        <w:rPr>
+          <w:rFonts w:hint="eastAsia"/>
+        </w:rPr>
+      </w:pPr>
+      <w:r>
+        <w:rPr>
+          <w:lang w:eastAsia="zh-CN"/>
+        </w:rPr>
+        <w:t xml:space="preserve">2. 处理结果明显不公，或涉及地方保护主义、敷衍了事；</w:t>
+      </w:r>
+    </w:p>
+    <w:p>
+      <w:pPr>
+        <w:rPr>
+          <w:rFonts w:hint="eastAsia"/>
+        </w:rPr>
+      </w:pPr>
+      <w:r>
+        <w:rPr>
+          <w:lang w:eastAsia="zh-CN"/>
+        </w:rPr>
+        <w:t xml:space="preserve">1. 官方渠道久拖不决，超过法定办理期限；</w:t>
+      </w:r>
+    </w:p>
+    <w:p>
+      <w:pPr>
+        <w:rPr>
+          <w:rFonts w:hint="eastAsia"/>
+        </w:rPr>
+      </w:pPr>
+      <w:r>
+        <w:rPr>
+          <w:lang w:eastAsia="zh-CN"/>
+        </w:rPr>
+        <w:t xml:space="preserve">媒体曝光是独立于官方投诉的并行监督路径，可与官方渠道同时启动、相互配合，无需等官方渠道走完。法律是最终的兜底手段，应当相信法律、依靠法律。以下情形尤其适合借助舆论监督推动问题解决：</w:t>
       </w:r>
     </w:p>
     <w:p>
       <w:pPr>
         <w:pStyle w:val="31"/>
       </w:pPr>
-      <w:bookmarkStart w:id="225" w:name="_Toc239984681"/>
-      <w:r>
-        <w:t>（一）推荐顺序：先官方，后媒体</w:t>
-      </w:r>
-      <w:bookmarkEnd w:id="225"/>
-    </w:p>
-    <w:p>
-      <w:pPr>
-        <w:rPr>
-          <w:rFonts w:hint="eastAsia"/>
-        </w:rPr>
-      </w:pPr>
-      <w:r>
-        <w:t>媒体曝光属于舆论监督和社会监督路径，不是官方受理渠道，不替代行政、司法或监管程序。它是官方渠道之外的补充手段，用于推动问题解决、引起社会关注。在任何情况下，法律都是最后兜底，也许它现在并不完善，也许有许多漏洞，但是应该相信它。使用媒体曝光时必须严格遵守法律法规，基于真实事实和证据。</w:t>
+      <w:r>
+        <w:rPr>
+          <w:lang w:eastAsia="zh-CN"/>
+        </w:rPr>
+        <w:t xml:space="preserve">（一）与官方渠道并行，不互相替代</w:t>
+      </w:r>
+    </w:p>
+    <w:p>
+      <w:pPr>
+        <w:rPr>
+          <w:rFonts w:hint="eastAsia"/>
+        </w:rPr>
+      </w:pPr>
+      <w:r>
+        <w:rPr>
+          <w:lang w:eastAsia="zh-CN"/>
+        </w:rPr>
+        <w:t xml:space="preserve">媒体曝光属于舆论监督和社会监督路径，不是官方受理渠道，不替代行政、司法或监管程序。它与官方投诉路径并行推进、相互配合、彼此不替代，用于推动问题解决、引起社会关注。在任何情况下，法律都是最后兜底，也许它现在并不完善，也许有许多漏洞，但是应该相信它。使用媒体曝光时必须严格遵守法律法规，基于真实事实和证据。</w:t>
       </w:r>
     </w:p>
     <w:p>

--- a/source/群众诉求官方平台汇总（最终版）.docx
+++ b/source/群众诉求官方平台汇总（最终版）.docx
@@ -2138,94 +2138,11 @@
         </w:rPr>
       </w:pPr>
       <w:r>
-        <w:fldChar w:fldCharType="begin"/>
-      </w:r>
-      <w:r>
-        <w:instrText xml:space="preserve"> TOC \o "1-3" \h \z \u </w:instrText>
-      </w:r>
-      <w:r>
-        <w:fldChar w:fldCharType="separate"/>
-      </w:r>
-      <w:hyperlink w:anchor="_Toc239984591" w:history="1">
-        <w:r>
-          <w:rPr>
-            <w:rStyle w:val="aff9"/>
-            <w:rFonts w:hint="eastAsia"/>
-            <w:noProof/>
-          </w:rPr>
-          <w:t>（八）合规边界（严格遵守）</w:t>
-        </w:r>
-        <w:r>
-          <w:rPr>
-            <w:rFonts w:hint="eastAsia"/>
-            <w:noProof/>
-            <w:webHidden/>
-          </w:rPr>
-          <w:tab/>
-        </w:r>
-        <w:r>
-          <w:rPr>
-            <w:rFonts w:hint="eastAsia"/>
-            <w:noProof/>
-            <w:webHidden/>
-          </w:rPr>
-          <w:fldChar w:fldCharType="begin"/>
-        </w:r>
-        <w:r>
-          <w:rPr>
-            <w:rFonts w:hint="eastAsia"/>
-            <w:noProof/>
-            <w:webHidden/>
-          </w:rPr>
-          <w:instrText xml:space="preserve"> </w:instrText>
-        </w:r>
-        <w:r>
-          <w:rPr>
-            <w:noProof/>
-            <w:webHidden/>
-          </w:rPr>
-          <w:instrText>PAGEREF _Toc239984591 \h</w:instrText>
-        </w:r>
-        <w:r>
-          <w:rPr>
-            <w:rFonts w:hint="eastAsia"/>
-            <w:noProof/>
-            <w:webHidden/>
-          </w:rPr>
-          <w:instrText xml:space="preserve"> </w:instrText>
-        </w:r>
-        <w:r>
-          <w:rPr>
-            <w:rFonts w:hint="eastAsia"/>
-            <w:noProof/>
-            <w:webHidden/>
-          </w:rPr>
-        </w:r>
-        <w:r>
-          <w:rPr>
-            <w:rFonts w:hint="eastAsia"/>
-            <w:noProof/>
-            <w:webHidden/>
-          </w:rPr>
-          <w:fldChar w:fldCharType="separate"/>
-        </w:r>
-        <w:r>
-          <w:rPr>
-            <w:rFonts w:hint="eastAsia"/>
-            <w:noProof/>
-            <w:webHidden/>
-          </w:rPr>
-          <w:t>11</w:t>
-        </w:r>
-        <w:r>
-          <w:rPr>
-            <w:rFonts w:hint="eastAsia"/>
-            <w:noProof/>
-            <w:webHidden/>
-          </w:rPr>
-          <w:fldChar w:fldCharType="end"/>
-        </w:r>
-      </w:hyperlink>
+        <w:rPr>
+          <w:lang w:eastAsia="zh-CN"/>
+        </w:rPr>
+        <w:t xml:space="preserve">（一）与官方渠道并行，不互相替代</w:t>
+      </w:r>
     </w:p>
     <w:p>
       <w:pPr>
@@ -2244,14 +2161,14 @@
           <w14:ligatures w14:val="standardContextual"/>
         </w:rPr>
       </w:pPr>
-      <w:hyperlink w:anchor="_Toc239984592" w:history="1">
+      <w:hyperlink w:anchor="_Toc239984596" w:history="1">
         <w:r>
           <w:rPr>
             <w:rStyle w:val="aff9"/>
             <w:rFonts w:hint="eastAsia"/>
             <w:noProof/>
           </w:rPr>
-          <w:t>（七）媒体投稿模板</w:t>
+          <w:t>（二）适用场景</w:t>
         </w:r>
         <w:r>
           <w:rPr>
@@ -2282,7 +2199,7 @@
             <w:noProof/>
             <w:webHidden/>
           </w:rPr>
-          <w:instrText>PAGEREF _Toc239984592 \h</w:instrText>
+          <w:instrText>PAGEREF _Toc239984596 \h</w:instrText>
         </w:r>
         <w:r>
           <w:rPr>
@@ -2313,7 +2230,7 @@
             <w:noProof/>
             <w:webHidden/>
           </w:rPr>
-          <w:t>11</w:t>
+          <w:t>14</w:t>
         </w:r>
         <w:r>
           <w:rPr>
@@ -2342,14 +2259,14 @@
           <w14:ligatures w14:val="standardContextual"/>
         </w:rPr>
       </w:pPr>
-      <w:hyperlink w:anchor="_Toc239984593" w:history="1">
+      <w:hyperlink w:anchor="_Toc239984595" w:history="1">
         <w:r>
           <w:rPr>
             <w:rStyle w:val="aff9"/>
             <w:rFonts w:hint="eastAsia"/>
             <w:noProof/>
           </w:rPr>
-          <w:t>（五）政务新媒体</w:t>
+          <w:t>（三）主流媒体爆料渠道</w:t>
         </w:r>
         <w:r>
           <w:rPr>
@@ -2380,7 +2297,7 @@
             <w:noProof/>
             <w:webHidden/>
           </w:rPr>
-          <w:instrText>PAGEREF _Toc239984593 \h</w:instrText>
+          <w:instrText>PAGEREF _Toc239984595 \h</w:instrText>
         </w:r>
         <w:r>
           <w:rPr>
@@ -2411,7 +2328,7 @@
             <w:noProof/>
             <w:webHidden/>
           </w:rPr>
-          <w:t>12</w:t>
+          <w:t>13</w:t>
         </w:r>
         <w:r>
           <w:rPr>
@@ -2538,14 +2455,14 @@
           <w14:ligatures w14:val="standardContextual"/>
         </w:rPr>
       </w:pPr>
-      <w:hyperlink w:anchor="_Toc239984595" w:history="1">
+      <w:hyperlink w:anchor="_Toc239984593" w:history="1">
         <w:r>
           <w:rPr>
             <w:rStyle w:val="aff9"/>
             <w:rFonts w:hint="eastAsia"/>
             <w:noProof/>
           </w:rPr>
-          <w:t>（三）主流媒体爆料渠道</w:t>
+          <w:t>（五）政务新媒体</w:t>
         </w:r>
         <w:r>
           <w:rPr>
@@ -2576,7 +2493,7 @@
             <w:noProof/>
             <w:webHidden/>
           </w:rPr>
-          <w:instrText>PAGEREF _Toc239984595 \h</w:instrText>
+          <w:instrText>PAGEREF _Toc239984593 \h</w:instrText>
         </w:r>
         <w:r>
           <w:rPr>
@@ -2607,7 +2524,7 @@
             <w:noProof/>
             <w:webHidden/>
           </w:rPr>
-          <w:t>13</w:t>
+          <w:t>12</w:t>
         </w:r>
         <w:r>
           <w:rPr>
@@ -2636,14 +2553,14 @@
           <w14:ligatures w14:val="standardContextual"/>
         </w:rPr>
       </w:pPr>
-      <w:hyperlink w:anchor="_Toc239984596" w:history="1">
+      <w:hyperlink w:anchor="_Toc239984592" w:history="1">
         <w:r>
           <w:rPr>
             <w:rStyle w:val="aff9"/>
             <w:rFonts w:hint="eastAsia"/>
             <w:noProof/>
           </w:rPr>
-          <w:t>（二）适用场景</w:t>
+          <w:t>（七）媒体投稿模板</w:t>
         </w:r>
         <w:r>
           <w:rPr>
@@ -2674,7 +2591,7 @@
             <w:noProof/>
             <w:webHidden/>
           </w:rPr>
-          <w:instrText>PAGEREF _Toc239984596 \h</w:instrText>
+          <w:instrText>PAGEREF _Toc239984592 \h</w:instrText>
         </w:r>
         <w:r>
           <w:rPr>
@@ -2705,7 +2622,7 @@
             <w:noProof/>
             <w:webHidden/>
           </w:rPr>
-          <w:t>14</w:t>
+          <w:t>11</w:t>
         </w:r>
         <w:r>
           <w:rPr>
@@ -2735,11 +2652,94 @@
         </w:rPr>
       </w:pPr>
       <w:r>
-        <w:rPr>
-          <w:lang w:eastAsia="zh-CN"/>
-        </w:rPr>
-        <w:t xml:space="preserve">（一）与官方渠道并行，不互相替代</w:t>
-      </w:r>
+        <w:fldChar w:fldCharType="begin"/>
+      </w:r>
+      <w:r>
+        <w:instrText xml:space="preserve"> TOC \o "1-3" \h \z \u </w:instrText>
+      </w:r>
+      <w:r>
+        <w:fldChar w:fldCharType="separate"/>
+      </w:r>
+      <w:hyperlink w:anchor="_Toc239984591" w:history="1">
+        <w:r>
+          <w:rPr>
+            <w:rStyle w:val="aff9"/>
+            <w:rFonts w:hint="eastAsia"/>
+            <w:noProof/>
+          </w:rPr>
+          <w:t>（八）合规边界（严格遵守）</w:t>
+        </w:r>
+        <w:r>
+          <w:rPr>
+            <w:rFonts w:hint="eastAsia"/>
+            <w:noProof/>
+            <w:webHidden/>
+          </w:rPr>
+          <w:tab/>
+        </w:r>
+        <w:r>
+          <w:rPr>
+            <w:rFonts w:hint="eastAsia"/>
+            <w:noProof/>
+            <w:webHidden/>
+          </w:rPr>
+          <w:fldChar w:fldCharType="begin"/>
+        </w:r>
+        <w:r>
+          <w:rPr>
+            <w:rFonts w:hint="eastAsia"/>
+            <w:noProof/>
+            <w:webHidden/>
+          </w:rPr>
+          <w:instrText xml:space="preserve"> </w:instrText>
+        </w:r>
+        <w:r>
+          <w:rPr>
+            <w:noProof/>
+            <w:webHidden/>
+          </w:rPr>
+          <w:instrText>PAGEREF _Toc239984591 \h</w:instrText>
+        </w:r>
+        <w:r>
+          <w:rPr>
+            <w:rFonts w:hint="eastAsia"/>
+            <w:noProof/>
+            <w:webHidden/>
+          </w:rPr>
+          <w:instrText xml:space="preserve"> </w:instrText>
+        </w:r>
+        <w:r>
+          <w:rPr>
+            <w:rFonts w:hint="eastAsia"/>
+            <w:noProof/>
+            <w:webHidden/>
+          </w:rPr>
+        </w:r>
+        <w:r>
+          <w:rPr>
+            <w:rFonts w:hint="eastAsia"/>
+            <w:noProof/>
+            <w:webHidden/>
+          </w:rPr>
+          <w:fldChar w:fldCharType="separate"/>
+        </w:r>
+        <w:r>
+          <w:rPr>
+            <w:rFonts w:hint="eastAsia"/>
+            <w:noProof/>
+            <w:webHidden/>
+          </w:rPr>
+          <w:t>11</w:t>
+        </w:r>
+        <w:r>
+          <w:rPr>
+            <w:rFonts w:hint="eastAsia"/>
+            <w:noProof/>
+            <w:webHidden/>
+          </w:rPr>
+          <w:fldChar w:fldCharType="end"/>
+        </w:r>
+      </w:hyperlink>
     </w:p>
     <w:p>
       <w:pPr>
@@ -10224,86 +10224,12 @@
           <w14:ligatures w14:val="standardContextual"/>
         </w:rPr>
       </w:pPr>
-      <w:hyperlink w:anchor="_Toc239984674" w:history="1">
-        <w:r>
-          <w:rPr>
-            <w:rStyle w:val="aff9"/>
-            <w:rFonts w:hint="eastAsia"/>
-            <w:noProof/>
-          </w:rPr>
-          <w:t>（八）合规边界（严格遵守）</w:t>
-        </w:r>
-        <w:r>
-          <w:rPr>
-            <w:rFonts w:hint="eastAsia"/>
-            <w:noProof/>
-            <w:webHidden/>
-          </w:rPr>
-          <w:tab/>
-        </w:r>
-        <w:r>
-          <w:rPr>
-            <w:rFonts w:hint="eastAsia"/>
-            <w:noProof/>
-            <w:webHidden/>
-          </w:rPr>
-          <w:fldChar w:fldCharType="begin"/>
-        </w:r>
-        <w:r>
-          <w:rPr>
-            <w:rFonts w:hint="eastAsia"/>
-            <w:noProof/>
-            <w:webHidden/>
-          </w:rPr>
-          <w:instrText xml:space="preserve"> </w:instrText>
-        </w:r>
-        <w:r>
-          <w:rPr>
-            <w:noProof/>
-            <w:webHidden/>
-          </w:rPr>
-          <w:instrText>PAGEREF _Toc239984674 \h</w:instrText>
-        </w:r>
-        <w:r>
-          <w:rPr>
-            <w:rFonts w:hint="eastAsia"/>
-            <w:noProof/>
-            <w:webHidden/>
-          </w:rPr>
-          <w:instrText xml:space="preserve"> </w:instrText>
-        </w:r>
-        <w:r>
-          <w:rPr>
-            <w:rFonts w:hint="eastAsia"/>
-            <w:noProof/>
-            <w:webHidden/>
-          </w:rPr>
-        </w:r>
-        <w:r>
-          <w:rPr>
-            <w:rFonts w:hint="eastAsia"/>
-            <w:noProof/>
-            <w:webHidden/>
-          </w:rPr>
-          <w:fldChar w:fldCharType="separate"/>
-        </w:r>
-        <w:r>
-          <w:rPr>
-            <w:rFonts w:hint="eastAsia"/>
-            <w:noProof/>
-            <w:webHidden/>
-          </w:rPr>
-          <w:t>44</w:t>
-        </w:r>
-        <w:r>
-          <w:rPr>
-            <w:rFonts w:hint="eastAsia"/>
-            <w:noProof/>
-            <w:webHidden/>
-          </w:rPr>
-          <w:fldChar w:fldCharType="end"/>
-        </w:r>
-      </w:hyperlink>
+      <w:r>
+        <w:rPr>
+          <w:lang w:eastAsia="zh-CN"/>
+        </w:rPr>
+        <w:t xml:space="preserve">（一）与官方渠道并行，不互相替代</w:t>
+      </w:r>
     </w:p>
     <w:p>
       <w:pPr>
@@ -10322,14 +10248,14 @@
           <w14:ligatures w14:val="standardContextual"/>
         </w:rPr>
       </w:pPr>
-      <w:hyperlink w:anchor="_Toc239984675" w:history="1">
+      <w:hyperlink w:anchor="_Toc239984680" w:history="1">
         <w:r>
           <w:rPr>
             <w:rStyle w:val="aff9"/>
             <w:rFonts w:hint="eastAsia"/>
             <w:noProof/>
           </w:rPr>
-          <w:t>（七）媒体投稿模板</w:t>
+          <w:t>（二）适用场景</w:t>
         </w:r>
         <w:r>
           <w:rPr>
@@ -10360,7 +10286,7 @@
             <w:noProof/>
             <w:webHidden/>
           </w:rPr>
-          <w:instrText>PAGEREF _Toc239984675 \h</w:instrText>
+          <w:instrText>PAGEREF _Toc239984680 \h</w:instrText>
         </w:r>
         <w:r>
           <w:rPr>
@@ -10391,7 +10317,7 @@
             <w:noProof/>
             <w:webHidden/>
           </w:rPr>
-          <w:t>45</w:t>
+          <w:t>48</w:t>
         </w:r>
         <w:r>
           <w:rPr>
@@ -10420,14 +10346,14 @@
           <w14:ligatures w14:val="standardContextual"/>
         </w:rPr>
       </w:pPr>
-      <w:hyperlink w:anchor="_Toc239984676" w:history="1">
+      <w:hyperlink w:anchor="_Toc239984679" w:history="1">
         <w:r>
           <w:rPr>
             <w:rStyle w:val="aff9"/>
             <w:rFonts w:hint="eastAsia"/>
             <w:noProof/>
           </w:rPr>
-          <w:t>（六）正规自媒体（抖音/B站博主）</w:t>
+          <w:t>（三）主流媒体爆料渠道</w:t>
         </w:r>
         <w:r>
           <w:rPr>
@@ -10458,7 +10384,7 @@
             <w:noProof/>
             <w:webHidden/>
           </w:rPr>
-          <w:instrText>PAGEREF _Toc239984676 \h</w:instrText>
+          <w:instrText>PAGEREF _Toc239984679 \h</w:instrText>
         </w:r>
         <w:r>
           <w:rPr>
@@ -10489,7 +10415,7 @@
             <w:noProof/>
             <w:webHidden/>
           </w:rPr>
-          <w:t>46</w:t>
+          <w:t>47</w:t>
         </w:r>
         <w:r>
           <w:rPr>
@@ -10518,14 +10444,14 @@
           <w14:ligatures w14:val="standardContextual"/>
         </w:rPr>
       </w:pPr>
-      <w:hyperlink w:anchor="_Toc239984677" w:history="1">
+      <w:hyperlink w:anchor="_Toc239984678" w:history="1">
         <w:r>
           <w:rPr>
             <w:rStyle w:val="aff9"/>
             <w:rFonts w:hint="eastAsia"/>
             <w:noProof/>
           </w:rPr>
-          <w:t>（五）政务新媒体</w:t>
+          <w:t>（四）消协/消保委曝光入口</w:t>
         </w:r>
         <w:r>
           <w:rPr>
@@ -10556,7 +10482,7 @@
             <w:noProof/>
             <w:webHidden/>
           </w:rPr>
-          <w:instrText>PAGEREF _Toc239984677 \h</w:instrText>
+          <w:instrText>PAGEREF _Toc239984678 \h</w:instrText>
         </w:r>
         <w:r>
           <w:rPr>
@@ -10616,14 +10542,14 @@
           <w14:ligatures w14:val="standardContextual"/>
         </w:rPr>
       </w:pPr>
-      <w:hyperlink w:anchor="_Toc239984678" w:history="1">
+      <w:hyperlink w:anchor="_Toc239984677" w:history="1">
         <w:r>
           <w:rPr>
             <w:rStyle w:val="aff9"/>
             <w:rFonts w:hint="eastAsia"/>
             <w:noProof/>
           </w:rPr>
-          <w:t>（四）消协/消保委曝光入口</w:t>
+          <w:t>（五）政务新媒体</w:t>
         </w:r>
         <w:r>
           <w:rPr>
@@ -10654,7 +10580,7 @@
             <w:noProof/>
             <w:webHidden/>
           </w:rPr>
-          <w:instrText>PAGEREF _Toc239984678 \h</w:instrText>
+          <w:instrText>PAGEREF _Toc239984677 \h</w:instrText>
         </w:r>
         <w:r>
           <w:rPr>
@@ -10714,14 +10640,14 @@
           <w14:ligatures w14:val="standardContextual"/>
         </w:rPr>
       </w:pPr>
-      <w:hyperlink w:anchor="_Toc239984679" w:history="1">
+      <w:hyperlink w:anchor="_Toc239984676" w:history="1">
         <w:r>
           <w:rPr>
             <w:rStyle w:val="aff9"/>
             <w:rFonts w:hint="eastAsia"/>
             <w:noProof/>
           </w:rPr>
-          <w:t>（三）主流媒体爆料渠道</w:t>
+          <w:t>（六）正规自媒体（抖音/B站博主）</w:t>
         </w:r>
         <w:r>
           <w:rPr>
@@ -10752,7 +10678,7 @@
             <w:noProof/>
             <w:webHidden/>
           </w:rPr>
-          <w:instrText>PAGEREF _Toc239984679 \h</w:instrText>
+          <w:instrText>PAGEREF _Toc239984676 \h</w:instrText>
         </w:r>
         <w:r>
           <w:rPr>
@@ -10783,7 +10709,7 @@
             <w:noProof/>
             <w:webHidden/>
           </w:rPr>
-          <w:t>47</w:t>
+          <w:t>46</w:t>
         </w:r>
         <w:r>
           <w:rPr>
@@ -10812,14 +10738,14 @@
           <w14:ligatures w14:val="standardContextual"/>
         </w:rPr>
       </w:pPr>
-      <w:hyperlink w:anchor="_Toc239984680" w:history="1">
+      <w:hyperlink w:anchor="_Toc239984675" w:history="1">
         <w:r>
           <w:rPr>
             <w:rStyle w:val="aff9"/>
             <w:rFonts w:hint="eastAsia"/>
             <w:noProof/>
           </w:rPr>
-          <w:t>（二）适用场景</w:t>
+          <w:t>（七）媒体投稿模板</w:t>
         </w:r>
         <w:r>
           <w:rPr>
@@ -10850,7 +10776,7 @@
             <w:noProof/>
             <w:webHidden/>
           </w:rPr>
-          <w:instrText>PAGEREF _Toc239984680 \h</w:instrText>
+          <w:instrText>PAGEREF _Toc239984675 \h</w:instrText>
         </w:r>
         <w:r>
           <w:rPr>
@@ -10881,7 +10807,7 @@
             <w:noProof/>
             <w:webHidden/>
           </w:rPr>
-          <w:t>48</w:t>
+          <w:t>45</w:t>
         </w:r>
         <w:r>
           <w:rPr>
@@ -10910,12 +10836,86 @@
           <w14:ligatures w14:val="standardContextual"/>
         </w:rPr>
       </w:pPr>
-      <w:r>
-        <w:rPr>
-          <w:lang w:eastAsia="zh-CN"/>
-        </w:rPr>
-        <w:t xml:space="preserve">（一）与官方渠道并行，不互相替代</w:t>
-      </w:r>
+      <w:hyperlink w:anchor="_Toc239984674" w:history="1">
+        <w:r>
+          <w:rPr>
+            <w:rStyle w:val="aff9"/>
+            <w:rFonts w:hint="eastAsia"/>
+            <w:noProof/>
+          </w:rPr>
+          <w:t>（八）合规边界（严格遵守）</w:t>
+        </w:r>
+        <w:r>
+          <w:rPr>
+            <w:rFonts w:hint="eastAsia"/>
+            <w:noProof/>
+            <w:webHidden/>
+          </w:rPr>
+          <w:tab/>
+        </w:r>
+        <w:r>
+          <w:rPr>
+            <w:rFonts w:hint="eastAsia"/>
+            <w:noProof/>
+            <w:webHidden/>
+          </w:rPr>
+          <w:fldChar w:fldCharType="begin"/>
+        </w:r>
+        <w:r>
+          <w:rPr>
+            <w:rFonts w:hint="eastAsia"/>
+            <w:noProof/>
+            <w:webHidden/>
+          </w:rPr>
+          <w:instrText xml:space="preserve"> </w:instrText>
+        </w:r>
+        <w:r>
+          <w:rPr>
+            <w:noProof/>
+            <w:webHidden/>
+          </w:rPr>
+          <w:instrText>PAGEREF _Toc239984674 \h</w:instrText>
+        </w:r>
+        <w:r>
+          <w:rPr>
+            <w:rFonts w:hint="eastAsia"/>
+            <w:noProof/>
+            <w:webHidden/>
+          </w:rPr>
+          <w:instrText xml:space="preserve"> </w:instrText>
+        </w:r>
+        <w:r>
+          <w:rPr>
+            <w:rFonts w:hint="eastAsia"/>
+            <w:noProof/>
+            <w:webHidden/>
+          </w:rPr>
+        </w:r>
+        <w:r>
+          <w:rPr>
+            <w:rFonts w:hint="eastAsia"/>
+            <w:noProof/>
+            <w:webHidden/>
+          </w:rPr>
+          <w:fldChar w:fldCharType="separate"/>
+        </w:r>
+        <w:r>
+          <w:rPr>
+            <w:rFonts w:hint="eastAsia"/>
+            <w:noProof/>
+            <w:webHidden/>
+          </w:rPr>
+          <w:t>44</w:t>
+        </w:r>
+        <w:r>
+          <w:rPr>
+            <w:rFonts w:hint="eastAsia"/>
+            <w:noProof/>
+            <w:webHidden/>
+          </w:rPr>
+          <w:fldChar w:fldCharType="end"/>
+        </w:r>
+      </w:hyperlink>
     </w:p>
     <w:p>
       <w:pPr>
@@ -11653,6 +11653,26 @@
         </w:rPr>
       </w:pPr>
       <w:r>
+        <w:t>5. 如为自媒体曝光，须注明"据本人掌握证据如实陈述，以官方调查为准"；</w:t>
+      </w:r>
+    </w:p>
+    <w:p>
+      <w:pPr>
+        <w:rPr>
+          <w:rFonts w:hint="eastAsia"/>
+        </w:rPr>
+      </w:pPr>
+      <w:r>
+        <w:t>6. 媒体曝光不替代法律程序，最终以官方/司法结论为准；</w:t>
+      </w:r>
+    </w:p>
+    <w:p>
+      <w:pPr>
+        <w:rPr>
+          <w:rFonts w:hint="eastAsia"/>
+        </w:rPr>
+      </w:pPr>
+      <w:r>
         <w:t>7. 恶意曝光、虚假爆料可能承担民事赔偿、行政处罚甚至刑事责任。</w:t>
       </w:r>
     </w:p>
@@ -11663,57 +11683,938 @@
         </w:rPr>
       </w:pPr>
       <w:r>
-        <w:t>6. 媒体曝光不替代法律程序，最终以官方/司法结论为准；</w:t>
-      </w:r>
-    </w:p>
-    <w:p>
-      <w:pPr>
-        <w:rPr>
-          <w:rFonts w:hint="eastAsia"/>
-        </w:rPr>
-      </w:pPr>
-      <w:r>
-        <w:t>5. 如为自媒体曝光，须注明"据本人掌握证据如实陈述，以官方调查为准"；</w:t>
-      </w:r>
-    </w:p>
-    <w:p>
-      <w:pPr>
-        <w:rPr>
-          <w:rFonts w:hint="eastAsia"/>
-        </w:rPr>
-      </w:pPr>
-      <w:r>
-        <w:t>4. 不得发布未经核实的信息，不得煽动对立情绪；</w:t>
-      </w:r>
-    </w:p>
-    <w:p>
-      <w:pPr>
-        <w:rPr>
-          <w:rFonts w:hint="eastAsia"/>
-        </w:rPr>
-      </w:pPr>
-      <w:r>
-        <w:t>3. 不得侮辱、诽谤、人肉搜索他人；</w:t>
-      </w:r>
-    </w:p>
-    <w:p>
-      <w:pPr>
-        <w:rPr>
-          <w:rFonts w:hint="eastAsia"/>
-        </w:rPr>
-      </w:pPr>
-      <w:r>
-        <w:t>2. 不得泄露商业秘密与个人隐私（含未成年人信息）；</w:t>
-      </w:r>
-    </w:p>
-    <w:p>
-      <w:pPr>
-        <w:rPr>
-          <w:rFonts w:hint="eastAsia"/>
-        </w:rPr>
-      </w:pPr>
-      <w:r>
-        <w:t>1. 必须基于真实、完整的事实与证据，严禁夸大、捏造、断章取义；</w:t>
+        <w:rPr>
+          <w:lang w:eastAsia="zh-CN"/>
+        </w:rPr>
+        <w:t xml:space="preserve">媒体曝光属于舆论监督和社会监督路径，不是官方受理渠道，不替代行政、司法或监管程序。它与官方投诉路径并行推进、相互配合、彼此不替代，用于推动问题解决、引起社会关注。在任何情况下，法律都是最后兜底，也许它现在并不完善，也许有许多漏洞，但是应该相信它。使用媒体曝光时必须严格遵守法律法规，基于真实事实和证据。</w:t>
+      </w:r>
+    </w:p>
+    <w:p>
+      <w:pPr>
+        <w:pStyle w:val="31"/>
+      </w:pPr>
+      <w:r>
+        <w:rPr>
+          <w:lang w:eastAsia="zh-CN"/>
+        </w:rPr>
+        <w:t xml:space="preserve">（一）与官方渠道并行，不互相替代</w:t>
+      </w:r>
+    </w:p>
+    <w:p>
+      <w:pPr>
+        <w:rPr>
+          <w:rFonts w:hint="eastAsia"/>
+        </w:rPr>
+      </w:pPr>
+      <w:r>
+        <w:rPr>
+          <w:lang w:eastAsia="zh-CN"/>
+        </w:rPr>
+        <w:t xml:space="preserve">媒体曝光是独立于官方投诉的并行监督路径，可与官方渠道同时启动、相互配合，无需等官方渠道走完。法律是最终的兜底手段，应当相信法律、依靠法律。以下情形尤其适合借助舆论监督推动问题解决：</w:t>
+      </w:r>
+    </w:p>
+    <w:p>
+      <w:pPr>
+        <w:pStyle w:val="31"/>
+      </w:pPr>
+      <w:bookmarkStart w:id="5" w:name="_Toc239984596"/>
+      <w:r>
+        <w:t>（二）适用场景</w:t>
+      </w:r>
+      <w:bookmarkEnd w:id="5"/>
+    </w:p>
+    <w:p>
+      <w:pPr>
+        <w:rPr>
+          <w:rFonts w:hint="eastAsia"/>
+        </w:rPr>
+      </w:pPr>
+      <w:r>
+        <w:t>媒体曝光适用于具有新闻价值、普遍性、群体性，能引起大众反思、推动行业进步、涉及群体利益的情况，具体包括：</w:t>
+      </w:r>
+    </w:p>
+    <w:p>
+      <w:pPr>
+        <w:pStyle w:val="31"/>
+      </w:pPr>
+      <w:bookmarkStart w:id="4" w:name="_Toc239984595"/>
+      <w:r>
+        <w:t>（三）主流媒体爆料渠道</w:t>
+      </w:r>
+      <w:bookmarkEnd w:id="4"/>
+    </w:p>
+    <w:p>
+      <w:pPr>
+        <w:rPr>
+          <w:rFonts w:hint="eastAsia"/>
+        </w:rPr>
+      </w:pPr>
+      <w:r>
+        <w:rPr>
+          <w:b/>
+          <w:color w:val="FFFFFF"/>
+          <w:sz w:val="20"/>
+        </w:rPr>
+        <w:t>媒体名称</w:t>
+      </w:r>
+    </w:p>
+    <w:p>
+      <w:pPr>
+        <w:rPr>
+          <w:rFonts w:hint="eastAsia"/>
+        </w:rPr>
+      </w:pPr>
+      <w:r>
+        <w:rPr>
+          <w:b/>
+          <w:color w:val="FFFFFF"/>
+          <w:sz w:val="20"/>
+        </w:rPr>
+        <w:t>爆料方式</w:t>
+      </w:r>
+    </w:p>
+    <w:p>
+      <w:pPr>
+        <w:rPr>
+          <w:rFonts w:hint="eastAsia"/>
+        </w:rPr>
+      </w:pPr>
+      <w:r>
+        <w:rPr>
+          <w:b/>
+          <w:color w:val="FFFFFF"/>
+          <w:sz w:val="20"/>
+        </w:rPr>
+        <w:t>适用范围</w:t>
+      </w:r>
+    </w:p>
+    <w:p>
+      <w:pPr>
+        <w:rPr>
+          <w:rFonts w:hint="eastAsia"/>
+        </w:rPr>
+      </w:pPr>
+      <w:r>
+        <w:t>中央广播电视总台（央视）</w:t>
+      </w:r>
+    </w:p>
+    <w:p>
+      <w:pPr>
+        <w:rPr>
+          <w:rFonts w:hint="eastAsia"/>
+        </w:rPr>
+      </w:pPr>
+      <w:r>
+        <w:t>新闻热线010-63961114；央视新闻客户端"爆料"入口</w:t>
+      </w:r>
+    </w:p>
+    <w:p>
+      <w:pPr>
+        <w:rPr>
+          <w:rFonts w:hint="eastAsia"/>
+        </w:rPr>
+      </w:pPr>
+      <w:r>
+        <w:t>全国性重大事件、典型侵权</w:t>
+      </w:r>
+    </w:p>
+    <w:p>
+      <w:pPr>
+        <w:rPr>
+          <w:rFonts w:hint="eastAsia"/>
+        </w:rPr>
+      </w:pPr>
+      <w:r>
+        <w:lastRenderedPageBreak/>
+        <w:t>人民日报</w:t>
+      </w:r>
+    </w:p>
+    <w:p>
+      <w:pPr>
+        <w:rPr>
+          <w:rFonts w:hint="eastAsia"/>
+        </w:rPr>
+      </w:pPr>
+      <w:r>
+        <w:t>邮箱rmrbdzlx@126.com；人民日报客户端"曝光台"；人民网领导留言板</w:t>
+      </w:r>
+    </w:p>
+    <w:p>
+      <w:pPr>
+        <w:rPr>
+          <w:rFonts w:hint="eastAsia"/>
+        </w:rPr>
+      </w:pPr>
+      <w:r>
+        <w:t>政策落实、民生问题、干部作风</w:t>
+      </w:r>
+    </w:p>
+    <w:p>
+      <w:pPr>
+        <w:rPr>
+          <w:rFonts w:hint="eastAsia"/>
+        </w:rPr>
+      </w:pPr>
+      <w:r>
+        <w:t>新华社</w:t>
+      </w:r>
+    </w:p>
+    <w:p>
+      <w:pPr>
+        <w:rPr>
+          <w:rFonts w:hint="eastAsia"/>
+        </w:rPr>
+      </w:pPr>
+      <w:r>
+        <w:t>新闻热线010-63073111/63073222；各分社邮箱（如xhsbjfs@163.com）</w:t>
+      </w:r>
+    </w:p>
+    <w:p>
+      <w:pPr>
+        <w:rPr>
+          <w:rFonts w:hint="eastAsia"/>
+        </w:rPr>
+      </w:pPr>
+      <w:r>
+        <w:t>重大突发事件、社会热点</w:t>
+      </w:r>
+    </w:p>
+    <w:p>
+      <w:pPr>
+        <w:rPr>
+          <w:rFonts w:hint="eastAsia"/>
+        </w:rPr>
+      </w:pPr>
+      <w:r>
+        <w:t>澎湃新闻</w:t>
+      </w:r>
+    </w:p>
+    <w:p>
+      <w:pPr>
+        <w:rPr>
+          <w:rFonts w:hint="eastAsia"/>
+        </w:rPr>
+      </w:pPr>
+      <w:r>
+        <w:t>报料热线021-962866；邮箱tousu@thepaper.cn；澎湃App"服务湃"</w:t>
+      </w:r>
+    </w:p>
+    <w:p>
+      <w:pPr>
+        <w:rPr>
+          <w:rFonts w:hint="eastAsia"/>
+        </w:rPr>
+      </w:pPr>
+      <w:r>
+        <w:t>消费维权、社会调查、深度报道</w:t>
+      </w:r>
+    </w:p>
+    <w:p>
+      <w:pPr>
+        <w:rPr>
+          <w:rFonts w:hint="eastAsia"/>
+        </w:rPr>
+      </w:pPr>
+      <w:r>
+        <w:t>新京报</w:t>
+      </w:r>
+    </w:p>
+    <w:p>
+      <w:pPr>
+        <w:rPr>
+          <w:rFonts w:hint="eastAsia"/>
+        </w:rPr>
+      </w:pPr>
+      <w:r>
+        <w:t>新闻热线010-67106710（24小时）/82708677；邮箱xjb@bjnews.com.cn</w:t>
+      </w:r>
+    </w:p>
+    <w:p>
+      <w:pPr>
+        <w:rPr>
+          <w:rFonts w:hint="eastAsia"/>
+        </w:rPr>
+      </w:pPr>
+      <w:r>
+        <w:t>北京及全国民生、消费、社会新闻</w:t>
+      </w:r>
+    </w:p>
+    <w:p>
+      <w:pPr>
+        <w:rPr>
+          <w:rFonts w:hint="eastAsia"/>
+        </w:rPr>
+      </w:pPr>
+      <w:r>
+        <w:t>1818黄金眼（浙江卫视）</w:t>
+      </w:r>
+    </w:p>
+    <w:p>
+      <w:pPr>
+        <w:rPr>
+          <w:rFonts w:hint="eastAsia"/>
+        </w:rPr>
+      </w:pPr>
+      <w:r>
+        <w:t>24小时新闻热线0571-88001818；抖音/B站官方账号私信</w:t>
+      </w:r>
+    </w:p>
+    <w:p>
+      <w:pPr>
+        <w:rPr>
+          <w:rFonts w:hint="eastAsia"/>
+        </w:rPr>
+      </w:pPr>
+      <w:r>
+        <w:t>长三角地区民生消费纠纷，接受粉丝投稿</w:t>
+      </w:r>
+    </w:p>
+    <w:p>
+      <w:pPr>
+        <w:rPr>
+          <w:rFonts w:hint="eastAsia"/>
+        </w:rPr>
+      </w:pPr>
+      <w:r>
+        <w:t>小强热线（佛山电视台）</w:t>
+      </w:r>
+    </w:p>
+    <w:p>
+      <w:pPr>
+        <w:rPr>
+          <w:rFonts w:hint="eastAsia"/>
+        </w:rPr>
+      </w:pPr>
+      <w:r>
+        <w:t>新闻热线0757-22332211；抖音/B站官方账号</w:t>
+      </w:r>
+    </w:p>
+    <w:p>
+      <w:pPr>
+        <w:rPr>
+          <w:rFonts w:hint="eastAsia"/>
+        </w:rPr>
+      </w:pPr>
+      <w:r>
+        <w:t>广东地区民生维权，接受粉丝投稿</w:t>
+      </w:r>
+    </w:p>
+    <w:p>
+      <w:pPr>
+        <w:rPr>
+          <w:rFonts w:hint="eastAsia"/>
+        </w:rPr>
+      </w:pPr>
+      <w:r>
+        <w:t>小莉帮忙（河南卫视）</w:t>
+      </w:r>
+    </w:p>
+    <w:p>
+      <w:pPr>
+        <w:rPr>
+          <w:rFonts w:hint="eastAsia"/>
+        </w:rPr>
+      </w:pPr>
+      <w:r>
+        <w:t>新闻热线0371-65740333；抖音官方账号</w:t>
+      </w:r>
+    </w:p>
+    <w:p>
+      <w:pPr>
+        <w:rPr>
+          <w:rFonts w:hint="eastAsia"/>
+        </w:rPr>
+      </w:pPr>
+      <w:r>
+        <w:t>河南地区民生帮扶，接受粉丝投稿</w:t>
+      </w:r>
+    </w:p>
+    <w:p>
+      <w:pPr>
+        <w:rPr>
+          <w:rFonts w:hint="eastAsia"/>
+        </w:rPr>
+      </w:pPr>
+      <w:r>
+        <w:t>抖音"热点爆料"官方入口</w:t>
+      </w:r>
+    </w:p>
+    <w:p>
+      <w:pPr>
+        <w:rPr>
+          <w:rFonts w:hint="eastAsia"/>
+        </w:rPr>
+      </w:pPr>
+      <w:r>
+        <w:t>抖音搜索"热点爆料"→选择官方入口→立即投稿</w:t>
+      </w:r>
+    </w:p>
+    <w:p>
+      <w:pPr>
+        <w:rPr>
+          <w:rFonts w:hint="eastAsia"/>
+        </w:rPr>
+      </w:pPr>
+      <w:r>
+        <w:t>全国通用，投稿被多家媒体同时看到</w:t>
+      </w:r>
+    </w:p>
+    <w:p>
+      <w:pPr>
+        <w:pStyle w:val="31"/>
+      </w:pPr>
+      <w:bookmarkStart w:id="3" w:name="_Toc239984594"/>
+      <w:r>
+        <w:t>（四）消协</w:t>
+      </w:r>
+      <w:r>
+        <w:t>/</w:t>
+      </w:r>
+      <w:r>
+        <w:t>消保委曝光入口</w:t>
+      </w:r>
+      <w:bookmarkEnd w:id="3"/>
+    </w:p>
+    <w:p>
+      <w:pPr>
+        <w:pStyle w:val="31"/>
+      </w:pPr>
+      <w:bookmarkStart w:id="2" w:name="_Toc239984593"/>
+      <w:r>
+        <w:t>（五）政务新媒体</w:t>
+      </w:r>
+      <w:bookmarkEnd w:id="2"/>
+    </w:p>
+    <w:p>
+      <w:pPr>
+        <w:pStyle w:val="31"/>
+      </w:pPr>
+      <w:bookmarkStart w:id="220" w:name="_Toc239984676"/>
+      <w:r>
+        <w:t>（六）正规自媒体（抖音</w:t>
+      </w:r>
+      <w:r>
+        <w:t>/B</w:t>
+      </w:r>
+      <w:r>
+        <w:t>站博主）</w:t>
+      </w:r>
+      <w:bookmarkEnd w:id="220"/>
+    </w:p>
+    <w:p>
+      <w:pPr>
+        <w:rPr>
+          <w:rFonts w:hint="eastAsia"/>
+        </w:rPr>
+      </w:pPr>
+      <w:r>
+        <w:t>注：自媒体博主信息可能随时间变化，投稿前请核实账号最新状态。优先选择有正规媒体背景、内容客观中立的博主。</w:t>
+      </w:r>
+    </w:p>
+    <w:p>
+      <w:pPr>
+        <w:rPr>
+          <w:rFonts w:hint="eastAsia"/>
+        </w:rPr>
+      </w:pPr>
+      <w:r>
+        <w:rPr>
+          <w:b/>
+          <w:color w:val="FFFFFF"/>
+          <w:sz w:val="20"/>
+        </w:rPr>
+        <w:t>博主/账号</w:t>
+      </w:r>
+    </w:p>
+    <w:p>
+      <w:pPr>
+        <w:rPr>
+          <w:rFonts w:hint="eastAsia"/>
+        </w:rPr>
+      </w:pPr>
+      <w:r>
+        <w:rPr>
+          <w:b/>
+          <w:color w:val="FFFFFF"/>
+          <w:sz w:val="20"/>
+        </w:rPr>
+        <w:t>平台</w:t>
+      </w:r>
+    </w:p>
+    <w:p>
+      <w:pPr>
+        <w:rPr>
+          <w:rFonts w:hint="eastAsia"/>
+        </w:rPr>
+      </w:pPr>
+      <w:r>
+        <w:rPr>
+          <w:b/>
+          <w:color w:val="FFFFFF"/>
+          <w:sz w:val="20"/>
+        </w:rPr>
+        <w:t>粉丝量级</w:t>
+      </w:r>
+    </w:p>
+    <w:p>
+      <w:pPr>
+        <w:rPr>
+          <w:rFonts w:hint="eastAsia"/>
+        </w:rPr>
+      </w:pPr>
+      <w:r>
+        <w:rPr>
+          <w:b/>
+          <w:color w:val="FFFFFF"/>
+          <w:sz w:val="20"/>
+        </w:rPr>
+        <w:t>内容方向</w:t>
+      </w:r>
+    </w:p>
+    <w:p>
+      <w:pPr>
+        <w:rPr>
+          <w:rFonts w:hint="eastAsia"/>
+        </w:rPr>
+      </w:pPr>
+      <w:r>
+        <w:rPr>
+          <w:b/>
+          <w:color w:val="FFFFFF"/>
+          <w:sz w:val="20"/>
+        </w:rPr>
+        <w:t>投稿方式</w:t>
+      </w:r>
+    </w:p>
+    <w:p>
+      <w:pPr>
+        <w:rPr>
+          <w:rFonts w:hint="eastAsia"/>
+        </w:rPr>
+      </w:pPr>
+      <w:r>
+        <w:t>王小七Fire</w:t>
+      </w:r>
+    </w:p>
+    <w:p>
+      <w:pPr>
+        <w:rPr>
+          <w:rFonts w:hint="eastAsia"/>
+        </w:rPr>
+      </w:pPr>
+      <w:r>
+        <w:t>B站为主，抖音同步</w:t>
+      </w:r>
+    </w:p>
+    <w:p>
+      <w:pPr>
+        <w:rPr>
+          <w:rFonts w:hint="eastAsia"/>
+        </w:rPr>
+      </w:pPr>
+      <w:r>
+        <w:t>B站340万+</w:t>
+      </w:r>
+    </w:p>
+    <w:p>
+      <w:pPr>
+        <w:rPr>
+          <w:rFonts w:hint="eastAsia"/>
+        </w:rPr>
+      </w:pPr>
+      <w:r>
+        <w:t>社会调查、时事评论、消费维权</w:t>
+      </w:r>
+    </w:p>
+    <w:p>
+      <w:pPr>
+        <w:rPr>
+          <w:rFonts w:hint="eastAsia"/>
+        </w:rPr>
+      </w:pPr>
+      <w:r>
+        <w:t>B站私信/邮箱（主页公布）</w:t>
+      </w:r>
+    </w:p>
+    <w:p>
+      <w:pPr>
+        <w:rPr>
+          <w:rFonts w:hint="eastAsia"/>
+        </w:rPr>
+      </w:pPr>
+      <w:r>
+        <w:lastRenderedPageBreak/>
+        <w:t>1818黄金眼</w:t>
+      </w:r>
+    </w:p>
+    <w:p>
+      <w:pPr>
+        <w:rPr>
+          <w:rFonts w:hint="eastAsia"/>
+        </w:rPr>
+      </w:pPr>
+      <w:r>
+        <w:t>抖音/B站/微博</w:t>
+      </w:r>
+    </w:p>
+    <w:p>
+      <w:pPr>
+        <w:rPr>
+          <w:rFonts w:hint="eastAsia"/>
+        </w:rPr>
+      </w:pPr>
+      <w:r>
+        <w:t>全网千万级</w:t>
+      </w:r>
+    </w:p>
+    <w:p>
+      <w:pPr>
+        <w:rPr>
+          <w:rFonts w:hint="eastAsia"/>
+        </w:rPr>
+      </w:pPr>
+      <w:r>
+        <w:t>民生消费纠纷、社会百态</w:t>
+      </w:r>
+    </w:p>
+    <w:p>
+      <w:pPr>
+        <w:rPr>
+          <w:rFonts w:hint="eastAsia"/>
+        </w:rPr>
+      </w:pPr>
+      <w:r>
+        <w:t>热线0571-88001818/私信投稿</w:t>
+      </w:r>
+    </w:p>
+    <w:p>
+      <w:pPr>
+        <w:rPr>
+          <w:rFonts w:hint="eastAsia"/>
+        </w:rPr>
+      </w:pPr>
+      <w:r>
+        <w:t>小强热线</w:t>
+      </w:r>
+    </w:p>
+    <w:p>
+      <w:pPr>
+        <w:rPr>
+          <w:rFonts w:hint="eastAsia"/>
+        </w:rPr>
+      </w:pPr>
+      <w:r>
+        <w:t>抖音/B站</w:t>
+      </w:r>
+    </w:p>
+    <w:p>
+      <w:pPr>
+        <w:rPr>
+          <w:rFonts w:hint="eastAsia"/>
+        </w:rPr>
+      </w:pPr>
+      <w:r>
+        <w:t>抖音百万级</w:t>
+      </w:r>
+    </w:p>
+    <w:p>
+      <w:pPr>
+        <w:rPr>
+          <w:rFonts w:hint="eastAsia"/>
+        </w:rPr>
+      </w:pPr>
+      <w:r>
+        <w:t>民生维权、消费曝光</w:t>
+      </w:r>
+    </w:p>
+    <w:p>
+      <w:pPr>
+        <w:rPr>
+          <w:rFonts w:hint="eastAsia"/>
+        </w:rPr>
+      </w:pPr>
+      <w:r>
+        <w:t>热线/私信投稿</w:t>
+      </w:r>
+    </w:p>
+    <w:p>
+      <w:pPr>
+        <w:rPr>
+          <w:rFonts w:hint="eastAsia"/>
+        </w:rPr>
+      </w:pPr>
+      <w:r>
+        <w:t>小莉帮忙</w:t>
+      </w:r>
+    </w:p>
+    <w:p>
+      <w:pPr>
+        <w:rPr>
+          <w:rFonts w:hint="eastAsia"/>
+        </w:rPr>
+      </w:pPr>
+      <w:r>
+        <w:t>抖音/微博</w:t>
+      </w:r>
+    </w:p>
+    <w:p>
+      <w:pPr>
+        <w:rPr>
+          <w:rFonts w:hint="eastAsia"/>
+        </w:rPr>
+      </w:pPr>
+      <w:r>
+        <w:t>抖音百万级</w:t>
+      </w:r>
+    </w:p>
+    <w:p>
+      <w:pPr>
+        <w:rPr>
+          <w:rFonts w:hint="eastAsia"/>
+        </w:rPr>
+      </w:pPr>
+      <w:r>
+        <w:t>民生帮扶、维权曝光</w:t>
+      </w:r>
+    </w:p>
+    <w:p>
+      <w:pPr>
+        <w:rPr>
+          <w:rFonts w:hint="eastAsia"/>
+        </w:rPr>
+      </w:pPr>
+      <w:r>
+        <w:t>热线/私信投稿</w:t>
+      </w:r>
+    </w:p>
+    <w:p>
+      <w:pPr>
+        <w:rPr>
+          <w:rFonts w:hint="eastAsia"/>
+        </w:rPr>
+      </w:pPr>
+      <w:r>
+        <w:t>渔猎齐哥</w:t>
+      </w:r>
+    </w:p>
+    <w:p>
+      <w:pPr>
+        <w:rPr>
+          <w:rFonts w:hint="eastAsia"/>
+        </w:rPr>
+      </w:pPr>
+      <w:r>
+        <w:t>抖音</w:t>
+      </w:r>
+    </w:p>
+    <w:p>
+      <w:pPr>
+        <w:rPr>
+          <w:rFonts w:hint="eastAsia"/>
+        </w:rPr>
+      </w:pPr>
+      <w:r>
+        <w:t>百万级</w:t>
+      </w:r>
+    </w:p>
+    <w:p>
+      <w:pPr>
+        <w:rPr>
+          <w:rFonts w:hint="eastAsia"/>
+        </w:rPr>
+      </w:pPr>
+      <w:r>
+        <w:t>环保维权、水污染调查</w:t>
+      </w:r>
+    </w:p>
+    <w:p>
+      <w:pPr>
+        <w:rPr>
+          <w:rFonts w:hint="eastAsia"/>
+        </w:rPr>
+      </w:pPr>
+      <w:r>
+        <w:t>抖音私信投稿</w:t>
+      </w:r>
+    </w:p>
+    <w:p>
+      <w:pPr>
+        <w:rPr>
+          <w:rFonts w:hint="eastAsia"/>
+        </w:rPr>
+      </w:pPr>
+      <w:r>
+        <w:t>耿同学</w:t>
+      </w:r>
+    </w:p>
+    <w:p>
+      <w:pPr>
+        <w:rPr>
+          <w:rFonts w:hint="eastAsia"/>
+        </w:rPr>
+      </w:pPr>
+      <w:r>
+        <w:t>抖音</w:t>
+      </w:r>
+    </w:p>
+    <w:p>
+      <w:pPr>
+        <w:rPr>
+          <w:rFonts w:hint="eastAsia"/>
+        </w:rPr>
+      </w:pPr>
+      <w:r>
+        <w:t>200万+</w:t>
+      </w:r>
+    </w:p>
+    <w:p>
+      <w:pPr>
+        <w:rPr>
+          <w:rFonts w:hint="eastAsia"/>
+        </w:rPr>
+      </w:pPr>
+      <w:r>
+        <w:t>学术不端举报、实名维权</w:t>
+      </w:r>
+    </w:p>
+    <w:p>
+      <w:pPr>
+        <w:rPr>
+          <w:rFonts w:hint="eastAsia"/>
+        </w:rPr>
+      </w:pPr>
+      <w:r>
+        <w:t>抖音私信投稿</w:t>
+      </w:r>
+    </w:p>
+    <w:p>
+      <w:pPr>
+        <w:rPr>
+          <w:rFonts w:hint="eastAsia"/>
+        </w:rPr>
+      </w:pPr>
+      <w:r>
+        <w:t>选择粉丝体量大、口碑好、接受粉丝投稿的新闻调查类博主。投稿时务必提供完整证据链，并注明"据本人掌握证据如实陈述，以官方调查为准"。</w:t>
+      </w:r>
+    </w:p>
+    <w:p>
+      <w:pPr>
+        <w:pStyle w:val="31"/>
+      </w:pPr>
+      <w:bookmarkStart w:id="1" w:name="_Toc239984592"/>
+      <w:r>
+        <w:t>（七）媒体投稿模板</w:t>
+      </w:r>
+      <w:bookmarkEnd w:id="1"/>
+    </w:p>
+    <w:p>
+      <w:pPr>
+        <w:shd w:val="clear" w:color="auto" w:fill="F8F8F8"/>
+        <w:rPr>
+          <w:rFonts w:hint="eastAsia"/>
+        </w:rPr>
+      </w:pPr>
+      <w:r>
+        <w:t>【投稿标题】简明概括事件，如"关于XX公司XX问题的投诉"</w:t>
+      </w:r>
+    </w:p>
+    <w:p>
+      <w:pPr>
+        <w:shd w:val="clear" w:color="auto" w:fill="F8F8F8"/>
+        <w:rPr>
+          <w:rFonts w:hint="eastAsia"/>
+        </w:rPr>
+      </w:pPr>
+      <w:r>
+        <w:t>【投稿人】姓名/匿名（注明是否实名），联系电话：【手机号】</w:t>
+      </w:r>
+    </w:p>
+    <w:p>
+      <w:pPr>
+        <w:shd w:val="clear" w:color="auto" w:fill="F8F8F8"/>
+        <w:rPr>
+          <w:rFonts w:hint="eastAsia"/>
+        </w:rPr>
+      </w:pPr>
+      <w:r>
+        <w:t>【事件时间】【X年X月X日】</w:t>
+      </w:r>
+    </w:p>
+    <w:p>
+      <w:pPr>
+        <w:shd w:val="clear" w:color="auto" w:fill="F8F8F8"/>
+        <w:rPr>
+          <w:rFonts w:hint="eastAsia"/>
+        </w:rPr>
+      </w:pPr>
+      <w:r>
+        <w:t>【事件地点】【具体地点】</w:t>
+      </w:r>
+    </w:p>
+    <w:p>
+      <w:pPr>
+        <w:shd w:val="clear" w:color="auto" w:fill="F8F8F8"/>
+        <w:rPr>
+          <w:rFonts w:hint="eastAsia"/>
+        </w:rPr>
+      </w:pPr>
+      <w:r>
+        <w:t>【被投诉方】【单位/个人名称】</w:t>
+      </w:r>
+    </w:p>
+    <w:p>
+      <w:pPr>
+        <w:shd w:val="clear" w:color="auto" w:fill="F8F8F8"/>
+        <w:rPr>
+          <w:rFonts w:hint="eastAsia"/>
+        </w:rPr>
+      </w:pPr>
+      <w:r>
+        <w:t>【事件经过】按时间顺序客观叙述：X月X日发生了什么；X月X日你做了什么；对方如何回应；目前进展到哪一步。</w:t>
+      </w:r>
+    </w:p>
+    <w:p>
+      <w:pPr>
+        <w:shd w:val="clear" w:color="auto" w:fill="F8F8F8"/>
+        <w:rPr>
+          <w:rFonts w:hint="eastAsia"/>
+        </w:rPr>
+      </w:pPr>
+      <w:r>
+        <w:t>【已采取的维权措施】1.已向XX部门投诉（受理编号XXX）；2.已申请行政复议；3.已提起诉讼（案号XXX）。</w:t>
+      </w:r>
+    </w:p>
+    <w:p>
+      <w:pPr>
+        <w:shd w:val="clear" w:color="auto" w:fill="F8F8F8"/>
+        <w:rPr>
+          <w:rFonts w:hint="eastAsia"/>
+        </w:rPr>
+      </w:pPr>
+      <w:r>
+        <w:t>【诉求】希望媒体关注的具体问题，以及期望达到的效果。</w:t>
+      </w:r>
+    </w:p>
+    <w:p>
+      <w:pPr>
+        <w:shd w:val="clear" w:color="auto" w:fill="F8F8F8"/>
+        <w:rPr>
+          <w:rFonts w:hint="eastAsia"/>
+        </w:rPr>
+      </w:pPr>
+      <w:r>
+        <w:t>【证据清单】1.合同/订单截图；2.支付凭证；3.沟通记录；4.现场照片/视频；5.官方回复文件；6.其他佐证材料。</w:t>
+      </w:r>
+    </w:p>
+    <w:p>
+      <w:pPr>
+        <w:shd w:val="clear" w:color="auto" w:fill="F8F8F8"/>
+        <w:rPr>
+          <w:rFonts w:hint="eastAsia"/>
+        </w:rPr>
+      </w:pPr>
+      <w:r>
+        <w:t>【声明】本人承诺以上内容均基于真实事实和完整证据，如有不实愿承担法律责任。如为自媒体曝光，请注明"据本人掌握证据如实陈述，以官方调查为准"。</w:t>
       </w:r>
     </w:p>
     <w:p>
@@ -11729,1513 +12630,42 @@
     </w:p>
     <w:p>
       <w:pPr>
-        <w:shd w:val="clear" w:color="auto" w:fill="F8F8F8"/>
-        <w:rPr>
-          <w:rFonts w:hint="eastAsia"/>
-        </w:rPr>
-      </w:pPr>
-      <w:r>
-        <w:t>【声明】本人承诺以上内容均基于真实事实和完整证据，如有不实愿承担法律责任。如为自媒体曝光，请注明"据本人掌握证据如实陈述，以官方调查为准"。</w:t>
-      </w:r>
-    </w:p>
-    <w:p>
-      <w:pPr>
-        <w:shd w:val="clear" w:color="auto" w:fill="F8F8F8"/>
-        <w:rPr>
-          <w:rFonts w:hint="eastAsia"/>
-        </w:rPr>
-      </w:pPr>
-      <w:r>
-        <w:t>【证据清单】1.合同/订单截图；2.支付凭证；3.沟通记录；4.现场照片/视频；5.官方回复文件；6.其他佐证材料。</w:t>
-      </w:r>
-    </w:p>
-    <w:p>
-      <w:pPr>
-        <w:shd w:val="clear" w:color="auto" w:fill="F8F8F8"/>
-        <w:rPr>
-          <w:rFonts w:hint="eastAsia"/>
-        </w:rPr>
-      </w:pPr>
-      <w:r>
-        <w:t>【诉求】希望媒体关注的具体问题，以及期望达到的效果。</w:t>
-      </w:r>
-    </w:p>
-    <w:p>
-      <w:pPr>
-        <w:shd w:val="clear" w:color="auto" w:fill="F8F8F8"/>
-        <w:rPr>
-          <w:rFonts w:hint="eastAsia"/>
-        </w:rPr>
-      </w:pPr>
-      <w:r>
-        <w:t>【已采取的维权措施】1.已向XX部门投诉（受理编号XXX）；2.已申请行政复议；3.已提起诉讼（案号XXX）。</w:t>
-      </w:r>
-    </w:p>
-    <w:p>
-      <w:pPr>
-        <w:shd w:val="clear" w:color="auto" w:fill="F8F8F8"/>
-        <w:rPr>
-          <w:rFonts w:hint="eastAsia"/>
-        </w:rPr>
-      </w:pPr>
-      <w:r>
-        <w:t>【事件经过】按时间顺序客观叙述：X月X日发生了什么；X月X日你做了什么；对方如何回应；目前进展到哪一步。</w:t>
-      </w:r>
-    </w:p>
-    <w:p>
-      <w:pPr>
-        <w:shd w:val="clear" w:color="auto" w:fill="F8F8F8"/>
-        <w:rPr>
-          <w:rFonts w:hint="eastAsia"/>
-        </w:rPr>
-      </w:pPr>
-      <w:r>
-        <w:t>【被投诉方】【单位/个人名称】</w:t>
-      </w:r>
-    </w:p>
-    <w:p>
-      <w:pPr>
-        <w:shd w:val="clear" w:color="auto" w:fill="F8F8F8"/>
-        <w:rPr>
-          <w:rFonts w:hint="eastAsia"/>
-        </w:rPr>
-      </w:pPr>
-      <w:r>
-        <w:t>【事件地点】【具体地点】</w:t>
-      </w:r>
-    </w:p>
-    <w:p>
-      <w:pPr>
-        <w:shd w:val="clear" w:color="auto" w:fill="F8F8F8"/>
-        <w:rPr>
-          <w:rFonts w:hint="eastAsia"/>
-        </w:rPr>
-      </w:pPr>
-      <w:r>
-        <w:t>【事件时间】【X年X月X日】</w:t>
-      </w:r>
-    </w:p>
-    <w:p>
-      <w:pPr>
-        <w:shd w:val="clear" w:color="auto" w:fill="F8F8F8"/>
-        <w:rPr>
-          <w:rFonts w:hint="eastAsia"/>
-        </w:rPr>
-      </w:pPr>
-      <w:r>
-        <w:t>【投稿人】姓名/匿名（注明是否实名），联系电话：【手机号】</w:t>
-      </w:r>
-    </w:p>
-    <w:p>
-      <w:pPr>
-        <w:shd w:val="clear" w:color="auto" w:fill="F8F8F8"/>
-        <w:rPr>
-          <w:rFonts w:hint="eastAsia"/>
-        </w:rPr>
-      </w:pPr>
-      <w:r>
-        <w:t>【投稿标题】简明概括事件，如"关于XX公司XX问题的投诉"</w:t>
-      </w:r>
-    </w:p>
-    <w:p>
-      <w:pPr>
-        <w:pStyle w:val="31"/>
-      </w:pPr>
-      <w:bookmarkStart w:id="1" w:name="_Toc239984592"/>
-      <w:r>
-        <w:t>（七）媒体投稿模板</w:t>
-      </w:r>
-      <w:bookmarkEnd w:id="1"/>
-    </w:p>
-    <w:p>
-      <w:pPr>
-        <w:rPr>
-          <w:rFonts w:hint="eastAsia"/>
-        </w:rPr>
-      </w:pPr>
-      <w:r>
-        <w:t>注：自媒体博主信息可能随时间变化，投稿前请核实账号最新状态。优先选择有正规媒体背景、内容客观中立的博主。</w:t>
-      </w:r>
-    </w:p>
-    <w:p>
-      <w:pPr>
-        <w:rPr>
-          <w:rFonts w:hint="eastAsia"/>
-        </w:rPr>
-      </w:pPr>
-    </w:p>
-    <w:tbl>
-      <w:tblPr>
-        <w:tblW w:w="9072" w:type="dxa"/>
-        <w:jc w:val="center"/>
-        <w:tblBorders>
-          <w:top w:val="single" w:sz="4" w:space="0" w:color="999999"/>
-          <w:left w:val="single" w:sz="4" w:space="0" w:color="999999"/>
-          <w:bottom w:val="single" w:sz="4" w:space="0" w:color="999999"/>
-          <w:right w:val="single" w:sz="4" w:space="0" w:color="999999"/>
-          <w:insideH w:val="single" w:sz="4" w:space="0" w:color="999999"/>
-          <w:insideV w:val="single" w:sz="4" w:space="0" w:color="999999"/>
-        </w:tblBorders>
-        <w:tblLook w:val="04A0" w:firstRow="1" w:lastRow="0" w:firstColumn="1" w:lastColumn="0" w:noHBand="0" w:noVBand="1"/>
-      </w:tblPr>
-      <w:tblGrid>
-        <w:gridCol w:w="1177"/>
-        <w:gridCol w:w="1696"/>
-        <w:gridCol w:w="1132"/>
-        <w:gridCol w:w="2474"/>
-        <w:gridCol w:w="2593"/>
-      </w:tblGrid>
-      <w:tr>
-        <w:trPr>
-          <w:tblHeader/>
-          <w:jc w:val="center"/>
-        </w:trPr>
-        <w:tc>
-          <w:tcPr>
-            <w:tcW w:w="0" w:type="auto"/>
-            <w:shd w:val="clear" w:color="auto" w:fill="1A3C6E"/>
-          </w:tcPr>
-          <w:p>
-            <w:pPr>
-              <w:rPr>
-                <w:rFonts w:hint="eastAsia"/>
-              </w:rPr>
-            </w:pPr>
-            <w:r>
-              <w:rPr>
-                <w:b/>
-                <w:color w:val="FFFFFF"/>
-                <w:sz w:val="20"/>
-              </w:rPr>
-              <w:t>博主/账号</w:t>
-            </w:r>
-          </w:p>
-        </w:tc>
-        <w:tc>
-          <w:tcPr>
-            <w:tcW w:w="0" w:type="auto"/>
-            <w:shd w:val="clear" w:color="auto" w:fill="1A3C6E"/>
-          </w:tcPr>
-          <w:p>
-            <w:pPr>
-              <w:rPr>
-                <w:rFonts w:hint="eastAsia"/>
-              </w:rPr>
-            </w:pPr>
-            <w:r>
-              <w:rPr>
-                <w:b/>
-                <w:color w:val="FFFFFF"/>
-                <w:sz w:val="20"/>
-              </w:rPr>
-              <w:t>平台</w:t>
-            </w:r>
-          </w:p>
-        </w:tc>
-        <w:tc>
-          <w:tcPr>
-            <w:tcW w:w="0" w:type="auto"/>
-            <w:shd w:val="clear" w:color="auto" w:fill="1A3C6E"/>
-          </w:tcPr>
-          <w:p>
-            <w:pPr>
-              <w:rPr>
-                <w:rFonts w:hint="eastAsia"/>
-              </w:rPr>
-            </w:pPr>
-            <w:r>
-              <w:rPr>
-                <w:b/>
-                <w:color w:val="FFFFFF"/>
-                <w:sz w:val="20"/>
-              </w:rPr>
-              <w:t>粉丝量级</w:t>
-            </w:r>
-          </w:p>
-        </w:tc>
-        <w:tc>
-          <w:tcPr>
-            <w:tcW w:w="0" w:type="auto"/>
-            <w:shd w:val="clear" w:color="auto" w:fill="1A3C6E"/>
-          </w:tcPr>
-          <w:p>
-            <w:pPr>
-              <w:rPr>
-                <w:rFonts w:hint="eastAsia"/>
-              </w:rPr>
-            </w:pPr>
-            <w:r>
-              <w:rPr>
-                <w:b/>
-                <w:color w:val="FFFFFF"/>
-                <w:sz w:val="20"/>
-              </w:rPr>
-              <w:t>内容方向</w:t>
-            </w:r>
-          </w:p>
-        </w:tc>
-        <w:tc>
-          <w:tcPr>
-            <w:tcW w:w="0" w:type="auto"/>
-            <w:shd w:val="clear" w:color="auto" w:fill="1A3C6E"/>
-          </w:tcPr>
-          <w:p>
-            <w:pPr>
-              <w:rPr>
-                <w:rFonts w:hint="eastAsia"/>
-              </w:rPr>
-            </w:pPr>
-            <w:r>
-              <w:rPr>
-                <w:b/>
-                <w:color w:val="FFFFFF"/>
-                <w:sz w:val="20"/>
-              </w:rPr>
-              <w:t>投稿方式</w:t>
-            </w:r>
-          </w:p>
-        </w:tc>
-      </w:tr>
-      <w:tr>
-        <w:trPr>
-          <w:jc w:val="center"/>
-        </w:trPr>
-        <w:tc>
-          <w:tcPr>
-            <w:tcW w:w="0" w:type="auto"/>
-          </w:tcPr>
-          <w:p>
-            <w:pPr>
-              <w:rPr>
-                <w:rFonts w:hint="eastAsia"/>
-              </w:rPr>
-            </w:pPr>
-            <w:r>
-              <w:t>王小七Fire</w:t>
-            </w:r>
-          </w:p>
-        </w:tc>
-        <w:tc>
-          <w:tcPr>
-            <w:tcW w:w="0" w:type="auto"/>
-          </w:tcPr>
-          <w:p>
-            <w:pPr>
-              <w:rPr>
-                <w:rFonts w:hint="eastAsia"/>
-              </w:rPr>
-            </w:pPr>
-            <w:r>
-              <w:t>B站为主，抖音同步</w:t>
-            </w:r>
-          </w:p>
-        </w:tc>
-        <w:tc>
-          <w:tcPr>
-            <w:tcW w:w="0" w:type="auto"/>
-          </w:tcPr>
-          <w:p>
-            <w:pPr>
-              <w:rPr>
-                <w:rFonts w:hint="eastAsia"/>
-              </w:rPr>
-            </w:pPr>
-            <w:r>
-              <w:t>B站340万+</w:t>
-            </w:r>
-          </w:p>
-        </w:tc>
-        <w:tc>
-          <w:tcPr>
-            <w:tcW w:w="0" w:type="auto"/>
-          </w:tcPr>
-          <w:p>
-            <w:pPr>
-              <w:rPr>
-                <w:rFonts w:hint="eastAsia"/>
-              </w:rPr>
-            </w:pPr>
-            <w:r>
-              <w:t>社会调查、时事评论、消费维权</w:t>
-            </w:r>
-          </w:p>
-        </w:tc>
-        <w:tc>
-          <w:tcPr>
-            <w:tcW w:w="0" w:type="auto"/>
-          </w:tcPr>
-          <w:p>
-            <w:pPr>
-              <w:rPr>
-                <w:rFonts w:hint="eastAsia"/>
-              </w:rPr>
-            </w:pPr>
-            <w:r>
-              <w:t>B站私信/邮箱（主页公布）</w:t>
-            </w:r>
-          </w:p>
-        </w:tc>
-      </w:tr>
-      <w:tr>
-        <w:trPr>
-          <w:jc w:val="center"/>
-        </w:trPr>
-        <w:tc>
-          <w:tcPr>
-            <w:tcW w:w="0" w:type="auto"/>
-          </w:tcPr>
-          <w:p>
-            <w:pPr>
-              <w:rPr>
-                <w:rFonts w:hint="eastAsia"/>
-              </w:rPr>
-            </w:pPr>
-            <w:r>
-              <w:lastRenderedPageBreak/>
-              <w:t>1818黄金眼</w:t>
-            </w:r>
-          </w:p>
-        </w:tc>
-        <w:tc>
-          <w:tcPr>
-            <w:tcW w:w="0" w:type="auto"/>
-          </w:tcPr>
-          <w:p>
-            <w:pPr>
-              <w:rPr>
-                <w:rFonts w:hint="eastAsia"/>
-              </w:rPr>
-            </w:pPr>
-            <w:r>
-              <w:t>抖音/B站/微博</w:t>
-            </w:r>
-          </w:p>
-        </w:tc>
-        <w:tc>
-          <w:tcPr>
-            <w:tcW w:w="0" w:type="auto"/>
-          </w:tcPr>
-          <w:p>
-            <w:pPr>
-              <w:rPr>
-                <w:rFonts w:hint="eastAsia"/>
-              </w:rPr>
-            </w:pPr>
-            <w:r>
-              <w:t>全网千万级</w:t>
-            </w:r>
-          </w:p>
-        </w:tc>
-        <w:tc>
-          <w:tcPr>
-            <w:tcW w:w="0" w:type="auto"/>
-          </w:tcPr>
-          <w:p>
-            <w:pPr>
-              <w:rPr>
-                <w:rFonts w:hint="eastAsia"/>
-              </w:rPr>
-            </w:pPr>
-            <w:r>
-              <w:t>民生消费纠纷、社会百态</w:t>
-            </w:r>
-          </w:p>
-        </w:tc>
-        <w:tc>
-          <w:tcPr>
-            <w:tcW w:w="0" w:type="auto"/>
-          </w:tcPr>
-          <w:p>
-            <w:pPr>
-              <w:rPr>
-                <w:rFonts w:hint="eastAsia"/>
-              </w:rPr>
-            </w:pPr>
-            <w:r>
-              <w:t>热线0571-88001818/私信投稿</w:t>
-            </w:r>
-          </w:p>
-        </w:tc>
-      </w:tr>
-      <w:tr>
-        <w:trPr>
-          <w:jc w:val="center"/>
-        </w:trPr>
-        <w:tc>
-          <w:tcPr>
-            <w:tcW w:w="0" w:type="auto"/>
-          </w:tcPr>
-          <w:p>
-            <w:pPr>
-              <w:rPr>
-                <w:rFonts w:hint="eastAsia"/>
-              </w:rPr>
-            </w:pPr>
-            <w:r>
-              <w:t>小强热线</w:t>
-            </w:r>
-          </w:p>
-        </w:tc>
-        <w:tc>
-          <w:tcPr>
-            <w:tcW w:w="0" w:type="auto"/>
-          </w:tcPr>
-          <w:p>
-            <w:pPr>
-              <w:rPr>
-                <w:rFonts w:hint="eastAsia"/>
-              </w:rPr>
-            </w:pPr>
-            <w:r>
-              <w:t>抖音/B站</w:t>
-            </w:r>
-          </w:p>
-        </w:tc>
-        <w:tc>
-          <w:tcPr>
-            <w:tcW w:w="0" w:type="auto"/>
-          </w:tcPr>
-          <w:p>
-            <w:pPr>
-              <w:rPr>
-                <w:rFonts w:hint="eastAsia"/>
-              </w:rPr>
-            </w:pPr>
-            <w:r>
-              <w:t>抖音百万级</w:t>
-            </w:r>
-          </w:p>
-        </w:tc>
-        <w:tc>
-          <w:tcPr>
-            <w:tcW w:w="0" w:type="auto"/>
-          </w:tcPr>
-          <w:p>
-            <w:pPr>
-              <w:rPr>
-                <w:rFonts w:hint="eastAsia"/>
-              </w:rPr>
-            </w:pPr>
-            <w:r>
-              <w:t>民生维权、消费曝光</w:t>
-            </w:r>
-          </w:p>
-        </w:tc>
-        <w:tc>
-          <w:tcPr>
-            <w:tcW w:w="0" w:type="auto"/>
-          </w:tcPr>
-          <w:p>
-            <w:pPr>
-              <w:rPr>
-                <w:rFonts w:hint="eastAsia"/>
-              </w:rPr>
-            </w:pPr>
-            <w:r>
-              <w:t>热线/私信投稿</w:t>
-            </w:r>
-          </w:p>
-        </w:tc>
-      </w:tr>
-      <w:tr>
-        <w:trPr>
-          <w:jc w:val="center"/>
-        </w:trPr>
-        <w:tc>
-          <w:tcPr>
-            <w:tcW w:w="0" w:type="auto"/>
-          </w:tcPr>
-          <w:p>
-            <w:pPr>
-              <w:rPr>
-                <w:rFonts w:hint="eastAsia"/>
-              </w:rPr>
-            </w:pPr>
-            <w:r>
-              <w:t>小莉帮忙</w:t>
-            </w:r>
-          </w:p>
-        </w:tc>
-        <w:tc>
-          <w:tcPr>
-            <w:tcW w:w="0" w:type="auto"/>
-          </w:tcPr>
-          <w:p>
-            <w:pPr>
-              <w:rPr>
-                <w:rFonts w:hint="eastAsia"/>
-              </w:rPr>
-            </w:pPr>
-            <w:r>
-              <w:t>抖音/微博</w:t>
-            </w:r>
-          </w:p>
-        </w:tc>
-        <w:tc>
-          <w:tcPr>
-            <w:tcW w:w="0" w:type="auto"/>
-          </w:tcPr>
-          <w:p>
-            <w:pPr>
-              <w:rPr>
-                <w:rFonts w:hint="eastAsia"/>
-              </w:rPr>
-            </w:pPr>
-            <w:r>
-              <w:t>抖音百万级</w:t>
-            </w:r>
-          </w:p>
-        </w:tc>
-        <w:tc>
-          <w:tcPr>
-            <w:tcW w:w="0" w:type="auto"/>
-          </w:tcPr>
-          <w:p>
-            <w:pPr>
-              <w:rPr>
-                <w:rFonts w:hint="eastAsia"/>
-              </w:rPr>
-            </w:pPr>
-            <w:r>
-              <w:t>民生帮扶、维权曝光</w:t>
-            </w:r>
-          </w:p>
-        </w:tc>
-        <w:tc>
-          <w:tcPr>
-            <w:tcW w:w="0" w:type="auto"/>
-          </w:tcPr>
-          <w:p>
-            <w:pPr>
-              <w:rPr>
-                <w:rFonts w:hint="eastAsia"/>
-              </w:rPr>
-            </w:pPr>
-            <w:r>
-              <w:t>热线/私信投稿</w:t>
-            </w:r>
-          </w:p>
-        </w:tc>
-      </w:tr>
-      <w:tr>
-        <w:trPr>
-          <w:jc w:val="center"/>
-        </w:trPr>
-        <w:tc>
-          <w:tcPr>
-            <w:tcW w:w="0" w:type="auto"/>
-          </w:tcPr>
-          <w:p>
-            <w:pPr>
-              <w:rPr>
-                <w:rFonts w:hint="eastAsia"/>
-              </w:rPr>
-            </w:pPr>
-            <w:r>
-              <w:t>渔猎齐哥</w:t>
-            </w:r>
-          </w:p>
-        </w:tc>
-        <w:tc>
-          <w:tcPr>
-            <w:tcW w:w="0" w:type="auto"/>
-          </w:tcPr>
-          <w:p>
-            <w:pPr>
-              <w:rPr>
-                <w:rFonts w:hint="eastAsia"/>
-              </w:rPr>
-            </w:pPr>
-            <w:r>
-              <w:t>抖音</w:t>
-            </w:r>
-          </w:p>
-        </w:tc>
-        <w:tc>
-          <w:tcPr>
-            <w:tcW w:w="0" w:type="auto"/>
-          </w:tcPr>
-          <w:p>
-            <w:pPr>
-              <w:rPr>
-                <w:rFonts w:hint="eastAsia"/>
-              </w:rPr>
-            </w:pPr>
-            <w:r>
-              <w:t>百万级</w:t>
-            </w:r>
-          </w:p>
-        </w:tc>
-        <w:tc>
-          <w:tcPr>
-            <w:tcW w:w="0" w:type="auto"/>
-          </w:tcPr>
-          <w:p>
-            <w:pPr>
-              <w:rPr>
-                <w:rFonts w:hint="eastAsia"/>
-              </w:rPr>
-            </w:pPr>
-            <w:r>
-              <w:t>环保维权、水污染调查</w:t>
-            </w:r>
-          </w:p>
-        </w:tc>
-        <w:tc>
-          <w:tcPr>
-            <w:tcW w:w="0" w:type="auto"/>
-          </w:tcPr>
-          <w:p>
-            <w:pPr>
-              <w:rPr>
-                <w:rFonts w:hint="eastAsia"/>
-              </w:rPr>
-            </w:pPr>
-            <w:r>
-              <w:t>抖音私信投稿</w:t>
-            </w:r>
-          </w:p>
-        </w:tc>
-      </w:tr>
-      <w:tr>
-        <w:trPr>
-          <w:jc w:val="center"/>
-        </w:trPr>
-        <w:tc>
-          <w:tcPr>
-            <w:tcW w:w="0" w:type="auto"/>
-          </w:tcPr>
-          <w:p>
-            <w:pPr>
-              <w:rPr>
-                <w:rFonts w:hint="eastAsia"/>
-              </w:rPr>
-            </w:pPr>
-            <w:r>
-              <w:t>耿同学</w:t>
-            </w:r>
-          </w:p>
-        </w:tc>
-        <w:tc>
-          <w:tcPr>
-            <w:tcW w:w="0" w:type="auto"/>
-          </w:tcPr>
-          <w:p>
-            <w:pPr>
-              <w:rPr>
-                <w:rFonts w:hint="eastAsia"/>
-              </w:rPr>
-            </w:pPr>
-            <w:r>
-              <w:t>抖音</w:t>
-            </w:r>
-          </w:p>
-        </w:tc>
-        <w:tc>
-          <w:tcPr>
-            <w:tcW w:w="0" w:type="auto"/>
-          </w:tcPr>
-          <w:p>
-            <w:pPr>
-              <w:rPr>
-                <w:rFonts w:hint="eastAsia"/>
-              </w:rPr>
-            </w:pPr>
-            <w:r>
-              <w:t>200万+</w:t>
-            </w:r>
-          </w:p>
-        </w:tc>
-        <w:tc>
-          <w:tcPr>
-            <w:tcW w:w="0" w:type="auto"/>
-          </w:tcPr>
-          <w:p>
-            <w:pPr>
-              <w:rPr>
-                <w:rFonts w:hint="eastAsia"/>
-              </w:rPr>
-            </w:pPr>
-            <w:r>
-              <w:t>学术不端举报、实名维权</w:t>
-            </w:r>
-          </w:p>
-        </w:tc>
-        <w:tc>
-          <w:tcPr>
-            <w:tcW w:w="0" w:type="auto"/>
-          </w:tcPr>
-          <w:p>
-            <w:pPr>
-              <w:rPr>
-                <w:rFonts w:hint="eastAsia"/>
-              </w:rPr>
-            </w:pPr>
-            <w:r>
-              <w:t>抖音私信投稿</w:t>
-            </w:r>
-          </w:p>
-        </w:tc>
-      </w:tr>
-    </w:tbl>
-    <w:p>
-      <w:pPr>
-        <w:rPr>
-          <w:rFonts w:hint="eastAsia"/>
-        </w:rPr>
-      </w:pPr>
-      <w:r>
-        <w:t>选择粉丝体量大、口碑好、接受粉丝投稿的新闻调查类博主。投稿时务必提供完整证据链，并注明"据本人掌握证据如实陈述，以官方调查为准"。</w:t>
-      </w:r>
-    </w:p>
-    <w:p>
-      <w:pPr>
-        <w:pStyle w:val="31"/>
-      </w:pPr>
-      <w:bookmarkStart w:id="2" w:name="_Toc239984593"/>
-      <w:r>
-        <w:t>（五）政务新媒体</w:t>
-      </w:r>
-      <w:bookmarkEnd w:id="2"/>
-    </w:p>
-    <w:p>
-      <w:pPr>
-        <w:rPr>
-          <w:rFonts w:hint="eastAsia"/>
-        </w:rPr>
-      </w:pPr>
-      <w:r>
-        <w:t>3. 中消协每年"3·15"晚会线索征集：可通过官方渠道提供消费侵权线索。</w:t>
-      </w:r>
-    </w:p>
-    <w:p>
-      <w:pPr>
-        <w:rPr>
-          <w:rFonts w:hint="eastAsia"/>
-        </w:rPr>
-      </w:pPr>
-      <w:r>
-        <w:t>2. 各地消协：通过12315平台转接，或当地消协官方公众号；</w:t>
-      </w:r>
-    </w:p>
-    <w:p>
-      <w:pPr>
-        <w:rPr>
-          <w:rFonts w:hint="eastAsia"/>
-        </w:rPr>
-      </w:pPr>
-      <w:r>
-        <w:t>1. 中国消费者协会：官网www.cca.org.cn"投诉咨询"栏目；</w:t>
-      </w:r>
-    </w:p>
-    <w:p>
-      <w:pPr>
-        <w:pStyle w:val="31"/>
-      </w:pPr>
-      <w:bookmarkStart w:id="3" w:name="_Toc239984594"/>
-      <w:r>
-        <w:t>（四）消协</w:t>
-      </w:r>
-      <w:r>
-        <w:t>/</w:t>
-      </w:r>
-      <w:r>
-        <w:t>消保委曝光入口</w:t>
-      </w:r>
-      <w:bookmarkEnd w:id="3"/>
-    </w:p>
-    <w:p>
-      <w:pPr>
-        <w:rPr>
-          <w:rFonts w:hint="eastAsia"/>
-        </w:rPr>
-      </w:pPr>
-    </w:p>
-    <w:tbl>
-      <w:tblPr>
-        <w:tblW w:w="9072" w:type="dxa"/>
-        <w:jc w:val="center"/>
-        <w:tblBorders>
-          <w:top w:val="single" w:sz="4" w:space="0" w:color="999999"/>
-          <w:left w:val="single" w:sz="4" w:space="0" w:color="999999"/>
-          <w:bottom w:val="single" w:sz="4" w:space="0" w:color="999999"/>
-          <w:right w:val="single" w:sz="4" w:space="0" w:color="999999"/>
-          <w:insideH w:val="single" w:sz="4" w:space="0" w:color="999999"/>
-          <w:insideV w:val="single" w:sz="4" w:space="0" w:color="999999"/>
-        </w:tblBorders>
-        <w:tblLook w:val="04A0" w:firstRow="1" w:lastRow="0" w:firstColumn="1" w:lastColumn="0" w:noHBand="0" w:noVBand="1"/>
-      </w:tblPr>
-      <w:tblGrid>
-        <w:gridCol w:w="1770"/>
-        <w:gridCol w:w="4887"/>
-        <w:gridCol w:w="2415"/>
-      </w:tblGrid>
-      <w:tr>
-        <w:trPr>
-          <w:tblHeader/>
-          <w:jc w:val="center"/>
-        </w:trPr>
-        <w:tc>
-          <w:tcPr>
-            <w:tcW w:w="0" w:type="auto"/>
-            <w:shd w:val="clear" w:color="auto" w:fill="1A3C6E"/>
-          </w:tcPr>
-          <w:p>
-            <w:pPr>
-              <w:rPr>
-                <w:rFonts w:hint="eastAsia"/>
-              </w:rPr>
-            </w:pPr>
-            <w:r>
-              <w:rPr>
-                <w:b/>
-                <w:color w:val="FFFFFF"/>
-                <w:sz w:val="20"/>
-              </w:rPr>
-              <w:t>媒体名称</w:t>
-            </w:r>
-          </w:p>
-        </w:tc>
-        <w:tc>
-          <w:tcPr>
-            <w:tcW w:w="0" w:type="auto"/>
-            <w:shd w:val="clear" w:color="auto" w:fill="1A3C6E"/>
-          </w:tcPr>
-          <w:p>
-            <w:pPr>
-              <w:rPr>
-                <w:rFonts w:hint="eastAsia"/>
-              </w:rPr>
-            </w:pPr>
-            <w:r>
-              <w:rPr>
-                <w:b/>
-                <w:color w:val="FFFFFF"/>
-                <w:sz w:val="20"/>
-              </w:rPr>
-              <w:t>爆料方式</w:t>
-            </w:r>
-          </w:p>
-        </w:tc>
-        <w:tc>
-          <w:tcPr>
-            <w:tcW w:w="0" w:type="auto"/>
-            <w:shd w:val="clear" w:color="auto" w:fill="1A3C6E"/>
-          </w:tcPr>
-          <w:p>
-            <w:pPr>
-              <w:rPr>
-                <w:rFonts w:hint="eastAsia"/>
-              </w:rPr>
-            </w:pPr>
-            <w:r>
-              <w:rPr>
-                <w:b/>
-                <w:color w:val="FFFFFF"/>
-                <w:sz w:val="20"/>
-              </w:rPr>
-              <w:t>适用范围</w:t>
-            </w:r>
-          </w:p>
-        </w:tc>
-      </w:tr>
-      <w:tr>
-        <w:trPr>
-          <w:jc w:val="center"/>
-        </w:trPr>
-        <w:tc>
-          <w:tcPr>
-            <w:tcW w:w="0" w:type="auto"/>
-          </w:tcPr>
-          <w:p>
-            <w:pPr>
-              <w:rPr>
-                <w:rFonts w:hint="eastAsia"/>
-              </w:rPr>
-            </w:pPr>
-            <w:r>
-              <w:t>中央广播电视总台（央视）</w:t>
-            </w:r>
-          </w:p>
-        </w:tc>
-        <w:tc>
-          <w:tcPr>
-            <w:tcW w:w="0" w:type="auto"/>
-          </w:tcPr>
-          <w:p>
-            <w:pPr>
-              <w:rPr>
-                <w:rFonts w:hint="eastAsia"/>
-              </w:rPr>
-            </w:pPr>
-            <w:r>
-              <w:t>新闻热线010-63961114；央视新闻客户端"爆料"入口</w:t>
-            </w:r>
-          </w:p>
-        </w:tc>
-        <w:tc>
-          <w:tcPr>
-            <w:tcW w:w="0" w:type="auto"/>
-          </w:tcPr>
-          <w:p>
-            <w:pPr>
-              <w:rPr>
-                <w:rFonts w:hint="eastAsia"/>
-              </w:rPr>
-            </w:pPr>
-            <w:r>
-              <w:t>全国性重大事件、典型侵权</w:t>
-            </w:r>
-          </w:p>
-        </w:tc>
-      </w:tr>
-      <w:tr>
-        <w:trPr>
-          <w:jc w:val="center"/>
-        </w:trPr>
-        <w:tc>
-          <w:tcPr>
-            <w:tcW w:w="0" w:type="auto"/>
-          </w:tcPr>
-          <w:p>
-            <w:pPr>
-              <w:rPr>
-                <w:rFonts w:hint="eastAsia"/>
-              </w:rPr>
-            </w:pPr>
-            <w:r>
-              <w:lastRenderedPageBreak/>
-              <w:t>人民日报</w:t>
-            </w:r>
-          </w:p>
-        </w:tc>
-        <w:tc>
-          <w:tcPr>
-            <w:tcW w:w="0" w:type="auto"/>
-          </w:tcPr>
-          <w:p>
-            <w:pPr>
-              <w:rPr>
-                <w:rFonts w:hint="eastAsia"/>
-              </w:rPr>
-            </w:pPr>
-            <w:r>
-              <w:t>邮箱rmrbdzlx@126.com；人民日报客户端"曝光台"；人民网领导留言板</w:t>
-            </w:r>
-          </w:p>
-        </w:tc>
-        <w:tc>
-          <w:tcPr>
-            <w:tcW w:w="0" w:type="auto"/>
-          </w:tcPr>
-          <w:p>
-            <w:pPr>
-              <w:rPr>
-                <w:rFonts w:hint="eastAsia"/>
-              </w:rPr>
-            </w:pPr>
-            <w:r>
-              <w:t>政策落实、民生问题、干部作风</w:t>
-            </w:r>
-          </w:p>
-        </w:tc>
-      </w:tr>
-      <w:tr>
-        <w:trPr>
-          <w:jc w:val="center"/>
-        </w:trPr>
-        <w:tc>
-          <w:tcPr>
-            <w:tcW w:w="0" w:type="auto"/>
-          </w:tcPr>
-          <w:p>
-            <w:pPr>
-              <w:rPr>
-                <w:rFonts w:hint="eastAsia"/>
-              </w:rPr>
-            </w:pPr>
-            <w:r>
-              <w:t>新华社</w:t>
-            </w:r>
-          </w:p>
-        </w:tc>
-        <w:tc>
-          <w:tcPr>
-            <w:tcW w:w="0" w:type="auto"/>
-          </w:tcPr>
-          <w:p>
-            <w:pPr>
-              <w:rPr>
-                <w:rFonts w:hint="eastAsia"/>
-              </w:rPr>
-            </w:pPr>
-            <w:r>
-              <w:t>新闻热线010-63073111/63073222；各分社邮箱（如xhsbjfs@163.com）</w:t>
-            </w:r>
-          </w:p>
-        </w:tc>
-        <w:tc>
-          <w:tcPr>
-            <w:tcW w:w="0" w:type="auto"/>
-          </w:tcPr>
-          <w:p>
-            <w:pPr>
-              <w:rPr>
-                <w:rFonts w:hint="eastAsia"/>
-              </w:rPr>
-            </w:pPr>
-            <w:r>
-              <w:t>重大突发事件、社会热点</w:t>
-            </w:r>
-          </w:p>
-        </w:tc>
-      </w:tr>
-      <w:tr>
-        <w:trPr>
-          <w:jc w:val="center"/>
-        </w:trPr>
-        <w:tc>
-          <w:tcPr>
-            <w:tcW w:w="0" w:type="auto"/>
-          </w:tcPr>
-          <w:p>
-            <w:pPr>
-              <w:rPr>
-                <w:rFonts w:hint="eastAsia"/>
-              </w:rPr>
-            </w:pPr>
-            <w:r>
-              <w:t>澎湃新闻</w:t>
-            </w:r>
-          </w:p>
-        </w:tc>
-        <w:tc>
-          <w:tcPr>
-            <w:tcW w:w="0" w:type="auto"/>
-          </w:tcPr>
-          <w:p>
-            <w:pPr>
-              <w:rPr>
-                <w:rFonts w:hint="eastAsia"/>
-              </w:rPr>
-            </w:pPr>
-            <w:r>
-              <w:t>报料热线021-962866；邮箱tousu@thepaper.cn；澎湃App"服务湃"</w:t>
-            </w:r>
-          </w:p>
-        </w:tc>
-        <w:tc>
-          <w:tcPr>
-            <w:tcW w:w="0" w:type="auto"/>
-          </w:tcPr>
-          <w:p>
-            <w:pPr>
-              <w:rPr>
-                <w:rFonts w:hint="eastAsia"/>
-              </w:rPr>
-            </w:pPr>
-            <w:r>
-              <w:t>消费维权、社会调查、深度报道</w:t>
-            </w:r>
-          </w:p>
-        </w:tc>
-      </w:tr>
-      <w:tr>
-        <w:trPr>
-          <w:jc w:val="center"/>
-        </w:trPr>
-        <w:tc>
-          <w:tcPr>
-            <w:tcW w:w="0" w:type="auto"/>
-          </w:tcPr>
-          <w:p>
-            <w:pPr>
-              <w:rPr>
-                <w:rFonts w:hint="eastAsia"/>
-              </w:rPr>
-            </w:pPr>
-            <w:r>
-              <w:t>新京报</w:t>
-            </w:r>
-          </w:p>
-        </w:tc>
-        <w:tc>
-          <w:tcPr>
-            <w:tcW w:w="0" w:type="auto"/>
-          </w:tcPr>
-          <w:p>
-            <w:pPr>
-              <w:rPr>
-                <w:rFonts w:hint="eastAsia"/>
-              </w:rPr>
-            </w:pPr>
-            <w:r>
-              <w:t>新闻热线010-67106710（24小时）/82708677；邮箱xjb@bjnews.com.cn</w:t>
-            </w:r>
-          </w:p>
-        </w:tc>
-        <w:tc>
-          <w:tcPr>
-            <w:tcW w:w="0" w:type="auto"/>
-          </w:tcPr>
-          <w:p>
-            <w:pPr>
-              <w:rPr>
-                <w:rFonts w:hint="eastAsia"/>
-              </w:rPr>
-            </w:pPr>
-            <w:r>
-              <w:t>北京及全国民生、消费、社会新闻</w:t>
-            </w:r>
-          </w:p>
-        </w:tc>
-      </w:tr>
-      <w:tr>
-        <w:trPr>
-          <w:jc w:val="center"/>
-        </w:trPr>
-        <w:tc>
-          <w:tcPr>
-            <w:tcW w:w="0" w:type="auto"/>
-          </w:tcPr>
-          <w:p>
-            <w:pPr>
-              <w:rPr>
-                <w:rFonts w:hint="eastAsia"/>
-              </w:rPr>
-            </w:pPr>
-            <w:r>
-              <w:t>1818黄金眼（浙江卫视）</w:t>
-            </w:r>
-          </w:p>
-        </w:tc>
-        <w:tc>
-          <w:tcPr>
-            <w:tcW w:w="0" w:type="auto"/>
-          </w:tcPr>
-          <w:p>
-            <w:pPr>
-              <w:rPr>
-                <w:rFonts w:hint="eastAsia"/>
-              </w:rPr>
-            </w:pPr>
-            <w:r>
-              <w:t>24小时新闻热线0571-88001818；抖音/B站官方账号私信</w:t>
-            </w:r>
-          </w:p>
-        </w:tc>
-        <w:tc>
-          <w:tcPr>
-            <w:tcW w:w="0" w:type="auto"/>
-          </w:tcPr>
-          <w:p>
-            <w:pPr>
-              <w:rPr>
-                <w:rFonts w:hint="eastAsia"/>
-              </w:rPr>
-            </w:pPr>
-            <w:r>
-              <w:t>长三角地区民生消费纠纷，接受粉丝投稿</w:t>
-            </w:r>
-          </w:p>
-        </w:tc>
-      </w:tr>
-      <w:tr>
-        <w:trPr>
-          <w:jc w:val="center"/>
-        </w:trPr>
-        <w:tc>
-          <w:tcPr>
-            <w:tcW w:w="0" w:type="auto"/>
-          </w:tcPr>
-          <w:p>
-            <w:pPr>
-              <w:rPr>
-                <w:rFonts w:hint="eastAsia"/>
-              </w:rPr>
-            </w:pPr>
-            <w:r>
-              <w:t>小强热线（佛山电视台）</w:t>
-            </w:r>
-          </w:p>
-        </w:tc>
-        <w:tc>
-          <w:tcPr>
-            <w:tcW w:w="0" w:type="auto"/>
-          </w:tcPr>
-          <w:p>
-            <w:pPr>
-              <w:rPr>
-                <w:rFonts w:hint="eastAsia"/>
-              </w:rPr>
-            </w:pPr>
-            <w:r>
-              <w:t>新闻热线0757-22332211；抖音/B站官方账号</w:t>
-            </w:r>
-          </w:p>
-        </w:tc>
-        <w:tc>
-          <w:tcPr>
-            <w:tcW w:w="0" w:type="auto"/>
-          </w:tcPr>
-          <w:p>
-            <w:pPr>
-              <w:rPr>
-                <w:rFonts w:hint="eastAsia"/>
-              </w:rPr>
-            </w:pPr>
-            <w:r>
-              <w:t>广东地区民生维权，接受粉丝投稿</w:t>
-            </w:r>
-          </w:p>
-        </w:tc>
-      </w:tr>
-      <w:tr>
-        <w:trPr>
-          <w:jc w:val="center"/>
-        </w:trPr>
-        <w:tc>
-          <w:tcPr>
-            <w:tcW w:w="0" w:type="auto"/>
-          </w:tcPr>
-          <w:p>
-            <w:pPr>
-              <w:rPr>
-                <w:rFonts w:hint="eastAsia"/>
-              </w:rPr>
-            </w:pPr>
-            <w:r>
-              <w:t>小莉帮忙（河南卫视）</w:t>
-            </w:r>
-          </w:p>
-        </w:tc>
-        <w:tc>
-          <w:tcPr>
-            <w:tcW w:w="0" w:type="auto"/>
-          </w:tcPr>
-          <w:p>
-            <w:pPr>
-              <w:rPr>
-                <w:rFonts w:hint="eastAsia"/>
-              </w:rPr>
-            </w:pPr>
-            <w:r>
-              <w:t>新闻热线0371-65740333；抖音官方账号</w:t>
-            </w:r>
-          </w:p>
-        </w:tc>
-        <w:tc>
-          <w:tcPr>
-            <w:tcW w:w="0" w:type="auto"/>
-          </w:tcPr>
-          <w:p>
-            <w:pPr>
-              <w:rPr>
-                <w:rFonts w:hint="eastAsia"/>
-              </w:rPr>
-            </w:pPr>
-            <w:r>
-              <w:t>河南地区民生帮扶，接受粉丝投稿</w:t>
-            </w:r>
-          </w:p>
-        </w:tc>
-      </w:tr>
-      <w:tr>
-        <w:trPr>
-          <w:jc w:val="center"/>
-        </w:trPr>
-        <w:tc>
-          <w:tcPr>
-            <w:tcW w:w="0" w:type="auto"/>
-          </w:tcPr>
-          <w:p>
-            <w:pPr>
-              <w:rPr>
-                <w:rFonts w:hint="eastAsia"/>
-              </w:rPr>
-            </w:pPr>
-            <w:r>
-              <w:t>抖音"热点爆料"官方入口</w:t>
-            </w:r>
-          </w:p>
-        </w:tc>
-        <w:tc>
-          <w:tcPr>
-            <w:tcW w:w="0" w:type="auto"/>
-          </w:tcPr>
-          <w:p>
-            <w:pPr>
-              <w:rPr>
-                <w:rFonts w:hint="eastAsia"/>
-              </w:rPr>
-            </w:pPr>
-            <w:r>
-              <w:t>抖音搜索"热点爆料"→选择官方入口→立即投稿</w:t>
-            </w:r>
-          </w:p>
-        </w:tc>
-        <w:tc>
-          <w:tcPr>
-            <w:tcW w:w="0" w:type="auto"/>
-          </w:tcPr>
-          <w:p>
-            <w:pPr>
-              <w:rPr>
-                <w:rFonts w:hint="eastAsia"/>
-              </w:rPr>
-            </w:pPr>
-            <w:r>
-              <w:t>全国通用，投稿被多家媒体同时看到</w:t>
-            </w:r>
-          </w:p>
-        </w:tc>
-      </w:tr>
-    </w:tbl>
-    <w:p>
-      <w:pPr>
-        <w:pStyle w:val="31"/>
-      </w:pPr>
-      <w:bookmarkStart w:id="4" w:name="_Toc239984595"/>
-      <w:r>
-        <w:t>（三）主流媒体爆料渠道</w:t>
-      </w:r>
-      <w:bookmarkEnd w:id="4"/>
-    </w:p>
-    <w:p>
-      <w:pPr>
-        <w:rPr>
-          <w:rFonts w:hint="eastAsia"/>
-        </w:rPr>
-      </w:pPr>
-      <w:r>
-        <w:t>4. 官方渠道久拖不决或相互推诿；</w:t>
-      </w:r>
-    </w:p>
-    <w:p>
-      <w:pPr>
-        <w:rPr>
-          <w:rFonts w:hint="eastAsia"/>
-        </w:rPr>
-      </w:pPr>
-      <w:r>
-        <w:t>3. 能引起大众反思、推动行业进步的普遍性问题；</w:t>
-      </w:r>
-    </w:p>
-    <w:p>
-      <w:pPr>
-        <w:rPr>
-          <w:rFonts w:hint="eastAsia"/>
-        </w:rPr>
-      </w:pPr>
-      <w:r>
-        <w:t>2. 涉及公共利益、群体性权益受损；</w:t>
-      </w:r>
-    </w:p>
-    <w:p>
-      <w:pPr>
-        <w:rPr>
-          <w:rFonts w:hint="eastAsia"/>
-        </w:rPr>
-      </w:pPr>
-      <w:r>
-        <w:lastRenderedPageBreak/>
-        <w:t>1. 具有新闻价值的典型侵权事件；</w:t>
-      </w:r>
-    </w:p>
-    <w:p>
-      <w:pPr>
-        <w:pStyle w:val="31"/>
-      </w:pPr>
-      <w:bookmarkStart w:id="5" w:name="_Toc239984596"/>
-      <w:r>
-        <w:t>（二）适用场景</w:t>
-      </w:r>
-      <w:bookmarkEnd w:id="5"/>
-    </w:p>
-    <w:p>
-      <w:pPr>
-        <w:rPr>
-          <w:rFonts w:hint="eastAsia"/>
-        </w:rPr>
-      </w:pPr>
-      <w:r>
-        <w:t>媒体曝光适用于具有新闻价值、普遍性、群体性，能引起大众反思、推动行业进步、涉及群体利益的情况，具体包括：</w:t>
-      </w:r>
-    </w:p>
-    <w:p>
-      <w:pPr>
-        <w:rPr>
-          <w:rFonts w:hint="eastAsia"/>
-        </w:rPr>
-      </w:pPr>
-      <w:r>
-        <w:rPr>
-          <w:lang w:eastAsia="zh-CN"/>
-        </w:rPr>
-        <w:t xml:space="preserve">3. 被投诉方明显推诿、踢皮球、拒不处理；</w:t>
-      </w:r>
-    </w:p>
-    <w:p>
-      <w:pPr>
-        <w:rPr>
-          <w:rFonts w:hint="eastAsia"/>
-        </w:rPr>
-      </w:pPr>
-      <w:r>
-        <w:rPr>
-          <w:lang w:eastAsia="zh-CN"/>
-        </w:rPr>
-        <w:t xml:space="preserve">2. 处理结果明显不公，或涉及地方保护主义、敷衍了事；</w:t>
-      </w:r>
-    </w:p>
-    <w:p>
-      <w:pPr>
-        <w:rPr>
-          <w:rFonts w:hint="eastAsia"/>
-        </w:rPr>
-      </w:pPr>
-      <w:r>
-        <w:rPr>
-          <w:lang w:eastAsia="zh-CN"/>
-        </w:rPr>
-        <w:t xml:space="preserve">1. 官方渠道久拖不决，超过法定办理期限；</w:t>
-      </w:r>
-    </w:p>
-    <w:p>
-      <w:pPr>
-        <w:rPr>
-          <w:rFonts w:hint="eastAsia"/>
-        </w:rPr>
-      </w:pPr>
-      <w:r>
-        <w:rPr>
-          <w:lang w:eastAsia="zh-CN"/>
-        </w:rPr>
-        <w:t xml:space="preserve">媒体曝光是独立于官方投诉的并行监督路径，可与官方渠道同时启动、相互配合，无需等官方渠道走完。法律是最终的兜底手段，应当相信法律、依靠法律。以下情形尤其适合借助舆论监督推动问题解决：</w:t>
-      </w:r>
-    </w:p>
-    <w:p>
-      <w:pPr>
-        <w:pStyle w:val="31"/>
-      </w:pPr>
-      <w:r>
-        <w:rPr>
-          <w:lang w:eastAsia="zh-CN"/>
-        </w:rPr>
-        <w:t xml:space="preserve">（一）与官方渠道并行，不互相替代</w:t>
-      </w:r>
-    </w:p>
-    <w:p>
-      <w:pPr>
-        <w:rPr>
-          <w:rFonts w:hint="eastAsia"/>
-        </w:rPr>
-      </w:pPr>
-      <w:r>
-        <w:rPr>
-          <w:lang w:eastAsia="zh-CN"/>
-        </w:rPr>
-        <w:t xml:space="preserve">媒体曝光属于舆论监督和社会监督路径，不是官方受理渠道，不替代行政、司法或监管程序。它与官方投诉路径并行推进、相互配合、彼此不替代，用于推动问题解决、引起社会关注。在任何情况下，法律都是最后兜底，也许它现在并不完善，也许有许多漏洞，但是应该相信它。使用媒体曝光时必须严格遵守法律法规，基于真实事实和证据。</w:t>
+        <w:rPr>
+          <w:rFonts w:hint="eastAsia"/>
+        </w:rPr>
+      </w:pPr>
+      <w:r>
+        <w:t>1. 必须基于真实、完整的事实与证据，严禁夸大、捏造、断章取义；</w:t>
+      </w:r>
+    </w:p>
+    <w:p>
+      <w:pPr>
+        <w:rPr>
+          <w:rFonts w:hint="eastAsia"/>
+        </w:rPr>
+      </w:pPr>
+      <w:r>
+        <w:t>2. 不得泄露商业秘密与个人隐私（含未成年人信息）；</w:t>
+      </w:r>
+    </w:p>
+    <w:p>
+      <w:pPr>
+        <w:rPr>
+          <w:rFonts w:hint="eastAsia"/>
+        </w:rPr>
+      </w:pPr>
+      <w:r>
+        <w:t>3. 不得侮辱、诽谤、人肉搜索他人；</w:t>
+      </w:r>
+    </w:p>
+    <w:p>
+      <w:pPr>
+        <w:rPr>
+          <w:rFonts w:hint="eastAsia"/>
+        </w:rPr>
+      </w:pPr>
+      <w:r>
+        <w:t>4. 不得发布未经核实的信息，不得煽动对立情绪；</w:t>
       </w:r>
     </w:p>
     <w:p>
@@ -23552,1644 +22982,47 @@
         </w:rPr>
       </w:pPr>
       <w:r>
+        <w:t>3. 不得侮辱、诽谤、人肉搜索他人；</w:t>
+      </w:r>
+    </w:p>
+    <w:p>
+      <w:pPr>
+        <w:rPr>
+          <w:rFonts w:hint="eastAsia"/>
+        </w:rPr>
+      </w:pPr>
+      <w:r>
+        <w:t>4. 不得发布未经核实的信息，不得煽动对立情绪；</w:t>
+      </w:r>
+    </w:p>
+    <w:p>
+      <w:pPr>
+        <w:rPr>
+          <w:rFonts w:hint="eastAsia"/>
+        </w:rPr>
+      </w:pPr>
+      <w:r>
+        <w:t>5. 如为自媒体曝光，须注明"据本人掌握证据如实陈述，以官方调查为准"；</w:t>
+      </w:r>
+    </w:p>
+    <w:p>
+      <w:pPr>
+        <w:rPr>
+          <w:rFonts w:hint="eastAsia"/>
+        </w:rPr>
+      </w:pPr>
+      <w:r>
+        <w:t>6. 媒体曝光不替代法律程序，最终以官方/司法结论为准；</w:t>
+      </w:r>
+    </w:p>
+    <w:p>
+      <w:pPr>
+        <w:rPr>
+          <w:rFonts w:hint="eastAsia"/>
+        </w:rPr>
+      </w:pPr>
+      <w:r>
         <w:t>7. 恶意曝光、虚假爆料可能承担民事赔偿、行政处罚甚至刑事责任。</w:t>
-      </w:r>
-    </w:p>
-    <w:p>
-      <w:pPr>
-        <w:rPr>
-          <w:rFonts w:hint="eastAsia"/>
-        </w:rPr>
-      </w:pPr>
-      <w:r>
-        <w:t>6. 媒体曝光不替代法律程序，最终以官方/司法结论为准；</w:t>
-      </w:r>
-    </w:p>
-    <w:p>
-      <w:pPr>
-        <w:rPr>
-          <w:rFonts w:hint="eastAsia"/>
-        </w:rPr>
-      </w:pPr>
-      <w:r>
-        <w:t>5. 如为自媒体曝光，须注明"据本人掌握证据如实陈述，以官方调查为准"；</w:t>
-      </w:r>
-    </w:p>
-    <w:p>
-      <w:pPr>
-        <w:rPr>
-          <w:rFonts w:hint="eastAsia"/>
-        </w:rPr>
-      </w:pPr>
-      <w:r>
-        <w:t>4. 不得发布未经核实的信息，不得煽动对立情绪；</w:t>
-      </w:r>
-    </w:p>
-    <w:p>
-      <w:pPr>
-        <w:rPr>
-          <w:rFonts w:hint="eastAsia"/>
-        </w:rPr>
-      </w:pPr>
-      <w:r>
-        <w:t>3. 不得侮辱、诽谤、人肉搜索他人；</w:t>
-      </w:r>
-    </w:p>
-    <w:p>
-      <w:pPr>
-        <w:rPr>
-          <w:rFonts w:hint="eastAsia"/>
-        </w:rPr>
-      </w:pPr>
-      <w:r>
-        <w:t>2. 不得泄露商业秘密与个人隐私（含未成年人信息）；</w:t>
-      </w:r>
-    </w:p>
-    <w:p>
-      <w:pPr>
-        <w:rPr>
-          <w:rFonts w:hint="eastAsia"/>
-        </w:rPr>
-      </w:pPr>
-      <w:r>
-        <w:t>1. 必须基于真实、完整的事实与证据，严禁夸大、捏造、断章取义；</w:t>
-      </w:r>
-    </w:p>
-    <w:p>
-      <w:pPr>
-        <w:pStyle w:val="31"/>
-      </w:pPr>
-      <w:bookmarkStart w:id="218" w:name="_Toc239984674"/>
-      <w:r>
-        <w:t>（八）合规边界（严格遵守）</w:t>
-      </w:r>
-      <w:bookmarkEnd w:id="218"/>
-    </w:p>
-    <w:p>
-      <w:pPr>
-        <w:shd w:val="clear" w:color="auto" w:fill="F8F8F8"/>
-        <w:rPr>
-          <w:rFonts w:hint="eastAsia"/>
-        </w:rPr>
-      </w:pPr>
-      <w:r>
-        <w:t>【声明】本人承诺以上内容均基于真实事实和完整证据，如有不实愿承担法律责任。如为自媒体曝光，请注明"据本人掌握证据如实陈述，以官方调查为准"。</w:t>
-      </w:r>
-    </w:p>
-    <w:p>
-      <w:pPr>
-        <w:shd w:val="clear" w:color="auto" w:fill="F8F8F8"/>
-        <w:rPr>
-          <w:rFonts w:hint="eastAsia"/>
-        </w:rPr>
-      </w:pPr>
-      <w:r>
-        <w:t>【证据清单】1.合同/订单截图；2.支付凭证；3.沟通记录；4.现场照片/视频；5.官方回复文件；6.其他佐证材料。</w:t>
-      </w:r>
-    </w:p>
-    <w:p>
-      <w:pPr>
-        <w:shd w:val="clear" w:color="auto" w:fill="F8F8F8"/>
-        <w:rPr>
-          <w:rFonts w:hint="eastAsia"/>
-        </w:rPr>
-      </w:pPr>
-      <w:r>
-        <w:t>【诉求】希望媒体关注的具体问题，以及期望达到的效果。</w:t>
-      </w:r>
-    </w:p>
-    <w:p>
-      <w:pPr>
-        <w:shd w:val="clear" w:color="auto" w:fill="F8F8F8"/>
-        <w:rPr>
-          <w:rFonts w:hint="eastAsia"/>
-        </w:rPr>
-      </w:pPr>
-      <w:r>
-        <w:lastRenderedPageBreak/>
-        <w:t>【已采取的维权措施】1.已向XX部门投诉（受理编号XXX）；2.已申请行政复议；3.已提起诉讼（案号XXX）。</w:t>
-      </w:r>
-    </w:p>
-    <w:p>
-      <w:pPr>
-        <w:shd w:val="clear" w:color="auto" w:fill="F8F8F8"/>
-        <w:rPr>
-          <w:rFonts w:hint="eastAsia"/>
-        </w:rPr>
-      </w:pPr>
-      <w:r>
-        <w:t>【事件经过】按时间顺序客观叙述：X月X日发生了什么；X月X日你做了什么；对方如何回应；目前进展到哪一步。</w:t>
-      </w:r>
-    </w:p>
-    <w:p>
-      <w:pPr>
-        <w:shd w:val="clear" w:color="auto" w:fill="F8F8F8"/>
-        <w:rPr>
-          <w:rFonts w:hint="eastAsia"/>
-        </w:rPr>
-      </w:pPr>
-      <w:r>
-        <w:t>【被投诉方】【单位/个人名称】</w:t>
-      </w:r>
-    </w:p>
-    <w:p>
-      <w:pPr>
-        <w:shd w:val="clear" w:color="auto" w:fill="F8F8F8"/>
-        <w:rPr>
-          <w:rFonts w:hint="eastAsia"/>
-        </w:rPr>
-      </w:pPr>
-      <w:r>
-        <w:t>【事件地点】【具体地点】</w:t>
-      </w:r>
-    </w:p>
-    <w:p>
-      <w:pPr>
-        <w:shd w:val="clear" w:color="auto" w:fill="F8F8F8"/>
-        <w:rPr>
-          <w:rFonts w:hint="eastAsia"/>
-        </w:rPr>
-      </w:pPr>
-      <w:r>
-        <w:t>【事件时间】【X年X月X日】</w:t>
-      </w:r>
-    </w:p>
-    <w:p>
-      <w:pPr>
-        <w:shd w:val="clear" w:color="auto" w:fill="F8F8F8"/>
-        <w:rPr>
-          <w:rFonts w:hint="eastAsia"/>
-        </w:rPr>
-      </w:pPr>
-      <w:r>
-        <w:t>【投稿人】姓名/匿名（注明是否实名），联系电话：【手机号】</w:t>
-      </w:r>
-    </w:p>
-    <w:p>
-      <w:pPr>
-        <w:shd w:val="clear" w:color="auto" w:fill="F8F8F8"/>
-        <w:rPr>
-          <w:rFonts w:hint="eastAsia"/>
-        </w:rPr>
-      </w:pPr>
-      <w:r>
-        <w:t>【投稿标题】简明概括事件，如"关于XX公司XX问题的投诉"</w:t>
-      </w:r>
-    </w:p>
-    <w:p>
-      <w:pPr>
-        <w:pStyle w:val="31"/>
-      </w:pPr>
-      <w:bookmarkStart w:id="219" w:name="_Toc239984675"/>
-      <w:r>
-        <w:t>（七）媒体投稿模板</w:t>
-      </w:r>
-      <w:bookmarkEnd w:id="219"/>
-    </w:p>
-    <w:p>
-      <w:pPr>
-        <w:rPr>
-          <w:rFonts w:hint="eastAsia"/>
-        </w:rPr>
-      </w:pPr>
-      <w:r>
-        <w:t>注：自媒体博主信息可能随时间变化，投稿前请核实账号最新状态。优先选择有正规媒体背景、内容客观中立的博主。</w:t>
-      </w:r>
-    </w:p>
-    <w:p>
-      <w:pPr>
-        <w:rPr>
-          <w:rFonts w:hint="eastAsia"/>
-        </w:rPr>
-      </w:pPr>
-    </w:p>
-    <w:tbl>
-      <w:tblPr>
-        <w:tblW w:w="9072" w:type="dxa"/>
-        <w:jc w:val="center"/>
-        <w:tblBorders>
-          <w:top w:val="single" w:sz="4" w:space="0" w:color="999999"/>
-          <w:left w:val="single" w:sz="4" w:space="0" w:color="999999"/>
-          <w:bottom w:val="single" w:sz="4" w:space="0" w:color="999999"/>
-          <w:right w:val="single" w:sz="4" w:space="0" w:color="999999"/>
-          <w:insideH w:val="single" w:sz="4" w:space="0" w:color="999999"/>
-          <w:insideV w:val="single" w:sz="4" w:space="0" w:color="999999"/>
-        </w:tblBorders>
-        <w:tblLook w:val="04A0" w:firstRow="1" w:lastRow="0" w:firstColumn="1" w:lastColumn="0" w:noHBand="0" w:noVBand="1"/>
-      </w:tblPr>
-      <w:tblGrid>
-        <w:gridCol w:w="1177"/>
-        <w:gridCol w:w="1696"/>
-        <w:gridCol w:w="1132"/>
-        <w:gridCol w:w="2474"/>
-        <w:gridCol w:w="2593"/>
-      </w:tblGrid>
-      <w:tr>
-        <w:trPr>
-          <w:tblHeader/>
-          <w:jc w:val="center"/>
-        </w:trPr>
-        <w:tc>
-          <w:tcPr>
-            <w:tcW w:w="0" w:type="auto"/>
-            <w:shd w:val="clear" w:color="auto" w:fill="1A3C6E"/>
-          </w:tcPr>
-          <w:p>
-            <w:pPr>
-              <w:rPr>
-                <w:rFonts w:hint="eastAsia"/>
-              </w:rPr>
-            </w:pPr>
-            <w:r>
-              <w:rPr>
-                <w:b/>
-                <w:color w:val="FFFFFF"/>
-                <w:sz w:val="20"/>
-              </w:rPr>
-              <w:t>博主/账号</w:t>
-            </w:r>
-          </w:p>
-        </w:tc>
-        <w:tc>
-          <w:tcPr>
-            <w:tcW w:w="0" w:type="auto"/>
-            <w:shd w:val="clear" w:color="auto" w:fill="1A3C6E"/>
-          </w:tcPr>
-          <w:p>
-            <w:pPr>
-              <w:rPr>
-                <w:rFonts w:hint="eastAsia"/>
-              </w:rPr>
-            </w:pPr>
-            <w:r>
-              <w:rPr>
-                <w:b/>
-                <w:color w:val="FFFFFF"/>
-                <w:sz w:val="20"/>
-              </w:rPr>
-              <w:t>平台</w:t>
-            </w:r>
-          </w:p>
-        </w:tc>
-        <w:tc>
-          <w:tcPr>
-            <w:tcW w:w="0" w:type="auto"/>
-            <w:shd w:val="clear" w:color="auto" w:fill="1A3C6E"/>
-          </w:tcPr>
-          <w:p>
-            <w:pPr>
-              <w:rPr>
-                <w:rFonts w:hint="eastAsia"/>
-              </w:rPr>
-            </w:pPr>
-            <w:r>
-              <w:rPr>
-                <w:b/>
-                <w:color w:val="FFFFFF"/>
-                <w:sz w:val="20"/>
-              </w:rPr>
-              <w:t>粉丝量级</w:t>
-            </w:r>
-          </w:p>
-        </w:tc>
-        <w:tc>
-          <w:tcPr>
-            <w:tcW w:w="0" w:type="auto"/>
-            <w:shd w:val="clear" w:color="auto" w:fill="1A3C6E"/>
-          </w:tcPr>
-          <w:p>
-            <w:pPr>
-              <w:rPr>
-                <w:rFonts w:hint="eastAsia"/>
-              </w:rPr>
-            </w:pPr>
-            <w:r>
-              <w:rPr>
-                <w:b/>
-                <w:color w:val="FFFFFF"/>
-                <w:sz w:val="20"/>
-              </w:rPr>
-              <w:t>内容方向</w:t>
-            </w:r>
-          </w:p>
-        </w:tc>
-        <w:tc>
-          <w:tcPr>
-            <w:tcW w:w="0" w:type="auto"/>
-            <w:shd w:val="clear" w:color="auto" w:fill="1A3C6E"/>
-          </w:tcPr>
-          <w:p>
-            <w:pPr>
-              <w:rPr>
-                <w:rFonts w:hint="eastAsia"/>
-              </w:rPr>
-            </w:pPr>
-            <w:r>
-              <w:rPr>
-                <w:b/>
-                <w:color w:val="FFFFFF"/>
-                <w:sz w:val="20"/>
-              </w:rPr>
-              <w:t>投稿方式</w:t>
-            </w:r>
-          </w:p>
-        </w:tc>
-      </w:tr>
-      <w:tr>
-        <w:trPr>
-          <w:jc w:val="center"/>
-        </w:trPr>
-        <w:tc>
-          <w:tcPr>
-            <w:tcW w:w="0" w:type="auto"/>
-          </w:tcPr>
-          <w:p>
-            <w:pPr>
-              <w:rPr>
-                <w:rFonts w:hint="eastAsia"/>
-              </w:rPr>
-            </w:pPr>
-            <w:r>
-              <w:t>王小七Fire</w:t>
-            </w:r>
-          </w:p>
-        </w:tc>
-        <w:tc>
-          <w:tcPr>
-            <w:tcW w:w="0" w:type="auto"/>
-          </w:tcPr>
-          <w:p>
-            <w:pPr>
-              <w:rPr>
-                <w:rFonts w:hint="eastAsia"/>
-              </w:rPr>
-            </w:pPr>
-            <w:r>
-              <w:t>B站为主，抖音同步</w:t>
-            </w:r>
-          </w:p>
-        </w:tc>
-        <w:tc>
-          <w:tcPr>
-            <w:tcW w:w="0" w:type="auto"/>
-          </w:tcPr>
-          <w:p>
-            <w:pPr>
-              <w:rPr>
-                <w:rFonts w:hint="eastAsia"/>
-              </w:rPr>
-            </w:pPr>
-            <w:r>
-              <w:t>B站340万+</w:t>
-            </w:r>
-          </w:p>
-        </w:tc>
-        <w:tc>
-          <w:tcPr>
-            <w:tcW w:w="0" w:type="auto"/>
-          </w:tcPr>
-          <w:p>
-            <w:pPr>
-              <w:rPr>
-                <w:rFonts w:hint="eastAsia"/>
-              </w:rPr>
-            </w:pPr>
-            <w:r>
-              <w:t>社会调查、时事评论、消费维权</w:t>
-            </w:r>
-          </w:p>
-        </w:tc>
-        <w:tc>
-          <w:tcPr>
-            <w:tcW w:w="0" w:type="auto"/>
-          </w:tcPr>
-          <w:p>
-            <w:pPr>
-              <w:rPr>
-                <w:rFonts w:hint="eastAsia"/>
-              </w:rPr>
-            </w:pPr>
-            <w:r>
-              <w:t>B站私信/邮箱（主页公布）</w:t>
-            </w:r>
-          </w:p>
-        </w:tc>
-      </w:tr>
-      <w:tr>
-        <w:trPr>
-          <w:jc w:val="center"/>
-        </w:trPr>
-        <w:tc>
-          <w:tcPr>
-            <w:tcW w:w="0" w:type="auto"/>
-          </w:tcPr>
-          <w:p>
-            <w:pPr>
-              <w:rPr>
-                <w:rFonts w:hint="eastAsia"/>
-              </w:rPr>
-            </w:pPr>
-            <w:r>
-              <w:t>1818黄金眼</w:t>
-            </w:r>
-          </w:p>
-        </w:tc>
-        <w:tc>
-          <w:tcPr>
-            <w:tcW w:w="0" w:type="auto"/>
-          </w:tcPr>
-          <w:p>
-            <w:pPr>
-              <w:rPr>
-                <w:rFonts w:hint="eastAsia"/>
-              </w:rPr>
-            </w:pPr>
-            <w:r>
-              <w:t>抖音/B站/微博</w:t>
-            </w:r>
-          </w:p>
-        </w:tc>
-        <w:tc>
-          <w:tcPr>
-            <w:tcW w:w="0" w:type="auto"/>
-          </w:tcPr>
-          <w:p>
-            <w:pPr>
-              <w:rPr>
-                <w:rFonts w:hint="eastAsia"/>
-              </w:rPr>
-            </w:pPr>
-            <w:r>
-              <w:t>全网千万级</w:t>
-            </w:r>
-          </w:p>
-        </w:tc>
-        <w:tc>
-          <w:tcPr>
-            <w:tcW w:w="0" w:type="auto"/>
-          </w:tcPr>
-          <w:p>
-            <w:pPr>
-              <w:rPr>
-                <w:rFonts w:hint="eastAsia"/>
-              </w:rPr>
-            </w:pPr>
-            <w:r>
-              <w:t>民生消费纠纷、社会百态</w:t>
-            </w:r>
-          </w:p>
-        </w:tc>
-        <w:tc>
-          <w:tcPr>
-            <w:tcW w:w="0" w:type="auto"/>
-          </w:tcPr>
-          <w:p>
-            <w:pPr>
-              <w:rPr>
-                <w:rFonts w:hint="eastAsia"/>
-              </w:rPr>
-            </w:pPr>
-            <w:r>
-              <w:t>热线0571-88001818/私信投稿</w:t>
-            </w:r>
-          </w:p>
-        </w:tc>
-      </w:tr>
-      <w:tr>
-        <w:trPr>
-          <w:jc w:val="center"/>
-        </w:trPr>
-        <w:tc>
-          <w:tcPr>
-            <w:tcW w:w="0" w:type="auto"/>
-          </w:tcPr>
-          <w:p>
-            <w:pPr>
-              <w:rPr>
-                <w:rFonts w:hint="eastAsia"/>
-              </w:rPr>
-            </w:pPr>
-            <w:r>
-              <w:t>小强热线</w:t>
-            </w:r>
-          </w:p>
-        </w:tc>
-        <w:tc>
-          <w:tcPr>
-            <w:tcW w:w="0" w:type="auto"/>
-          </w:tcPr>
-          <w:p>
-            <w:pPr>
-              <w:rPr>
-                <w:rFonts w:hint="eastAsia"/>
-              </w:rPr>
-            </w:pPr>
-            <w:r>
-              <w:t>抖音/B站</w:t>
-            </w:r>
-          </w:p>
-        </w:tc>
-        <w:tc>
-          <w:tcPr>
-            <w:tcW w:w="0" w:type="auto"/>
-          </w:tcPr>
-          <w:p>
-            <w:pPr>
-              <w:rPr>
-                <w:rFonts w:hint="eastAsia"/>
-              </w:rPr>
-            </w:pPr>
-            <w:r>
-              <w:t>抖音百万级</w:t>
-            </w:r>
-          </w:p>
-        </w:tc>
-        <w:tc>
-          <w:tcPr>
-            <w:tcW w:w="0" w:type="auto"/>
-          </w:tcPr>
-          <w:p>
-            <w:pPr>
-              <w:rPr>
-                <w:rFonts w:hint="eastAsia"/>
-              </w:rPr>
-            </w:pPr>
-            <w:r>
-              <w:t>民生维权、消费曝光</w:t>
-            </w:r>
-          </w:p>
-        </w:tc>
-        <w:tc>
-          <w:tcPr>
-            <w:tcW w:w="0" w:type="auto"/>
-          </w:tcPr>
-          <w:p>
-            <w:pPr>
-              <w:rPr>
-                <w:rFonts w:hint="eastAsia"/>
-              </w:rPr>
-            </w:pPr>
-            <w:r>
-              <w:t>热线/私信投稿</w:t>
-            </w:r>
-          </w:p>
-        </w:tc>
-      </w:tr>
-      <w:tr>
-        <w:trPr>
-          <w:jc w:val="center"/>
-        </w:trPr>
-        <w:tc>
-          <w:tcPr>
-            <w:tcW w:w="0" w:type="auto"/>
-          </w:tcPr>
-          <w:p>
-            <w:pPr>
-              <w:rPr>
-                <w:rFonts w:hint="eastAsia"/>
-              </w:rPr>
-            </w:pPr>
-            <w:r>
-              <w:t>小莉帮忙</w:t>
-            </w:r>
-          </w:p>
-        </w:tc>
-        <w:tc>
-          <w:tcPr>
-            <w:tcW w:w="0" w:type="auto"/>
-          </w:tcPr>
-          <w:p>
-            <w:pPr>
-              <w:rPr>
-                <w:rFonts w:hint="eastAsia"/>
-              </w:rPr>
-            </w:pPr>
-            <w:r>
-              <w:t>抖音/微博</w:t>
-            </w:r>
-          </w:p>
-        </w:tc>
-        <w:tc>
-          <w:tcPr>
-            <w:tcW w:w="0" w:type="auto"/>
-          </w:tcPr>
-          <w:p>
-            <w:pPr>
-              <w:rPr>
-                <w:rFonts w:hint="eastAsia"/>
-              </w:rPr>
-            </w:pPr>
-            <w:r>
-              <w:t>抖音百万级</w:t>
-            </w:r>
-          </w:p>
-        </w:tc>
-        <w:tc>
-          <w:tcPr>
-            <w:tcW w:w="0" w:type="auto"/>
-          </w:tcPr>
-          <w:p>
-            <w:pPr>
-              <w:rPr>
-                <w:rFonts w:hint="eastAsia"/>
-              </w:rPr>
-            </w:pPr>
-            <w:r>
-              <w:t>民生帮扶、维权曝光</w:t>
-            </w:r>
-          </w:p>
-        </w:tc>
-        <w:tc>
-          <w:tcPr>
-            <w:tcW w:w="0" w:type="auto"/>
-          </w:tcPr>
-          <w:p>
-            <w:pPr>
-              <w:rPr>
-                <w:rFonts w:hint="eastAsia"/>
-              </w:rPr>
-            </w:pPr>
-            <w:r>
-              <w:t>热线/私信投稿</w:t>
-            </w:r>
-          </w:p>
-        </w:tc>
-      </w:tr>
-      <w:tr>
-        <w:trPr>
-          <w:jc w:val="center"/>
-        </w:trPr>
-        <w:tc>
-          <w:tcPr>
-            <w:tcW w:w="0" w:type="auto"/>
-          </w:tcPr>
-          <w:p>
-            <w:pPr>
-              <w:rPr>
-                <w:rFonts w:hint="eastAsia"/>
-              </w:rPr>
-            </w:pPr>
-            <w:r>
-              <w:lastRenderedPageBreak/>
-              <w:t>渔猎齐哥</w:t>
-            </w:r>
-          </w:p>
-        </w:tc>
-        <w:tc>
-          <w:tcPr>
-            <w:tcW w:w="0" w:type="auto"/>
-          </w:tcPr>
-          <w:p>
-            <w:pPr>
-              <w:rPr>
-                <w:rFonts w:hint="eastAsia"/>
-              </w:rPr>
-            </w:pPr>
-            <w:r>
-              <w:t>抖音</w:t>
-            </w:r>
-          </w:p>
-        </w:tc>
-        <w:tc>
-          <w:tcPr>
-            <w:tcW w:w="0" w:type="auto"/>
-          </w:tcPr>
-          <w:p>
-            <w:pPr>
-              <w:rPr>
-                <w:rFonts w:hint="eastAsia"/>
-              </w:rPr>
-            </w:pPr>
-            <w:r>
-              <w:t>百万级</w:t>
-            </w:r>
-          </w:p>
-        </w:tc>
-        <w:tc>
-          <w:tcPr>
-            <w:tcW w:w="0" w:type="auto"/>
-          </w:tcPr>
-          <w:p>
-            <w:pPr>
-              <w:rPr>
-                <w:rFonts w:hint="eastAsia"/>
-              </w:rPr>
-            </w:pPr>
-            <w:r>
-              <w:t>环保维权、水污染调查</w:t>
-            </w:r>
-          </w:p>
-        </w:tc>
-        <w:tc>
-          <w:tcPr>
-            <w:tcW w:w="0" w:type="auto"/>
-          </w:tcPr>
-          <w:p>
-            <w:pPr>
-              <w:rPr>
-                <w:rFonts w:hint="eastAsia"/>
-              </w:rPr>
-            </w:pPr>
-            <w:r>
-              <w:t>抖音私信投稿</w:t>
-            </w:r>
-          </w:p>
-        </w:tc>
-      </w:tr>
-      <w:tr>
-        <w:trPr>
-          <w:jc w:val="center"/>
-        </w:trPr>
-        <w:tc>
-          <w:tcPr>
-            <w:tcW w:w="0" w:type="auto"/>
-          </w:tcPr>
-          <w:p>
-            <w:pPr>
-              <w:rPr>
-                <w:rFonts w:hint="eastAsia"/>
-              </w:rPr>
-            </w:pPr>
-            <w:r>
-              <w:t>耿同学</w:t>
-            </w:r>
-          </w:p>
-        </w:tc>
-        <w:tc>
-          <w:tcPr>
-            <w:tcW w:w="0" w:type="auto"/>
-          </w:tcPr>
-          <w:p>
-            <w:pPr>
-              <w:rPr>
-                <w:rFonts w:hint="eastAsia"/>
-              </w:rPr>
-            </w:pPr>
-            <w:r>
-              <w:t>抖音</w:t>
-            </w:r>
-          </w:p>
-        </w:tc>
-        <w:tc>
-          <w:tcPr>
-            <w:tcW w:w="0" w:type="auto"/>
-          </w:tcPr>
-          <w:p>
-            <w:pPr>
-              <w:rPr>
-                <w:rFonts w:hint="eastAsia"/>
-              </w:rPr>
-            </w:pPr>
-            <w:r>
-              <w:t>200万+</w:t>
-            </w:r>
-          </w:p>
-        </w:tc>
-        <w:tc>
-          <w:tcPr>
-            <w:tcW w:w="0" w:type="auto"/>
-          </w:tcPr>
-          <w:p>
-            <w:pPr>
-              <w:rPr>
-                <w:rFonts w:hint="eastAsia"/>
-              </w:rPr>
-            </w:pPr>
-            <w:r>
-              <w:t>学术不端举报、实名维权</w:t>
-            </w:r>
-          </w:p>
-        </w:tc>
-        <w:tc>
-          <w:tcPr>
-            <w:tcW w:w="0" w:type="auto"/>
-          </w:tcPr>
-          <w:p>
-            <w:pPr>
-              <w:rPr>
-                <w:rFonts w:hint="eastAsia"/>
-              </w:rPr>
-            </w:pPr>
-            <w:r>
-              <w:t>抖音私信投稿</w:t>
-            </w:r>
-          </w:p>
-        </w:tc>
-      </w:tr>
-    </w:tbl>
-    <w:p>
-      <w:pPr>
-        <w:rPr>
-          <w:rFonts w:hint="eastAsia"/>
-        </w:rPr>
-      </w:pPr>
-      <w:r>
-        <w:t>选择粉丝体量大、口碑好、接受粉丝投稿的新闻调查类博主。投稿时务必提供完整证据链，并注明"据本人掌握证据如实陈述，以官方调查为准"。</w:t>
-      </w:r>
-    </w:p>
-    <w:p>
-      <w:pPr>
-        <w:pStyle w:val="31"/>
-      </w:pPr>
-      <w:bookmarkStart w:id="220" w:name="_Toc239984676"/>
-      <w:r>
-        <w:t>（六）正规自媒体（抖音</w:t>
-      </w:r>
-      <w:r>
-        <w:t>/B</w:t>
-      </w:r>
-      <w:r>
-        <w:t>站博主）</w:t>
-      </w:r>
-      <w:bookmarkEnd w:id="220"/>
-    </w:p>
-    <w:p>
-      <w:pPr>
-        <w:rPr>
-          <w:rFonts w:hint="eastAsia"/>
-        </w:rPr>
-      </w:pPr>
-      <w:r>
-        <w:t>3. 中央纪委国家监委网站：www.ccdi.gov.cn"四风"监督举报曝光专区。</w:t>
-      </w:r>
-    </w:p>
-    <w:p>
-      <w:pPr>
-        <w:rPr>
-          <w:rFonts w:hint="eastAsia"/>
-        </w:rPr>
-      </w:pPr>
-      <w:r>
-        <w:t>2. 各地政府官方微博/微信公众号：可私信或@反映问题；</w:t>
-      </w:r>
-    </w:p>
-    <w:p>
-      <w:pPr>
-        <w:rPr>
-          <w:rFonts w:hint="eastAsia"/>
-        </w:rPr>
-      </w:pPr>
-      <w:r>
-        <w:t>1. 国务院"互联网+督查"平台：www.gov.cn"督查"入口；</w:t>
-      </w:r>
-    </w:p>
-    <w:p>
-      <w:pPr>
-        <w:pStyle w:val="31"/>
-      </w:pPr>
-      <w:bookmarkStart w:id="221" w:name="_Toc239984677"/>
-      <w:r>
-        <w:t>（五）政务新媒体</w:t>
-      </w:r>
-      <w:bookmarkEnd w:id="221"/>
-    </w:p>
-    <w:p>
-      <w:pPr>
-        <w:rPr>
-          <w:rFonts w:hint="eastAsia"/>
-        </w:rPr>
-      </w:pPr>
-      <w:r>
-        <w:t>3. 中消协每年"3·15"晚会线索征集：可通过官方渠道提供消费侵权线索。</w:t>
-      </w:r>
-    </w:p>
-    <w:p>
-      <w:pPr>
-        <w:rPr>
-          <w:rFonts w:hint="eastAsia"/>
-        </w:rPr>
-      </w:pPr>
-      <w:r>
-        <w:t>2. 各地消协：通过12315平台转接，或当地消协官方公众号；</w:t>
-      </w:r>
-    </w:p>
-    <w:p>
-      <w:pPr>
-        <w:rPr>
-          <w:rFonts w:hint="eastAsia"/>
-        </w:rPr>
-      </w:pPr>
-      <w:r>
-        <w:t>1. 中国消费者协会：官网www.cca.org.cn"投诉咨询"栏目；</w:t>
-      </w:r>
-    </w:p>
-    <w:p>
-      <w:pPr>
-        <w:pStyle w:val="31"/>
-      </w:pPr>
-      <w:bookmarkStart w:id="222" w:name="_Toc239984678"/>
-      <w:r>
-        <w:t>（四）消协</w:t>
-      </w:r>
-      <w:r>
-        <w:t>/</w:t>
-      </w:r>
-      <w:r>
-        <w:t>消保委曝光入口</w:t>
-      </w:r>
-      <w:bookmarkEnd w:id="222"/>
-    </w:p>
-    <w:p>
-      <w:pPr>
-        <w:rPr>
-          <w:rFonts w:hint="eastAsia"/>
-        </w:rPr>
-      </w:pPr>
-    </w:p>
-    <w:tbl>
-      <w:tblPr>
-        <w:tblW w:w="9072" w:type="dxa"/>
-        <w:jc w:val="center"/>
-        <w:tblBorders>
-          <w:top w:val="single" w:sz="4" w:space="0" w:color="999999"/>
-          <w:left w:val="single" w:sz="4" w:space="0" w:color="999999"/>
-          <w:bottom w:val="single" w:sz="4" w:space="0" w:color="999999"/>
-          <w:right w:val="single" w:sz="4" w:space="0" w:color="999999"/>
-          <w:insideH w:val="single" w:sz="4" w:space="0" w:color="999999"/>
-          <w:insideV w:val="single" w:sz="4" w:space="0" w:color="999999"/>
-        </w:tblBorders>
-        <w:tblLook w:val="04A0" w:firstRow="1" w:lastRow="0" w:firstColumn="1" w:lastColumn="0" w:noHBand="0" w:noVBand="1"/>
-      </w:tblPr>
-      <w:tblGrid>
-        <w:gridCol w:w="1770"/>
-        <w:gridCol w:w="4887"/>
-        <w:gridCol w:w="2415"/>
-      </w:tblGrid>
-      <w:tr>
-        <w:trPr>
-          <w:tblHeader/>
-          <w:jc w:val="center"/>
-        </w:trPr>
-        <w:tc>
-          <w:tcPr>
-            <w:tcW w:w="0" w:type="auto"/>
-            <w:shd w:val="clear" w:color="auto" w:fill="1A3C6E"/>
-          </w:tcPr>
-          <w:p>
-            <w:pPr>
-              <w:rPr>
-                <w:rFonts w:hint="eastAsia"/>
-              </w:rPr>
-            </w:pPr>
-            <w:r>
-              <w:rPr>
-                <w:b/>
-                <w:color w:val="FFFFFF"/>
-                <w:sz w:val="20"/>
-              </w:rPr>
-              <w:t>媒体名称</w:t>
-            </w:r>
-          </w:p>
-        </w:tc>
-        <w:tc>
-          <w:tcPr>
-            <w:tcW w:w="0" w:type="auto"/>
-            <w:shd w:val="clear" w:color="auto" w:fill="1A3C6E"/>
-          </w:tcPr>
-          <w:p>
-            <w:pPr>
-              <w:rPr>
-                <w:rFonts w:hint="eastAsia"/>
-              </w:rPr>
-            </w:pPr>
-            <w:r>
-              <w:rPr>
-                <w:b/>
-                <w:color w:val="FFFFFF"/>
-                <w:sz w:val="20"/>
-              </w:rPr>
-              <w:t>爆料方式</w:t>
-            </w:r>
-          </w:p>
-        </w:tc>
-        <w:tc>
-          <w:tcPr>
-            <w:tcW w:w="0" w:type="auto"/>
-            <w:shd w:val="clear" w:color="auto" w:fill="1A3C6E"/>
-          </w:tcPr>
-          <w:p>
-            <w:pPr>
-              <w:rPr>
-                <w:rFonts w:hint="eastAsia"/>
-              </w:rPr>
-            </w:pPr>
-            <w:r>
-              <w:rPr>
-                <w:b/>
-                <w:color w:val="FFFFFF"/>
-                <w:sz w:val="20"/>
-              </w:rPr>
-              <w:t>适用范围</w:t>
-            </w:r>
-          </w:p>
-        </w:tc>
-      </w:tr>
-      <w:tr>
-        <w:trPr>
-          <w:jc w:val="center"/>
-        </w:trPr>
-        <w:tc>
-          <w:tcPr>
-            <w:tcW w:w="0" w:type="auto"/>
-          </w:tcPr>
-          <w:p>
-            <w:pPr>
-              <w:rPr>
-                <w:rFonts w:hint="eastAsia"/>
-              </w:rPr>
-            </w:pPr>
-            <w:r>
-              <w:t>中央广播电视总台（央视）</w:t>
-            </w:r>
-          </w:p>
-        </w:tc>
-        <w:tc>
-          <w:tcPr>
-            <w:tcW w:w="0" w:type="auto"/>
-          </w:tcPr>
-          <w:p>
-            <w:pPr>
-              <w:rPr>
-                <w:rFonts w:hint="eastAsia"/>
-              </w:rPr>
-            </w:pPr>
-            <w:r>
-              <w:t>新闻热线010-63961114；央视新闻客户端"爆料"入口</w:t>
-            </w:r>
-          </w:p>
-        </w:tc>
-        <w:tc>
-          <w:tcPr>
-            <w:tcW w:w="0" w:type="auto"/>
-          </w:tcPr>
-          <w:p>
-            <w:pPr>
-              <w:rPr>
-                <w:rFonts w:hint="eastAsia"/>
-              </w:rPr>
-            </w:pPr>
-            <w:r>
-              <w:t>全国性重大事件、典型侵权</w:t>
-            </w:r>
-          </w:p>
-        </w:tc>
-      </w:tr>
-      <w:tr>
-        <w:trPr>
-          <w:jc w:val="center"/>
-        </w:trPr>
-        <w:tc>
-          <w:tcPr>
-            <w:tcW w:w="0" w:type="auto"/>
-          </w:tcPr>
-          <w:p>
-            <w:pPr>
-              <w:rPr>
-                <w:rFonts w:hint="eastAsia"/>
-              </w:rPr>
-            </w:pPr>
-            <w:r>
-              <w:t>人民日报</w:t>
-            </w:r>
-          </w:p>
-        </w:tc>
-        <w:tc>
-          <w:tcPr>
-            <w:tcW w:w="0" w:type="auto"/>
-          </w:tcPr>
-          <w:p>
-            <w:pPr>
-              <w:rPr>
-                <w:rFonts w:hint="eastAsia"/>
-              </w:rPr>
-            </w:pPr>
-            <w:r>
-              <w:t>邮箱rmrbdzlx@126.com；人民日报客户</w:t>
-            </w:r>
-            <w:r>
-              <w:lastRenderedPageBreak/>
-              <w:t>端"曝光台"；人民网领导留言板</w:t>
-            </w:r>
-          </w:p>
-        </w:tc>
-        <w:tc>
-          <w:tcPr>
-            <w:tcW w:w="0" w:type="auto"/>
-          </w:tcPr>
-          <w:p>
-            <w:pPr>
-              <w:rPr>
-                <w:rFonts w:hint="eastAsia"/>
-              </w:rPr>
-            </w:pPr>
-            <w:r>
-              <w:lastRenderedPageBreak/>
-              <w:t>政策落实、民生</w:t>
-            </w:r>
-            <w:r>
-              <w:lastRenderedPageBreak/>
-              <w:t>问题、干部作风</w:t>
-            </w:r>
-          </w:p>
-        </w:tc>
-      </w:tr>
-      <w:tr>
-        <w:trPr>
-          <w:jc w:val="center"/>
-        </w:trPr>
-        <w:tc>
-          <w:tcPr>
-            <w:tcW w:w="0" w:type="auto"/>
-          </w:tcPr>
-          <w:p>
-            <w:pPr>
-              <w:rPr>
-                <w:rFonts w:hint="eastAsia"/>
-              </w:rPr>
-            </w:pPr>
-            <w:r>
-              <w:lastRenderedPageBreak/>
-              <w:t>新华社</w:t>
-            </w:r>
-          </w:p>
-        </w:tc>
-        <w:tc>
-          <w:tcPr>
-            <w:tcW w:w="0" w:type="auto"/>
-          </w:tcPr>
-          <w:p>
-            <w:pPr>
-              <w:rPr>
-                <w:rFonts w:hint="eastAsia"/>
-              </w:rPr>
-            </w:pPr>
-            <w:r>
-              <w:t>新闻热线010-63073111/63073222；各分社邮箱（如xhsbjfs@163.com）</w:t>
-            </w:r>
-          </w:p>
-        </w:tc>
-        <w:tc>
-          <w:tcPr>
-            <w:tcW w:w="0" w:type="auto"/>
-          </w:tcPr>
-          <w:p>
-            <w:pPr>
-              <w:rPr>
-                <w:rFonts w:hint="eastAsia"/>
-              </w:rPr>
-            </w:pPr>
-            <w:r>
-              <w:t>重大突发事件、社会热点</w:t>
-            </w:r>
-          </w:p>
-        </w:tc>
-      </w:tr>
-      <w:tr>
-        <w:trPr>
-          <w:jc w:val="center"/>
-        </w:trPr>
-        <w:tc>
-          <w:tcPr>
-            <w:tcW w:w="0" w:type="auto"/>
-          </w:tcPr>
-          <w:p>
-            <w:pPr>
-              <w:rPr>
-                <w:rFonts w:hint="eastAsia"/>
-              </w:rPr>
-            </w:pPr>
-            <w:r>
-              <w:t>澎湃新闻</w:t>
-            </w:r>
-          </w:p>
-        </w:tc>
-        <w:tc>
-          <w:tcPr>
-            <w:tcW w:w="0" w:type="auto"/>
-          </w:tcPr>
-          <w:p>
-            <w:pPr>
-              <w:rPr>
-                <w:rFonts w:hint="eastAsia"/>
-              </w:rPr>
-            </w:pPr>
-            <w:r>
-              <w:t>报料热线021-962866；邮箱tousu@thepaper.cn；澎湃App"服务湃"</w:t>
-            </w:r>
-          </w:p>
-        </w:tc>
-        <w:tc>
-          <w:tcPr>
-            <w:tcW w:w="0" w:type="auto"/>
-          </w:tcPr>
-          <w:p>
-            <w:pPr>
-              <w:rPr>
-                <w:rFonts w:hint="eastAsia"/>
-              </w:rPr>
-            </w:pPr>
-            <w:r>
-              <w:t>消费维权、社会调查、深度报道</w:t>
-            </w:r>
-          </w:p>
-        </w:tc>
-      </w:tr>
-      <w:tr>
-        <w:trPr>
-          <w:jc w:val="center"/>
-        </w:trPr>
-        <w:tc>
-          <w:tcPr>
-            <w:tcW w:w="0" w:type="auto"/>
-          </w:tcPr>
-          <w:p>
-            <w:pPr>
-              <w:rPr>
-                <w:rFonts w:hint="eastAsia"/>
-              </w:rPr>
-            </w:pPr>
-            <w:r>
-              <w:t>新京报</w:t>
-            </w:r>
-          </w:p>
-        </w:tc>
-        <w:tc>
-          <w:tcPr>
-            <w:tcW w:w="0" w:type="auto"/>
-          </w:tcPr>
-          <w:p>
-            <w:pPr>
-              <w:rPr>
-                <w:rFonts w:hint="eastAsia"/>
-              </w:rPr>
-            </w:pPr>
-            <w:r>
-              <w:t>新闻热线010-67106710（24小时）/82708677；邮箱xjb@bjnews.com.cn</w:t>
-            </w:r>
-          </w:p>
-        </w:tc>
-        <w:tc>
-          <w:tcPr>
-            <w:tcW w:w="0" w:type="auto"/>
-          </w:tcPr>
-          <w:p>
-            <w:pPr>
-              <w:rPr>
-                <w:rFonts w:hint="eastAsia"/>
-              </w:rPr>
-            </w:pPr>
-            <w:r>
-              <w:t>北京及全国民生、消费、社会新闻</w:t>
-            </w:r>
-          </w:p>
-        </w:tc>
-      </w:tr>
-      <w:tr>
-        <w:trPr>
-          <w:jc w:val="center"/>
-        </w:trPr>
-        <w:tc>
-          <w:tcPr>
-            <w:tcW w:w="0" w:type="auto"/>
-          </w:tcPr>
-          <w:p>
-            <w:pPr>
-              <w:rPr>
-                <w:rFonts w:hint="eastAsia"/>
-              </w:rPr>
-            </w:pPr>
-            <w:r>
-              <w:t>1818黄金眼（浙江卫视）</w:t>
-            </w:r>
-          </w:p>
-        </w:tc>
-        <w:tc>
-          <w:tcPr>
-            <w:tcW w:w="0" w:type="auto"/>
-          </w:tcPr>
-          <w:p>
-            <w:pPr>
-              <w:rPr>
-                <w:rFonts w:hint="eastAsia"/>
-              </w:rPr>
-            </w:pPr>
-            <w:r>
-              <w:t>24小时新闻热线0571-88001818；抖音/B站官方账号私信</w:t>
-            </w:r>
-          </w:p>
-        </w:tc>
-        <w:tc>
-          <w:tcPr>
-            <w:tcW w:w="0" w:type="auto"/>
-          </w:tcPr>
-          <w:p>
-            <w:pPr>
-              <w:rPr>
-                <w:rFonts w:hint="eastAsia"/>
-              </w:rPr>
-            </w:pPr>
-            <w:r>
-              <w:t>长三角地区民生消费纠纷，接受粉丝投稿</w:t>
-            </w:r>
-          </w:p>
-        </w:tc>
-      </w:tr>
-      <w:tr>
-        <w:trPr>
-          <w:jc w:val="center"/>
-        </w:trPr>
-        <w:tc>
-          <w:tcPr>
-            <w:tcW w:w="0" w:type="auto"/>
-          </w:tcPr>
-          <w:p>
-            <w:pPr>
-              <w:rPr>
-                <w:rFonts w:hint="eastAsia"/>
-              </w:rPr>
-            </w:pPr>
-            <w:r>
-              <w:t>小强热线（佛山电视台）</w:t>
-            </w:r>
-          </w:p>
-        </w:tc>
-        <w:tc>
-          <w:tcPr>
-            <w:tcW w:w="0" w:type="auto"/>
-          </w:tcPr>
-          <w:p>
-            <w:pPr>
-              <w:rPr>
-                <w:rFonts w:hint="eastAsia"/>
-              </w:rPr>
-            </w:pPr>
-            <w:r>
-              <w:t>新闻热线0757-22332211；抖音/B站官方账号</w:t>
-            </w:r>
-          </w:p>
-        </w:tc>
-        <w:tc>
-          <w:tcPr>
-            <w:tcW w:w="0" w:type="auto"/>
-          </w:tcPr>
-          <w:p>
-            <w:pPr>
-              <w:rPr>
-                <w:rFonts w:hint="eastAsia"/>
-              </w:rPr>
-            </w:pPr>
-            <w:r>
-              <w:t>广东地区民生维权，接受粉丝投稿</w:t>
-            </w:r>
-          </w:p>
-        </w:tc>
-      </w:tr>
-      <w:tr>
-        <w:trPr>
-          <w:jc w:val="center"/>
-        </w:trPr>
-        <w:tc>
-          <w:tcPr>
-            <w:tcW w:w="0" w:type="auto"/>
-          </w:tcPr>
-          <w:p>
-            <w:pPr>
-              <w:rPr>
-                <w:rFonts w:hint="eastAsia"/>
-              </w:rPr>
-            </w:pPr>
-            <w:r>
-              <w:t>小莉帮忙（河南卫视）</w:t>
-            </w:r>
-          </w:p>
-        </w:tc>
-        <w:tc>
-          <w:tcPr>
-            <w:tcW w:w="0" w:type="auto"/>
-          </w:tcPr>
-          <w:p>
-            <w:pPr>
-              <w:rPr>
-                <w:rFonts w:hint="eastAsia"/>
-              </w:rPr>
-            </w:pPr>
-            <w:r>
-              <w:t>新闻热线0371-65740333；抖音官方账号</w:t>
-            </w:r>
-          </w:p>
-        </w:tc>
-        <w:tc>
-          <w:tcPr>
-            <w:tcW w:w="0" w:type="auto"/>
-          </w:tcPr>
-          <w:p>
-            <w:pPr>
-              <w:rPr>
-                <w:rFonts w:hint="eastAsia"/>
-              </w:rPr>
-            </w:pPr>
-            <w:r>
-              <w:t>河南地区民生帮扶，接受粉丝投稿</w:t>
-            </w:r>
-          </w:p>
-        </w:tc>
-      </w:tr>
-      <w:tr>
-        <w:trPr>
-          <w:jc w:val="center"/>
-        </w:trPr>
-        <w:tc>
-          <w:tcPr>
-            <w:tcW w:w="0" w:type="auto"/>
-          </w:tcPr>
-          <w:p>
-            <w:pPr>
-              <w:rPr>
-                <w:rFonts w:hint="eastAsia"/>
-              </w:rPr>
-            </w:pPr>
-            <w:r>
-              <w:t>抖音"热点爆料"官方入口</w:t>
-            </w:r>
-          </w:p>
-        </w:tc>
-        <w:tc>
-          <w:tcPr>
-            <w:tcW w:w="0" w:type="auto"/>
-          </w:tcPr>
-          <w:p>
-            <w:pPr>
-              <w:rPr>
-                <w:rFonts w:hint="eastAsia"/>
-              </w:rPr>
-            </w:pPr>
-            <w:r>
-              <w:t>抖音搜索"热点爆料"→选择官方入口→立即投稿</w:t>
-            </w:r>
-          </w:p>
-        </w:tc>
-        <w:tc>
-          <w:tcPr>
-            <w:tcW w:w="0" w:type="auto"/>
-          </w:tcPr>
-          <w:p>
-            <w:pPr>
-              <w:rPr>
-                <w:rFonts w:hint="eastAsia"/>
-              </w:rPr>
-            </w:pPr>
-            <w:r>
-              <w:t>全国通用，投稿被多家媒体同时看到</w:t>
-            </w:r>
-          </w:p>
-        </w:tc>
-      </w:tr>
-    </w:tbl>
-    <w:p>
-      <w:pPr>
-        <w:pStyle w:val="31"/>
-      </w:pPr>
-      <w:bookmarkStart w:id="223" w:name="_Toc239984679"/>
-      <w:r>
-        <w:t>（三）主流媒体爆料渠道</w:t>
-      </w:r>
-      <w:bookmarkEnd w:id="223"/>
-    </w:p>
-    <w:p>
-      <w:pPr>
-        <w:rPr>
-          <w:rFonts w:hint="eastAsia"/>
-        </w:rPr>
-      </w:pPr>
-      <w:r>
-        <w:t>4. 官方渠道久拖不决或相互推诿；</w:t>
-      </w:r>
-    </w:p>
-    <w:p>
-      <w:pPr>
-        <w:rPr>
-          <w:rFonts w:hint="eastAsia"/>
-        </w:rPr>
-      </w:pPr>
-      <w:r>
-        <w:t>3. 能引起大众反思、推动行业进步的普遍性问题；</w:t>
-      </w:r>
-    </w:p>
-    <w:p>
-      <w:pPr>
-        <w:rPr>
-          <w:rFonts w:hint="eastAsia"/>
-        </w:rPr>
-      </w:pPr>
-      <w:r>
-        <w:t>2. 涉及公共利益、群体性权益受损；</w:t>
-      </w:r>
-    </w:p>
-    <w:p>
-      <w:pPr>
-        <w:rPr>
-          <w:rFonts w:hint="eastAsia"/>
-        </w:rPr>
-      </w:pPr>
-      <w:r>
-        <w:t>1. 具有新闻价值的典型侵权事件；</w:t>
-      </w:r>
-    </w:p>
-    <w:p>
-      <w:pPr>
-        <w:pStyle w:val="31"/>
-      </w:pPr>
-      <w:bookmarkStart w:id="224" w:name="_Toc239984680"/>
-      <w:r>
-        <w:lastRenderedPageBreak/>
-        <w:t>（二）适用场景</w:t>
-      </w:r>
-      <w:bookmarkEnd w:id="224"/>
-    </w:p>
-    <w:p>
-      <w:pPr>
-        <w:rPr>
-          <w:rFonts w:hint="eastAsia"/>
-        </w:rPr>
-      </w:pPr>
-      <w:r>
-        <w:t>4. 被投诉方明显推诿、踢皮球、拒不处理。</w:t>
-      </w:r>
-    </w:p>
-    <w:p>
-      <w:pPr>
-        <w:rPr>
-          <w:rFonts w:hint="eastAsia"/>
-        </w:rPr>
-      </w:pPr>
-      <w:r>
-        <w:rPr>
-          <w:lang w:eastAsia="zh-CN"/>
-        </w:rPr>
-        <w:t xml:space="preserve">3. 被投诉方明显推诿、踢皮球、拒不处理；</w:t>
-      </w:r>
-    </w:p>
-    <w:p>
-      <w:pPr>
-        <w:rPr>
-          <w:rFonts w:hint="eastAsia"/>
-        </w:rPr>
-      </w:pPr>
-      <w:r>
-        <w:rPr>
-          <w:lang w:eastAsia="zh-CN"/>
-        </w:rPr>
-        <w:t xml:space="preserve">2. 处理结果明显不公，或涉及地方保护主义、敷衍了事；</w:t>
-      </w:r>
-    </w:p>
-    <w:p>
-      <w:pPr>
-        <w:rPr>
-          <w:rFonts w:hint="eastAsia"/>
-        </w:rPr>
-      </w:pPr>
-      <w:r>
-        <w:rPr>
-          <w:lang w:eastAsia="zh-CN"/>
-        </w:rPr>
-        <w:t xml:space="preserve">1. 官方渠道久拖不决，超过法定办理期限；</w:t>
-      </w:r>
-    </w:p>
-    <w:p>
-      <w:pPr>
-        <w:rPr>
-          <w:rFonts w:hint="eastAsia"/>
-        </w:rPr>
-      </w:pPr>
-      <w:r>
-        <w:rPr>
-          <w:lang w:eastAsia="zh-CN"/>
-        </w:rPr>
-        <w:t xml:space="preserve">媒体曝光是独立于官方投诉的并行监督路径，可与官方渠道同时启动、相互配合，无需等官方渠道走完。法律是最终的兜底手段，应当相信法律、依靠法律。以下情形尤其适合借助舆论监督推动问题解决：</w:t>
-      </w:r>
-    </w:p>
-    <w:p>
-      <w:pPr>
-        <w:pStyle w:val="31"/>
-      </w:pPr>
-      <w:r>
-        <w:rPr>
-          <w:lang w:eastAsia="zh-CN"/>
-        </w:rPr>
-        <w:t xml:space="preserve">（一）与官方渠道并行，不互相替代</w:t>
-      </w:r>
-    </w:p>
-    <w:p>
-      <w:pPr>
-        <w:rPr>
-          <w:rFonts w:hint="eastAsia"/>
-        </w:rPr>
-      </w:pPr>
-      <w:r>
-        <w:rPr>
-          <w:lang w:eastAsia="zh-CN"/>
-        </w:rPr>
-        <w:t xml:space="preserve">媒体曝光属于舆论监督和社会监督路径，不是官方受理渠道，不替代行政、司法或监管程序。它与官方投诉路径并行推进、相互配合、彼此不替代，用于推动问题解决、引起社会关注。在任何情况下，法律都是最后兜底，也许它现在并不完善，也许有许多漏洞，但是应该相信它。使用媒体曝光时必须严格遵守法律法规，基于真实事实和证据。</w:t>
       </w:r>
     </w:p>
     <w:p>

--- a/source/群众诉求官方平台汇总（最终版）.docx
+++ b/source/群众诉求官方平台汇总（最终版）.docx
@@ -2230,7 +2230,7 @@
             <w:noProof/>
             <w:webHidden/>
           </w:rPr>
-          <w:t>14</w:t>
+          <w:t/>
         </w:r>
         <w:r>
           <w:rPr>
@@ -2328,7 +2328,7 @@
             <w:noProof/>
             <w:webHidden/>
           </w:rPr>
-          <w:t>13</w:t>
+          <w:t/>
         </w:r>
         <w:r>
           <w:rPr>
@@ -2426,7 +2426,7 @@
             <w:noProof/>
             <w:webHidden/>
           </w:rPr>
-          <w:t>12</w:t>
+          <w:t/>
         </w:r>
         <w:r>
           <w:rPr>
@@ -2524,7 +2524,7 @@
             <w:noProof/>
             <w:webHidden/>
           </w:rPr>
-          <w:t>12</w:t>
+          <w:t/>
         </w:r>
         <w:r>
           <w:rPr>
@@ -2553,14 +2553,14 @@
           <w14:ligatures w14:val="standardContextual"/>
         </w:rPr>
       </w:pPr>
-      <w:hyperlink w:anchor="_Toc239984592" w:history="1">
+      <w:hyperlink w:anchor="_Toc239984593" w:history="1">
         <w:r>
           <w:rPr>
             <w:rStyle w:val="aff9"/>
             <w:rFonts w:hint="eastAsia"/>
             <w:noProof/>
           </w:rPr>
-          <w:t>（七）媒体投稿模板</w:t>
+          <w:t>（六）正规自媒体（抖音/B站博主）</w:t>
         </w:r>
         <w:r>
           <w:rPr>
@@ -2591,7 +2591,7 @@
             <w:noProof/>
             <w:webHidden/>
           </w:rPr>
-          <w:instrText>PAGEREF _Toc239984592 \h</w:instrText>
+          <w:instrText>PAGEREF _Toc239984593 \h</w:instrText>
         </w:r>
         <w:r>
           <w:rPr>
@@ -2622,7 +2622,7 @@
             <w:noProof/>
             <w:webHidden/>
           </w:rPr>
-          <w:t>11</w:t>
+          <w:t/>
         </w:r>
         <w:r>
           <w:rPr>
@@ -2651,6 +2651,104 @@
           <w14:ligatures w14:val="standardContextual"/>
         </w:rPr>
       </w:pPr>
+      <w:hyperlink w:anchor="_Toc239984592" w:history="1">
+        <w:r>
+          <w:rPr>
+            <w:rStyle w:val="aff9"/>
+            <w:rFonts w:hint="eastAsia"/>
+            <w:noProof/>
+          </w:rPr>
+          <w:t>（七）媒体投稿模板</w:t>
+        </w:r>
+        <w:r>
+          <w:rPr>
+            <w:rFonts w:hint="eastAsia"/>
+            <w:noProof/>
+            <w:webHidden/>
+          </w:rPr>
+          <w:tab/>
+        </w:r>
+        <w:r>
+          <w:rPr>
+            <w:rFonts w:hint="eastAsia"/>
+            <w:noProof/>
+            <w:webHidden/>
+          </w:rPr>
+          <w:fldChar w:fldCharType="begin"/>
+        </w:r>
+        <w:r>
+          <w:rPr>
+            <w:rFonts w:hint="eastAsia"/>
+            <w:noProof/>
+            <w:webHidden/>
+          </w:rPr>
+          <w:instrText xml:space="preserve"> </w:instrText>
+        </w:r>
+        <w:r>
+          <w:rPr>
+            <w:noProof/>
+            <w:webHidden/>
+          </w:rPr>
+          <w:instrText>PAGEREF _Toc239984592 \h</w:instrText>
+        </w:r>
+        <w:r>
+          <w:rPr>
+            <w:rFonts w:hint="eastAsia"/>
+            <w:noProof/>
+            <w:webHidden/>
+          </w:rPr>
+          <w:instrText xml:space="preserve"> </w:instrText>
+        </w:r>
+        <w:r>
+          <w:rPr>
+            <w:rFonts w:hint="eastAsia"/>
+            <w:noProof/>
+            <w:webHidden/>
+          </w:rPr>
+        </w:r>
+        <w:r>
+          <w:rPr>
+            <w:rFonts w:hint="eastAsia"/>
+            <w:noProof/>
+            <w:webHidden/>
+          </w:rPr>
+          <w:fldChar w:fldCharType="separate"/>
+        </w:r>
+        <w:r>
+          <w:rPr>
+            <w:rFonts w:hint="eastAsia"/>
+            <w:noProof/>
+            <w:webHidden/>
+          </w:rPr>
+          <w:t/>
+        </w:r>
+        <w:r>
+          <w:rPr>
+            <w:rFonts w:hint="eastAsia"/>
+            <w:noProof/>
+            <w:webHidden/>
+          </w:rPr>
+          <w:fldChar w:fldCharType="end"/>
+        </w:r>
+      </w:hyperlink>
+    </w:p>
+    <w:p>
+      <w:pPr>
+        <w:pStyle w:val="TOC3"/>
+        <w:tabs>
+          <w:tab w:val="right" w:leader="dot" w:pos="9062"/>
+        </w:tabs>
+        <w:ind w:left="960"/>
+        <w:rPr>
+          <w:rFonts w:asciiTheme="minorHAnsi" w:eastAsiaTheme="minorEastAsia" w:hAnsiTheme="minorHAnsi" w:hint="eastAsia"/>
+          <w:noProof/>
+          <w:kern w:val="2"/>
+          <w:sz w:val="22"/>
+          <w:szCs w:val="24"/>
+          <w:lang w:eastAsia="zh-CN"/>
+          <w14:ligatures w14:val="standardContextual"/>
+        </w:rPr>
+      </w:pPr>
       <w:r>
         <w:fldChar w:fldCharType="begin"/>
       </w:r>
@@ -2729,7 +2827,7 @@
             <w:noProof/>
             <w:webHidden/>
           </w:rPr>
-          <w:t>11</w:t>
+          <w:t/>
         </w:r>
         <w:r>
           <w:rPr>
@@ -10317,7 +10415,7 @@
             <w:noProof/>
             <w:webHidden/>
           </w:rPr>
-          <w:t>48</w:t>
+          <w:t/>
         </w:r>
         <w:r>
           <w:rPr>
@@ -10415,7 +10513,7 @@
             <w:noProof/>
             <w:webHidden/>
           </w:rPr>
-          <w:t>47</w:t>
+          <w:t/>
         </w:r>
         <w:r>
           <w:rPr>
@@ -10513,7 +10611,7 @@
             <w:noProof/>
             <w:webHidden/>
           </w:rPr>
-          <w:t>46</w:t>
+          <w:t/>
         </w:r>
         <w:r>
           <w:rPr>
@@ -10611,7 +10709,7 @@
             <w:noProof/>
             <w:webHidden/>
           </w:rPr>
-          <w:t>46</w:t>
+          <w:t/>
         </w:r>
         <w:r>
           <w:rPr>
@@ -10640,7 +10738,7 @@
           <w14:ligatures w14:val="standardContextual"/>
         </w:rPr>
       </w:pPr>
-      <w:hyperlink w:anchor="_Toc239984676" w:history="1">
+      <w:hyperlink w:anchor="_Toc239984677" w:history="1">
         <w:r>
           <w:rPr>
             <w:rStyle w:val="aff9"/>
@@ -10678,7 +10776,7 @@
             <w:noProof/>
             <w:webHidden/>
           </w:rPr>
-          <w:instrText>PAGEREF _Toc239984676 \h</w:instrText>
+          <w:instrText>PAGEREF _Toc239984677 \h</w:instrText>
         </w:r>
         <w:r>
           <w:rPr>
@@ -10709,7 +10807,7 @@
             <w:noProof/>
             <w:webHidden/>
           </w:rPr>
-          <w:t>46</w:t>
+          <w:t/>
         </w:r>
         <w:r>
           <w:rPr>
@@ -10807,7 +10905,7 @@
             <w:noProof/>
             <w:webHidden/>
           </w:rPr>
-          <w:t>45</w:t>
+          <w:t/>
         </w:r>
         <w:r>
           <w:rPr>
@@ -10905,7 +11003,7 @@
             <w:noProof/>
             <w:webHidden/>
           </w:rPr>
-          <w:t>44</w:t>
+          <w:t/>
         </w:r>
         <w:r>
           <w:rPr>
@@ -12089,17 +12187,11 @@
       <w:pPr>
         <w:pStyle w:val="31"/>
       </w:pPr>
-      <w:bookmarkStart w:id="220" w:name="_Toc239984676"/>
-      <w:r>
-        <w:t>（六）正规自媒体（抖音</w:t>
-      </w:r>
-      <w:r>
-        <w:t>/B</w:t>
-      </w:r>
-      <w:r>
-        <w:t>站博主）</w:t>
-      </w:r>
-      <w:bookmarkEnd w:id="220"/>
+      <w:bookmarkStart w:id="2" w:name="_Toc239984593"/>
+      <w:r>
+        <w:t>（六）正规自媒体（抖音/B站博主）</w:t>
+      </w:r>
+      <w:bookmarkEnd w:id="2"/>
     </w:p>
     <w:p>
       <w:pPr>
@@ -25381,6 +25473,7 @@
       </w:r>
     </w:p>
     <w:sectPr>
+      <w:footerReference w:type="default" r:id="rId14"/>
       <w:pgSz w:w="11906" w:h="16838"/>
       <w:pgMar w:top="1417" w:right="1417" w:bottom="1417" w:left="1417" w:header="720" w:footer="720" w:gutter="0"/>
       <w:cols w:space="720"/>
@@ -25419,6 +25512,34 @@
     </w:p>
   </w:endnote>
 </w:endnotes>
+</file>
+
+<file path=word/footer1.xml><?xml version="1.0" encoding="utf-8"?>
+<w:ftr xmlns:w="http://schemas.openxmlformats.org/wordprocessingml/2006/main">
+  <w:p>
+    <w:pPr>
+      <w:jc w:val="center"/>
+      <w:rPr>
+        <w:sz w:val="18"/>
+      </w:rPr>
+    </w:pPr>
+    <w:r>
+      <w:fldChar w:fldCharType="begin"/>
+    </w:r>
+    <w:r>
+      <w:instrText xml:space="preserve"> PAGE </w:instrText>
+    </w:r>
+    <w:r>
+      <w:fldChar w:fldCharType="separate"/>
+    </w:r>
+    <w:r>
+      <w:t>1</w:t>
+    </w:r>
+    <w:r>
+      <w:fldChar w:fldCharType="end"/>
+    </w:r>
+  </w:p>
+</w:ftr>
 </file>
 
 <file path=word/footnotes.xml><?xml version="1.0" encoding="utf-8"?>
